--- a/USER_GUIDE.docx
+++ b/USER_GUIDE.docx
@@ -4,19 +4,21 @@
   <w:body>
     <w:p>
       <w:pPr>
+        <w:pStyle w:val="Heading1"/>
         <w:jc w:val="center"/>
       </w:pPr>
       <w:r>
-        <w:rPr>
-          <w:b/>
-          <w:sz w:val="40"/>
-        </w:rPr>
         <w:t>AKIL STORE — Billing Software Guide</w:t>
       </w:r>
     </w:p>
     <w:p>
       <w:r>
-        <w:t>Read this once. Keep it near the counter. Anyone should be able to make a bill after reading Part 2.</w:t>
+        <w:t>Read Part 1 and Part 2 once. That is enough to run the counter all day. The rest is for the owner, and you can look it up when you need it.</w:t>
+      </w:r>
+    </w:p>
+    <w:p>
+      <w:r>
+        <w:t>Keep this book near the billing machine.</w:t>
       </w:r>
     </w:p>
     <w:p>
@@ -28,21 +30,622 @@
       </w:r>
     </w:p>
     <w:p>
+      <w:pPr>
+        <w:pStyle w:val="Heading2"/>
+      </w:pPr>
+      <w:r>
+        <w:t>CONTENTS</w:t>
+      </w:r>
+    </w:p>
+    <w:tbl>
+      <w:tblPr>
+        <w:tblStyle w:val="LightGrid-Accent1"/>
+        <w:tblW w:type="auto" w:w="0"/>
+        <w:tblLook w:firstColumn="1" w:firstRow="1" w:lastColumn="0" w:lastRow="0" w:noHBand="0" w:noVBand="1" w:val="04A0"/>
+      </w:tblPr>
+      <w:tblGrid>
+        <w:gridCol w:w="2880"/>
+        <w:gridCol w:w="2880"/>
+        <w:gridCol w:w="2880"/>
+      </w:tblGrid>
+      <w:tr>
+        <w:tc>
+          <w:tcPr>
+            <w:tcW w:type="dxa" w:w="2880"/>
+          </w:tcPr>
+          <w:p>
+            <w:r>
+              <w:rPr>
+                <w:b/>
+              </w:rPr>
+            </w:r>
+            <w:r>
+              <w:rPr>
+                <w:b/>
+              </w:rPr>
+              <w:t>Part</w:t>
+            </w:r>
+          </w:p>
+        </w:tc>
+        <w:tc>
+          <w:tcPr>
+            <w:tcW w:type="dxa" w:w="2880"/>
+          </w:tcPr>
+          <w:p>
+            <w:r>
+              <w:rPr>
+                <w:b/>
+              </w:rPr>
+            </w:r>
+            <w:r>
+              <w:rPr>
+                <w:b/>
+              </w:rPr>
+              <w:t>What it covers</w:t>
+            </w:r>
+          </w:p>
+        </w:tc>
+        <w:tc>
+          <w:tcPr>
+            <w:tcW w:type="dxa" w:w="2880"/>
+          </w:tcPr>
+          <w:p>
+            <w:r>
+              <w:rPr>
+                <w:b/>
+              </w:rPr>
+            </w:r>
+            <w:r>
+              <w:rPr>
+                <w:b/>
+              </w:rPr>
+              <w:t>Who needs it</w:t>
+            </w:r>
+          </w:p>
+        </w:tc>
+      </w:tr>
+      <w:tr>
+        <w:tc>
+          <w:tcPr>
+            <w:tcW w:type="dxa" w:w="2880"/>
+          </w:tcPr>
+          <w:p>
+            <w:r/>
+            <w:r>
+              <w:t>1</w:t>
+            </w:r>
+          </w:p>
+        </w:tc>
+        <w:tc>
+          <w:tcPr>
+            <w:tcW w:type="dxa" w:w="2880"/>
+          </w:tcPr>
+          <w:p>
+            <w:r/>
+            <w:r>
+              <w:t>Starting the software, signing in</w:t>
+            </w:r>
+          </w:p>
+        </w:tc>
+        <w:tc>
+          <w:tcPr>
+            <w:tcW w:type="dxa" w:w="2880"/>
+          </w:tcPr>
+          <w:p>
+            <w:r/>
+            <w:r>
+              <w:t>Everyone</w:t>
+            </w:r>
+          </w:p>
+        </w:tc>
+      </w:tr>
+      <w:tr>
+        <w:tc>
+          <w:tcPr>
+            <w:tcW w:type="dxa" w:w="2880"/>
+          </w:tcPr>
+          <w:p>
+            <w:r/>
+            <w:r>
+              <w:t>2</w:t>
+            </w:r>
+          </w:p>
+        </w:tc>
+        <w:tc>
+          <w:tcPr>
+            <w:tcW w:type="dxa" w:w="2880"/>
+          </w:tcPr>
+          <w:p>
+            <w:r/>
+            <w:r>
+              <w:t>Making a bill — the main job</w:t>
+            </w:r>
+          </w:p>
+        </w:tc>
+        <w:tc>
+          <w:tcPr>
+            <w:tcW w:type="dxa" w:w="2880"/>
+          </w:tcPr>
+          <w:p>
+            <w:r/>
+            <w:r>
+              <w:t>Cashier</w:t>
+            </w:r>
+          </w:p>
+        </w:tc>
+      </w:tr>
+      <w:tr>
+        <w:tc>
+          <w:tcPr>
+            <w:tcW w:type="dxa" w:w="2880"/>
+          </w:tcPr>
+          <w:p>
+            <w:r/>
+            <w:r>
+              <w:t>3</w:t>
+            </w:r>
+          </w:p>
+        </w:tc>
+        <w:tc>
+          <w:tcPr>
+            <w:tcW w:type="dxa" w:w="2880"/>
+          </w:tcPr>
+          <w:p>
+            <w:r/>
+            <w:r>
+              <w:t>Weighing loose goods</w:t>
+            </w:r>
+          </w:p>
+        </w:tc>
+        <w:tc>
+          <w:tcPr>
+            <w:tcW w:type="dxa" w:w="2880"/>
+          </w:tcPr>
+          <w:p>
+            <w:r/>
+            <w:r>
+              <w:t>Cashier</w:t>
+            </w:r>
+          </w:p>
+        </w:tc>
+      </w:tr>
+      <w:tr>
+        <w:tc>
+          <w:tcPr>
+            <w:tcW w:type="dxa" w:w="2880"/>
+          </w:tcPr>
+          <w:p>
+            <w:r/>
+            <w:r>
+              <w:t>4</w:t>
+            </w:r>
+          </w:p>
+        </w:tc>
+        <w:tc>
+          <w:tcPr>
+            <w:tcW w:type="dxa" w:w="2880"/>
+          </w:tcPr>
+          <w:p>
+            <w:r/>
+            <w:r>
+              <w:t>Taking payment, khata, holding bills</w:t>
+            </w:r>
+          </w:p>
+        </w:tc>
+        <w:tc>
+          <w:tcPr>
+            <w:tcW w:type="dxa" w:w="2880"/>
+          </w:tcPr>
+          <w:p>
+            <w:r/>
+            <w:r>
+              <w:t>Cashier</w:t>
+            </w:r>
+          </w:p>
+        </w:tc>
+      </w:tr>
+      <w:tr>
+        <w:tc>
+          <w:tcPr>
+            <w:tcW w:type="dxa" w:w="2880"/>
+          </w:tcPr>
+          <w:p>
+            <w:r/>
+            <w:r>
+              <w:t>5</w:t>
+            </w:r>
+          </w:p>
+        </w:tc>
+        <w:tc>
+          <w:tcPr>
+            <w:tcW w:type="dxa" w:w="2880"/>
+          </w:tcPr>
+          <w:p>
+            <w:r/>
+            <w:r>
+              <w:t>Closing the day</w:t>
+            </w:r>
+          </w:p>
+        </w:tc>
+        <w:tc>
+          <w:tcPr>
+            <w:tcW w:type="dxa" w:w="2880"/>
+          </w:tcPr>
+          <w:p>
+            <w:r/>
+            <w:r>
+              <w:t>Cashier or owner</w:t>
+            </w:r>
+          </w:p>
+        </w:tc>
+      </w:tr>
+      <w:tr>
+        <w:tc>
+          <w:tcPr>
+            <w:tcW w:type="dxa" w:w="2880"/>
+          </w:tcPr>
+          <w:p>
+            <w:r/>
+            <w:r>
+              <w:t>6</w:t>
+            </w:r>
+          </w:p>
+        </w:tc>
+        <w:tc>
+          <w:tcPr>
+            <w:tcW w:type="dxa" w:w="2880"/>
+          </w:tcPr>
+          <w:p>
+            <w:r/>
+            <w:r>
+              <w:t>First-time setup — do this once</w:t>
+            </w:r>
+          </w:p>
+        </w:tc>
+        <w:tc>
+          <w:tcPr>
+            <w:tcW w:type="dxa" w:w="2880"/>
+          </w:tcPr>
+          <w:p>
+            <w:r/>
+            <w:r>
+              <w:t>Owner</w:t>
+            </w:r>
+          </w:p>
+        </w:tc>
+      </w:tr>
+      <w:tr>
+        <w:tc>
+          <w:tcPr>
+            <w:tcW w:type="dxa" w:w="2880"/>
+          </w:tcPr>
+          <w:p>
+            <w:r/>
+            <w:r>
+              <w:t>7</w:t>
+            </w:r>
+          </w:p>
+        </w:tc>
+        <w:tc>
+          <w:tcPr>
+            <w:tcW w:type="dxa" w:w="2880"/>
+          </w:tcPr>
+          <w:p>
+            <w:r/>
+            <w:r>
+              <w:t>Connecting the weighing scale</w:t>
+            </w:r>
+          </w:p>
+        </w:tc>
+        <w:tc>
+          <w:tcPr>
+            <w:tcW w:type="dxa" w:w="2880"/>
+          </w:tcPr>
+          <w:p>
+            <w:r/>
+            <w:r>
+              <w:t>Owner</w:t>
+            </w:r>
+          </w:p>
+        </w:tc>
+      </w:tr>
+      <w:tr>
+        <w:tc>
+          <w:tcPr>
+            <w:tcW w:type="dxa" w:w="2880"/>
+          </w:tcPr>
+          <w:p>
+            <w:r/>
+            <w:r>
+              <w:t>8</w:t>
+            </w:r>
+          </w:p>
+        </w:tc>
+        <w:tc>
+          <w:tcPr>
+            <w:tcW w:type="dxa" w:w="2880"/>
+          </w:tcPr>
+          <w:p>
+            <w:r/>
+            <w:r>
+              <w:t>Adding products</w:t>
+            </w:r>
+          </w:p>
+        </w:tc>
+        <w:tc>
+          <w:tcPr>
+            <w:tcW w:type="dxa" w:w="2880"/>
+          </w:tcPr>
+          <w:p>
+            <w:r/>
+            <w:r>
+              <w:t>Owner</w:t>
+            </w:r>
+          </w:p>
+        </w:tc>
+      </w:tr>
+      <w:tr>
+        <w:tc>
+          <w:tcPr>
+            <w:tcW w:type="dxa" w:w="2880"/>
+          </w:tcPr>
+          <w:p>
+            <w:r/>
+            <w:r>
+              <w:t>9</w:t>
+            </w:r>
+          </w:p>
+        </w:tc>
+        <w:tc>
+          <w:tcPr>
+            <w:tcW w:type="dxa" w:w="2880"/>
+          </w:tcPr>
+          <w:p>
+            <w:r/>
+            <w:r>
+              <w:t>Buying stock from suppliers</w:t>
+            </w:r>
+          </w:p>
+        </w:tc>
+        <w:tc>
+          <w:tcPr>
+            <w:tcW w:type="dxa" w:w="2880"/>
+          </w:tcPr>
+          <w:p>
+            <w:r/>
+            <w:r>
+              <w:t>Owner</w:t>
+            </w:r>
+          </w:p>
+        </w:tc>
+      </w:tr>
+      <w:tr>
+        <w:tc>
+          <w:tcPr>
+            <w:tcW w:type="dxa" w:w="2880"/>
+          </w:tcPr>
+          <w:p>
+            <w:r/>
+            <w:r>
+              <w:t>10</w:t>
+            </w:r>
+          </w:p>
+        </w:tc>
+        <w:tc>
+          <w:tcPr>
+            <w:tcW w:type="dxa" w:w="2880"/>
+          </w:tcPr>
+          <w:p>
+            <w:r/>
+            <w:r>
+              <w:t>Counting stock, wastage, sacks</w:t>
+            </w:r>
+          </w:p>
+        </w:tc>
+        <w:tc>
+          <w:tcPr>
+            <w:tcW w:type="dxa" w:w="2880"/>
+          </w:tcPr>
+          <w:p>
+            <w:r/>
+            <w:r>
+              <w:t>Owner</w:t>
+            </w:r>
+          </w:p>
+        </w:tc>
+      </w:tr>
+      <w:tr>
+        <w:tc>
+          <w:tcPr>
+            <w:tcW w:type="dxa" w:w="2880"/>
+          </w:tcPr>
+          <w:p>
+            <w:r/>
+            <w:r>
+              <w:t>11</w:t>
+            </w:r>
+          </w:p>
+        </w:tc>
+        <w:tc>
+          <w:tcPr>
+            <w:tcW w:type="dxa" w:w="2880"/>
+          </w:tcPr>
+          <w:p>
+            <w:r/>
+            <w:r>
+              <w:t>Customer khata (credit)</w:t>
+            </w:r>
+          </w:p>
+        </w:tc>
+        <w:tc>
+          <w:tcPr>
+            <w:tcW w:type="dxa" w:w="2880"/>
+          </w:tcPr>
+          <w:p>
+            <w:r/>
+            <w:r>
+              <w:t>Owner</w:t>
+            </w:r>
+          </w:p>
+        </w:tc>
+      </w:tr>
+      <w:tr>
+        <w:tc>
+          <w:tcPr>
+            <w:tcW w:type="dxa" w:w="2880"/>
+          </w:tcPr>
+          <w:p>
+            <w:r/>
+            <w:r>
+              <w:t>12</w:t>
+            </w:r>
+          </w:p>
+        </w:tc>
+        <w:tc>
+          <w:tcPr>
+            <w:tcW w:type="dxa" w:w="2880"/>
+          </w:tcPr>
+          <w:p>
+            <w:r/>
+            <w:r>
+              <w:t>Reports and GST</w:t>
+            </w:r>
+          </w:p>
+        </w:tc>
+        <w:tc>
+          <w:tcPr>
+            <w:tcW w:type="dxa" w:w="2880"/>
+          </w:tcPr>
+          <w:p>
+            <w:r/>
+            <w:r>
+              <w:t>Owner</w:t>
+            </w:r>
+          </w:p>
+        </w:tc>
+      </w:tr>
+      <w:tr>
+        <w:tc>
+          <w:tcPr>
+            <w:tcW w:type="dxa" w:w="2880"/>
+          </w:tcPr>
+          <w:p>
+            <w:r/>
+            <w:r>
+              <w:t>13</w:t>
+            </w:r>
+          </w:p>
+        </w:tc>
+        <w:tc>
+          <w:tcPr>
+            <w:tcW w:type="dxa" w:w="2880"/>
+          </w:tcPr>
+          <w:p>
+            <w:r/>
+            <w:r>
+              <w:t>When something goes wrong</w:t>
+            </w:r>
+          </w:p>
+        </w:tc>
+        <w:tc>
+          <w:tcPr>
+            <w:tcW w:type="dxa" w:w="2880"/>
+          </w:tcPr>
+          <w:p>
+            <w:r/>
+            <w:r>
+              <w:t>Everyone</w:t>
+            </w:r>
+          </w:p>
+        </w:tc>
+      </w:tr>
+    </w:tbl>
+    <w:p/>
+    <w:p>
+      <w:r>
+        <w:rPr>
+          <w:color w:val="CCCCCC"/>
+        </w:rPr>
+        <w:t>____________________________________________________________</w:t>
+      </w:r>
+    </w:p>
+    <w:p>
+      <w:pPr>
+        <w:pStyle w:val="Heading1"/>
+        <w:jc w:val="center"/>
+      </w:pPr>
+      <w:r>
+        <w:t>PART 1 — STARTING THE SOFTWARE</w:t>
+      </w:r>
+    </w:p>
+    <w:p>
+      <w:pPr>
+        <w:pStyle w:val="Heading3"/>
+      </w:pPr>
+      <w:r>
+        <w:t>Turning it on</w:t>
+      </w:r>
+    </w:p>
+    <w:p>
+      <w:r>
+        <w:t xml:space="preserve">Double-click the </w:t>
+      </w:r>
       <w:r>
         <w:rPr>
           <w:b/>
-          <w:sz w:val="32"/>
         </w:rPr>
-        <w:t>PART 1 — THE BASICS EVERYONE NEEDS TO KNOW</w:t>
+        <w:t>Billing</w:t>
+      </w:r>
+      <w:r>
+        <w:t xml:space="preserve"> shortcut on the desktop.</w:t>
       </w:r>
     </w:p>
     <w:p>
       <w:r>
+        <w:t xml:space="preserve">If there is no shortcut, the program is at: </w:t>
+      </w:r>
+      <w:r>
+        <w:rPr>
+          <w:rFonts w:ascii="Consolas" w:hAnsi="Consolas"/>
+          <w:sz w:val="20"/>
+        </w:rPr>
+        <w:t>C:\dev\grocery-pos\publish\GroceryPos.App.exe</w:t>
+      </w:r>
+    </w:p>
+    <w:p>
+      <w:r>
+        <w:t xml:space="preserve">Right-click that file → </w:t>
+      </w:r>
+      <w:r>
         <w:rPr>
           <w:b/>
-          <w:sz w:val="26"/>
         </w:rPr>
-        <w:t>Opening the software</w:t>
+        <w:t>Send to</w:t>
+      </w:r>
+      <w:r>
+        <w:t xml:space="preserve"> → </w:t>
+      </w:r>
+      <w:r>
+        <w:rPr>
+          <w:b/>
+        </w:rPr>
+        <w:t>Desktop (create shortcut)</w:t>
+      </w:r>
+      <w:r>
+        <w:t xml:space="preserve"> so you only have to do this once.</w:t>
+      </w:r>
+    </w:p>
+    <w:p>
+      <w:pPr>
+        <w:pStyle w:val="Heading3"/>
+      </w:pPr>
+      <w:r>
+        <w:t>Signing in</w:t>
+      </w:r>
+    </w:p>
+    <w:p>
+      <w:r>
+        <w:t>The sign-in window asks two things:</w:t>
       </w:r>
     </w:p>
     <w:p>
@@ -50,16 +653,13 @@
         <w:pStyle w:val="ListNumber"/>
       </w:pPr>
       <w:r>
-        <w:t xml:space="preserve">Double-click the </w:t>
-      </w:r>
-      <w:r>
         <w:rPr>
           <w:b/>
         </w:rPr>
-        <w:t>Billing</w:t>
-      </w:r>
-      <w:r>
-        <w:t xml:space="preserve"> shortcut on the desktop.</w:t>
+        <w:t>Who is signing in</w:t>
+      </w:r>
+      <w:r>
+        <w:t xml:space="preserve"> — pick your name from the drop-down list.</w:t>
       </w:r>
     </w:p>
     <w:p>
@@ -67,1615 +667,53 @@
         <w:pStyle w:val="ListNumber"/>
       </w:pPr>
       <w:r>
-        <w:t xml:space="preserve">The Login screen appears. Type your </w:t>
-      </w:r>
-      <w:r>
-        <w:rPr>
-          <w:b/>
-        </w:rPr>
-        <w:t>User</w:t>
-      </w:r>
-      <w:r>
-        <w:t xml:space="preserve"> name and </w:t>
-      </w:r>
-      <w:r>
         <w:rPr>
           <w:b/>
         </w:rPr>
         <w:t>PIN</w:t>
       </w:r>
       <w:r>
-        <w:t xml:space="preserve"> (4 digits).</w:t>
+        <w:t xml:space="preserve"> — type your 4-digit number and press </w:t>
+      </w:r>
+      <w:r>
+        <w:rPr>
+          <w:b/>
+        </w:rPr>
+        <w:t>Enter</w:t>
+      </w:r>
+      <w:r>
+        <w:t>.</w:t>
+      </w:r>
+    </w:p>
+    <w:p>
+      <w:r>
+        <w:t xml:space="preserve">The first time ever, the only user is </w:t>
+      </w:r>
+      <w:r>
+        <w:rPr>
+          <w:b/>
+        </w:rPr>
+        <w:t>owner</w:t>
+      </w:r>
+      <w:r>
+        <w:t xml:space="preserve"> with PIN </w:t>
+      </w:r>
+      <w:r>
+        <w:rPr>
+          <w:b/>
+        </w:rPr>
+        <w:t>1234</w:t>
+      </w:r>
+      <w:r>
+        <w:t>. Change that PIN on day one. See Part 6.</w:t>
       </w:r>
     </w:p>
     <w:p>
       <w:pPr>
-        <w:pStyle w:val="ListNumber"/>
+        <w:pStyle w:val="Heading3"/>
       </w:pPr>
       <w:r>
-        <w:t>Press Enter or click Login.</w:t>
-      </w:r>
-    </w:p>
-    <w:p>
-      <w:pPr>
-        <w:pStyle w:val="ListNumber"/>
-      </w:pPr>
-      <w:r>
-        <w:t>The Main Menu opens with 20 buttons.</w:t>
-      </w:r>
-    </w:p>
-    <w:p>
-      <w:r>
-        <w:rPr>
-          <w:b/>
-          <w:sz w:val="26"/>
-        </w:rPr>
-        <w:t>The two people who use this system</w:t>
-      </w:r>
-    </w:p>
-    <w:p>
-      <w:pPr>
-        <w:pStyle w:val="ListBullet"/>
-      </w:pPr>
-      <w:r>
-        <w:rPr>
-          <w:b/>
-        </w:rPr>
-        <w:t>Owner</w:t>
-      </w:r>
-      <w:r>
-        <w:t xml:space="preserve"> — full access. Can do everything: change prices, cancel bills, enable khata, view reports, close the shift.</w:t>
-      </w:r>
-    </w:p>
-    <w:p>
-      <w:pPr>
-        <w:pStyle w:val="ListBullet"/>
-      </w:pPr>
-      <w:r>
-        <w:rPr>
-          <w:b/>
-        </w:rPr>
-        <w:t>Cashier / Staff</w:t>
-      </w:r>
-      <w:r>
-        <w:t xml:space="preserve"> — can only make bills, look up customers, take payments. Cannot cancel bills or give discounts without the owner's PIN.</w:t>
-      </w:r>
-    </w:p>
-    <w:p>
-      <w:r>
-        <w:rPr>
-          <w:b/>
-          <w:sz w:val="26"/>
-        </w:rPr>
-        <w:t>The two things you'll do every day</w:t>
-      </w:r>
-    </w:p>
-    <w:p>
-      <w:pPr>
-        <w:pStyle w:val="ListBullet"/>
-      </w:pPr>
-      <w:r>
-        <w:rPr>
-          <w:b/>
-        </w:rPr>
-        <w:t>Morning:</w:t>
-      </w:r>
-      <w:r>
-        <w:t xml:space="preserve"> Open a shift (put the starting cash into the drawer, tell the software how much).</w:t>
-      </w:r>
-    </w:p>
-    <w:p>
-      <w:pPr>
-        <w:pStyle w:val="ListBullet"/>
-      </w:pPr>
-      <w:r>
-        <w:rPr>
-          <w:b/>
-        </w:rPr>
-        <w:t>All day:</w:t>
-      </w:r>
-      <w:r>
-        <w:t xml:space="preserve"> Make bills at the Billing Counter (button 1).</w:t>
-      </w:r>
-    </w:p>
-    <w:p>
-      <w:pPr>
-        <w:pStyle w:val="ListBullet"/>
-      </w:pPr>
-      <w:r>
-        <w:rPr>
-          <w:b/>
-        </w:rPr>
-        <w:t>Night:</w:t>
-      </w:r>
-      <w:r>
-        <w:t xml:space="preserve"> Close the shift (count the cash in the drawer, print the day report).</w:t>
-      </w:r>
-    </w:p>
-    <w:p>
-      <w:r>
-        <w:t>That's it. Everything else is occasional.</w:t>
-      </w:r>
-    </w:p>
-    <w:p>
-      <w:r>
-        <w:rPr>
-          <w:color w:val="CCCCCC"/>
-        </w:rPr>
-        <w:t>____________________________________________________________</w:t>
-      </w:r>
-    </w:p>
-    <w:p>
-      <w:r>
-        <w:rPr>
-          <w:b/>
-          <w:sz w:val="32"/>
-        </w:rPr>
-        <w:t>PART 2 — HOW TO MAKE A BILL (the main job)</w:t>
-      </w:r>
-    </w:p>
-    <w:p>
-      <w:r>
-        <w:rPr>
-          <w:b/>
-          <w:sz w:val="26"/>
-        </w:rPr>
-        <w:t>Open the billing screen</w:t>
-      </w:r>
-    </w:p>
-    <w:p>
-      <w:pPr>
-        <w:pStyle w:val="ListNumber"/>
-      </w:pPr>
-      <w:r>
-        <w:t xml:space="preserve">From the Main Menu, click </w:t>
-      </w:r>
-      <w:r>
-        <w:rPr>
-          <w:b/>
-        </w:rPr>
-        <w:t>1. Billing counter</w:t>
-      </w:r>
-      <w:r>
-        <w:t>.</w:t>
-      </w:r>
-    </w:p>
-    <w:p>
-      <w:pPr>
-        <w:pStyle w:val="ListNumber"/>
-      </w:pPr>
-      <w:r>
-        <w:t xml:space="preserve">First time each day → the software will ask "Open a shift?" → say </w:t>
-      </w:r>
-      <w:r>
-        <w:rPr>
-          <w:b/>
-        </w:rPr>
-        <w:t>Yes</w:t>
-      </w:r>
-      <w:r>
-        <w:t xml:space="preserve"> → type how much cash is in the drawer (e.g. </w:t>
-      </w:r>
-      <w:r>
-        <w:rPr>
-          <w:rFonts w:ascii="Consolas" w:hAnsi="Consolas"/>
-          <w:sz w:val="20"/>
-        </w:rPr>
-        <w:t>500</w:t>
-      </w:r>
-      <w:r>
-        <w:t xml:space="preserve"> for ₹500) → OK.</w:t>
-      </w:r>
-    </w:p>
-    <w:p>
-      <w:pPr>
-        <w:pStyle w:val="ListNumber"/>
-      </w:pPr>
-      <w:r>
-        <w:t xml:space="preserve">The billing screen opens. The white box at the top-left is the </w:t>
-      </w:r>
-      <w:r>
-        <w:rPr>
-          <w:b/>
-        </w:rPr>
-        <w:t>Scan / Search</w:t>
-      </w:r>
-      <w:r>
-        <w:t xml:space="preserve"> box. It should always have a blinking cursor in it.</w:t>
-      </w:r>
-    </w:p>
-    <w:p>
-      <w:r>
-        <w:rPr>
-          <w:b/>
-          <w:sz w:val="26"/>
-        </w:rPr>
-        <w:t>Adding items to the bill</w:t>
-      </w:r>
-    </w:p>
-    <w:p>
-      <w:r>
-        <w:t>Three ways, use whichever is fastest:</w:t>
-      </w:r>
-    </w:p>
-    <w:p>
-      <w:pPr>
-        <w:pStyle w:val="ListBullet"/>
-      </w:pPr>
-      <w:r>
-        <w:rPr>
-          <w:b/>
-        </w:rPr>
-        <w:t>Scan the barcode</w:t>
-      </w:r>
-      <w:r>
-        <w:t xml:space="preserve"> with the scanner → item appears on the bill instantly.</w:t>
-      </w:r>
-    </w:p>
-    <w:p>
-      <w:pPr>
-        <w:pStyle w:val="ListBullet"/>
-      </w:pPr>
-      <w:r>
-        <w:rPr>
-          <w:b/>
-        </w:rPr>
-        <w:t>Type the barcode digits</w:t>
-      </w:r>
-      <w:r>
-        <w:t xml:space="preserve"> and press Enter.</w:t>
-      </w:r>
-    </w:p>
-    <w:p>
-      <w:pPr>
-        <w:pStyle w:val="ListBullet"/>
-      </w:pPr>
-      <w:r>
-        <w:rPr>
-          <w:b/>
-        </w:rPr>
-        <w:t>Type part of the item name</w:t>
-      </w:r>
-      <w:r>
-        <w:t xml:space="preserve"> (e.g. </w:t>
-      </w:r>
-      <w:r>
-        <w:rPr>
-          <w:rFonts w:ascii="Consolas" w:hAnsi="Consolas"/>
-          <w:sz w:val="20"/>
-        </w:rPr>
-        <w:t>atta</w:t>
-      </w:r>
-      <w:r>
-        <w:t>) and press Enter → pick from the list that pops up.</w:t>
-      </w:r>
-    </w:p>
-    <w:p>
-      <w:r>
-        <w:t>Every item you add appears in the grid on the left. The total updates on the right.</w:t>
-      </w:r>
-    </w:p>
-    <w:p>
-      <w:r>
-        <w:rPr>
-          <w:b/>
-          <w:sz w:val="26"/>
-        </w:rPr>
-        <w:t>Removing an item you added by mistake</w:t>
-      </w:r>
-    </w:p>
-    <w:p>
-      <w:pPr>
-        <w:pStyle w:val="ListBullet"/>
-      </w:pPr>
-      <w:r>
-        <w:t>Click on the item row in the grid.</w:t>
-      </w:r>
-    </w:p>
-    <w:p>
-      <w:pPr>
-        <w:pStyle w:val="ListBullet"/>
-      </w:pPr>
-      <w:r>
-        <w:t xml:space="preserve">Press </w:t>
-      </w:r>
-      <w:r>
-        <w:rPr>
-          <w:b/>
-        </w:rPr>
-        <w:t>Del</w:t>
-      </w:r>
-      <w:r>
-        <w:t xml:space="preserve"> (or click the </w:t>
-      </w:r>
-      <w:r>
-        <w:rPr>
-          <w:b/>
-        </w:rPr>
-        <w:t>Remove (Del)</w:t>
-      </w:r>
-      <w:r>
-        <w:t xml:space="preserve"> button).</w:t>
-      </w:r>
-    </w:p>
-    <w:p>
-      <w:r>
-        <w:rPr>
-          <w:b/>
-          <w:sz w:val="26"/>
-        </w:rPr>
-        <w:t>Clearing the whole bill</w:t>
-      </w:r>
-    </w:p>
-    <w:p>
-      <w:pPr>
-        <w:pStyle w:val="ListBullet"/>
-      </w:pPr>
-      <w:r>
-        <w:t xml:space="preserve">Press </w:t>
-      </w:r>
-      <w:r>
-        <w:rPr>
-          <w:b/>
-        </w:rPr>
-        <w:t>Esc</w:t>
-      </w:r>
-      <w:r>
-        <w:t xml:space="preserve"> (or click </w:t>
-      </w:r>
-      <w:r>
-        <w:rPr>
-          <w:b/>
-        </w:rPr>
-        <w:t>Clear bill (Esc)</w:t>
-      </w:r>
-      <w:r>
-        <w:t>).</w:t>
-      </w:r>
-    </w:p>
-    <w:p>
-      <w:r>
-        <w:rPr>
-          <w:b/>
-          <w:sz w:val="26"/>
-        </w:rPr>
-        <w:t>Weight items (cucumber, tomato, atta loose, etc.)</w:t>
-      </w:r>
-    </w:p>
-    <w:p>
-      <w:pPr>
-        <w:pStyle w:val="ListNumber"/>
-      </w:pPr>
-      <w:r>
-        <w:t>Put the item on the weighing scale.</w:t>
-      </w:r>
-    </w:p>
-    <w:p>
-      <w:pPr>
-        <w:pStyle w:val="ListNumber"/>
-      </w:pPr>
-      <w:r>
-        <w:t>Wait until the reading stops changing.</w:t>
-      </w:r>
-    </w:p>
-    <w:p>
-      <w:pPr>
-        <w:pStyle w:val="ListNumber"/>
-      </w:pPr>
-      <w:r>
-        <w:t>In the billing screen, add the item by scanning/searching.</w:t>
-      </w:r>
-    </w:p>
-    <w:p>
-      <w:pPr>
-        <w:pStyle w:val="ListNumber"/>
-      </w:pPr>
-      <w:r>
-        <w:t xml:space="preserve">Press </w:t>
-      </w:r>
-      <w:r>
-        <w:rPr>
-          <w:b/>
-        </w:rPr>
-        <w:t>F4</w:t>
-      </w:r>
-      <w:r>
-        <w:t xml:space="preserve"> (or click </w:t>
-      </w:r>
-      <w:r>
-        <w:rPr>
-          <w:b/>
-        </w:rPr>
-        <w:t>Weigh selected (F4)</w:t>
-      </w:r>
-      <w:r>
-        <w:t>).</w:t>
-      </w:r>
-    </w:p>
-    <w:p>
-      <w:pPr>
-        <w:pStyle w:val="ListNumber"/>
-      </w:pPr>
-      <w:r>
-        <w:t>The current weight from the scale locks onto that item.</w:t>
-      </w:r>
-    </w:p>
-    <w:p>
-      <w:pPr>
-        <w:pStyle w:val="ListNumber"/>
-      </w:pPr>
-      <w:r>
-        <w:t>The amount = weight × rate is calculated automatically.</w:t>
-      </w:r>
-    </w:p>
-    <w:p>
-      <w:r>
-        <w:t>If the scale is broken or not connected, F4 opens a small box asking you to type the weight in grams (minimum 100 g).</w:t>
-      </w:r>
-    </w:p>
-    <w:p>
-      <w:r>
-        <w:rPr>
-          <w:b/>
-          <w:sz w:val="26"/>
-        </w:rPr>
-        <w:t>Taking the payment</w:t>
-      </w:r>
-    </w:p>
-    <w:p>
-      <w:pPr>
-        <w:pStyle w:val="ListNumber"/>
-      </w:pPr>
-      <w:r>
-        <w:t xml:space="preserve">Press </w:t>
-      </w:r>
-      <w:r>
-        <w:rPr>
-          <w:b/>
-        </w:rPr>
-        <w:t>F9</w:t>
-      </w:r>
-      <w:r>
-        <w:t xml:space="preserve"> (or click the big green </w:t>
-      </w:r>
-      <w:r>
-        <w:rPr>
-          <w:b/>
-        </w:rPr>
-        <w:t>PAY (F9)</w:t>
-      </w:r>
-      <w:r>
-        <w:t xml:space="preserve"> button).</w:t>
-      </w:r>
-    </w:p>
-    <w:p>
-      <w:pPr>
-        <w:pStyle w:val="ListNumber"/>
-      </w:pPr>
-      <w:r>
-        <w:t>The Payment window opens.</w:t>
-      </w:r>
-    </w:p>
-    <w:p>
-      <w:pPr>
-        <w:pStyle w:val="ListNumber"/>
-      </w:pPr>
-      <w:r>
-        <w:t xml:space="preserve">Enter how much money the customer is paying, and in which mode: </w:t>
-      </w:r>
-      <w:r>
-        <w:rPr>
-          <w:b/>
-        </w:rPr>
-        <w:t>Cash / UPI / Card / Khata</w:t>
-      </w:r>
-      <w:r>
-        <w:t>.</w:t>
-      </w:r>
-    </w:p>
-    <w:p>
-      <w:pPr>
-        <w:pStyle w:val="ListNumber"/>
-      </w:pPr>
-      <w:r>
-        <w:t>If they mix (e.g. ₹200 cash + ₹150 UPI), enter both rows.</w:t>
-      </w:r>
-    </w:p>
-    <w:p>
-      <w:pPr>
-        <w:pStyle w:val="ListNumber"/>
-      </w:pPr>
-      <w:r>
-        <w:t>If they give more cash than the total → the change is shown.</w:t>
-      </w:r>
-    </w:p>
-    <w:p>
-      <w:pPr>
-        <w:pStyle w:val="ListNumber"/>
-      </w:pPr>
-      <w:r>
-        <w:t xml:space="preserve">Click </w:t>
-      </w:r>
-      <w:r>
-        <w:rPr>
-          <w:b/>
-        </w:rPr>
-        <w:t>Confirm</w:t>
-      </w:r>
-      <w:r>
-        <w:t xml:space="preserve"> (or press Enter).</w:t>
-      </w:r>
-    </w:p>
-    <w:p>
-      <w:pPr>
-        <w:pStyle w:val="ListNumber"/>
-      </w:pPr>
-      <w:r>
-        <w:t>The bill is saved and printed on the thermal printer.</w:t>
-      </w:r>
-    </w:p>
-    <w:p>
-      <w:pPr>
-        <w:pStyle w:val="ListNumber"/>
-      </w:pPr>
-      <w:r>
-        <w:t>Hand over the receipt.</w:t>
-      </w:r>
-    </w:p>
-    <w:p>
-      <w:r>
-        <w:t>The screen clears itself. Ready for the next customer.</w:t>
-      </w:r>
-    </w:p>
-    <w:p>
-      <w:r>
-        <w:rPr>
-          <w:b/>
-          <w:sz w:val="26"/>
-        </w:rPr>
-        <w:t>Loyalty points (getting the customer's phone number)</w:t>
-      </w:r>
-    </w:p>
-    <w:p>
-      <w:r>
-        <w:rPr>
-          <w:b/>
-        </w:rPr>
-        <w:t>Do this every single bill.</w:t>
-      </w:r>
-      <w:r>
-        <w:t xml:space="preserve"> It's how customers earn points and keep coming back.</w:t>
-      </w:r>
-    </w:p>
-    <w:p>
-      <w:pPr>
-        <w:pStyle w:val="ListNumber"/>
-      </w:pPr>
-      <w:r>
-        <w:t xml:space="preserve">Before pressing F9, press </w:t>
-      </w:r>
-      <w:r>
-        <w:rPr>
-          <w:b/>
-        </w:rPr>
-        <w:t>Ctrl+K</w:t>
-      </w:r>
-      <w:r>
-        <w:t xml:space="preserve"> (or click </w:t>
-      </w:r>
-      <w:r>
-        <w:rPr>
-          <w:b/>
-        </w:rPr>
-        <w:t>Customer</w:t>
-      </w:r>
-      <w:r>
-        <w:t>).</w:t>
-      </w:r>
-    </w:p>
-    <w:p>
-      <w:pPr>
-        <w:pStyle w:val="ListNumber"/>
-      </w:pPr>
-      <w:r>
-        <w:t>Type the customer's phone number.</w:t>
-      </w:r>
-    </w:p>
-    <w:p>
-      <w:pPr>
-        <w:pStyle w:val="ListNumber"/>
-      </w:pPr>
-      <w:r>
-        <w:t>Enter.</w:t>
-      </w:r>
-    </w:p>
-    <w:p>
-      <w:pPr>
-        <w:pStyle w:val="ListNumber"/>
-      </w:pPr>
-      <w:r>
-        <w:t xml:space="preserve">First-ever visit: software says "not found — create?" → click </w:t>
-      </w:r>
-      <w:r>
-        <w:rPr>
-          <w:b/>
-        </w:rPr>
-        <w:t>Yes</w:t>
-      </w:r>
-      <w:r>
-        <w:t>. Done, no need to ask their name.</w:t>
-      </w:r>
-    </w:p>
-    <w:p>
-      <w:pPr>
-        <w:pStyle w:val="ListNumber"/>
-      </w:pPr>
-      <w:r>
-        <w:t>Any later visit: software finds them and shows "Points: 47" at the top.</w:t>
-      </w:r>
-    </w:p>
-    <w:p>
-      <w:pPr>
-        <w:pStyle w:val="ListNumber"/>
-      </w:pPr>
-      <w:r>
-        <w:t>Continue the bill normally. Points are added automatically.</w:t>
-      </w:r>
-    </w:p>
-    <w:p>
-      <w:r>
-        <w:t>The receipt will print their phone number and points at the bottom.</w:t>
-      </w:r>
-    </w:p>
-    <w:p>
-      <w:r>
-        <w:rPr>
-          <w:b/>
-        </w:rPr>
-        <w:t>How points work:</w:t>
-      </w:r>
-    </w:p>
-    <w:p>
-      <w:pPr>
-        <w:pStyle w:val="ListBullet"/>
-      </w:pPr>
-      <w:r>
-        <w:t>Earn 1 point for every ₹100 spent.</w:t>
-      </w:r>
-    </w:p>
-    <w:p>
-      <w:pPr>
-        <w:pStyle w:val="ListBullet"/>
-      </w:pPr>
-      <w:r>
-        <w:t>1 point = ₹1 off any future bill.</w:t>
-      </w:r>
-    </w:p>
-    <w:p>
-      <w:pPr>
-        <w:pStyle w:val="ListBullet"/>
-      </w:pPr>
-      <w:r>
-        <w:t>Points never expire.</w:t>
-      </w:r>
-    </w:p>
-    <w:p>
-      <w:r>
-        <w:rPr>
-          <w:b/>
-          <w:sz w:val="26"/>
-        </w:rPr>
-        <w:t>Customer wants to use their points</w:t>
-      </w:r>
-    </w:p>
-    <w:p>
-      <w:pPr>
-        <w:pStyle w:val="ListNumber"/>
-      </w:pPr>
-      <w:r>
-        <w:t>Attach the customer with Ctrl+K first.</w:t>
-      </w:r>
-    </w:p>
-    <w:p>
-      <w:pPr>
-        <w:pStyle w:val="ListNumber"/>
-      </w:pPr>
-      <w:r>
-        <w:t xml:space="preserve">Press </w:t>
-      </w:r>
-      <w:r>
-        <w:rPr>
-          <w:b/>
-        </w:rPr>
-        <w:t>F5</w:t>
-      </w:r>
-      <w:r>
-        <w:t xml:space="preserve"> (Discount).</w:t>
-      </w:r>
-    </w:p>
-    <w:p>
-      <w:pPr>
-        <w:pStyle w:val="ListNumber"/>
-      </w:pPr>
-      <w:r>
-        <w:t>Type the number of points they want to use (e.g. 50 for ₹50 off).</w:t>
-      </w:r>
-    </w:p>
-    <w:p>
-      <w:pPr>
-        <w:pStyle w:val="ListNumber"/>
-      </w:pPr>
-      <w:r>
-        <w:t>If the discount is above 5% of the bill, the software will ask for the owner's PIN.</w:t>
-      </w:r>
-    </w:p>
-    <w:p>
-      <w:r>
-        <w:rPr>
-          <w:b/>
-          <w:sz w:val="26"/>
-        </w:rPr>
-        <w:t>Holding a bill (customer forgot something and ran back)</w:t>
-      </w:r>
-    </w:p>
-    <w:p>
-      <w:pPr>
-        <w:pStyle w:val="ListBullet"/>
-      </w:pPr>
-      <w:r>
-        <w:t xml:space="preserve">Press </w:t>
-      </w:r>
-      <w:r>
-        <w:rPr>
-          <w:b/>
-        </w:rPr>
-        <w:t>F2</w:t>
-      </w:r>
-      <w:r>
-        <w:t xml:space="preserve"> to hold the current bill → it moves to the "Held bills" list at the bottom.</w:t>
-      </w:r>
-    </w:p>
-    <w:p>
-      <w:pPr>
-        <w:pStyle w:val="ListBullet"/>
-      </w:pPr>
-      <w:r>
-        <w:t>Serve the next customer normally.</w:t>
-      </w:r>
-    </w:p>
-    <w:p>
-      <w:pPr>
-        <w:pStyle w:val="ListBullet"/>
-      </w:pPr>
-      <w:r>
-        <w:t xml:space="preserve">When the first customer comes back, press </w:t>
-      </w:r>
-      <w:r>
-        <w:rPr>
-          <w:b/>
-        </w:rPr>
-        <w:t>F3</w:t>
-      </w:r>
-      <w:r>
-        <w:t xml:space="preserve"> → pick their held bill from the list → continue where you left off.</w:t>
-      </w:r>
-    </w:p>
-    <w:p>
-      <w:r>
-        <w:rPr>
-          <w:b/>
-          <w:sz w:val="26"/>
-        </w:rPr>
-        <w:t>Cancelling a wrong bill</w:t>
-      </w:r>
-    </w:p>
-    <w:p>
-      <w:r>
-        <w:t>Only the owner or manager can do this.</w:t>
-      </w:r>
-    </w:p>
-    <w:p>
-      <w:pPr>
-        <w:pStyle w:val="ListNumber"/>
-      </w:pPr>
-      <w:r>
-        <w:t xml:space="preserve">On the billing screen, click </w:t>
-      </w:r>
-      <w:r>
-        <w:rPr>
-          <w:b/>
-        </w:rPr>
-        <w:t>Cancel a bill (manager PIN)</w:t>
-      </w:r>
-      <w:r>
-        <w:t>.</w:t>
-      </w:r>
-    </w:p>
-    <w:p>
-      <w:pPr>
-        <w:pStyle w:val="ListNumber"/>
-      </w:pPr>
-      <w:r>
-        <w:t xml:space="preserve">Type the bill number (e.g. </w:t>
-      </w:r>
-      <w:r>
-        <w:rPr>
-          <w:rFonts w:ascii="Consolas" w:hAnsi="Consolas"/>
-          <w:sz w:val="20"/>
-        </w:rPr>
-        <w:t>24</w:t>
-      </w:r>
-      <w:r>
-        <w:t>).</w:t>
-      </w:r>
-    </w:p>
-    <w:p>
-      <w:pPr>
-        <w:pStyle w:val="ListNumber"/>
-      </w:pPr>
-      <w:r>
-        <w:t>Type the reason (e.g. "wrong item").</w:t>
-      </w:r>
-    </w:p>
-    <w:p>
-      <w:pPr>
-        <w:pStyle w:val="ListNumber"/>
-      </w:pPr>
-      <w:r>
-        <w:t>Enter the owner's PIN.</w:t>
-      </w:r>
-    </w:p>
-    <w:p>
-      <w:pPr>
-        <w:pStyle w:val="ListNumber"/>
-      </w:pPr>
-      <w:r>
-        <w:t xml:space="preserve">The bill is marked as cancelled. Stock goes back to what it was. The bill number is </w:t>
-      </w:r>
-      <w:r>
-        <w:rPr>
-          <w:b/>
-        </w:rPr>
-        <w:t>not</w:t>
-      </w:r>
-      <w:r>
-        <w:t xml:space="preserve"> re-used.</w:t>
-      </w:r>
-    </w:p>
-    <w:p>
-      <w:r>
-        <w:rPr>
-          <w:color w:val="CCCCCC"/>
-        </w:rPr>
-        <w:t>____________________________________________________________</w:t>
-      </w:r>
-    </w:p>
-    <w:p>
-      <w:r>
-        <w:rPr>
-          <w:b/>
-          <w:sz w:val="32"/>
-        </w:rPr>
-        <w:t>PART 3 — END OF DAY (must do every night)</w:t>
-      </w:r>
-    </w:p>
-    <w:p>
-      <w:r>
-        <w:rPr>
-          <w:b/>
-          <w:sz w:val="26"/>
-        </w:rPr>
-        <w:t>Closing the shift</w:t>
-      </w:r>
-    </w:p>
-    <w:p>
-      <w:pPr>
-        <w:pStyle w:val="ListNumber"/>
-      </w:pPr>
-      <w:r>
-        <w:t>Count all the cash in the drawer.</w:t>
-      </w:r>
-    </w:p>
-    <w:p>
-      <w:pPr>
-        <w:pStyle w:val="ListNumber"/>
-      </w:pPr>
-      <w:r>
-        <w:t xml:space="preserve">Main Menu → </w:t>
-      </w:r>
-      <w:r>
-        <w:rPr>
-          <w:b/>
-        </w:rPr>
-        <w:t>8. Shift / day close</w:t>
-      </w:r>
-      <w:r>
-        <w:t>.</w:t>
-      </w:r>
-    </w:p>
-    <w:p>
-      <w:pPr>
-        <w:pStyle w:val="ListNumber"/>
-      </w:pPr>
-      <w:r>
-        <w:t xml:space="preserve">Click </w:t>
-      </w:r>
-      <w:r>
-        <w:rPr>
-          <w:b/>
-        </w:rPr>
-        <w:t>Close current shift</w:t>
-      </w:r>
-      <w:r>
-        <w:t>.</w:t>
-      </w:r>
-    </w:p>
-    <w:p>
-      <w:pPr>
-        <w:pStyle w:val="ListNumber"/>
-      </w:pPr>
-      <w:r>
-        <w:t>A denomination grid appears. Type how many of each note/coin you have:</w:t>
-      </w:r>
-    </w:p>
-    <w:p>
-      <w:pPr>
-        <w:pStyle w:val="ListBullet2"/>
-      </w:pPr>
-      <w:r>
-        <w:t>₹2000 × ___</w:t>
-      </w:r>
-    </w:p>
-    <w:p>
-      <w:pPr>
-        <w:pStyle w:val="ListBullet2"/>
-      </w:pPr>
-      <w:r>
-        <w:t>₹500 × ___</w:t>
-      </w:r>
-    </w:p>
-    <w:p>
-      <w:pPr>
-        <w:pStyle w:val="ListBullet2"/>
-      </w:pPr>
-      <w:r>
-        <w:t>₹200 × ___</w:t>
-      </w:r>
-    </w:p>
-    <w:p>
-      <w:pPr>
-        <w:pStyle w:val="ListBullet2"/>
-      </w:pPr>
-      <w:r>
-        <w:t>₹100 × ___</w:t>
-      </w:r>
-    </w:p>
-    <w:p>
-      <w:pPr>
-        <w:pStyle w:val="ListBullet2"/>
-      </w:pPr>
-      <w:r>
-        <w:t>...down to ₹1 coins</w:t>
-      </w:r>
-    </w:p>
-    <w:p>
-      <w:pPr>
-        <w:pStyle w:val="ListNumber"/>
-      </w:pPr>
-      <w:r>
-        <w:t>The software calculates the total.</w:t>
-      </w:r>
-    </w:p>
-    <w:p>
-      <w:pPr>
-        <w:pStyle w:val="ListNumber"/>
-      </w:pPr>
-      <w:r>
-        <w:t xml:space="preserve">It also shows </w:t>
-      </w:r>
-      <w:r>
-        <w:rPr>
-          <w:b/>
-        </w:rPr>
-        <w:t>Expected cash</w:t>
-      </w:r>
-      <w:r>
-        <w:t xml:space="preserve"> = opening float + cash sales - cash refunds.</w:t>
-      </w:r>
-    </w:p>
-    <w:p>
-      <w:pPr>
-        <w:pStyle w:val="ListNumber"/>
-      </w:pPr>
-      <w:r>
-        <w:t xml:space="preserve">If the two match → click </w:t>
-      </w:r>
-      <w:r>
-        <w:rPr>
-          <w:b/>
-        </w:rPr>
-        <w:t>Close</w:t>
-      </w:r>
-      <w:r>
-        <w:t>. Difference is 0.</w:t>
-      </w:r>
-    </w:p>
-    <w:p>
-      <w:pPr>
-        <w:pStyle w:val="ListNumber"/>
-      </w:pPr>
-      <w:r>
-        <w:t xml:space="preserve">If they don't match → </w:t>
-      </w:r>
-      <w:r>
-        <w:rPr>
-          <w:b/>
-        </w:rPr>
-        <w:t>Difference</w:t>
-      </w:r>
-      <w:r>
-        <w:t xml:space="preserve"> is shown as "Short" or "Over". Either way you must close — write down why on paper if you need to.</w:t>
-      </w:r>
-    </w:p>
-    <w:p>
-      <w:pPr>
-        <w:pStyle w:val="ListNumber"/>
-      </w:pPr>
-      <w:r>
-        <w:t>A short summary (Z report) prints.</w:t>
-      </w:r>
-    </w:p>
-    <w:p>
-      <w:pPr>
-        <w:pStyle w:val="ListNumber"/>
-      </w:pPr>
-      <w:r>
-        <w:t>The shift is now locked. You cannot change it later.</w:t>
-      </w:r>
-    </w:p>
-    <w:p>
-      <w:r>
-        <w:t>Now you can safely close the software and turn off the PC.</w:t>
-      </w:r>
-    </w:p>
-    <w:p>
-      <w:r>
-        <w:rPr>
-          <w:b/>
-          <w:sz w:val="26"/>
-        </w:rPr>
-        <w:t>Petty cash (paying small things from the drawer)</w:t>
-      </w:r>
-    </w:p>
-    <w:p>
-      <w:r>
-        <w:t>If you take money out of the drawer for something (buying tea, paying an autorickshaw), record it:</w:t>
-      </w:r>
-    </w:p>
-    <w:p>
-      <w:pPr>
-        <w:pStyle w:val="ListNumber"/>
-      </w:pPr>
-      <w:r>
-        <w:t xml:space="preserve">Main Menu → </w:t>
-      </w:r>
-      <w:r>
-        <w:rPr>
-          <w:b/>
-        </w:rPr>
-        <w:t>8. Shift / day close</w:t>
-      </w:r>
-      <w:r>
-        <w:t xml:space="preserve"> → </w:t>
-      </w:r>
-      <w:r>
-        <w:rPr>
-          <w:b/>
-        </w:rPr>
-        <w:t>Petty cash entry</w:t>
-      </w:r>
-      <w:r>
-        <w:t>.</w:t>
-      </w:r>
-    </w:p>
-    <w:p>
-      <w:pPr>
-        <w:pStyle w:val="ListNumber"/>
-      </w:pPr>
-      <w:r>
-        <w:t xml:space="preserve">Amount and short note (e.g. </w:t>
-      </w:r>
-      <w:r>
-        <w:rPr>
-          <w:rFonts w:ascii="Consolas" w:hAnsi="Consolas"/>
-          <w:sz w:val="20"/>
-        </w:rPr>
-        <w:t>Tea shop 40</w:t>
-      </w:r>
-      <w:r>
-        <w:t>).</w:t>
-      </w:r>
-    </w:p>
-    <w:p>
-      <w:pPr>
-        <w:pStyle w:val="ListNumber"/>
-      </w:pPr>
-      <w:r>
-        <w:t>Save.</w:t>
-      </w:r>
-    </w:p>
-    <w:p>
-      <w:r>
-        <w:t>This way the end-of-day cash count still matches.</w:t>
-      </w:r>
-    </w:p>
-    <w:p>
-      <w:r>
-        <w:rPr>
-          <w:color w:val="CCCCCC"/>
-        </w:rPr>
-        <w:t>____________________________________________________________</w:t>
-      </w:r>
-    </w:p>
-    <w:p>
-      <w:r>
-        <w:rPr>
-          <w:b/>
-          <w:sz w:val="32"/>
-        </w:rPr>
-        <w:t>PART 4 — OWNER'S JOBS (things staff cannot do)</w:t>
-      </w:r>
-    </w:p>
-    <w:p>
-      <w:r>
-        <w:rPr>
-          <w:b/>
-          <w:sz w:val="26"/>
-        </w:rPr>
-        <w:t>Creating staff accounts (cashiers, managers)</w:t>
-      </w:r>
-    </w:p>
-    <w:p>
-      <w:r>
-        <w:rPr>
-          <w:b/>
-        </w:rPr>
-        <w:t>Do this on Day 1</w:t>
-      </w:r>
-      <w:r>
-        <w:t>, before the shop opens. Never share the owner PIN with staff. Give each cashier their own account so the audit log can tell who did what.</w:t>
-      </w:r>
-    </w:p>
-    <w:p>
-      <w:r>
-        <w:rPr>
-          <w:b/>
-        </w:rPr>
-        <w:t>To add a new cashier:</w:t>
-      </w:r>
-    </w:p>
-    <w:p>
-      <w:pPr>
-        <w:pStyle w:val="ListNumber"/>
-      </w:pPr>
-      <w:r>
-        <w:t xml:space="preserve">Login as owner (user: </w:t>
-      </w:r>
-      <w:r>
-        <w:rPr>
-          <w:rFonts w:ascii="Consolas" w:hAnsi="Consolas"/>
-          <w:sz w:val="20"/>
-        </w:rPr>
-        <w:t>owner</w:t>
-      </w:r>
-      <w:r>
-        <w:t xml:space="preserve">, PIN: </w:t>
-      </w:r>
-      <w:r>
-        <w:rPr>
-          <w:rFonts w:ascii="Consolas" w:hAnsi="Consolas"/>
-          <w:sz w:val="20"/>
-        </w:rPr>
-        <w:t>1234</w:t>
-      </w:r>
-      <w:r>
-        <w:t xml:space="preserve"> on first launch — change it immediately, see below).</w:t>
-      </w:r>
-    </w:p>
-    <w:p>
-      <w:pPr>
-        <w:pStyle w:val="ListNumber"/>
-      </w:pPr>
-      <w:r>
-        <w:t xml:space="preserve">Main Menu → </w:t>
-      </w:r>
-      <w:r>
-        <w:rPr>
-          <w:b/>
-        </w:rPr>
-        <w:t>Users (staff logins)</w:t>
-      </w:r>
-      <w:r>
-        <w:t>.</w:t>
-      </w:r>
-    </w:p>
-    <w:p>
-      <w:pPr>
-        <w:pStyle w:val="ListNumber"/>
-      </w:pPr>
-      <w:r>
-        <w:t xml:space="preserve">Click </w:t>
-      </w:r>
-      <w:r>
-        <w:rPr>
-          <w:b/>
-        </w:rPr>
-        <w:t>Add new user (owner)</w:t>
-      </w:r>
-      <w:r>
-        <w:t>.</w:t>
-      </w:r>
-    </w:p>
-    <w:p>
-      <w:pPr>
-        <w:pStyle w:val="ListNumber"/>
-      </w:pPr>
-      <w:r>
-        <w:t xml:space="preserve">Type a login name — lowercase, no spaces (e.g. </w:t>
-      </w:r>
-      <w:r>
-        <w:rPr>
-          <w:rFonts w:ascii="Consolas" w:hAnsi="Consolas"/>
-          <w:sz w:val="20"/>
-        </w:rPr>
-        <w:t>ramesh</w:t>
-      </w:r>
-      <w:r>
-        <w:t xml:space="preserve">, </w:t>
-      </w:r>
-      <w:r>
-        <w:rPr>
-          <w:rFonts w:ascii="Consolas" w:hAnsi="Consolas"/>
-          <w:sz w:val="20"/>
-        </w:rPr>
-        <w:t>priya</w:t>
-      </w:r>
-      <w:r>
-        <w:t xml:space="preserve">, </w:t>
-      </w:r>
-      <w:r>
-        <w:rPr>
-          <w:rFonts w:ascii="Consolas" w:hAnsi="Consolas"/>
-          <w:sz w:val="20"/>
-        </w:rPr>
-        <w:t>suresh</w:t>
-      </w:r>
-      <w:r>
-        <w:t>). Enter.</w:t>
-      </w:r>
-    </w:p>
-    <w:p>
-      <w:pPr>
-        <w:pStyle w:val="ListNumber"/>
-      </w:pPr>
-      <w:r>
-        <w:t>Type a 4-digit PIN they will use to log in. Enter.</w:t>
-      </w:r>
-    </w:p>
-    <w:p>
-      <w:pPr>
-        <w:pStyle w:val="ListNumber"/>
-      </w:pPr>
-      <w:r>
-        <w:t xml:space="preserve">Type the role: </w:t>
-      </w:r>
-      <w:r>
-        <w:rPr>
-          <w:rFonts w:ascii="Consolas" w:hAnsi="Consolas"/>
-          <w:sz w:val="20"/>
-        </w:rPr>
-        <w:t>cashier</w:t>
-      </w:r>
-      <w:r>
-        <w:t xml:space="preserve"> (normal staff), </w:t>
-      </w:r>
-      <w:r>
-        <w:rPr>
-          <w:rFonts w:ascii="Consolas" w:hAnsi="Consolas"/>
-          <w:sz w:val="20"/>
-        </w:rPr>
-        <w:t>manager</w:t>
-      </w:r>
-      <w:r>
-        <w:t xml:space="preserve"> (can approve discounts/cancellations), or </w:t>
-      </w:r>
-      <w:r>
-        <w:rPr>
-          <w:rFonts w:ascii="Consolas" w:hAnsi="Consolas"/>
-          <w:sz w:val="20"/>
-        </w:rPr>
-        <w:t>owner</w:t>
-      </w:r>
-      <w:r>
-        <w:t xml:space="preserve"> (full access). For staff, use </w:t>
-      </w:r>
-      <w:r>
-        <w:rPr>
-          <w:rFonts w:ascii="Consolas" w:hAnsi="Consolas"/>
-          <w:sz w:val="20"/>
-        </w:rPr>
-        <w:t>cashier</w:t>
-      </w:r>
-      <w:r>
-        <w:t>. Enter.</w:t>
-      </w:r>
-    </w:p>
-    <w:p>
-      <w:pPr>
-        <w:pStyle w:val="ListNumber"/>
-      </w:pPr>
-      <w:r>
-        <w:t>Confirmation appears. The user can now log in.</w:t>
-      </w:r>
-    </w:p>
-    <w:p>
-      <w:r>
-        <w:rPr>
-          <w:b/>
-        </w:rPr>
-        <w:t>To change your own PIN (recommended immediately after first login):</w:t>
-      </w:r>
-    </w:p>
-    <w:p>
-      <w:pPr>
-        <w:pStyle w:val="ListNumber"/>
-      </w:pPr>
-      <w:r>
-        <w:t xml:space="preserve">Main Menu → </w:t>
-      </w:r>
-      <w:r>
-        <w:rPr>
-          <w:b/>
-        </w:rPr>
-        <w:t>Users (staff logins)</w:t>
-      </w:r>
-      <w:r>
-        <w:t>.</w:t>
-      </w:r>
-    </w:p>
-    <w:p>
-      <w:pPr>
-        <w:pStyle w:val="ListNumber"/>
-      </w:pPr>
-      <w:r>
-        <w:t xml:space="preserve">Click your row in the grid (e.g. </w:t>
-      </w:r>
-      <w:r>
-        <w:rPr>
-          <w:rFonts w:ascii="Consolas" w:hAnsi="Consolas"/>
-          <w:sz w:val="20"/>
-        </w:rPr>
-        <w:t>owner</w:t>
-      </w:r>
-      <w:r>
-        <w:t>).</w:t>
-      </w:r>
-    </w:p>
-    <w:p>
-      <w:pPr>
-        <w:pStyle w:val="ListNumber"/>
-      </w:pPr>
-      <w:r>
-        <w:t xml:space="preserve">Click </w:t>
-      </w:r>
-      <w:r>
-        <w:rPr>
-          <w:b/>
-        </w:rPr>
-        <w:t>Change PIN</w:t>
-      </w:r>
-      <w:r>
-        <w:t>.</w:t>
-      </w:r>
-    </w:p>
-    <w:p>
-      <w:pPr>
-        <w:pStyle w:val="ListNumber"/>
-      </w:pPr>
-      <w:r>
-        <w:t>Type a new PIN (at least 4 digits). Enter.</w:t>
-      </w:r>
-    </w:p>
-    <w:p>
-      <w:pPr>
-        <w:pStyle w:val="ListNumber"/>
-      </w:pPr>
-      <w:r>
-        <w:t>Next time you log in, use the new PIN.</w:t>
-      </w:r>
-    </w:p>
-    <w:p>
-      <w:r>
-        <w:rPr>
-          <w:b/>
-        </w:rPr>
-        <w:t>To disable a cashier who left the shop:</w:t>
-      </w:r>
-    </w:p>
-    <w:p>
-      <w:pPr>
-        <w:pStyle w:val="ListNumber"/>
-      </w:pPr>
-      <w:r>
-        <w:t xml:space="preserve">Main Menu → </w:t>
-      </w:r>
-      <w:r>
-        <w:rPr>
-          <w:b/>
-        </w:rPr>
-        <w:t>Users (staff logins)</w:t>
-      </w:r>
-      <w:r>
-        <w:t>.</w:t>
-      </w:r>
-    </w:p>
-    <w:p>
-      <w:pPr>
-        <w:pStyle w:val="ListNumber"/>
-      </w:pPr>
-      <w:r>
-        <w:t>Click their row.</w:t>
-      </w:r>
-    </w:p>
-    <w:p>
-      <w:pPr>
-        <w:pStyle w:val="ListNumber"/>
-      </w:pPr>
-      <w:r>
-        <w:t xml:space="preserve">Click </w:t>
-      </w:r>
-      <w:r>
-        <w:rPr>
-          <w:b/>
-        </w:rPr>
-        <w:t>Enable / Disable (owner)</w:t>
-      </w:r>
-      <w:r>
-        <w:t>.</w:t>
-      </w:r>
-    </w:p>
-    <w:p>
-      <w:pPr>
-        <w:pStyle w:val="ListNumber"/>
-      </w:pPr>
-      <w:r>
-        <w:t>They can no longer log in. Their old bills stay in the system with their name.</w:t>
-      </w:r>
-    </w:p>
-    <w:p>
-      <w:r>
-        <w:rPr>
-          <w:b/>
-        </w:rPr>
-        <w:t>To promote a cashier to manager:</w:t>
-      </w:r>
-    </w:p>
-    <w:p>
-      <w:pPr>
-        <w:pStyle w:val="ListNumber"/>
-      </w:pPr>
-      <w:r>
-        <w:t xml:space="preserve">Main Menu → </w:t>
-      </w:r>
-      <w:r>
-        <w:rPr>
-          <w:b/>
-        </w:rPr>
-        <w:t>Users (staff logins)</w:t>
-      </w:r>
-      <w:r>
-        <w:t>.</w:t>
-      </w:r>
-    </w:p>
-    <w:p>
-      <w:pPr>
-        <w:pStyle w:val="ListNumber"/>
-      </w:pPr>
-      <w:r>
-        <w:t>Click their row.</w:t>
-      </w:r>
-    </w:p>
-    <w:p>
-      <w:pPr>
-        <w:pStyle w:val="ListNumber"/>
-      </w:pPr>
-      <w:r>
-        <w:t xml:space="preserve">Click </w:t>
-      </w:r>
-      <w:r>
-        <w:rPr>
-          <w:b/>
-        </w:rPr>
-        <w:t>Change role (owner)</w:t>
-      </w:r>
-      <w:r>
-        <w:t>.</w:t>
-      </w:r>
-    </w:p>
-    <w:p>
-      <w:pPr>
-        <w:pStyle w:val="ListNumber"/>
-      </w:pPr>
-      <w:r>
-        <w:t xml:space="preserve">Type </w:t>
-      </w:r>
-      <w:r>
-        <w:rPr>
-          <w:rFonts w:ascii="Consolas" w:hAnsi="Consolas"/>
-          <w:sz w:val="20"/>
-        </w:rPr>
-        <w:t>manager</w:t>
-      </w:r>
-      <w:r>
-        <w:t>. Enter.</w:t>
-      </w:r>
-    </w:p>
-    <w:p>
-      <w:r>
-        <w:rPr>
-          <w:b/>
-        </w:rPr>
-        <w:t>Rules:</w:t>
-      </w:r>
-    </w:p>
-    <w:p>
-      <w:pPr>
-        <w:pStyle w:val="ListBullet"/>
-      </w:pPr>
-      <w:r>
-        <w:t>Cashiers can only change their own PIN. They cannot add or disable users.</w:t>
-      </w:r>
-    </w:p>
-    <w:p>
-      <w:pPr>
-        <w:pStyle w:val="ListBullet"/>
-      </w:pPr>
-      <w:r>
-        <w:t>Only the owner can add, disable, or change roles.</w:t>
-      </w:r>
-    </w:p>
-    <w:p>
-      <w:pPr>
-        <w:pStyle w:val="ListBullet"/>
-      </w:pPr>
-      <w:r>
-        <w:t>You cannot disable yourself (safety).</w:t>
-      </w:r>
-    </w:p>
-    <w:p>
-      <w:pPr>
-        <w:pStyle w:val="ListBullet"/>
-      </w:pPr>
-      <w:r>
-        <w:t xml:space="preserve">User names must be unique. If you try to add </w:t>
-      </w:r>
-      <w:r>
-        <w:rPr>
-          <w:rFonts w:ascii="Consolas" w:hAnsi="Consolas"/>
-          <w:sz w:val="20"/>
-        </w:rPr>
-        <w:t>ramesh</w:t>
-      </w:r>
-      <w:r>
-        <w:t xml:space="preserve"> twice, the system will say "already exists."</w:t>
-      </w:r>
-    </w:p>
-    <w:p>
-      <w:r>
-        <w:rPr>
-          <w:b/>
-        </w:rPr>
-        <w:t>What the roles can do:</w:t>
+        <w:t>Who can do what</w:t>
       </w:r>
     </w:p>
     <w:tbl>
@@ -1701,12 +739,6 @@
                 <w:b/>
               </w:rPr>
             </w:r>
-            <w:r>
-              <w:rPr>
-                <w:b/>
-              </w:rPr>
-              <w:t>Action</w:t>
-            </w:r>
           </w:p>
         </w:tc>
         <w:tc>
@@ -1723,7 +755,7 @@
               <w:rPr>
                 <w:b/>
               </w:rPr>
-              <w:t>Cashier</w:t>
+              <w:t>Owner</w:t>
             </w:r>
           </w:p>
         </w:tc>
@@ -1759,7 +791,7 @@
               <w:rPr>
                 <w:b/>
               </w:rPr>
-              <w:t>Owner</w:t>
+              <w:t>Cashier</w:t>
             </w:r>
           </w:p>
         </w:tc>
@@ -1772,7 +804,7 @@
           <w:p>
             <w:r/>
             <w:r>
-              <w:t>Make bills</w:t>
+              <w:t>Make bills, take payment</w:t>
             </w:r>
           </w:p>
         </w:tc>
@@ -1818,7 +850,7 @@
           <w:p>
             <w:r/>
             <w:r>
-              <w:t>Take khata payment</w:t>
+              <w:t>Look up customers</w:t>
             </w:r>
           </w:p>
         </w:tc>
@@ -1875,7 +907,7 @@
           <w:p>
             <w:r/>
             <w:r>
-              <w:t>No (needs manager/owner PIN)</w:t>
+              <w:t>Yes</w:t>
             </w:r>
           </w:p>
         </w:tc>
@@ -1897,7 +929,7 @@
           <w:p>
             <w:r/>
             <w:r>
-              <w:t>Yes</w:t>
+              <w:t>Needs a manager PIN</w:t>
             </w:r>
           </w:p>
         </w:tc>
@@ -1910,375 +942,7 @@
           <w:p>
             <w:r/>
             <w:r>
-              <w:t>Give discount &gt;5%</w:t>
-            </w:r>
-          </w:p>
-        </w:tc>
-        <w:tc>
-          <w:tcPr>
-            <w:tcW w:type="dxa" w:w="2160"/>
-          </w:tcPr>
-          <w:p>
-            <w:r/>
-            <w:r>
-              <w:t>No (needs manager/owner PIN)</w:t>
-            </w:r>
-          </w:p>
-        </w:tc>
-        <w:tc>
-          <w:tcPr>
-            <w:tcW w:type="dxa" w:w="2160"/>
-          </w:tcPr>
-          <w:p>
-            <w:r/>
-            <w:r>
-              <w:t>Yes</w:t>
-            </w:r>
-          </w:p>
-        </w:tc>
-        <w:tc>
-          <w:tcPr>
-            <w:tcW w:type="dxa" w:w="2160"/>
-          </w:tcPr>
-          <w:p>
-            <w:r/>
-            <w:r>
-              <w:t>Yes</w:t>
-            </w:r>
-          </w:p>
-        </w:tc>
-      </w:tr>
-      <w:tr>
-        <w:tc>
-          <w:tcPr>
-            <w:tcW w:type="dxa" w:w="2160"/>
-          </w:tcPr>
-          <w:p>
-            <w:r/>
-            <w:r>
-              <w:t>Allow khata over limit</w:t>
-            </w:r>
-          </w:p>
-        </w:tc>
-        <w:tc>
-          <w:tcPr>
-            <w:tcW w:type="dxa" w:w="2160"/>
-          </w:tcPr>
-          <w:p>
-            <w:r/>
-            <w:r>
-              <w:t>No</w:t>
-            </w:r>
-          </w:p>
-        </w:tc>
-        <w:tc>
-          <w:tcPr>
-            <w:tcW w:type="dxa" w:w="2160"/>
-          </w:tcPr>
-          <w:p>
-            <w:r/>
-            <w:r>
-              <w:t>Yes</w:t>
-            </w:r>
-          </w:p>
-        </w:tc>
-        <w:tc>
-          <w:tcPr>
-            <w:tcW w:type="dxa" w:w="2160"/>
-          </w:tcPr>
-          <w:p>
-            <w:r/>
-            <w:r>
-              <w:t>Yes</w:t>
-            </w:r>
-          </w:p>
-        </w:tc>
-      </w:tr>
-      <w:tr>
-        <w:tc>
-          <w:tcPr>
-            <w:tcW w:type="dxa" w:w="2160"/>
-          </w:tcPr>
-          <w:p>
-            <w:r/>
-            <w:r>
-              <w:t>Add items</w:t>
-            </w:r>
-          </w:p>
-        </w:tc>
-        <w:tc>
-          <w:tcPr>
-            <w:tcW w:type="dxa" w:w="2160"/>
-          </w:tcPr>
-          <w:p>
-            <w:r/>
-            <w:r>
-              <w:t>No</w:t>
-            </w:r>
-          </w:p>
-        </w:tc>
-        <w:tc>
-          <w:tcPr>
-            <w:tcW w:type="dxa" w:w="2160"/>
-          </w:tcPr>
-          <w:p>
-            <w:r/>
-            <w:r>
-              <w:t>Yes</w:t>
-            </w:r>
-          </w:p>
-        </w:tc>
-        <w:tc>
-          <w:tcPr>
-            <w:tcW w:type="dxa" w:w="2160"/>
-          </w:tcPr>
-          <w:p>
-            <w:r/>
-            <w:r>
-              <w:t>Yes</w:t>
-            </w:r>
-          </w:p>
-        </w:tc>
-      </w:tr>
-      <w:tr>
-        <w:tc>
-          <w:tcPr>
-            <w:tcW w:type="dxa" w:w="2160"/>
-          </w:tcPr>
-          <w:p>
-            <w:r/>
-            <w:r>
-              <w:t>Add stock (purchase entry)</w:t>
-            </w:r>
-          </w:p>
-        </w:tc>
-        <w:tc>
-          <w:tcPr>
-            <w:tcW w:type="dxa" w:w="2160"/>
-          </w:tcPr>
-          <w:p>
-            <w:r/>
-            <w:r>
-              <w:t>No</w:t>
-            </w:r>
-          </w:p>
-        </w:tc>
-        <w:tc>
-          <w:tcPr>
-            <w:tcW w:type="dxa" w:w="2160"/>
-          </w:tcPr>
-          <w:p>
-            <w:r/>
-            <w:r>
-              <w:t>Yes</w:t>
-            </w:r>
-          </w:p>
-        </w:tc>
-        <w:tc>
-          <w:tcPr>
-            <w:tcW w:type="dxa" w:w="2160"/>
-          </w:tcPr>
-          <w:p>
-            <w:r/>
-            <w:r>
-              <w:t>Yes</w:t>
-            </w:r>
-          </w:p>
-        </w:tc>
-      </w:tr>
-      <w:tr>
-        <w:tc>
-          <w:tcPr>
-            <w:tcW w:type="dxa" w:w="2160"/>
-          </w:tcPr>
-          <w:p>
-            <w:r/>
-            <w:r>
-              <w:t>Enable a customer for khata</w:t>
-            </w:r>
-          </w:p>
-        </w:tc>
-        <w:tc>
-          <w:tcPr>
-            <w:tcW w:type="dxa" w:w="2160"/>
-          </w:tcPr>
-          <w:p>
-            <w:r/>
-            <w:r>
-              <w:t>No</w:t>
-            </w:r>
-          </w:p>
-        </w:tc>
-        <w:tc>
-          <w:tcPr>
-            <w:tcW w:type="dxa" w:w="2160"/>
-          </w:tcPr>
-          <w:p>
-            <w:r/>
-            <w:r>
-              <w:t>No</w:t>
-            </w:r>
-          </w:p>
-        </w:tc>
-        <w:tc>
-          <w:tcPr>
-            <w:tcW w:type="dxa" w:w="2160"/>
-          </w:tcPr>
-          <w:p>
-            <w:r/>
-            <w:r>
-              <w:t>Yes</w:t>
-            </w:r>
-          </w:p>
-        </w:tc>
-      </w:tr>
-      <w:tr>
-        <w:tc>
-          <w:tcPr>
-            <w:tcW w:type="dxa" w:w="2160"/>
-          </w:tcPr>
-          <w:p>
-            <w:r/>
-            <w:r>
-              <w:t>Write off a khata debt</w:t>
-            </w:r>
-          </w:p>
-        </w:tc>
-        <w:tc>
-          <w:tcPr>
-            <w:tcW w:type="dxa" w:w="2160"/>
-          </w:tcPr>
-          <w:p>
-            <w:r/>
-            <w:r>
-              <w:t>No</w:t>
-            </w:r>
-          </w:p>
-        </w:tc>
-        <w:tc>
-          <w:tcPr>
-            <w:tcW w:type="dxa" w:w="2160"/>
-          </w:tcPr>
-          <w:p>
-            <w:r/>
-            <w:r>
-              <w:t>No</w:t>
-            </w:r>
-          </w:p>
-        </w:tc>
-        <w:tc>
-          <w:tcPr>
-            <w:tcW w:type="dxa" w:w="2160"/>
-          </w:tcPr>
-          <w:p>
-            <w:r/>
-            <w:r>
-              <w:t>Yes</w:t>
-            </w:r>
-          </w:p>
-        </w:tc>
-      </w:tr>
-      <w:tr>
-        <w:tc>
-          <w:tcPr>
-            <w:tcW w:type="dxa" w:w="2160"/>
-          </w:tcPr>
-          <w:p>
-            <w:r/>
-            <w:r>
-              <w:t>Add/disable users</w:t>
-            </w:r>
-          </w:p>
-        </w:tc>
-        <w:tc>
-          <w:tcPr>
-            <w:tcW w:type="dxa" w:w="2160"/>
-          </w:tcPr>
-          <w:p>
-            <w:r/>
-            <w:r>
-              <w:t>No</w:t>
-            </w:r>
-          </w:p>
-        </w:tc>
-        <w:tc>
-          <w:tcPr>
-            <w:tcW w:type="dxa" w:w="2160"/>
-          </w:tcPr>
-          <w:p>
-            <w:r/>
-            <w:r>
-              <w:t>No</w:t>
-            </w:r>
-          </w:p>
-        </w:tc>
-        <w:tc>
-          <w:tcPr>
-            <w:tcW w:type="dxa" w:w="2160"/>
-          </w:tcPr>
-          <w:p>
-            <w:r/>
-            <w:r>
-              <w:t>Yes</w:t>
-            </w:r>
-          </w:p>
-        </w:tc>
-      </w:tr>
-      <w:tr>
-        <w:tc>
-          <w:tcPr>
-            <w:tcW w:type="dxa" w:w="2160"/>
-          </w:tcPr>
-          <w:p>
-            <w:r/>
-            <w:r>
-              <w:t>View reports</w:t>
-            </w:r>
-          </w:p>
-        </w:tc>
-        <w:tc>
-          <w:tcPr>
-            <w:tcW w:type="dxa" w:w="2160"/>
-          </w:tcPr>
-          <w:p>
-            <w:r/>
-            <w:r>
-              <w:t>No</w:t>
-            </w:r>
-          </w:p>
-        </w:tc>
-        <w:tc>
-          <w:tcPr>
-            <w:tcW w:type="dxa" w:w="2160"/>
-          </w:tcPr>
-          <w:p>
-            <w:r/>
-            <w:r>
-              <w:t>Yes</w:t>
-            </w:r>
-          </w:p>
-        </w:tc>
-        <w:tc>
-          <w:tcPr>
-            <w:tcW w:type="dxa" w:w="2160"/>
-          </w:tcPr>
-          <w:p>
-            <w:r/>
-            <w:r>
-              <w:t>Yes</w:t>
-            </w:r>
-          </w:p>
-        </w:tc>
-      </w:tr>
-      <w:tr>
-        <w:tc>
-          <w:tcPr>
-            <w:tcW w:type="dxa" w:w="2160"/>
-          </w:tcPr>
-          <w:p>
-            <w:r/>
-            <w:r>
-              <w:t>Close the shift</w:t>
+              <w:t>Give a big discount</w:t>
             </w:r>
           </w:p>
         </w:tc>
@@ -2311,7 +975,191 @@
           <w:p>
             <w:r/>
             <w:r>
+              <w:t>Needs a manager PIN</w:t>
+            </w:r>
+          </w:p>
+        </w:tc>
+      </w:tr>
+      <w:tr>
+        <w:tc>
+          <w:tcPr>
+            <w:tcW w:type="dxa" w:w="2160"/>
+          </w:tcPr>
+          <w:p>
+            <w:r/>
+            <w:r>
+              <w:t>Change prices, add products</w:t>
+            </w:r>
+          </w:p>
+        </w:tc>
+        <w:tc>
+          <w:tcPr>
+            <w:tcW w:type="dxa" w:w="2160"/>
+          </w:tcPr>
+          <w:p>
+            <w:r/>
+            <w:r>
               <w:t>Yes</w:t>
+            </w:r>
+          </w:p>
+        </w:tc>
+        <w:tc>
+          <w:tcPr>
+            <w:tcW w:type="dxa" w:w="2160"/>
+          </w:tcPr>
+          <w:p>
+            <w:r/>
+            <w:r>
+              <w:t>Yes</w:t>
+            </w:r>
+          </w:p>
+        </w:tc>
+        <w:tc>
+          <w:tcPr>
+            <w:tcW w:type="dxa" w:w="2160"/>
+          </w:tcPr>
+          <w:p>
+            <w:r/>
+            <w:r>
+              <w:t>No</w:t>
+            </w:r>
+          </w:p>
+        </w:tc>
+      </w:tr>
+      <w:tr>
+        <w:tc>
+          <w:tcPr>
+            <w:tcW w:type="dxa" w:w="2160"/>
+          </w:tcPr>
+          <w:p>
+            <w:r/>
+            <w:r>
+              <w:t>Write off stock</w:t>
+            </w:r>
+          </w:p>
+        </w:tc>
+        <w:tc>
+          <w:tcPr>
+            <w:tcW w:type="dxa" w:w="2160"/>
+          </w:tcPr>
+          <w:p>
+            <w:r/>
+            <w:r>
+              <w:t>Yes</w:t>
+            </w:r>
+          </w:p>
+        </w:tc>
+        <w:tc>
+          <w:tcPr>
+            <w:tcW w:type="dxa" w:w="2160"/>
+          </w:tcPr>
+          <w:p>
+            <w:r/>
+            <w:r>
+              <w:t>Yes</w:t>
+            </w:r>
+          </w:p>
+        </w:tc>
+        <w:tc>
+          <w:tcPr>
+            <w:tcW w:type="dxa" w:w="2160"/>
+          </w:tcPr>
+          <w:p>
+            <w:r/>
+            <w:r>
+              <w:t>No</w:t>
+            </w:r>
+          </w:p>
+        </w:tc>
+      </w:tr>
+      <w:tr>
+        <w:tc>
+          <w:tcPr>
+            <w:tcW w:type="dxa" w:w="2160"/>
+          </w:tcPr>
+          <w:p>
+            <w:r/>
+            <w:r>
+              <w:t>Change credit limits, write off debt</w:t>
+            </w:r>
+          </w:p>
+        </w:tc>
+        <w:tc>
+          <w:tcPr>
+            <w:tcW w:type="dxa" w:w="2160"/>
+          </w:tcPr>
+          <w:p>
+            <w:r/>
+            <w:r>
+              <w:t>Yes</w:t>
+            </w:r>
+          </w:p>
+        </w:tc>
+        <w:tc>
+          <w:tcPr>
+            <w:tcW w:type="dxa" w:w="2160"/>
+          </w:tcPr>
+          <w:p>
+            <w:r/>
+            <w:r>
+              <w:t>No</w:t>
+            </w:r>
+          </w:p>
+        </w:tc>
+        <w:tc>
+          <w:tcPr>
+            <w:tcW w:type="dxa" w:w="2160"/>
+          </w:tcPr>
+          <w:p>
+            <w:r/>
+            <w:r>
+              <w:t>No</w:t>
+            </w:r>
+          </w:p>
+        </w:tc>
+      </w:tr>
+      <w:tr>
+        <w:tc>
+          <w:tcPr>
+            <w:tcW w:type="dxa" w:w="2160"/>
+          </w:tcPr>
+          <w:p>
+            <w:r/>
+            <w:r>
+              <w:t>Add or remove staff</w:t>
+            </w:r>
+          </w:p>
+        </w:tc>
+        <w:tc>
+          <w:tcPr>
+            <w:tcW w:type="dxa" w:w="2160"/>
+          </w:tcPr>
+          <w:p>
+            <w:r/>
+            <w:r>
+              <w:t>Yes</w:t>
+            </w:r>
+          </w:p>
+        </w:tc>
+        <w:tc>
+          <w:tcPr>
+            <w:tcW w:type="dxa" w:w="2160"/>
+          </w:tcPr>
+          <w:p>
+            <w:r/>
+            <w:r>
+              <w:t>Yes</w:t>
+            </w:r>
+          </w:p>
+        </w:tc>
+        <w:tc>
+          <w:tcPr>
+            <w:tcW w:type="dxa" w:w="2160"/>
+          </w:tcPr>
+          <w:p>
+            <w:r/>
+            <w:r>
+              <w:t>No</w:t>
             </w:r>
           </w:p>
         </w:tc>
@@ -2319,40 +1167,16 @@
     </w:tbl>
     <w:p/>
     <w:p>
-      <w:r>
-        <w:rPr>
-          <w:b/>
-          <w:sz w:val="26"/>
-        </w:rPr>
-        <w:t>Adding a new item to the shop</w:t>
+      <w:pPr>
+        <w:pStyle w:val="Heading3"/>
+      </w:pPr>
+      <w:r>
+        <w:t>The main menu</w:t>
       </w:r>
     </w:p>
     <w:p>
       <w:r>
-        <w:t xml:space="preserve">Main Menu → </w:t>
-      </w:r>
-      <w:r>
-        <w:rPr>
-          <w:b/>
-        </w:rPr>
-        <w:t>4. Item master</w:t>
-      </w:r>
-      <w:r>
-        <w:t xml:space="preserve"> → </w:t>
-      </w:r>
-      <w:r>
-        <w:rPr>
-          <w:b/>
-        </w:rPr>
-        <w:t>Add new</w:t>
-      </w:r>
-      <w:r>
-        <w:t>.</w:t>
-      </w:r>
-    </w:p>
-    <w:p>
-      <w:r>
-        <w:t>Fill in:</w:t>
+        <w:t>After signing in you see coloured tiles grouped under six headings:</w:t>
       </w:r>
     </w:p>
     <w:p>
@@ -2363,10 +1187,10 @@
         <w:rPr>
           <w:b/>
         </w:rPr>
-        <w:t>Barcode</w:t>
-      </w:r>
-      <w:r>
-        <w:t xml:space="preserve"> (scan it if the item has one, or leave blank for loose items)</w:t>
+        <w:t>Billing</w:t>
+      </w:r>
+      <w:r>
+        <w:t xml:space="preserve"> — Billing counter, Shift and day close</w:t>
       </w:r>
     </w:p>
     <w:p>
@@ -2377,10 +1201,15 @@
         <w:rPr>
           <w:b/>
         </w:rPr>
-        <w:t>Name</w:t>
-      </w:r>
-      <w:r>
-        <w:t xml:space="preserve"> (full name, e.g. "Aashirvaad Atta 5kg")</w:t>
+        <w:t>Stock</w:t>
+      </w:r>
+      <w:r>
+        <w:t xml:space="preserve"> — Stock summary, Stock take, Damage and wastage, Open a sack,</w:t>
+      </w:r>
+    </w:p>
+    <w:p>
+      <w:r>
+        <w:t>Expiring soon, Items to reorder</w:t>
       </w:r>
     </w:p>
     <w:p>
@@ -2391,10 +1220,10 @@
         <w:rPr>
           <w:b/>
         </w:rPr>
-        <w:t>Print name</w:t>
-      </w:r>
-      <w:r>
-        <w:t xml:space="preserve"> (short name that fits on receipt, e.g. "Aashirvaad Atta")</w:t>
+        <w:t>Buying</w:t>
+      </w:r>
+      <w:r>
+        <w:t xml:space="preserve"> — Purchase entry, Return to supplier</w:t>
       </w:r>
     </w:p>
     <w:p>
@@ -2405,10 +1234,10 @@
         <w:rPr>
           <w:b/>
         </w:rPr>
-        <w:t>Sold by</w:t>
-      </w:r>
-      <w:r>
-        <w:t xml:space="preserve"> — Piece / Weight / Volume</w:t>
+        <w:t>Customers and credit</w:t>
+      </w:r>
+      <w:r>
+        <w:t xml:space="preserve"> — Customer khata, Money owed by age, Opening balances</w:t>
       </w:r>
     </w:p>
     <w:p>
@@ -2419,10 +1248,10 @@
         <w:rPr>
           <w:b/>
         </w:rPr>
-        <w:t>Unit</w:t>
-      </w:r>
-      <w:r>
-        <w:t xml:space="preserve"> — kg / g / l / ml / pc</w:t>
+        <w:t>Products and reports</w:t>
+      </w:r>
+      <w:r>
+        <w:t xml:space="preserve"> — Item master, Reports and GST</w:t>
       </w:r>
     </w:p>
     <w:p>
@@ -2433,10 +1262,268 @@
         <w:rPr>
           <w:b/>
         </w:rPr>
-        <w:t>Tax rate</w:t>
-      </w:r>
-      <w:r>
-        <w:t xml:space="preserve"> — 0 for now (we're not doing GST yet)</w:t>
+        <w:t>Setup</w:t>
+      </w:r>
+      <w:r>
+        <w:t xml:space="preserve"> — Scale and weight, Settings, Staff accounts</w:t>
+      </w:r>
+    </w:p>
+    <w:p>
+      <w:r>
+        <w:t>Click a tile to open that screen. Close the screen to come back to the menu.</w:t>
+      </w:r>
+    </w:p>
+    <w:p>
+      <w:pPr>
+        <w:pStyle w:val="Heading3"/>
+      </w:pPr>
+      <w:r>
+        <w:t>The shape of a normal day</w:t>
+      </w:r>
+    </w:p>
+    <w:tbl>
+      <w:tblPr>
+        <w:tblStyle w:val="LightGrid-Accent1"/>
+        <w:tblW w:type="auto" w:w="0"/>
+        <w:tblLook w:firstColumn="1" w:firstRow="1" w:lastColumn="0" w:lastRow="0" w:noHBand="0" w:noVBand="1" w:val="04A0"/>
+      </w:tblPr>
+      <w:tblGrid>
+        <w:gridCol w:w="4320"/>
+        <w:gridCol w:w="4320"/>
+      </w:tblGrid>
+      <w:tr>
+        <w:tc>
+          <w:tcPr>
+            <w:tcW w:type="dxa" w:w="4320"/>
+          </w:tcPr>
+          <w:p>
+            <w:r>
+              <w:rPr>
+                <w:b/>
+              </w:rPr>
+            </w:r>
+            <w:r>
+              <w:rPr>
+                <w:b/>
+              </w:rPr>
+              <w:t>When</w:t>
+            </w:r>
+          </w:p>
+        </w:tc>
+        <w:tc>
+          <w:tcPr>
+            <w:tcW w:type="dxa" w:w="4320"/>
+          </w:tcPr>
+          <w:p>
+            <w:r>
+              <w:rPr>
+                <w:b/>
+              </w:rPr>
+            </w:r>
+            <w:r>
+              <w:rPr>
+                <w:b/>
+              </w:rPr>
+              <w:t>What</w:t>
+            </w:r>
+          </w:p>
+        </w:tc>
+      </w:tr>
+      <w:tr>
+        <w:tc>
+          <w:tcPr>
+            <w:tcW w:type="dxa" w:w="4320"/>
+          </w:tcPr>
+          <w:p>
+            <w:r/>
+            <w:r>
+              <w:t>Morning</w:t>
+            </w:r>
+          </w:p>
+        </w:tc>
+        <w:tc>
+          <w:tcPr>
+            <w:tcW w:type="dxa" w:w="4320"/>
+          </w:tcPr>
+          <w:p>
+            <w:r/>
+            <w:r>
+              <w:t>Open a shift — tell the software how much cash is in the drawer</w:t>
+            </w:r>
+          </w:p>
+        </w:tc>
+      </w:tr>
+      <w:tr>
+        <w:tc>
+          <w:tcPr>
+            <w:tcW w:type="dxa" w:w="4320"/>
+          </w:tcPr>
+          <w:p>
+            <w:r/>
+            <w:r>
+              <w:t>All day</w:t>
+            </w:r>
+          </w:p>
+        </w:tc>
+        <w:tc>
+          <w:tcPr>
+            <w:tcW w:type="dxa" w:w="4320"/>
+          </w:tcPr>
+          <w:p>
+            <w:r/>
+            <w:r>
+              <w:t>Make bills at the Billing counter</w:t>
+            </w:r>
+          </w:p>
+        </w:tc>
+      </w:tr>
+      <w:tr>
+        <w:tc>
+          <w:tcPr>
+            <w:tcW w:type="dxa" w:w="4320"/>
+          </w:tcPr>
+          <w:p>
+            <w:r/>
+            <w:r>
+              <w:t>Night</w:t>
+            </w:r>
+          </w:p>
+        </w:tc>
+        <w:tc>
+          <w:tcPr>
+            <w:tcW w:type="dxa" w:w="4320"/>
+          </w:tcPr>
+          <w:p>
+            <w:r/>
+            <w:r>
+              <w:t>Close the shift — count the cash, print the day report</w:t>
+            </w:r>
+          </w:p>
+        </w:tc>
+      </w:tr>
+    </w:tbl>
+    <w:p/>
+    <w:p>
+      <w:r>
+        <w:t>Everything else is occasional.</w:t>
+      </w:r>
+    </w:p>
+    <w:p>
+      <w:r>
+        <w:rPr>
+          <w:color w:val="CCCCCC"/>
+        </w:rPr>
+        <w:t>____________________________________________________________</w:t>
+      </w:r>
+    </w:p>
+    <w:p>
+      <w:pPr>
+        <w:pStyle w:val="Heading1"/>
+        <w:jc w:val="center"/>
+      </w:pPr>
+      <w:r>
+        <w:t>PART 2 — MAKING A BILL</w:t>
+      </w:r>
+    </w:p>
+    <w:p>
+      <w:r>
+        <w:t>This is the job you will do a hundred times a day. Learn this part properly.</w:t>
+      </w:r>
+    </w:p>
+    <w:p>
+      <w:pPr>
+        <w:pStyle w:val="Heading3"/>
+      </w:pPr>
+      <w:r>
+        <w:t>Opening the counter</w:t>
+      </w:r>
+    </w:p>
+    <w:p>
+      <w:pPr>
+        <w:pStyle w:val="ListNumber"/>
+      </w:pPr>
+      <w:r>
+        <w:t xml:space="preserve">From the main menu click </w:t>
+      </w:r>
+      <w:r>
+        <w:rPr>
+          <w:b/>
+        </w:rPr>
+        <w:t>Billing counter</w:t>
+      </w:r>
+      <w:r>
+        <w:t>.</w:t>
+      </w:r>
+    </w:p>
+    <w:p>
+      <w:pPr>
+        <w:pStyle w:val="ListNumber"/>
+      </w:pPr>
+      <w:r>
+        <w:t xml:space="preserve">The first time each day it asks </w:t>
+      </w:r>
+      <w:r>
+        <w:rPr>
+          <w:b/>
+        </w:rPr>
+        <w:t>"Open a shift?"</w:t>
+      </w:r>
+      <w:r>
+        <w:t xml:space="preserve"> → click </w:t>
+      </w:r>
+      <w:r>
+        <w:rPr>
+          <w:b/>
+        </w:rPr>
+        <w:t>Yes</w:t>
+      </w:r>
+      <w:r>
+        <w:t xml:space="preserve"> →</w:t>
+      </w:r>
+    </w:p>
+    <w:p>
+      <w:r>
+        <w:t xml:space="preserve">type how much cash is in the drawer to start with (for example </w:t>
+      </w:r>
+      <w:r>
+        <w:rPr>
+          <w:rFonts w:ascii="Consolas" w:hAnsi="Consolas"/>
+          <w:sz w:val="20"/>
+        </w:rPr>
+        <w:t>500</w:t>
+      </w:r>
+      <w:r>
+        <w:t>) → OK.</w:t>
+      </w:r>
+    </w:p>
+    <w:p>
+      <w:pPr>
+        <w:pStyle w:val="ListNumber"/>
+      </w:pPr>
+      <w:r>
+        <w:t>The billing screen opens.</w:t>
+      </w:r>
+    </w:p>
+    <w:p>
+      <w:r>
+        <w:t xml:space="preserve">The blinking cursor sits in the </w:t>
+      </w:r>
+      <w:r>
+        <w:rPr>
+          <w:b/>
+        </w:rPr>
+        <w:t>Scan barcode or type an item name</w:t>
+      </w:r>
+      <w:r>
+        <w:t xml:space="preserve"> box at the top left. It should stay there all day. If you ever lose it, click that box once.</w:t>
+      </w:r>
+    </w:p>
+    <w:p>
+      <w:pPr>
+        <w:pStyle w:val="Heading3"/>
+      </w:pPr>
+      <w:r>
+        <w:t>Adding items — three ways</w:t>
       </w:r>
     </w:p>
     <w:p>
@@ -2447,10 +1534,10 @@
         <w:rPr>
           <w:b/>
         </w:rPr>
-        <w:t>Reorder level</w:t>
-      </w:r>
-      <w:r>
-        <w:t xml:space="preserve"> — when stock drops to this, it shows in the reorder report</w:t>
+        <w:t>Scan the barcode.</w:t>
+      </w:r>
+      <w:r>
+        <w:t xml:space="preserve"> The item appears on the bill straight away.</w:t>
       </w:r>
     </w:p>
     <w:p>
@@ -2461,389 +1548,19 @@
         <w:rPr>
           <w:b/>
         </w:rPr>
-        <w:t>Allow discount</w:t>
-      </w:r>
-      <w:r>
-        <w:t xml:space="preserve"> — tick this if points can be redeemed on this item</w:t>
-      </w:r>
-    </w:p>
-    <w:p>
-      <w:r>
-        <w:t xml:space="preserve">Click </w:t>
+        <w:t>Type the barcode digits</w:t>
+      </w:r>
+      <w:r>
+        <w:t xml:space="preserve"> and press </w:t>
       </w:r>
       <w:r>
         <w:rPr>
           <w:b/>
         </w:rPr>
-        <w:t>Save</w:t>
+        <w:t>Enter</w:t>
       </w:r>
       <w:r>
         <w:t>.</w:t>
-      </w:r>
-    </w:p>
-    <w:p>
-      <w:r>
-        <w:rPr>
-          <w:b/>
-          <w:sz w:val="26"/>
-        </w:rPr>
-        <w:t>Bulk-loading many items at once (CSV)</w:t>
-      </w:r>
-    </w:p>
-    <w:p>
-      <w:r>
-        <w:t>For loading 100s or 1000s of items:</w:t>
-      </w:r>
-    </w:p>
-    <w:p>
-      <w:pPr>
-        <w:pStyle w:val="ListNumber"/>
-      </w:pPr>
-      <w:r>
-        <w:t>Prepare a CSV file with this exact header row:</w:t>
-      </w:r>
-    </w:p>
-    <w:p>
-      <w:r>
-        <w:rPr>
-          <w:rFonts w:ascii="Consolas" w:hAnsi="Consolas"/>
-          <w:sz w:val="18"/>
-        </w:rPr>
-        <w:t xml:space="preserve">   sku,name,sold_by,unit,tax_bp,hsn</w:t>
-      </w:r>
-    </w:p>
-    <w:p>
-      <w:r>
-        <w:t>Then one row per item. Example:</w:t>
-      </w:r>
-    </w:p>
-    <w:p>
-      <w:r>
-        <w:rPr>
-          <w:rFonts w:ascii="Consolas" w:hAnsi="Consolas"/>
-          <w:sz w:val="18"/>
-        </w:rPr>
-        <w:t xml:space="preserve">   ATTA001,Aashirvaad Atta 5kg,piece,pc,0,1101</w:t>
-        <w:br/>
-        <w:t xml:space="preserve">   TOMATO,Tomato loose,weight,g,0,0702</w:t>
-      </w:r>
-    </w:p>
-    <w:p>
-      <w:pPr>
-        <w:pStyle w:val="ListNumber"/>
-      </w:pPr>
-      <w:r>
-        <w:t xml:space="preserve">Main Menu → </w:t>
-      </w:r>
-      <w:r>
-        <w:rPr>
-          <w:b/>
-        </w:rPr>
-        <w:t>4. Item master</w:t>
-      </w:r>
-      <w:r>
-        <w:t xml:space="preserve"> → </w:t>
-      </w:r>
-      <w:r>
-        <w:rPr>
-          <w:b/>
-        </w:rPr>
-        <w:t>Import CSV</w:t>
-      </w:r>
-      <w:r>
-        <w:t>.</w:t>
-      </w:r>
-    </w:p>
-    <w:p>
-      <w:pPr>
-        <w:pStyle w:val="ListNumber"/>
-      </w:pPr>
-      <w:r>
-        <w:t>Pick the file.</w:t>
-      </w:r>
-    </w:p>
-    <w:p>
-      <w:pPr>
-        <w:pStyle w:val="ListNumber"/>
-      </w:pPr>
-      <w:r>
-        <w:t>Preview shows what will be added, and any errors row by row.</w:t>
-      </w:r>
-    </w:p>
-    <w:p>
-      <w:pPr>
-        <w:pStyle w:val="ListNumber"/>
-      </w:pPr>
-      <w:r>
-        <w:t xml:space="preserve">Click </w:t>
-      </w:r>
-      <w:r>
-        <w:rPr>
-          <w:b/>
-        </w:rPr>
-        <w:t>Import</w:t>
-      </w:r>
-      <w:r>
-        <w:t xml:space="preserve"> if it looks right.</w:t>
-      </w:r>
-    </w:p>
-    <w:p>
-      <w:r>
-        <w:rPr>
-          <w:b/>
-          <w:sz w:val="26"/>
-        </w:rPr>
-        <w:t>Adding stock (recording a purchase from the supplier)</w:t>
-      </w:r>
-    </w:p>
-    <w:p>
-      <w:r>
-        <w:t>Every time goods come in from a supplier:</w:t>
-      </w:r>
-    </w:p>
-    <w:p>
-      <w:pPr>
-        <w:pStyle w:val="ListNumber"/>
-      </w:pPr>
-      <w:r>
-        <w:t xml:space="preserve">Main Menu → </w:t>
-      </w:r>
-      <w:r>
-        <w:rPr>
-          <w:b/>
-        </w:rPr>
-        <w:t>6a. Purchase entry</w:t>
-      </w:r>
-      <w:r>
-        <w:t>.</w:t>
-      </w:r>
-    </w:p>
-    <w:p>
-      <w:pPr>
-        <w:pStyle w:val="ListNumber"/>
-      </w:pPr>
-      <w:r>
-        <w:t>Pick the supplier (or add a new one first via Suppliers).</w:t>
-      </w:r>
-    </w:p>
-    <w:p>
-      <w:pPr>
-        <w:pStyle w:val="ListNumber"/>
-      </w:pPr>
-      <w:r>
-        <w:t>Type the invoice number and date.</w:t>
-      </w:r>
-    </w:p>
-    <w:p>
-      <w:pPr>
-        <w:pStyle w:val="ListNumber"/>
-      </w:pPr>
-      <w:r>
-        <w:t>Add a row for each item:</w:t>
-      </w:r>
-    </w:p>
-    <w:p>
-      <w:pPr>
-        <w:pStyle w:val="ListBullet2"/>
-      </w:pPr>
-      <w:r>
-        <w:t>Pick the item</w:t>
-      </w:r>
-    </w:p>
-    <w:p>
-      <w:pPr>
-        <w:pStyle w:val="ListBullet2"/>
-      </w:pPr>
-      <w:r>
-        <w:t xml:space="preserve">Batch code (write the supplier's batch or make one up, e.g. </w:t>
-      </w:r>
-      <w:r>
-        <w:rPr>
-          <w:rFonts w:ascii="Consolas" w:hAnsi="Consolas"/>
-          <w:sz w:val="20"/>
-        </w:rPr>
-        <w:t>AUG-01</w:t>
-      </w:r>
-      <w:r>
-        <w:t>)</w:t>
-      </w:r>
-    </w:p>
-    <w:p>
-      <w:pPr>
-        <w:pStyle w:val="ListBullet2"/>
-      </w:pPr>
-      <w:r>
-        <w:t>Expiry date (if the item has one)</w:t>
-      </w:r>
-    </w:p>
-    <w:p>
-      <w:pPr>
-        <w:pStyle w:val="ListBullet2"/>
-      </w:pPr>
-      <w:r>
-        <w:t>Quantity, cost per unit, MRP</w:t>
-      </w:r>
-    </w:p>
-    <w:p>
-      <w:pPr>
-        <w:pStyle w:val="ListBullet2"/>
-      </w:pPr>
-      <w:r>
-        <w:t>Free quantity (if any — extra units the supplier gave free)</w:t>
-      </w:r>
-    </w:p>
-    <w:p>
-      <w:pPr>
-        <w:pStyle w:val="ListNumber"/>
-      </w:pPr>
-      <w:r>
-        <w:t>Enter freight and any invoice-level discount.</w:t>
-      </w:r>
-    </w:p>
-    <w:p>
-      <w:pPr>
-        <w:pStyle w:val="ListNumber"/>
-      </w:pPr>
-      <w:r>
-        <w:t>Credit terms (if you're paying later) — due date.</w:t>
-      </w:r>
-    </w:p>
-    <w:p>
-      <w:pPr>
-        <w:pStyle w:val="ListNumber"/>
-      </w:pPr>
-      <w:r>
-        <w:t>Save.</w:t>
-      </w:r>
-    </w:p>
-    <w:p>
-      <w:r>
-        <w:t>The stock automatically increases by the quantities you entered.</w:t>
-      </w:r>
-    </w:p>
-    <w:p>
-      <w:r>
-        <w:rPr>
-          <w:b/>
-          <w:sz w:val="26"/>
-        </w:rPr>
-        <w:t>Returning bad goods to the supplier</w:t>
-      </w:r>
-    </w:p>
-    <w:p>
-      <w:r>
-        <w:t xml:space="preserve">Main Menu → </w:t>
-      </w:r>
-      <w:r>
-        <w:rPr>
-          <w:b/>
-        </w:rPr>
-        <w:t>6b. Purchase return</w:t>
-      </w:r>
-      <w:r>
-        <w:t xml:space="preserve"> → pick supplier and batch, enter quantity and reason (damaged / expired), Save.</w:t>
-      </w:r>
-    </w:p>
-    <w:p>
-      <w:r>
-        <w:rPr>
-          <w:b/>
-          <w:sz w:val="26"/>
-        </w:rPr>
-        <w:t>Damage or wastage (throwing something out)</w:t>
-      </w:r>
-    </w:p>
-    <w:p>
-      <w:r>
-        <w:t xml:space="preserve">Main Menu → </w:t>
-      </w:r>
-      <w:r>
-        <w:rPr>
-          <w:b/>
-        </w:rPr>
-        <w:t>5c. Damage / wastage</w:t>
-      </w:r>
-      <w:r>
-        <w:t xml:space="preserve"> → pick item and batch, quantity, reason (e.g. "spoiled tomatoes"), Save.</w:t>
-      </w:r>
-    </w:p>
-    <w:p>
-      <w:r>
-        <w:t>Stock reduces. Nothing gets billed.</w:t>
-      </w:r>
-    </w:p>
-    <w:p>
-      <w:r>
-        <w:rPr>
-          <w:b/>
-          <w:sz w:val="26"/>
-        </w:rPr>
-        <w:t>Big bag became loose weight (50kg bag opened into loose atta)</w:t>
-      </w:r>
-    </w:p>
-    <w:p>
-      <w:r>
-        <w:t xml:space="preserve">Main Menu → </w:t>
-      </w:r>
-      <w:r>
-        <w:rPr>
-          <w:b/>
-        </w:rPr>
-        <w:t>5d. Unit conversion (bag to loose)</w:t>
-      </w:r>
-      <w:r>
-        <w:t xml:space="preserve"> → pick the source bag batch → target unit (grams) → confirm.</w:t>
-      </w:r>
-    </w:p>
-    <w:p>
-      <w:r>
-        <w:t>The bag is removed from stock; equivalent grams are added to the loose stock.</w:t>
-      </w:r>
-    </w:p>
-    <w:p>
-      <w:r>
-        <w:rPr>
-          <w:b/>
-          <w:sz w:val="26"/>
-        </w:rPr>
-        <w:t>Physical stock count (once a week/month)</w:t>
-      </w:r>
-    </w:p>
-    <w:p>
-      <w:r>
-        <w:t xml:space="preserve">Main Menu → </w:t>
-      </w:r>
-      <w:r>
-        <w:rPr>
-          <w:b/>
-        </w:rPr>
-        <w:t>5b. Stock take</w:t>
-      </w:r>
-      <w:r>
-        <w:t xml:space="preserve"> → for each item enter the </w:t>
-      </w:r>
-      <w:r>
-        <w:rPr>
-          <w:b/>
-        </w:rPr>
-        <w:t>counted</w:t>
-      </w:r>
-      <w:r>
-        <w:t xml:space="preserve"> quantity → Save.</w:t>
-      </w:r>
-    </w:p>
-    <w:p>
-      <w:r>
-        <w:t>The system compares against what it thinks is in stock and writes the difference to the ledger. Useful for catching theft/shrinkage.</w:t>
-      </w:r>
-    </w:p>
-    <w:p>
-      <w:r>
-        <w:rPr>
-          <w:b/>
-          <w:sz w:val="26"/>
-        </w:rPr>
-        <w:t>What's running low? What's about to expire?</w:t>
       </w:r>
     </w:p>
     <w:p>
@@ -2851,1250 +1568,167 @@
         <w:pStyle w:val="ListBullet"/>
       </w:pPr>
       <w:r>
-        <w:t xml:space="preserve">Main Menu → </w:t>
-      </w:r>
-      <w:r>
         <w:rPr>
           <w:b/>
         </w:rPr>
-        <w:t>5f. Reorder report</w:t>
-      </w:r>
-      <w:r>
-        <w:t xml:space="preserve"> — everything below reorder level.</w:t>
-      </w:r>
-    </w:p>
-    <w:p>
-      <w:pPr>
-        <w:pStyle w:val="ListBullet"/>
-      </w:pPr>
-      <w:r>
-        <w:t xml:space="preserve">Main Menu → </w:t>
-      </w:r>
-      <w:r>
-        <w:rPr>
-          <w:b/>
-        </w:rPr>
-        <w:t>5e. Near-expiry report</w:t>
-      </w:r>
-      <w:r>
-        <w:t xml:space="preserve"> — everything expiring in the next 30 days.</w:t>
-      </w:r>
-    </w:p>
-    <w:p>
-      <w:pPr>
-        <w:pStyle w:val="ListBullet"/>
-      </w:pPr>
-      <w:r>
-        <w:t xml:space="preserve">Main Menu → </w:t>
-      </w:r>
-      <w:r>
-        <w:rPr>
-          <w:b/>
-        </w:rPr>
-        <w:t>5a. Stock summary</w:t>
-      </w:r>
-      <w:r>
-        <w:t xml:space="preserve"> — full picture, filterable.</w:t>
-      </w:r>
-    </w:p>
-    <w:p>
-      <w:r>
-        <w:rPr>
-          <w:b/>
-          <w:sz w:val="26"/>
-        </w:rPr>
-        <w:t>Khata / Credit customers</w:t>
-      </w:r>
-    </w:p>
-    <w:p>
-      <w:r>
-        <w:rPr>
-          <w:b/>
-        </w:rPr>
-        <w:t>Setting up a khata customer for the first time:</w:t>
-      </w:r>
-    </w:p>
-    <w:p>
-      <w:pPr>
-        <w:pStyle w:val="ListNumber"/>
-      </w:pPr>
-      <w:r>
-        <w:t>Make sure they exist as a normal customer first (attach them on any bill with Ctrl+K).</w:t>
-      </w:r>
-    </w:p>
-    <w:p>
-      <w:pPr>
-        <w:pStyle w:val="ListNumber"/>
-      </w:pPr>
-      <w:r>
-        <w:t xml:space="preserve">Main Menu → </w:t>
-      </w:r>
-      <w:r>
-        <w:rPr>
-          <w:b/>
-        </w:rPr>
-        <w:t>7a. Customer khata (ledger)</w:t>
-      </w:r>
-      <w:r>
-        <w:t xml:space="preserve"> → look them up by phone.</w:t>
-      </w:r>
-    </w:p>
-    <w:p>
-      <w:pPr>
-        <w:pStyle w:val="ListNumber"/>
-      </w:pPr>
-      <w:r>
-        <w:t xml:space="preserve">First-time: click </w:t>
-      </w:r>
-      <w:r>
-        <w:rPr>
-          <w:b/>
-        </w:rPr>
-        <w:t>Edit customer</w:t>
-      </w:r>
-      <w:r>
-        <w:t xml:space="preserve"> → add their </w:t>
-      </w:r>
-      <w:r>
-        <w:rPr>
-          <w:b/>
-        </w:rPr>
-        <w:t>Name</w:t>
-      </w:r>
-      <w:r>
-        <w:t xml:space="preserve"> (khata customers must have a name — for chasing debts).</w:t>
-      </w:r>
-    </w:p>
-    <w:p>
-      <w:pPr>
-        <w:pStyle w:val="ListNumber"/>
-      </w:pPr>
-      <w:r>
-        <w:t xml:space="preserve">Click </w:t>
-      </w:r>
-      <w:r>
-        <w:rPr>
-          <w:b/>
-        </w:rPr>
-        <w:t>Adjust limit (owner)</w:t>
-      </w:r>
-      <w:r>
-        <w:t xml:space="preserve"> → set their credit limit (e.g. </w:t>
+        <w:t>Type part of the name</w:t>
+      </w:r>
+      <w:r>
+        <w:t xml:space="preserve"> — for example </w:t>
       </w:r>
       <w:r>
         <w:rPr>
           <w:rFonts w:ascii="Consolas" w:hAnsi="Consolas"/>
           <w:sz w:val="20"/>
         </w:rPr>
-        <w:t>10000</w:t>
-      </w:r>
-      <w:r>
-        <w:t xml:space="preserve"> for ₹10,000).</w:t>
+        <w:t>atta</w:t>
+      </w:r>
+      <w:r>
+        <w:t xml:space="preserve"> — and press </w:t>
+      </w:r>
+      <w:r>
+        <w:rPr>
+          <w:b/>
+        </w:rPr>
+        <w:t>Enter</w:t>
+      </w:r>
+      <w:r>
+        <w:t>.</w:t>
+      </w:r>
+    </w:p>
+    <w:p>
+      <w:r>
+        <w:t>A list pops up; pick the right one.</w:t>
+      </w:r>
+    </w:p>
+    <w:p>
+      <w:r>
+        <w:t>Each item appears as a line in the table on the left. The totals on the right update as you go.</w:t>
       </w:r>
     </w:p>
     <w:p>
       <w:pPr>
-        <w:pStyle w:val="ListNumber"/>
+        <w:pStyle w:val="Heading3"/>
       </w:pPr>
       <w:r>
-        <w:t xml:space="preserve">Tick </w:t>
-      </w:r>
-      <w:r>
-        <w:rPr>
-          <w:b/>
-        </w:rPr>
-        <w:t>Credit allowed</w:t>
-      </w:r>
-      <w:r>
-        <w:t xml:space="preserve"> → owner PIN → Save.</w:t>
+        <w:t>Fixing mistakes</w:t>
+      </w:r>
+    </w:p>
+    <w:tbl>
+      <w:tblPr>
+        <w:tblStyle w:val="LightGrid-Accent1"/>
+        <w:tblW w:type="auto" w:w="0"/>
+        <w:tblLook w:firstColumn="1" w:firstRow="1" w:lastColumn="0" w:lastRow="0" w:noHBand="0" w:noVBand="1" w:val="04A0"/>
+      </w:tblPr>
+      <w:tblGrid>
+        <w:gridCol w:w="4320"/>
+        <w:gridCol w:w="4320"/>
+      </w:tblGrid>
+      <w:tr>
+        <w:tc>
+          <w:tcPr>
+            <w:tcW w:type="dxa" w:w="4320"/>
+          </w:tcPr>
+          <w:p>
+            <w:r>
+              <w:rPr>
+                <w:b/>
+              </w:rPr>
+            </w:r>
+            <w:r>
+              <w:rPr>
+                <w:b/>
+              </w:rPr>
+              <w:t>To do this</w:t>
+            </w:r>
+          </w:p>
+        </w:tc>
+        <w:tc>
+          <w:tcPr>
+            <w:tcW w:type="dxa" w:w="4320"/>
+          </w:tcPr>
+          <w:p>
+            <w:r>
+              <w:rPr>
+                <w:b/>
+              </w:rPr>
+            </w:r>
+            <w:r>
+              <w:rPr>
+                <w:b/>
+              </w:rPr>
+              <w:t>Press</w:t>
+            </w:r>
+          </w:p>
+        </w:tc>
+      </w:tr>
+      <w:tr>
+        <w:tc>
+          <w:tcPr>
+            <w:tcW w:type="dxa" w:w="4320"/>
+          </w:tcPr>
+          <w:p>
+            <w:r/>
+            <w:r>
+              <w:t>Remove the line you clicked on</w:t>
+            </w:r>
+          </w:p>
+        </w:tc>
+        <w:tc>
+          <w:tcPr>
+            <w:tcW w:type="dxa" w:w="4320"/>
+          </w:tcPr>
+          <w:p>
+            <w:r/>
+            <w:r>
+              <w:rPr>
+                <w:b/>
+              </w:rPr>
+              <w:t>Del</w:t>
+            </w:r>
+          </w:p>
+        </w:tc>
+      </w:tr>
+      <w:tr>
+        <w:tc>
+          <w:tcPr>
+            <w:tcW w:type="dxa" w:w="4320"/>
+          </w:tcPr>
+          <w:p>
+            <w:r/>
+            <w:r>
+              <w:t>Throw away the whole bill and start again</w:t>
+            </w:r>
+          </w:p>
+        </w:tc>
+        <w:tc>
+          <w:tcPr>
+            <w:tcW w:type="dxa" w:w="4320"/>
+          </w:tcPr>
+          <w:p>
+            <w:r/>
+            <w:r>
+              <w:rPr>
+                <w:b/>
+              </w:rPr>
+              <w:t>Esc</w:t>
+            </w:r>
+          </w:p>
+        </w:tc>
+      </w:tr>
+    </w:tbl>
+    <w:p/>
+    <w:p>
+      <w:pPr>
+        <w:pStyle w:val="Heading3"/>
+      </w:pPr>
+      <w:r>
+        <w:t>The keys you actually need</w:t>
       </w:r>
     </w:p>
     <w:p>
       <w:r>
-        <w:rPr>
-          <w:b/>
-        </w:rPr>
-        <w:t>When they buy on khata:</w:t>
-      </w:r>
-    </w:p>
-    <w:p>
-      <w:pPr>
-        <w:pStyle w:val="ListBullet"/>
-      </w:pPr>
-      <w:r>
-        <w:t>Cashier does normal billing.</w:t>
-      </w:r>
-    </w:p>
-    <w:p>
-      <w:pPr>
-        <w:pStyle w:val="ListBullet"/>
-      </w:pPr>
-      <w:r>
-        <w:t xml:space="preserve">At F9 payment, choose </w:t>
-      </w:r>
-      <w:r>
-        <w:rPr>
-          <w:b/>
-        </w:rPr>
-        <w:t>Khata</w:t>
-      </w:r>
-      <w:r>
-        <w:t xml:space="preserve"> as the mode.</w:t>
-      </w:r>
-    </w:p>
-    <w:p>
-      <w:pPr>
-        <w:pStyle w:val="ListBullet"/>
-      </w:pPr>
-      <w:r>
-        <w:t>If their current balance + this bill goes over their limit, the software will ask for owner PIN.</w:t>
-      </w:r>
-    </w:p>
-    <w:p>
-      <w:pPr>
-        <w:pStyle w:val="ListBullet"/>
-      </w:pPr>
-      <w:r>
-        <w:t>The receipt prints their previous balance, this bill, and new total outstanding.</w:t>
-      </w:r>
-    </w:p>
-    <w:p>
-      <w:r>
-        <w:rPr>
-          <w:b/>
-        </w:rPr>
-        <w:t>When they come to pay their khata:</w:t>
-      </w:r>
-    </w:p>
-    <w:p>
-      <w:pPr>
-        <w:pStyle w:val="ListNumber"/>
-      </w:pPr>
-      <w:r>
-        <w:t xml:space="preserve">Main Menu → </w:t>
-      </w:r>
-      <w:r>
-        <w:rPr>
-          <w:b/>
-        </w:rPr>
-        <w:t>7a. Customer khata (ledger)</w:t>
-      </w:r>
-      <w:r>
-        <w:t xml:space="preserve"> → look them up.</w:t>
-      </w:r>
-    </w:p>
-    <w:p>
-      <w:pPr>
-        <w:pStyle w:val="ListNumber"/>
-      </w:pPr>
-      <w:r>
-        <w:t xml:space="preserve">Click </w:t>
-      </w:r>
-      <w:r>
-        <w:rPr>
-          <w:b/>
-        </w:rPr>
-        <w:t>Record payment</w:t>
-      </w:r>
-      <w:r>
-        <w:t>.</w:t>
-      </w:r>
-    </w:p>
-    <w:p>
-      <w:pPr>
-        <w:pStyle w:val="ListNumber"/>
-      </w:pPr>
-      <w:r>
-        <w:t>Amount, mode (cash/UPI/card), reference (UPI transaction ID if applicable).</w:t>
-      </w:r>
-    </w:p>
-    <w:p>
-      <w:pPr>
-        <w:pStyle w:val="ListNumber"/>
-      </w:pPr>
-      <w:r>
-        <w:t>The system automatically clears the oldest bills first (or you can pick which bills).</w:t>
-      </w:r>
-    </w:p>
-    <w:p>
-      <w:pPr>
-        <w:pStyle w:val="ListNumber"/>
-      </w:pPr>
-      <w:r>
-        <w:t>Thermal receipt prints. Give it to the customer.</w:t>
-      </w:r>
-    </w:p>
-    <w:p>
-      <w:r>
-        <w:rPr>
-          <w:b/>
-        </w:rPr>
-        <w:t>Checking who owes what:</w:t>
-      </w:r>
-    </w:p>
-    <w:p>
-      <w:pPr>
-        <w:pStyle w:val="ListBullet"/>
-      </w:pPr>
-      <w:r>
-        <w:t xml:space="preserve">Main Menu → </w:t>
-      </w:r>
-      <w:r>
-        <w:rPr>
-          <w:b/>
-        </w:rPr>
-        <w:t>7c. Ageing report</w:t>
-      </w:r>
-      <w:r>
-        <w:t xml:space="preserve"> — shows every khata customer, how much they owe, how old the debt is (0-30 days / 31-60 / 61-90 / 90+ days). Chase the 90+ ones first.</w:t>
-      </w:r>
-    </w:p>
-    <w:p>
-      <w:r>
-        <w:rPr>
-          <w:b/>
-        </w:rPr>
-        <w:t>Loading old khata notebook into the system (one-time, before go-live):</w:t>
-      </w:r>
-    </w:p>
-    <w:p>
-      <w:pPr>
-        <w:pStyle w:val="ListBullet"/>
-      </w:pPr>
-      <w:r>
-        <w:t xml:space="preserve">Main Menu → </w:t>
-      </w:r>
-      <w:r>
-        <w:rPr>
-          <w:b/>
-        </w:rPr>
-        <w:t>7b. Opening balance import</w:t>
-      </w:r>
-      <w:r>
-        <w:t xml:space="preserve"> — CSV with columns </w:t>
-      </w:r>
-      <w:r>
-        <w:rPr>
-          <w:rFonts w:ascii="Consolas" w:hAnsi="Consolas"/>
-          <w:sz w:val="20"/>
-        </w:rPr>
-        <w:t>phone,name,opening_paise,as_of_date</w:t>
-      </w:r>
-      <w:r>
-        <w:t xml:space="preserve">. </w:t>
-      </w:r>
-      <w:r>
-        <w:rPr>
-          <w:b/>
-        </w:rPr>
-        <w:t>Note:</w:t>
-      </w:r>
-      <w:r>
-        <w:t xml:space="preserve"> amounts are in paise, not rupees. ₹1,240 = </w:t>
-      </w:r>
-      <w:r>
-        <w:rPr>
-          <w:rFonts w:ascii="Consolas" w:hAnsi="Consolas"/>
-          <w:sz w:val="20"/>
-        </w:rPr>
-        <w:t>124000</w:t>
-      </w:r>
-      <w:r>
-        <w:t>. Print each customer's statement immediately and have them confirm before you rely on it.</w:t>
-      </w:r>
-    </w:p>
-    <w:p>
-      <w:r>
-        <w:rPr>
-          <w:b/>
-          <w:sz w:val="26"/>
-        </w:rPr>
-        <w:t>Reports (looking at your business)</w:t>
-      </w:r>
-    </w:p>
-    <w:p>
-      <w:r>
-        <w:t xml:space="preserve">Main Menu → </w:t>
-      </w:r>
-      <w:r>
-        <w:rPr>
-          <w:b/>
-        </w:rPr>
-        <w:t>9. Reports GST</w:t>
-      </w:r>
-      <w:r>
-        <w:t xml:space="preserve"> — opens a sub-menu with:</w:t>
-      </w:r>
-    </w:p>
-    <w:p>
-      <w:pPr>
-        <w:pStyle w:val="ListBullet"/>
-      </w:pPr>
-      <w:r>
-        <w:rPr>
-          <w:b/>
-        </w:rPr>
-        <w:t>Sales register</w:t>
-      </w:r>
-      <w:r>
-        <w:t xml:space="preserve"> — every bill in a period</w:t>
-      </w:r>
-    </w:p>
-    <w:p>
-      <w:pPr>
-        <w:pStyle w:val="ListBullet"/>
-      </w:pPr>
-      <w:r>
-        <w:rPr>
-          <w:b/>
-        </w:rPr>
-        <w:t>Item movement</w:t>
-      </w:r>
-      <w:r>
-        <w:t xml:space="preserve"> — what sold, how much</w:t>
-      </w:r>
-    </w:p>
-    <w:p>
-      <w:pPr>
-        <w:pStyle w:val="ListBullet"/>
-      </w:pPr>
-      <w:r>
-        <w:rPr>
-          <w:b/>
-        </w:rPr>
-        <w:t>Margin</w:t>
-      </w:r>
-      <w:r>
-        <w:t xml:space="preserve"> — profit per item</w:t>
-      </w:r>
-    </w:p>
-    <w:p>
-      <w:pPr>
-        <w:pStyle w:val="ListBullet"/>
-      </w:pPr>
-      <w:r>
-        <w:rPr>
-          <w:b/>
-        </w:rPr>
-        <w:t>Stock valuation</w:t>
-      </w:r>
-      <w:r>
-        <w:t xml:space="preserve"> — total value of stock on hand right now</w:t>
-      </w:r>
-    </w:p>
-    <w:p>
-      <w:pPr>
-        <w:pStyle w:val="ListBullet"/>
-      </w:pPr>
-      <w:r>
-        <w:rPr>
-          <w:b/>
-        </w:rPr>
-        <w:t>Dead stock</w:t>
-      </w:r>
-      <w:r>
-        <w:t xml:space="preserve"> — items with no sale in 90 days (get rid of these)</w:t>
-      </w:r>
-    </w:p>
-    <w:p>
-      <w:pPr>
-        <w:pStyle w:val="ListBullet"/>
-      </w:pPr>
-      <w:r>
-        <w:rPr>
-          <w:b/>
-        </w:rPr>
-        <w:t>Tax by HSN</w:t>
-      </w:r>
-      <w:r>
-        <w:t xml:space="preserve"> — for when GST starts</w:t>
-      </w:r>
-    </w:p>
-    <w:p>
-      <w:pPr>
-        <w:pStyle w:val="ListBullet"/>
-      </w:pPr>
-      <w:r>
-        <w:rPr>
-          <w:b/>
-        </w:rPr>
-        <w:t>Cashier performance</w:t>
-      </w:r>
-      <w:r>
-        <w:t xml:space="preserve"> — how many bills / total sales per cashier</w:t>
-      </w:r>
-    </w:p>
-    <w:p>
-      <w:pPr>
-        <w:pStyle w:val="ListBullet"/>
-      </w:pPr>
-      <w:r>
-        <w:rPr>
-          <w:b/>
-        </w:rPr>
-        <w:t>Collections</w:t>
-      </w:r>
-      <w:r>
-        <w:t xml:space="preserve"> — money received against khata, by day/mode/staff</w:t>
-      </w:r>
-    </w:p>
-    <w:p>
-      <w:pPr>
-        <w:pStyle w:val="ListBullet"/>
-      </w:pPr>
-      <w:r>
-        <w:rPr>
-          <w:b/>
-        </w:rPr>
-        <w:t>Limit overrides</w:t>
-      </w:r>
-      <w:r>
-        <w:t xml:space="preserve"> — every time someone allowed a khata beyond the limit</w:t>
-      </w:r>
-    </w:p>
-    <w:p>
-      <w:pPr>
-        <w:pStyle w:val="ListBullet"/>
-      </w:pPr>
-      <w:r>
-        <w:rPr>
-          <w:b/>
-        </w:rPr>
-        <w:t>Write-offs</w:t>
-      </w:r>
-      <w:r>
-        <w:t xml:space="preserve"> — every debt you gave up on</w:t>
-      </w:r>
-    </w:p>
-    <w:p>
-      <w:r>
-        <w:t xml:space="preserve">All have a </w:t>
-      </w:r>
-      <w:r>
-        <w:rPr>
-          <w:b/>
-        </w:rPr>
-        <w:t>Date range</w:t>
-      </w:r>
-      <w:r>
-        <w:t xml:space="preserve"> picker at the top and an </w:t>
-      </w:r>
-      <w:r>
-        <w:rPr>
-          <w:b/>
-        </w:rPr>
-        <w:t>Export CSV</w:t>
-      </w:r>
-      <w:r>
-        <w:t xml:space="preserve"> button (opens in Excel).</w:t>
-      </w:r>
-    </w:p>
-    <w:p>
-      <w:r>
-        <w:rPr>
-          <w:b/>
-        </w:rPr>
-        <w:t>Dashboard</w:t>
-      </w:r>
-      <w:r>
-        <w:t xml:space="preserve"> — from the main menu → </w:t>
-      </w:r>
-      <w:r>
-        <w:rPr>
-          <w:b/>
-        </w:rPr>
-        <w:t>9. Reports GST</w:t>
-      </w:r>
-      <w:r>
-        <w:t xml:space="preserve"> → </w:t>
-      </w:r>
-      <w:r>
-        <w:rPr>
-          <w:b/>
-        </w:rPr>
-        <w:t>Dashboard</w:t>
-      </w:r>
-      <w:r>
-        <w:t xml:space="preserve"> — one-page daily summary: today's sales, bill count, average bill, cash in hand, 7-day sales chart.</w:t>
-      </w:r>
-    </w:p>
-    <w:p>
-      <w:r>
-        <w:rPr>
-          <w:b/>
-          <w:sz w:val="26"/>
-        </w:rPr>
-        <w:t>Settings (change store info, PIN, etc.)</w:t>
-      </w:r>
-    </w:p>
-    <w:p>
-      <w:r>
-        <w:t xml:space="preserve">Main Menu → </w:t>
-      </w:r>
-      <w:r>
-        <w:rPr>
-          <w:b/>
-        </w:rPr>
-        <w:t>Settings</w:t>
-      </w:r>
-      <w:r>
-        <w:t>:</w:t>
-      </w:r>
-    </w:p>
-    <w:p>
-      <w:pPr>
-        <w:pStyle w:val="ListBullet"/>
-      </w:pPr>
-      <w:r>
-        <w:t>Store name, phone, footer text</w:t>
-      </w:r>
-    </w:p>
-    <w:p>
-      <w:pPr>
-        <w:pStyle w:val="ListBullet"/>
-      </w:pPr>
-      <w:r>
-        <w:t>Printer name (pick your TVS printer from the dropdown)</w:t>
-      </w:r>
-    </w:p>
-    <w:p>
-      <w:pPr>
-        <w:pStyle w:val="ListBullet"/>
-      </w:pPr>
-      <w:r>
-        <w:t>Cash drawer on/off</w:t>
-      </w:r>
-    </w:p>
-    <w:p>
-      <w:pPr>
-        <w:pStyle w:val="ListBullet"/>
-      </w:pPr>
-      <w:r>
-        <w:t>Scale settings (see next section)</w:t>
-      </w:r>
-    </w:p>
-    <w:p>
-      <w:pPr>
-        <w:pStyle w:val="ListBullet"/>
-      </w:pPr>
-      <w:r>
-        <w:t>Discount cap % (default 5%)</w:t>
-      </w:r>
-    </w:p>
-    <w:p>
-      <w:pPr>
-        <w:pStyle w:val="ListBullet"/>
-      </w:pPr>
-      <w:r>
-        <w:t>Loyalty points per ₹100 (default 1)</w:t>
-      </w:r>
-    </w:p>
-    <w:p>
-      <w:r>
-        <w:rPr>
-          <w:b/>
-          <w:sz w:val="26"/>
-        </w:rPr>
-        <w:t>Scale setup (only if you have the weighing scale connected)</w:t>
-      </w:r>
-    </w:p>
-    <w:p>
-      <w:r>
-        <w:t xml:space="preserve">Main Menu → </w:t>
-      </w:r>
-      <w:r>
-        <w:rPr>
-          <w:b/>
-        </w:rPr>
-        <w:t>2. Scale weight setup</w:t>
-      </w:r>
-      <w:r>
-        <w:t>:</w:t>
-      </w:r>
-    </w:p>
-    <w:p>
-      <w:pPr>
-        <w:pStyle w:val="ListBullet"/>
-      </w:pPr>
-      <w:r>
-        <w:rPr>
-          <w:b/>
-        </w:rPr>
-        <w:t>Mode</w:t>
-      </w:r>
-      <w:r>
-        <w:t xml:space="preserve"> = Serial (if the scale is plugged in via cable) or Manual (if you'll type weights).</w:t>
-      </w:r>
-    </w:p>
-    <w:p>
-      <w:pPr>
-        <w:pStyle w:val="ListBullet"/>
-      </w:pPr>
-      <w:r>
-        <w:rPr>
-          <w:b/>
-        </w:rPr>
-        <w:t>Port</w:t>
-      </w:r>
-      <w:r>
-        <w:t xml:space="preserve"> = COM1</w:t>
-      </w:r>
-    </w:p>
-    <w:p>
-      <w:pPr>
-        <w:pStyle w:val="ListBullet"/>
-      </w:pPr>
-      <w:r>
-        <w:rPr>
-          <w:b/>
-        </w:rPr>
-        <w:t>Baud</w:t>
-      </w:r>
-      <w:r>
-        <w:t xml:space="preserve"> = 9600, </w:t>
-      </w:r>
-      <w:r>
-        <w:rPr>
-          <w:b/>
-        </w:rPr>
-        <w:t>Data</w:t>
-      </w:r>
-      <w:r>
-        <w:t xml:space="preserve"> = 8, </w:t>
-      </w:r>
-      <w:r>
-        <w:rPr>
-          <w:b/>
-        </w:rPr>
-        <w:t>Parity</w:t>
-      </w:r>
-      <w:r>
-        <w:t xml:space="preserve"> = None, </w:t>
-      </w:r>
-      <w:r>
-        <w:rPr>
-          <w:b/>
-        </w:rPr>
-        <w:t>Stop</w:t>
-      </w:r>
-      <w:r>
-        <w:t xml:space="preserve"> = 1</w:t>
-      </w:r>
-    </w:p>
-    <w:p>
-      <w:pPr>
-        <w:pStyle w:val="ListBullet"/>
-      </w:pPr>
-      <w:r>
-        <w:rPr>
-          <w:b/>
-        </w:rPr>
-        <w:t>Regex</w:t>
-      </w:r>
-      <w:r>
-        <w:t xml:space="preserve"> = </w:t>
-      </w:r>
-      <w:r>
-        <w:rPr>
-          <w:rFonts w:ascii="Consolas" w:hAnsi="Consolas"/>
-          <w:sz w:val="20"/>
-        </w:rPr>
-        <w:t>(?&lt;value&gt;\d+\.\d+)</w:t>
-      </w:r>
-      <w:r>
-        <w:t xml:space="preserve"> (already set)</w:t>
-      </w:r>
-    </w:p>
-    <w:p>
-      <w:pPr>
-        <w:pStyle w:val="ListBullet"/>
-      </w:pPr>
-      <w:r>
-        <w:rPr>
-          <w:b/>
-        </w:rPr>
-        <w:t>Live view</w:t>
-      </w:r>
-      <w:r>
-        <w:t xml:space="preserve"> shows the raw bytes coming from the scale. Put a 1kg pack on and check the display.</w:t>
-      </w:r>
-    </w:p>
-    <w:p>
-      <w:pPr>
-        <w:pStyle w:val="ListBullet"/>
-      </w:pPr>
-      <w:r>
-        <w:rPr>
-          <w:b/>
-        </w:rPr>
-        <w:t>Per-item weight settings</w:t>
-      </w:r>
-      <w:r>
-        <w:t xml:space="preserve"> tab: for each loose item, set tare (empty container weight), rounding step (5g), minimum sale weight (100g).</w:t>
-      </w:r>
-    </w:p>
-    <w:p>
-      <w:r>
-        <w:t xml:space="preserve">If the scale is misbehaving on site, run </w:t>
-      </w:r>
-      <w:r>
-        <w:rPr>
-          <w:rFonts w:ascii="Consolas" w:hAnsi="Consolas"/>
-          <w:sz w:val="20"/>
-        </w:rPr>
-        <w:t>ScaleCapture.exe</w:t>
-      </w:r>
-      <w:r>
-        <w:t xml:space="preserve"> (in the tools folder) and send the log to Sanjith.</w:t>
-      </w:r>
-    </w:p>
-    <w:p>
-      <w:r>
-        <w:rPr>
-          <w:color w:val="CCCCCC"/>
-        </w:rPr>
-        <w:t>____________________________________________________________</w:t>
-      </w:r>
-    </w:p>
-    <w:p>
-      <w:r>
-        <w:rPr>
-          <w:b/>
-          <w:sz w:val="32"/>
-        </w:rPr>
-        <w:t>PART 5 — TROUBLESHOOTING</w:t>
-      </w:r>
-    </w:p>
-    <w:p>
-      <w:r>
-        <w:rPr>
-          <w:b/>
-          <w:sz w:val="26"/>
-        </w:rPr>
-        <w:t>The bill printer isn't printing</w:t>
-      </w:r>
-    </w:p>
-    <w:p>
-      <w:pPr>
-        <w:pStyle w:val="ListNumber"/>
-      </w:pPr>
-      <w:r>
-        <w:t>Check the printer is on (green light).</w:t>
-      </w:r>
-    </w:p>
-    <w:p>
-      <w:pPr>
-        <w:pStyle w:val="ListNumber"/>
-      </w:pPr>
-      <w:r>
-        <w:t>Check paper roll isn't finished.</w:t>
-      </w:r>
-    </w:p>
-    <w:p>
-      <w:pPr>
-        <w:pStyle w:val="ListNumber"/>
-      </w:pPr>
-      <w:r>
-        <w:t xml:space="preserve">Main Menu → </w:t>
-      </w:r>
-      <w:r>
-        <w:rPr>
-          <w:b/>
-        </w:rPr>
-        <w:t>Settings</w:t>
-      </w:r>
-      <w:r>
-        <w:t xml:space="preserve"> → check </w:t>
-      </w:r>
-      <w:r>
-        <w:rPr>
-          <w:b/>
-        </w:rPr>
-        <w:t>Printer name</w:t>
-      </w:r>
-      <w:r>
-        <w:t xml:space="preserve"> is picked correctly from the dropdown.</w:t>
-      </w:r>
-    </w:p>
-    <w:p>
-      <w:pPr>
-        <w:pStyle w:val="ListNumber"/>
-      </w:pPr>
-      <w:r>
-        <w:t>If bills are saving but not printing → check Control Panel → Devices and Printers → is the TVS printer there and set as default?</w:t>
-      </w:r>
-    </w:p>
-    <w:p>
-      <w:pPr>
-        <w:pStyle w:val="ListNumber"/>
-      </w:pPr>
-      <w:r>
-        <w:t xml:space="preserve">Meanwhile, the software still saves every bill. When the printer works again, use </w:t>
-      </w:r>
-      <w:r>
-        <w:rPr>
-          <w:b/>
-        </w:rPr>
-        <w:t>Reprint</w:t>
-      </w:r>
-      <w:r>
-        <w:t xml:space="preserve"> on the billing screen to print the missed ones. Reprints are marked </w:t>
-      </w:r>
-      <w:r>
-        <w:rPr>
-          <w:b/>
-        </w:rPr>
-        <w:t>DUPLICATE COPY</w:t>
-      </w:r>
-      <w:r>
-        <w:t xml:space="preserve"> so nobody double-counts.</w:t>
-      </w:r>
-    </w:p>
-    <w:p>
-      <w:r>
-        <w:rPr>
-          <w:b/>
-          <w:sz w:val="26"/>
-        </w:rPr>
-        <w:t>The scale isn't reading</w:t>
-      </w:r>
-    </w:p>
-    <w:p>
-      <w:pPr>
-        <w:pStyle w:val="ListNumber"/>
-      </w:pPr>
-      <w:r>
-        <w:t>Is the scale switched on?</w:t>
-      </w:r>
-    </w:p>
-    <w:p>
-      <w:pPr>
-        <w:pStyle w:val="ListNumber"/>
-      </w:pPr>
-      <w:r>
-        <w:t>Is the DB9 cable plugged into the back of the PC?</w:t>
-      </w:r>
-    </w:p>
-    <w:p>
-      <w:pPr>
-        <w:pStyle w:val="ListNumber"/>
-      </w:pPr>
-      <w:r>
-        <w:t xml:space="preserve">Try Main Menu → </w:t>
-      </w:r>
-      <w:r>
-        <w:rPr>
-          <w:b/>
-        </w:rPr>
-        <w:t>2. Scale weight setup</w:t>
-      </w:r>
-      <w:r>
-        <w:t xml:space="preserve"> → check the live view.</w:t>
-      </w:r>
-    </w:p>
-    <w:p>
-      <w:pPr>
-        <w:pStyle w:val="ListNumber"/>
-      </w:pPr>
-      <w:r>
-        <w:t>If empty, quit and reopen the software.</w:t>
-      </w:r>
-    </w:p>
-    <w:p>
-      <w:pPr>
-        <w:pStyle w:val="ListNumber"/>
-      </w:pPr>
-      <w:r>
-        <w:t xml:space="preserve">If still empty, put a 1kg packet on the scale, run </w:t>
-      </w:r>
-      <w:r>
-        <w:rPr>
-          <w:rFonts w:ascii="Consolas" w:hAnsi="Consolas"/>
-          <w:sz w:val="20"/>
-        </w:rPr>
-        <w:t>ScaleCapture.exe</w:t>
-      </w:r>
-      <w:r>
-        <w:t xml:space="preserve"> on the desktop, send the file to Sanjith.</w:t>
-      </w:r>
-    </w:p>
-    <w:p>
-      <w:pPr>
-        <w:pStyle w:val="ListNumber"/>
-      </w:pPr>
-      <w:r>
-        <w:rPr>
-          <w:b/>
-        </w:rPr>
-        <w:t>Meanwhile</w:t>
-      </w:r>
-      <w:r>
-        <w:t xml:space="preserve"> switch to Mode = Manual in scale setup, and the cashier can type weights by hand.</w:t>
-      </w:r>
-    </w:p>
-    <w:p>
-      <w:r>
-        <w:rPr>
-          <w:b/>
-          <w:sz w:val="26"/>
-        </w:rPr>
-        <w:t>The barcode scanner isn't working</w:t>
-      </w:r>
-    </w:p>
-    <w:p>
-      <w:pPr>
-        <w:pStyle w:val="ListNumber"/>
-      </w:pPr>
-      <w:r>
-        <w:t>Open Notepad on the desktop.</w:t>
-      </w:r>
-    </w:p>
-    <w:p>
-      <w:pPr>
-        <w:pStyle w:val="ListNumber"/>
-      </w:pPr>
-      <w:r>
-        <w:t>Scan any product.</w:t>
-      </w:r>
-    </w:p>
-    <w:p>
-      <w:pPr>
-        <w:pStyle w:val="ListNumber"/>
-      </w:pPr>
-      <w:r>
-        <w:t>Digits should appear followed by a new line.</w:t>
-      </w:r>
-    </w:p>
-    <w:p>
-      <w:pPr>
-        <w:pStyle w:val="ListNumber"/>
-      </w:pPr>
-      <w:r>
-        <w:t>If yes → scanner is fine. Restart the billing software.</w:t>
-      </w:r>
-    </w:p>
-    <w:p>
-      <w:pPr>
-        <w:pStyle w:val="ListNumber"/>
-      </w:pPr>
-      <w:r>
-        <w:t>If no → check the USB cable, try a different USB port, restart PC.</w:t>
-      </w:r>
-    </w:p>
-    <w:p>
-      <w:r>
-        <w:rPr>
-          <w:b/>
-          <w:sz w:val="26"/>
-        </w:rPr>
-        <w:t>The software crashed / "stopped working"</w:t>
-      </w:r>
-    </w:p>
-    <w:p>
-      <w:pPr>
-        <w:pStyle w:val="ListNumber"/>
-      </w:pPr>
-      <w:r>
-        <w:t>Reopen it. Everything is saved. You will not lose any bill.</w:t>
-      </w:r>
-    </w:p>
-    <w:p>
-      <w:pPr>
-        <w:pStyle w:val="ListNumber"/>
-      </w:pPr>
-      <w:r>
-        <w:t>Note the time it crashed.</w:t>
-      </w:r>
-    </w:p>
-    <w:p>
-      <w:pPr>
-        <w:pStyle w:val="ListNumber"/>
-      </w:pPr>
-      <w:r>
-        <w:t>Windows key → type "Event Viewer" → Open.</w:t>
-      </w:r>
-    </w:p>
-    <w:p>
-      <w:pPr>
-        <w:pStyle w:val="ListNumber"/>
-      </w:pPr>
-      <w:r>
-        <w:t>Left side: Windows Logs → Application.</w:t>
-      </w:r>
-    </w:p>
-    <w:p>
-      <w:pPr>
-        <w:pStyle w:val="ListNumber"/>
-      </w:pPr>
-      <w:r>
-        <w:t xml:space="preserve">Look for the red </w:t>
-      </w:r>
-      <w:r>
-        <w:rPr>
-          <w:b/>
-        </w:rPr>
-        <w:t>Error</w:t>
-      </w:r>
-      <w:r>
-        <w:t xml:space="preserve"> with source </w:t>
-      </w:r>
-      <w:r>
-        <w:rPr>
-          <w:b/>
-        </w:rPr>
-        <w:t>.NET Runtime</w:t>
-      </w:r>
-      <w:r>
-        <w:t xml:space="preserve"> near the time of the crash.</w:t>
-      </w:r>
-    </w:p>
-    <w:p>
-      <w:pPr>
-        <w:pStyle w:val="ListNumber"/>
-      </w:pPr>
-      <w:r>
-        <w:t>Take a photo of the details. Send to Sanjith.</w:t>
-      </w:r>
-    </w:p>
-    <w:p>
-      <w:r>
-        <w:rPr>
-          <w:b/>
-          <w:sz w:val="26"/>
-        </w:rPr>
-        <w:t>"The system's slow / hanging"</w:t>
-      </w:r>
-    </w:p>
-    <w:p>
-      <w:pPr>
-        <w:pStyle w:val="ListBullet"/>
-      </w:pPr>
-      <w:r>
-        <w:t>Close and reopen the software.</w:t>
-      </w:r>
-    </w:p>
-    <w:p>
-      <w:pPr>
-        <w:pStyle w:val="ListBullet"/>
-      </w:pPr>
-      <w:r>
-        <w:t>If still slow, restart the PC.</w:t>
-      </w:r>
-    </w:p>
-    <w:p>
-      <w:r>
-        <w:rPr>
-          <w:b/>
-          <w:sz w:val="26"/>
-        </w:rPr>
-        <w:t>The PC won't start / hard disk failed</w:t>
-      </w:r>
-    </w:p>
-    <w:p>
-      <w:r>
-        <w:t xml:space="preserve">This is why you take </w:t>
-      </w:r>
-      <w:r>
-        <w:rPr>
-          <w:b/>
-        </w:rPr>
-        <w:t>backups</w:t>
-      </w:r>
-      <w:r>
-        <w:t xml:space="preserve">. If you have yesterday's </w:t>
-      </w:r>
-      <w:r>
-        <w:rPr>
-          <w:rFonts w:ascii="Consolas" w:hAnsi="Consolas"/>
-          <w:sz w:val="20"/>
-        </w:rPr>
-        <w:t>grocery.sqlite</w:t>
-      </w:r>
-      <w:r>
-        <w:t xml:space="preserve"> on a USB stick:</w:t>
-      </w:r>
-    </w:p>
-    <w:p>
-      <w:pPr>
-        <w:pStyle w:val="ListBullet"/>
-      </w:pPr>
-      <w:r>
-        <w:t>Install the software on any new PC.</w:t>
-      </w:r>
-    </w:p>
-    <w:p>
-      <w:pPr>
-        <w:pStyle w:val="ListBullet"/>
-      </w:pPr>
-      <w:r>
-        <w:t xml:space="preserve">Copy the backup file into </w:t>
-      </w:r>
-      <w:r>
-        <w:rPr>
-          <w:rFonts w:ascii="Consolas" w:hAnsi="Consolas"/>
-          <w:sz w:val="20"/>
-        </w:rPr>
-        <w:t>C:\Users\&lt;user&gt;\AppData\Local\GroceryPos\</w:t>
-      </w:r>
-      <w:r>
-        <w:t xml:space="preserve"> (create the folder if it doesn't exist), overwriting the fresh one.</w:t>
-      </w:r>
-    </w:p>
-    <w:p>
-      <w:pPr>
-        <w:pStyle w:val="ListBullet"/>
-      </w:pPr>
-      <w:r>
-        <w:t>Open the app. All your data is back.</w:t>
-      </w:r>
-    </w:p>
-    <w:p>
-      <w:r>
-        <w:rPr>
-          <w:b/>
-        </w:rPr>
-        <w:t>Take a USB backup at least once a week. Daily is better.</w:t>
-      </w:r>
-    </w:p>
-    <w:p>
-      <w:r>
-        <w:t xml:space="preserve">To back up: close the software, copy </w:t>
-      </w:r>
-      <w:r>
-        <w:rPr>
-          <w:rFonts w:ascii="Consolas" w:hAnsi="Consolas"/>
-          <w:sz w:val="20"/>
-        </w:rPr>
-        <w:t>C:\Users\&lt;user&gt;\AppData\Local\GroceryPos\grocery.sqlite</w:t>
-      </w:r>
-      <w:r>
-        <w:t xml:space="preserve"> to a pendrive. That one file is your entire business.</w:t>
-      </w:r>
-    </w:p>
-    <w:p>
-      <w:r>
-        <w:rPr>
-          <w:color w:val="CCCCCC"/>
-        </w:rPr>
-        <w:t>____________________________________________________________</w:t>
-      </w:r>
-    </w:p>
-    <w:p>
-      <w:r>
-        <w:rPr>
-          <w:b/>
-          <w:sz w:val="32"/>
-        </w:rPr>
-        <w:t>PART 6 — QUICK REFERENCE (print this and stick it near the counter)</w:t>
-      </w:r>
-    </w:p>
-    <w:p>
-      <w:r>
-        <w:rPr>
-          <w:b/>
-          <w:sz w:val="26"/>
-        </w:rPr>
-        <w:t>Cashier keyboard shortcuts</w:t>
+        <w:t>These are printed along the bottom of the billing screen too, so you do not have to remember them.</w:t>
       </w:r>
     </w:p>
     <w:tbl>
@@ -4153,7 +1787,10 @@
           <w:p>
             <w:r/>
             <w:r>
-              <w:t>Scan / type</w:t>
+              <w:rPr>
+                <w:b/>
+              </w:rPr>
+              <w:t>F2</w:t>
             </w:r>
           </w:p>
         </w:tc>
@@ -4164,7 +1801,7 @@
           <w:p>
             <w:r/>
             <w:r>
-              <w:t>Add item to bill</w:t>
+              <w:t>Hold this bill and start a new one</w:t>
             </w:r>
           </w:p>
         </w:tc>
@@ -4177,7 +1814,10 @@
           <w:p>
             <w:r/>
             <w:r>
-              <w:t>Ctrl+K</w:t>
+              <w:rPr>
+                <w:b/>
+              </w:rPr>
+              <w:t>F3</w:t>
             </w:r>
           </w:p>
         </w:tc>
@@ -4188,7 +1828,7 @@
           <w:p>
             <w:r/>
             <w:r>
-              <w:t>Attach customer (ask for phone)</w:t>
+              <w:t>Bring a held bill back</w:t>
             </w:r>
           </w:p>
         </w:tc>
@@ -4201,6 +1841,9 @@
           <w:p>
             <w:r/>
             <w:r>
+              <w:rPr>
+                <w:b/>
+              </w:rPr>
               <w:t>F4</w:t>
             </w:r>
           </w:p>
@@ -4212,7 +1855,7 @@
           <w:p>
             <w:r/>
             <w:r>
-              <w:t>Weigh the selected item from scale</w:t>
+              <w:t>Weigh the selected line on the scale</w:t>
             </w:r>
           </w:p>
         </w:tc>
@@ -4225,6 +1868,9 @@
           <w:p>
             <w:r/>
             <w:r>
+              <w:rPr>
+                <w:b/>
+              </w:rPr>
               <w:t>F5</w:t>
             </w:r>
           </w:p>
@@ -4236,7 +1882,7 @@
           <w:p>
             <w:r/>
             <w:r>
-              <w:t>Give a discount (&gt;5% needs owner PIN)</w:t>
+              <w:t>Give a discount on the selected line</w:t>
             </w:r>
           </w:p>
         </w:tc>
@@ -4249,7 +1895,10 @@
           <w:p>
             <w:r/>
             <w:r>
-              <w:t>F2</w:t>
+              <w:rPr>
+                <w:b/>
+              </w:rPr>
+              <w:t>F9</w:t>
             </w:r>
           </w:p>
         </w:tc>
@@ -4260,7 +1909,7 @@
           <w:p>
             <w:r/>
             <w:r>
-              <w:t>Hold current bill</w:t>
+              <w:t>Take payment and finish the bill</w:t>
             </w:r>
           </w:p>
         </w:tc>
@@ -4273,7 +1922,10 @@
           <w:p>
             <w:r/>
             <w:r>
-              <w:t>F3</w:t>
+              <w:rPr>
+                <w:b/>
+              </w:rPr>
+              <w:t>Del</w:t>
             </w:r>
           </w:p>
         </w:tc>
@@ -4284,7 +1936,7 @@
           <w:p>
             <w:r/>
             <w:r>
-              <w:t>Recall a held bill</w:t>
+              <w:t>Remove the selected line</w:t>
             </w:r>
           </w:p>
         </w:tc>
@@ -4297,30 +1949,9 @@
           <w:p>
             <w:r/>
             <w:r>
-              <w:t>Del</w:t>
-            </w:r>
-          </w:p>
-        </w:tc>
-        <w:tc>
-          <w:tcPr>
-            <w:tcW w:type="dxa" w:w="4320"/>
-          </w:tcPr>
-          <w:p>
-            <w:r/>
-            <w:r>
-              <w:t>Remove selected line</w:t>
-            </w:r>
-          </w:p>
-        </w:tc>
-      </w:tr>
-      <w:tr>
-        <w:tc>
-          <w:tcPr>
-            <w:tcW w:type="dxa" w:w="4320"/>
-          </w:tcPr>
-          <w:p>
-            <w:r/>
-            <w:r>
+              <w:rPr>
+                <w:b/>
+              </w:rPr>
               <w:t>Esc</w:t>
             </w:r>
           </w:p>
@@ -4345,7 +1976,10 @@
           <w:p>
             <w:r/>
             <w:r>
-              <w:t>F9</w:t>
+              <w:rPr>
+                <w:b/>
+              </w:rPr>
+              <w:t>Ctrl + K</w:t>
             </w:r>
           </w:p>
         </w:tc>
@@ -4356,7 +1990,7 @@
           <w:p>
             <w:r/>
             <w:r>
-              <w:t>Pay (open payment window)</w:t>
+              <w:t>Look up a customer by phone number</w:t>
             </w:r>
           </w:p>
         </w:tc>
@@ -4365,49 +1999,163 @@
     <w:p/>
     <w:p>
       <w:r>
-        <w:rPr>
-          <w:b/>
-          <w:sz w:val="26"/>
-        </w:rPr>
-        <w:t>Every-day routine</w:t>
+        <w:t>A full bill can be done without touching the mouse.</w:t>
       </w:r>
     </w:p>
     <w:p>
+      <w:pPr>
+        <w:pStyle w:val="Heading3"/>
+      </w:pPr>
+      <w:r>
+        <w:t>Finishing the bill</w:t>
+      </w:r>
+    </w:p>
+    <w:p>
+      <w:r>
+        <w:t xml:space="preserve">Press </w:t>
+      </w:r>
       <w:r>
         <w:rPr>
           <w:b/>
         </w:rPr>
-        <w:t>Morning:</w:t>
-      </w:r>
-      <w:r>
-        <w:t xml:space="preserve"> Open software → login → click Billing → enter opening cash → start billing. </w:t>
-      </w:r>
+        <w:t>F9</w:t>
+      </w:r>
+      <w:r>
+        <w:t>. See Part 4 for what happens next.</w:t>
+      </w:r>
+    </w:p>
+    <w:p>
+      <w:r>
+        <w:rPr>
+          <w:color w:val="CCCCCC"/>
+        </w:rPr>
+        <w:t>____________________________________________________________</w:t>
+      </w:r>
+    </w:p>
+    <w:p>
+      <w:pPr>
+        <w:pStyle w:val="Heading1"/>
+        <w:jc w:val="center"/>
+      </w:pPr>
+      <w:r>
+        <w:t>PART 3 — WEIGHING LOOSE GOODS</w:t>
+      </w:r>
+    </w:p>
+    <w:p>
+      <w:r>
+        <w:t>For anything sold by weight — tomato, sugar, dal, loose atta.</w:t>
+      </w:r>
+    </w:p>
+    <w:p>
+      <w:pPr>
+        <w:pStyle w:val="Heading3"/>
+      </w:pPr>
+      <w:r>
+        <w:t>With the scale connected</w:t>
+      </w:r>
+    </w:p>
+    <w:p>
+      <w:pPr>
+        <w:pStyle w:val="ListNumber"/>
+      </w:pPr>
+      <w:r>
+        <w:t>Put the goods on the scale pan.</w:t>
+      </w:r>
+    </w:p>
+    <w:p>
+      <w:pPr>
+        <w:pStyle w:val="ListNumber"/>
+      </w:pPr>
       <w:r>
         <w:rPr>
           <w:b/>
         </w:rPr>
-        <w:t>All day:</w:t>
-      </w:r>
-      <w:r>
-        <w:t xml:space="preserve"> Ask phone → Ctrl+K → add items → F9 → take payment → hand receipt. </w:t>
+        <w:t>Wait for the number on the scale to stop moving.</w:t>
+      </w:r>
+      <w:r>
+        <w:t xml:space="preserve"> This matters — the</w:t>
+      </w:r>
+    </w:p>
+    <w:p>
+      <w:r>
+        <w:t>software will refuse a reading that is still wobbling.</w:t>
+      </w:r>
+    </w:p>
+    <w:p>
+      <w:pPr>
+        <w:pStyle w:val="ListNumber"/>
+      </w:pPr>
+      <w:r>
+        <w:t>In the billing screen, add the item by scanning or searching.</w:t>
+      </w:r>
+    </w:p>
+    <w:p>
+      <w:pPr>
+        <w:pStyle w:val="ListNumber"/>
+      </w:pPr>
+      <w:r>
+        <w:t xml:space="preserve">Press </w:t>
       </w:r>
       <w:r>
         <w:rPr>
           <w:b/>
         </w:rPr>
-        <w:t>Evening:</w:t>
-      </w:r>
-      <w:r>
-        <w:t xml:space="preserve"> Menu → Shift/day close → count cash → close shift → print Z report → close software.</w:t>
+        <w:t>F4</w:t>
+      </w:r>
+      <w:r>
+        <w:t>.</w:t>
       </w:r>
     </w:p>
     <w:p>
+      <w:pPr>
+        <w:pStyle w:val="ListNumber"/>
+      </w:pPr>
+      <w:r>
+        <w:t>The weight is filled in and the amount is worked out.</w:t>
+      </w:r>
+    </w:p>
+    <w:p>
+      <w:pPr>
+        <w:pStyle w:val="Heading3"/>
+      </w:pPr>
+      <w:r>
+        <w:t>If the scale is not working</w:t>
+      </w:r>
+    </w:p>
+    <w:p>
+      <w:r>
+        <w:t xml:space="preserve">You can still sell. Press </w:t>
+      </w:r>
       <w:r>
         <w:rPr>
           <w:b/>
-          <w:sz w:val="26"/>
         </w:rPr>
-        <w:t>Never do this</w:t>
+        <w:t>F4</w:t>
+      </w:r>
+      <w:r>
+        <w:t xml:space="preserve"> and type the weight in grams by hand.</w:t>
+      </w:r>
+    </w:p>
+    <w:p>
+      <w:r>
+        <w:t xml:space="preserve">A weight typed by hand is </w:t>
+      </w:r>
+      <w:r>
+        <w:rPr>
+          <w:b/>
+        </w:rPr>
+        <w:t>marked in the bill and in the records</w:t>
+      </w:r>
+      <w:r>
+        <w:t>, so the owner can see later how often it happened. That is deliberate — hand-typed weights are how money goes missing.</w:t>
+      </w:r>
+    </w:p>
+    <w:p>
+      <w:pPr>
+        <w:pStyle w:val="Heading3"/>
+      </w:pPr>
+      <w:r>
+        <w:t>Two rules the software enforces</w:t>
       </w:r>
     </w:p>
     <w:p>
@@ -4415,7 +2163,18 @@
         <w:pStyle w:val="ListBullet"/>
       </w:pPr>
       <w:r>
-        <w:t>Never share the owner PIN with staff. Create separate cashier accounts.</w:t>
+        <w:rPr>
+          <w:b/>
+        </w:rPr>
+        <w:t>Minimum 100 g.</w:t>
+      </w:r>
+      <w:r>
+        <w:t xml:space="preserve"> Anything lighter is refused. The scale itself is not</w:t>
+      </w:r>
+    </w:p>
+    <w:p>
+      <w:r>
+        <w:t>accurate below that, and the law does not allow it. Sell small quantities as pre-packed items with their own barcode.</w:t>
       </w:r>
     </w:p>
     <w:p>
@@ -4423,42 +2182,70 @@
         <w:pStyle w:val="ListBullet"/>
       </w:pPr>
       <w:r>
-        <w:t xml:space="preserve">Never open or edit the </w:t>
-      </w:r>
-      <w:r>
         <w:rPr>
-          <w:rFonts w:ascii="Consolas" w:hAnsi="Consolas"/>
-          <w:sz w:val="20"/>
+          <w:b/>
         </w:rPr>
-        <w:t>grocery.sqlite</w:t>
-      </w:r>
-      <w:r>
-        <w:t xml:space="preserve"> file with any other program.</w:t>
+        <w:t>Rounded to 5 g.</w:t>
+      </w:r>
+      <w:r>
+        <w:t xml:space="preserve"> The scale can only legally report to the nearest 5 g,</w:t>
+      </w:r>
+    </w:p>
+    <w:p>
+      <w:r>
+        <w:t>so the software never charges for a finer amount than that.</w:t>
       </w:r>
     </w:p>
     <w:p>
       <w:pPr>
-        <w:pStyle w:val="ListBullet"/>
+        <w:pStyle w:val="Heading3"/>
       </w:pPr>
       <w:r>
-        <w:t>Never delete bills. Cancel them instead.</w:t>
+        <w:t>Weight is never adjusted</w:t>
+      </w:r>
+    </w:p>
+    <w:p>
+      <w:r>
+        <w:t>Whatever the scale reports is the legal figure. The software records the raw reading alongside the rounded one and never corrects it.</w:t>
+      </w:r>
+    </w:p>
+    <w:p>
+      <w:r>
+        <w:rPr>
+          <w:color w:val="CCCCCC"/>
+        </w:rPr>
+        <w:t>____________________________________________________________</w:t>
       </w:r>
     </w:p>
     <w:p>
       <w:pPr>
-        <w:pStyle w:val="ListBullet"/>
+        <w:pStyle w:val="Heading1"/>
+        <w:jc w:val="center"/>
       </w:pPr>
       <w:r>
-        <w:t>Never turn off the PC while a bill is being saved. Wait for the "saved" message.</w:t>
+        <w:t>PART 4 — PAYMENT, KHATA AND HELD BILLS</w:t>
       </w:r>
     </w:p>
     <w:p>
+      <w:pPr>
+        <w:pStyle w:val="Heading3"/>
+      </w:pPr>
+      <w:r>
+        <w:t>Taking payment</w:t>
+      </w:r>
+    </w:p>
+    <w:p>
+      <w:r>
+        <w:t xml:space="preserve">Press </w:t>
+      </w:r>
       <w:r>
         <w:rPr>
           <w:b/>
-          <w:sz w:val="26"/>
         </w:rPr>
-        <w:t>Menu buttons at a glance</w:t>
+        <w:t>F9</w:t>
+      </w:r>
+      <w:r>
+        <w:t>. The payment window opens showing what is owed.</w:t>
       </w:r>
     </w:p>
     <w:tbl>
@@ -4468,14 +2255,13 @@
         <w:tblLook w:firstColumn="1" w:firstRow="1" w:lastColumn="0" w:lastRow="0" w:noHBand="0" w:noVBand="1" w:val="04A0"/>
       </w:tblPr>
       <w:tblGrid>
-        <w:gridCol w:w="2880"/>
-        <w:gridCol w:w="2880"/>
-        <w:gridCol w:w="2880"/>
+        <w:gridCol w:w="4320"/>
+        <w:gridCol w:w="4320"/>
       </w:tblGrid>
       <w:tr>
         <w:tc>
           <w:tcPr>
-            <w:tcW w:type="dxa" w:w="2880"/>
+            <w:tcW w:type="dxa" w:w="4320"/>
           </w:tcPr>
           <w:p>
             <w:r>
@@ -4487,13 +2273,13 @@
               <w:rPr>
                 <w:b/>
               </w:rPr>
-              <w:t>Button</w:t>
+              <w:t>Paid by</w:t>
             </w:r>
           </w:p>
         </w:tc>
         <w:tc>
           <w:tcPr>
-            <w:tcW w:type="dxa" w:w="2880"/>
+            <w:tcW w:type="dxa" w:w="4320"/>
           </w:tcPr>
           <w:p>
             <w:r>
@@ -4505,13 +2291,656 @@
               <w:rPr>
                 <w:b/>
               </w:rPr>
-              <w:t>Who uses it</w:t>
+              <w:t>What to do</w:t>
+            </w:r>
+          </w:p>
+        </w:tc>
+      </w:tr>
+      <w:tr>
+        <w:tc>
+          <w:tcPr>
+            <w:tcW w:type="dxa" w:w="4320"/>
+          </w:tcPr>
+          <w:p>
+            <w:r/>
+            <w:r>
+              <w:rPr>
+                <w:b/>
+              </w:rPr>
+              <w:t>Cash</w:t>
             </w:r>
           </w:p>
         </w:tc>
         <w:tc>
           <w:tcPr>
-            <w:tcW w:type="dxa" w:w="2880"/>
+            <w:tcW w:type="dxa" w:w="4320"/>
+          </w:tcPr>
+          <w:p>
+            <w:r/>
+            <w:r>
+              <w:t>Type what the customer handed over. The change is worked out for you.</w:t>
+            </w:r>
+          </w:p>
+        </w:tc>
+      </w:tr>
+      <w:tr>
+        <w:tc>
+          <w:tcPr>
+            <w:tcW w:type="dxa" w:w="4320"/>
+          </w:tcPr>
+          <w:p>
+            <w:r/>
+            <w:r>
+              <w:rPr>
+                <w:b/>
+              </w:rPr>
+              <w:t>UPI</w:t>
+            </w:r>
+          </w:p>
+        </w:tc>
+        <w:tc>
+          <w:tcPr>
+            <w:tcW w:type="dxa" w:w="4320"/>
+          </w:tcPr>
+          <w:p>
+            <w:r/>
+            <w:r>
+              <w:t>Enter the amount and the UPI reference number.</w:t>
+            </w:r>
+          </w:p>
+        </w:tc>
+      </w:tr>
+      <w:tr>
+        <w:tc>
+          <w:tcPr>
+            <w:tcW w:type="dxa" w:w="4320"/>
+          </w:tcPr>
+          <w:p>
+            <w:r/>
+            <w:r>
+              <w:rPr>
+                <w:b/>
+              </w:rPr>
+              <w:t>Card</w:t>
+            </w:r>
+          </w:p>
+        </w:tc>
+        <w:tc>
+          <w:tcPr>
+            <w:tcW w:type="dxa" w:w="4320"/>
+          </w:tcPr>
+          <w:p>
+            <w:r/>
+            <w:r>
+              <w:t>Enter the amount and the reference.</w:t>
+            </w:r>
+          </w:p>
+        </w:tc>
+      </w:tr>
+      <w:tr>
+        <w:tc>
+          <w:tcPr>
+            <w:tcW w:type="dxa" w:w="4320"/>
+          </w:tcPr>
+          <w:p>
+            <w:r/>
+            <w:r>
+              <w:rPr>
+                <w:b/>
+              </w:rPr>
+              <w:t>Khata</w:t>
+            </w:r>
+          </w:p>
+        </w:tc>
+        <w:tc>
+          <w:tcPr>
+            <w:tcW w:type="dxa" w:w="4320"/>
+          </w:tcPr>
+          <w:p>
+            <w:r/>
+            <w:r>
+              <w:t>Puts the amount on the customer's account. See below.</w:t>
+            </w:r>
+          </w:p>
+        </w:tc>
+      </w:tr>
+    </w:tbl>
+    <w:p/>
+    <w:p>
+      <w:r>
+        <w:rPr>
+          <w:b/>
+        </w:rPr>
+        <w:t>Part cash, part khata</w:t>
+      </w:r>
+      <w:r>
+        <w:t xml:space="preserve"> is normal — a customer pays Rs. 500 now and puts Rs. 270 on the account. Enter both lines. Only the khata part goes on their account.</w:t>
+      </w:r>
+    </w:p>
+    <w:p>
+      <w:r>
+        <w:t xml:space="preserve">Click </w:t>
+      </w:r>
+      <w:r>
+        <w:rPr>
+          <w:b/>
+        </w:rPr>
+        <w:t>Save</w:t>
+      </w:r>
+      <w:r>
+        <w:t>. The bill is saved first, then printed.</w:t>
+      </w:r>
+    </w:p>
+    <w:p>
+      <w:pPr>
+        <w:pStyle w:val="Heading3"/>
+      </w:pPr>
+      <w:r>
+        <w:t>Important: the bill is saved before it prints</w:t>
+      </w:r>
+    </w:p>
+    <w:p>
+      <w:r>
+        <w:t xml:space="preserve">If the printer jams, runs out of paper or is switched off, </w:t>
+      </w:r>
+      <w:r>
+        <w:rPr>
+          <w:b/>
+        </w:rPr>
+        <w:t>the sale is still recorded</w:t>
+      </w:r>
+      <w:r>
+        <w:t>. You will see "Print failed (bill saved)". Fix the printer and reprint. You never lose a sale because of the printer.</w:t>
+      </w:r>
+    </w:p>
+    <w:p>
+      <w:pPr>
+        <w:pStyle w:val="Heading3"/>
+      </w:pPr>
+      <w:r>
+        <w:t>Selling on khata (credit)</w:t>
+      </w:r>
+    </w:p>
+    <w:p>
+      <w:pPr>
+        <w:pStyle w:val="ListNumber"/>
+      </w:pPr>
+      <w:r>
+        <w:t xml:space="preserve">Before pressing F9, press </w:t>
+      </w:r>
+      <w:r>
+        <w:rPr>
+          <w:b/>
+        </w:rPr>
+        <w:t>Ctrl + K</w:t>
+      </w:r>
+      <w:r>
+        <w:t xml:space="preserve"> and find the customer by phone number.</w:t>
+      </w:r>
+    </w:p>
+    <w:p>
+      <w:pPr>
+        <w:pStyle w:val="ListNumber"/>
+      </w:pPr>
+      <w:r>
+        <w:t>Their name, balance and available credit appear at the top.</w:t>
+      </w:r>
+    </w:p>
+    <w:p>
+      <w:pPr>
+        <w:pStyle w:val="ListNumber"/>
+      </w:pPr>
+      <w:r>
+        <w:t xml:space="preserve">Press </w:t>
+      </w:r>
+      <w:r>
+        <w:rPr>
+          <w:b/>
+        </w:rPr>
+        <w:t>F9</w:t>
+      </w:r>
+      <w:r>
+        <w:t xml:space="preserve">, choose </w:t>
+      </w:r>
+      <w:r>
+        <w:rPr>
+          <w:b/>
+        </w:rPr>
+        <w:t>Khata</w:t>
+      </w:r>
+      <w:r>
+        <w:t>, save.</w:t>
+      </w:r>
+    </w:p>
+    <w:p>
+      <w:r>
+        <w:t xml:space="preserve">If the sale would push them past their credit limit, the software </w:t>
+      </w:r>
+      <w:r>
+        <w:rPr>
+          <w:b/>
+        </w:rPr>
+        <w:t>stops</w:t>
+      </w:r>
+      <w:r>
+        <w:t xml:space="preserve"> and shows their balance, their limit and the shortfall. A manager or owner PIN is needed to go ahead. Every one of these — allowed or refused — is recorded.</w:t>
+      </w:r>
+    </w:p>
+    <w:p>
+      <w:r>
+        <w:t xml:space="preserve">Credit is </w:t>
+      </w:r>
+      <w:r>
+        <w:rPr>
+          <w:b/>
+        </w:rPr>
+        <w:t>off</w:t>
+      </w:r>
+      <w:r>
+        <w:t xml:space="preserve"> for a new customer. The owner must switch it on.</w:t>
+      </w:r>
+    </w:p>
+    <w:p>
+      <w:pPr>
+        <w:pStyle w:val="Heading3"/>
+      </w:pPr>
+      <w:r>
+        <w:t>Holding a bill</w:t>
+      </w:r>
+    </w:p>
+    <w:p>
+      <w:r>
+        <w:t>A customer goes back for something they forgot, and there is a queue behind them.</w:t>
+      </w:r>
+    </w:p>
+    <w:p>
+      <w:pPr>
+        <w:pStyle w:val="ListBullet"/>
+      </w:pPr>
+      <w:r>
+        <w:rPr>
+          <w:b/>
+        </w:rPr>
+        <w:t>F2</w:t>
+      </w:r>
+      <w:r>
+        <w:t xml:space="preserve"> — the bill is put aside and you get a fresh one.</w:t>
+      </w:r>
+    </w:p>
+    <w:p>
+      <w:pPr>
+        <w:pStyle w:val="ListBullet"/>
+      </w:pPr>
+      <w:r>
+        <w:rPr>
+          <w:b/>
+        </w:rPr>
+        <w:t>F3</w:t>
+      </w:r>
+      <w:r>
+        <w:t xml:space="preserve"> — bring it back when they return.</w:t>
+      </w:r>
+    </w:p>
+    <w:p>
+      <w:r>
+        <w:t>Held bills are listed along the bottom of the screen.</w:t>
+      </w:r>
+    </w:p>
+    <w:p>
+      <w:pPr>
+        <w:pStyle w:val="Heading3"/>
+      </w:pPr>
+      <w:r>
+        <w:t>Cancelling a bill</w:t>
+      </w:r>
+    </w:p>
+    <w:p>
+      <w:r>
+        <w:t xml:space="preserve">Click </w:t>
+      </w:r>
+      <w:r>
+        <w:rPr>
+          <w:b/>
+        </w:rPr>
+        <w:t>Cancel a past bill</w:t>
+      </w:r>
+      <w:r>
+        <w:t xml:space="preserve"> on the right. A manager or owner PIN is required.</w:t>
+      </w:r>
+    </w:p>
+    <w:p>
+      <w:r>
+        <w:t>Cancelling:</w:t>
+      </w:r>
+    </w:p>
+    <w:p>
+      <w:pPr>
+        <w:pStyle w:val="ListBullet"/>
+      </w:pPr>
+      <w:r>
+        <w:t>puts the stock back on the shelf</w:t>
+      </w:r>
+    </w:p>
+    <w:p>
+      <w:pPr>
+        <w:pStyle w:val="ListBullet"/>
+      </w:pPr>
+      <w:r>
+        <w:t>reverses any khata entry</w:t>
+      </w:r>
+    </w:p>
+    <w:p>
+      <w:pPr>
+        <w:pStyle w:val="ListBullet"/>
+      </w:pPr>
+      <w:r>
+        <w:rPr>
+          <w:b/>
+        </w:rPr>
+        <w:t>keeps the bill number</w:t>
+      </w:r>
+      <w:r>
+        <w:t xml:space="preserve"> — it is marked cancelled, never deleted</w:t>
+      </w:r>
+    </w:p>
+    <w:p>
+      <w:r>
+        <w:t>The bill number series must stay unbroken for GST. Nothing is ever deleted.</w:t>
+      </w:r>
+    </w:p>
+    <w:p>
+      <w:r>
+        <w:rPr>
+          <w:color w:val="CCCCCC"/>
+        </w:rPr>
+        <w:t>____________________________________________________________</w:t>
+      </w:r>
+    </w:p>
+    <w:p>
+      <w:pPr>
+        <w:pStyle w:val="Heading1"/>
+        <w:jc w:val="center"/>
+      </w:pPr>
+      <w:r>
+        <w:t>PART 5 — CLOSING THE DAY</w:t>
+      </w:r>
+    </w:p>
+    <w:p>
+      <w:r>
+        <w:t xml:space="preserve">From the main menu click </w:t>
+      </w:r>
+      <w:r>
+        <w:rPr>
+          <w:b/>
+        </w:rPr>
+        <w:t>Shift and day close</w:t>
+      </w:r>
+      <w:r>
+        <w:t>.</w:t>
+      </w:r>
+    </w:p>
+    <w:p>
+      <w:pPr>
+        <w:pStyle w:val="ListNumber"/>
+      </w:pPr>
+      <w:r>
+        <w:t>The screen lists every note and coin.</w:t>
+      </w:r>
+    </w:p>
+    <w:p>
+      <w:pPr>
+        <w:pStyle w:val="ListNumber"/>
+      </w:pPr>
+      <w:r>
+        <w:t xml:space="preserve">Count the drawer and type </w:t>
+      </w:r>
+      <w:r>
+        <w:rPr>
+          <w:b/>
+        </w:rPr>
+        <w:t>how many</w:t>
+      </w:r>
+      <w:r>
+        <w:t xml:space="preserve"> of each you have.</w:t>
+      </w:r>
+    </w:p>
+    <w:p>
+      <w:pPr>
+        <w:pStyle w:val="ListNumber"/>
+      </w:pPr>
+      <w:r>
+        <w:t>As you type, the software shows:</w:t>
+      </w:r>
+    </w:p>
+    <w:p>
+      <w:pPr>
+        <w:pStyle w:val="ListBullet2"/>
+      </w:pPr>
+      <w:r>
+        <w:rPr>
+          <w:b/>
+        </w:rPr>
+        <w:t>Expected in the drawer</w:t>
+      </w:r>
+      <w:r>
+        <w:t xml:space="preserve"> — what it should be</w:t>
+      </w:r>
+    </w:p>
+    <w:p>
+      <w:pPr>
+        <w:pStyle w:val="ListBullet2"/>
+      </w:pPr>
+      <w:r>
+        <w:rPr>
+          <w:b/>
+        </w:rPr>
+        <w:t>You counted</w:t>
+      </w:r>
+      <w:r>
+        <w:t xml:space="preserve"> — what you actually have</w:t>
+      </w:r>
+    </w:p>
+    <w:p>
+      <w:pPr>
+        <w:pStyle w:val="ListBullet2"/>
+      </w:pPr>
+      <w:r>
+        <w:t xml:space="preserve">whether you are </w:t>
+      </w:r>
+      <w:r>
+        <w:rPr>
+          <w:b/>
+        </w:rPr>
+        <w:t>SHORT</w:t>
+      </w:r>
+      <w:r>
+        <w:t xml:space="preserve"> or </w:t>
+      </w:r>
+      <w:r>
+        <w:rPr>
+          <w:b/>
+        </w:rPr>
+        <w:t>OVER</w:t>
+      </w:r>
+      <w:r>
+        <w:t>, in red</w:t>
+      </w:r>
+    </w:p>
+    <w:p>
+      <w:pPr>
+        <w:pStyle w:val="ListNumber"/>
+      </w:pPr>
+      <w:r>
+        <w:t>Also shown: UPI, card and khata totals, to check against your phone or</w:t>
+      </w:r>
+    </w:p>
+    <w:p>
+      <w:r>
+        <w:t>card machine.</w:t>
+      </w:r>
+    </w:p>
+    <w:p>
+      <w:pPr>
+        <w:pStyle w:val="ListNumber"/>
+      </w:pPr>
+      <w:r>
+        <w:t xml:space="preserve">Click </w:t>
+      </w:r>
+      <w:r>
+        <w:rPr>
+          <w:b/>
+        </w:rPr>
+        <w:t>Close the shift and print the Z report</w:t>
+      </w:r>
+      <w:r>
+        <w:t>.</w:t>
+      </w:r>
+    </w:p>
+    <w:p>
+      <w:pPr>
+        <w:pStyle w:val="ListNumber"/>
+      </w:pPr>
+      <w:r>
+        <w:t>Confirm. The Z report prints.</w:t>
+      </w:r>
+    </w:p>
+    <w:p>
+      <w:r>
+        <w:rPr>
+          <w:b/>
+        </w:rPr>
+        <w:t>Once closed, a shift cannot be changed.</w:t>
+      </w:r>
+      <w:r>
+        <w:t xml:space="preserve"> Count carefully before confirming.</w:t>
+      </w:r>
+    </w:p>
+    <w:p>
+      <w:r>
+        <w:rPr>
+          <w:color w:val="CCCCCC"/>
+        </w:rPr>
+        <w:t>____________________________________________________________</w:t>
+      </w:r>
+    </w:p>
+    <w:p>
+      <w:pPr>
+        <w:pStyle w:val="Heading1"/>
+        <w:jc w:val="center"/>
+      </w:pPr>
+      <w:r>
+        <w:t>PART 6 — FIRST-TIME SETUP (owner, do this once)</w:t>
+      </w:r>
+    </w:p>
+    <w:p>
+      <w:r>
+        <w:t>Do these in order before the first real sale.</w:t>
+      </w:r>
+    </w:p>
+    <w:p>
+      <w:pPr>
+        <w:pStyle w:val="Heading3"/>
+      </w:pPr>
+      <w:r>
+        <w:t>1. Change the owner PIN</w:t>
+      </w:r>
+    </w:p>
+    <w:p>
+      <w:r>
+        <w:t xml:space="preserve">Main menu → </w:t>
+      </w:r>
+      <w:r>
+        <w:rPr>
+          <w:b/>
+        </w:rPr>
+        <w:t>Staff accounts</w:t>
+      </w:r>
+      <w:r>
+        <w:t xml:space="preserve"> → select </w:t>
+      </w:r>
+      <w:r>
+        <w:rPr>
+          <w:rFonts w:ascii="Consolas" w:hAnsi="Consolas"/>
+          <w:sz w:val="20"/>
+        </w:rPr>
+        <w:t>owner</w:t>
+      </w:r>
+      <w:r>
+        <w:t xml:space="preserve"> → </w:t>
+      </w:r>
+      <w:r>
+        <w:rPr>
+          <w:b/>
+        </w:rPr>
+        <w:t>Change PIN</w:t>
+      </w:r>
+      <w:r>
+        <w:t>. Do not leave it as 1234.</w:t>
+      </w:r>
+    </w:p>
+    <w:p>
+      <w:pPr>
+        <w:pStyle w:val="Heading3"/>
+      </w:pPr>
+      <w:r>
+        <w:t>2. Add your staff</w:t>
+      </w:r>
+    </w:p>
+    <w:p>
+      <w:r>
+        <w:t xml:space="preserve">Same screen → </w:t>
+      </w:r>
+      <w:r>
+        <w:rPr>
+          <w:b/>
+        </w:rPr>
+        <w:t>Add new user</w:t>
+      </w:r>
+      <w:r>
+        <w:t>. Give each person their own name and PIN. Choose the right role — a cashier cannot cancel bills or change prices.</w:t>
+      </w:r>
+    </w:p>
+    <w:p>
+      <w:r>
+        <w:t>Everyone must have their own login. Every bill, every discount and every cancellation is recorded against a person's name, which only works if they are not sharing one login.</w:t>
+      </w:r>
+    </w:p>
+    <w:p>
+      <w:pPr>
+        <w:pStyle w:val="Heading3"/>
+      </w:pPr>
+      <w:r>
+        <w:t>3. Fill in your shop details</w:t>
+      </w:r>
+    </w:p>
+    <w:p>
+      <w:r>
+        <w:t xml:space="preserve">Main menu → </w:t>
+      </w:r>
+      <w:r>
+        <w:rPr>
+          <w:b/>
+        </w:rPr>
+        <w:t>Settings</w:t>
+      </w:r>
+      <w:r>
+        <w:t>.</w:t>
+      </w:r>
+    </w:p>
+    <w:tbl>
+      <w:tblPr>
+        <w:tblStyle w:val="LightGrid-Accent1"/>
+        <w:tblW w:type="auto" w:w="0"/>
+        <w:tblLook w:firstColumn="1" w:firstRow="1" w:lastColumn="0" w:lastRow="0" w:noHBand="0" w:noVBand="1" w:val="04A0"/>
+      </w:tblPr>
+      <w:tblGrid>
+        <w:gridCol w:w="4320"/>
+        <w:gridCol w:w="4320"/>
+      </w:tblGrid>
+      <w:tr>
+        <w:tc>
+          <w:tcPr>
+            <w:tcW w:type="dxa" w:w="4320"/>
           </w:tcPr>
           <w:p>
             <w:r>
@@ -4523,7 +2952,25 @@
               <w:rPr>
                 <w:b/>
               </w:rPr>
-              <w:t>How often</w:t>
+              <w:t>Field</w:t>
+            </w:r>
+          </w:p>
+        </w:tc>
+        <w:tc>
+          <w:tcPr>
+            <w:tcW w:type="dxa" w:w="4320"/>
+          </w:tcPr>
+          <w:p>
+            <w:r>
+              <w:rPr>
+                <w:b/>
+              </w:rPr>
+            </w:r>
+            <w:r>
+              <w:rPr>
+                <w:b/>
+              </w:rPr>
+              <w:t>What it is</w:t>
             </w:r>
           </w:p>
         </w:tc>
@@ -4531,34 +2978,23 @@
       <w:tr>
         <w:tc>
           <w:tcPr>
-            <w:tcW w:type="dxa" w:w="2880"/>
+            <w:tcW w:type="dxa" w:w="4320"/>
           </w:tcPr>
           <w:p>
             <w:r/>
             <w:r>
-              <w:t>1. Billing counter</w:t>
+              <w:t>Shop name</w:t>
             </w:r>
           </w:p>
         </w:tc>
         <w:tc>
           <w:tcPr>
-            <w:tcW w:type="dxa" w:w="2880"/>
+            <w:tcW w:type="dxa" w:w="4320"/>
           </w:tcPr>
           <w:p>
             <w:r/>
             <w:r>
-              <w:t>Cashier</w:t>
-            </w:r>
-          </w:p>
-        </w:tc>
-        <w:tc>
-          <w:tcPr>
-            <w:tcW w:type="dxa" w:w="2880"/>
-          </w:tcPr>
-          <w:p>
-            <w:r/>
-            <w:r>
-              <w:t>All day, every day</w:t>
+              <w:t>Printed at the top of every bill</w:t>
             </w:r>
           </w:p>
         </w:tc>
@@ -4566,34 +3002,23 @@
       <w:tr>
         <w:tc>
           <w:tcPr>
-            <w:tcW w:type="dxa" w:w="2880"/>
+            <w:tcW w:type="dxa" w:w="4320"/>
           </w:tcPr>
           <w:p>
             <w:r/>
             <w:r>
-              <w:t>2. Scale weight setup</w:t>
+              <w:t>Address line 1 and 2</w:t>
             </w:r>
           </w:p>
         </w:tc>
         <w:tc>
           <w:tcPr>
-            <w:tcW w:type="dxa" w:w="2880"/>
+            <w:tcW w:type="dxa" w:w="4320"/>
           </w:tcPr>
           <w:p>
             <w:r/>
             <w:r>
-              <w:t>Owner</w:t>
-            </w:r>
-          </w:p>
-        </w:tc>
-        <w:tc>
-          <w:tcPr>
-            <w:tcW w:type="dxa" w:w="2880"/>
-          </w:tcPr>
-          <w:p>
-            <w:r/>
-            <w:r>
-              <w:t>Once at setup, rare after</w:t>
+              <w:t>Printed under the name</w:t>
             </w:r>
           </w:p>
         </w:tc>
@@ -4601,34 +3026,23 @@
       <w:tr>
         <w:tc>
           <w:tcPr>
-            <w:tcW w:type="dxa" w:w="2880"/>
+            <w:tcW w:type="dxa" w:w="4320"/>
           </w:tcPr>
           <w:p>
             <w:r/>
             <w:r>
-              <w:t>4. Item master</w:t>
+              <w:t>Phone number</w:t>
             </w:r>
           </w:p>
         </w:tc>
         <w:tc>
           <w:tcPr>
-            <w:tcW w:type="dxa" w:w="2880"/>
+            <w:tcW w:type="dxa" w:w="4320"/>
           </w:tcPr>
           <w:p>
             <w:r/>
             <w:r>
-              <w:t>Owner</w:t>
-            </w:r>
-          </w:p>
-        </w:tc>
-        <w:tc>
-          <w:tcPr>
-            <w:tcW w:type="dxa" w:w="2880"/>
-          </w:tcPr>
-          <w:p>
-            <w:r/>
-            <w:r>
-              <w:t>Whenever a new product arrives</w:t>
+              <w:t>Printed on the bill</w:t>
             </w:r>
           </w:p>
         </w:tc>
@@ -4636,34 +3050,23 @@
       <w:tr>
         <w:tc>
           <w:tcPr>
-            <w:tcW w:type="dxa" w:w="2880"/>
+            <w:tcW w:type="dxa" w:w="4320"/>
           </w:tcPr>
           <w:p>
             <w:r/>
             <w:r>
-              <w:t>5a. Stock summary</w:t>
+              <w:t>GSTIN</w:t>
             </w:r>
           </w:p>
         </w:tc>
         <w:tc>
           <w:tcPr>
-            <w:tcW w:type="dxa" w:w="2880"/>
+            <w:tcW w:type="dxa" w:w="4320"/>
           </w:tcPr>
           <w:p>
             <w:r/>
             <w:r>
-              <w:t>Owner</w:t>
-            </w:r>
-          </w:p>
-        </w:tc>
-        <w:tc>
-          <w:tcPr>
-            <w:tcW w:type="dxa" w:w="2880"/>
-          </w:tcPr>
-          <w:p>
-            <w:r/>
-            <w:r>
-              <w:t>Anytime</w:t>
+              <w:t>Leave blank if you are not GST registered</w:t>
             </w:r>
           </w:p>
         </w:tc>
@@ -4671,34 +3074,30 @@
       <w:tr>
         <w:tc>
           <w:tcPr>
-            <w:tcW w:type="dxa" w:w="2880"/>
+            <w:tcW w:type="dxa" w:w="4320"/>
           </w:tcPr>
           <w:p>
             <w:r/>
             <w:r>
-              <w:t>5b. Stock take</w:t>
+              <w:t>Bill title when no GSTIN</w:t>
             </w:r>
           </w:p>
         </w:tc>
         <w:tc>
           <w:tcPr>
-            <w:tcW w:type="dxa" w:w="2880"/>
+            <w:tcW w:type="dxa" w:w="4320"/>
           </w:tcPr>
           <w:p>
             <w:r/>
             <w:r>
-              <w:t>Owner</w:t>
+              <w:t xml:space="preserve">Usually </w:t>
             </w:r>
-          </w:p>
-        </w:tc>
-        <w:tc>
-          <w:tcPr>
-            <w:tcW w:type="dxa" w:w="2880"/>
-          </w:tcPr>
-          <w:p>
-            <w:r/>
             <w:r>
-              <w:t>Weekly/monthly</w:t>
+              <w:rPr>
+                <w:rFonts w:ascii="Consolas" w:hAnsi="Consolas"/>
+                <w:sz w:val="20"/>
+              </w:rPr>
+              <w:t>CASH BILL</w:t>
             </w:r>
           </w:p>
         </w:tc>
@@ -4706,34 +3105,232 @@
       <w:tr>
         <w:tc>
           <w:tcPr>
-            <w:tcW w:type="dxa" w:w="2880"/>
+            <w:tcW w:type="dxa" w:w="4320"/>
           </w:tcPr>
           <w:p>
             <w:r/>
             <w:r>
-              <w:t>5c. Damage/wastage</w:t>
+              <w:t>Footer line</w:t>
             </w:r>
           </w:p>
         </w:tc>
         <w:tc>
           <w:tcPr>
-            <w:tcW w:type="dxa" w:w="2880"/>
+            <w:tcW w:type="dxa" w:w="4320"/>
           </w:tcPr>
           <w:p>
             <w:r/>
             <w:r>
-              <w:t>Owner</w:t>
+              <w:t>For example "Thank you, visit again"</w:t>
+            </w:r>
+          </w:p>
+        </w:tc>
+      </w:tr>
+    </w:tbl>
+    <w:p/>
+    <w:p>
+      <w:r>
+        <w:t xml:space="preserve">The GSTIN box tells you as you type whether bills will be titled </w:t>
+      </w:r>
+      <w:r>
+        <w:rPr>
+          <w:b/>
+        </w:rPr>
+        <w:t>TAX INVOICE</w:t>
+      </w:r>
+      <w:r>
+        <w:t xml:space="preserve"> or </w:t>
+      </w:r>
+      <w:r>
+        <w:rPr>
+          <w:b/>
+        </w:rPr>
+        <w:t>CASH BILL</w:t>
+      </w:r>
+      <w:r>
+        <w:t>.</w:t>
+      </w:r>
+    </w:p>
+    <w:p>
+      <w:pPr>
+        <w:pStyle w:val="Heading3"/>
+      </w:pPr>
+      <w:r>
+        <w:t>4. Set up the printer</w:t>
+      </w:r>
+    </w:p>
+    <w:p>
+      <w:r>
+        <w:t xml:space="preserve">Still in </w:t>
+      </w:r>
+      <w:r>
+        <w:rPr>
+          <w:b/>
+        </w:rPr>
+        <w:t>Settings</w:t>
+      </w:r>
+      <w:r>
+        <w:t xml:space="preserve">, under </w:t>
+      </w:r>
+      <w:r>
+        <w:rPr>
+          <w:b/>
+        </w:rPr>
+        <w:t>Receipt printer</w:t>
+      </w:r>
+      <w:r>
+        <w:t>:</w:t>
+      </w:r>
+    </w:p>
+    <w:p>
+      <w:pPr>
+        <w:pStyle w:val="ListNumber"/>
+      </w:pPr>
+      <w:r>
+        <w:t>Open the drop-down. It lists the printers installed in Windows.</w:t>
+      </w:r>
+    </w:p>
+    <w:p>
+      <w:pPr>
+        <w:pStyle w:val="ListNumber"/>
+      </w:pPr>
+      <w:r>
+        <w:t xml:space="preserve">Choose the </w:t>
+      </w:r>
+      <w:r>
+        <w:rPr>
+          <w:b/>
+        </w:rPr>
+        <w:t>TVS RP 3230</w:t>
+      </w:r>
+      <w:r>
+        <w:t>.</w:t>
+      </w:r>
+    </w:p>
+    <w:p>
+      <w:pPr>
+        <w:pStyle w:val="ListNumber"/>
+      </w:pPr>
+      <w:r>
+        <w:t xml:space="preserve">Click </w:t>
+      </w:r>
+      <w:r>
+        <w:rPr>
+          <w:b/>
+        </w:rPr>
+        <w:t>Print a test slip</w:t>
+      </w:r>
+      <w:r>
+        <w:t>.</w:t>
+      </w:r>
+    </w:p>
+    <w:p>
+      <w:r>
+        <w:t xml:space="preserve">The test slip prints a row of digits. </w:t>
+      </w:r>
+      <w:r>
+        <w:rPr>
+          <w:b/>
+        </w:rPr>
+        <w:t>Check that the row fits the paper exactly and does not wrap onto a second line.</w:t>
+      </w:r>
+      <w:r>
+        <w:t xml:space="preserve"> If it fits, your printer is set up correctly.</w:t>
+      </w:r>
+    </w:p>
+    <w:p>
+      <w:r>
+        <w:t>Leave the box blank to turn printing off.</w:t>
+      </w:r>
+    </w:p>
+    <w:p>
+      <w:pPr>
+        <w:pStyle w:val="Heading3"/>
+      </w:pPr>
+      <w:r>
+        <w:t>5. Cash drawer</w:t>
+      </w:r>
+    </w:p>
+    <w:p>
+      <w:r>
+        <w:t xml:space="preserve">Tick </w:t>
+      </w:r>
+      <w:r>
+        <w:rPr>
+          <w:b/>
+        </w:rPr>
+        <w:t>A cash drawer is connected</w:t>
+      </w:r>
+      <w:r>
+        <w:t xml:space="preserve"> only if one is actually plugged into the printer. If you tick it and the drawer does not open, change </w:t>
+      </w:r>
+      <w:r>
+        <w:rPr>
+          <w:b/>
+        </w:rPr>
+        <w:t>Drawer pin</w:t>
+      </w:r>
+      <w:r>
+        <w:t xml:space="preserve"> from 2 to 5 and try again — drawer makers wire this differently.</w:t>
+      </w:r>
+    </w:p>
+    <w:p>
+      <w:r>
+        <w:t>The drawer opens by itself on a cash sale, on a cash khata payment, and at day close. It never opens on UPI or card.</w:t>
+      </w:r>
+    </w:p>
+    <w:p>
+      <w:pPr>
+        <w:pStyle w:val="Heading3"/>
+      </w:pPr>
+      <w:r>
+        <w:t>6. Counter rules</w:t>
+      </w:r>
+    </w:p>
+    <w:tbl>
+      <w:tblPr>
+        <w:tblStyle w:val="LightGrid-Accent1"/>
+        <w:tblW w:type="auto" w:w="0"/>
+        <w:tblLook w:firstColumn="1" w:firstRow="1" w:lastColumn="0" w:lastRow="0" w:noHBand="0" w:noVBand="1" w:val="04A0"/>
+      </w:tblPr>
+      <w:tblGrid>
+        <w:gridCol w:w="4320"/>
+        <w:gridCol w:w="4320"/>
+      </w:tblGrid>
+      <w:tr>
+        <w:tc>
+          <w:tcPr>
+            <w:tcW w:type="dxa" w:w="4320"/>
+          </w:tcPr>
+          <w:p>
+            <w:r>
+              <w:rPr>
+                <w:b/>
+              </w:rPr>
+            </w:r>
+            <w:r>
+              <w:rPr>
+                <w:b/>
+              </w:rPr>
+              <w:t>Setting</w:t>
             </w:r>
           </w:p>
         </w:tc>
         <w:tc>
           <w:tcPr>
-            <w:tcW w:type="dxa" w:w="2880"/>
+            <w:tcW w:type="dxa" w:w="4320"/>
           </w:tcPr>
           <w:p>
-            <w:r/>
             <w:r>
-              <w:t>When something spoils</w:t>
+              <w:rPr>
+                <w:b/>
+              </w:rPr>
+            </w:r>
+            <w:r>
+              <w:rPr>
+                <w:b/>
+              </w:rPr>
+              <w:t>What it means</w:t>
             </w:r>
           </w:p>
         </w:tc>
@@ -4741,34 +3338,23 @@
       <w:tr>
         <w:tc>
           <w:tcPr>
-            <w:tcW w:type="dxa" w:w="2880"/>
+            <w:tcW w:type="dxa" w:w="4320"/>
           </w:tcPr>
           <w:p>
             <w:r/>
             <w:r>
-              <w:t>5d. Unit conversion</w:t>
+              <w:t>Counter number</w:t>
             </w:r>
           </w:p>
         </w:tc>
         <w:tc>
           <w:tcPr>
-            <w:tcW w:type="dxa" w:w="2880"/>
+            <w:tcW w:type="dxa" w:w="4320"/>
           </w:tcPr>
           <w:p>
             <w:r/>
             <w:r>
-              <w:t>Owner</w:t>
-            </w:r>
-          </w:p>
-        </w:tc>
-        <w:tc>
-          <w:tcPr>
-            <w:tcW w:type="dxa" w:w="2880"/>
-          </w:tcPr>
-          <w:p>
-            <w:r/>
-            <w:r>
-              <w:t>When a bag is opened</w:t>
+              <w:t>Leave at 1 unless you have more than one billing machine</w:t>
             </w:r>
           </w:p>
         </w:tc>
@@ -4776,34 +3362,23 @@
       <w:tr>
         <w:tc>
           <w:tcPr>
-            <w:tcW w:type="dxa" w:w="2880"/>
+            <w:tcW w:type="dxa" w:w="4320"/>
           </w:tcPr>
           <w:p>
             <w:r/>
             <w:r>
-              <w:t>5e. Near-expiry</w:t>
+              <w:t>Discount without approval (%)</w:t>
             </w:r>
           </w:p>
         </w:tc>
         <w:tc>
           <w:tcPr>
-            <w:tcW w:type="dxa" w:w="2880"/>
+            <w:tcW w:type="dxa" w:w="4320"/>
           </w:tcPr>
           <w:p>
             <w:r/>
             <w:r>
-              <w:t>Owner</w:t>
-            </w:r>
-          </w:p>
-        </w:tc>
-        <w:tc>
-          <w:tcPr>
-            <w:tcW w:type="dxa" w:w="2880"/>
-          </w:tcPr>
-          <w:p>
-            <w:r/>
-            <w:r>
-              <w:t>Weekly</w:t>
+              <w:t>Above this a cashier must get a manager PIN</w:t>
             </w:r>
           </w:p>
         </w:tc>
@@ -4811,34 +3386,265 @@
       <w:tr>
         <w:tc>
           <w:tcPr>
-            <w:tcW w:type="dxa" w:w="2880"/>
+            <w:tcW w:type="dxa" w:w="4320"/>
           </w:tcPr>
           <w:p>
             <w:r/>
             <w:r>
-              <w:t>5f. Reorder</w:t>
+              <w:t>Loyalty points per Rs. 100</w:t>
             </w:r>
           </w:p>
         </w:tc>
         <w:tc>
           <w:tcPr>
-            <w:tcW w:type="dxa" w:w="2880"/>
+            <w:tcW w:type="dxa" w:w="4320"/>
           </w:tcPr>
           <w:p>
             <w:r/>
             <w:r>
-              <w:t>Owner</w:t>
+              <w:t>Set to 0 to turn loyalty off</w:t>
+            </w:r>
+          </w:p>
+        </w:tc>
+      </w:tr>
+    </w:tbl>
+    <w:p/>
+    <w:p>
+      <w:r>
+        <w:t xml:space="preserve">Click </w:t>
+      </w:r>
+      <w:r>
+        <w:rPr>
+          <w:b/>
+        </w:rPr>
+        <w:t>Save settings</w:t>
+      </w:r>
+      <w:r>
+        <w:t>.</w:t>
+      </w:r>
+    </w:p>
+    <w:p>
+      <w:pPr>
+        <w:pStyle w:val="Heading3"/>
+      </w:pPr>
+      <w:r>
+        <w:t>7. Connect the scale</w:t>
+      </w:r>
+    </w:p>
+    <w:p>
+      <w:r>
+        <w:t>See Part 7 — it has its own section.</w:t>
+      </w:r>
+    </w:p>
+    <w:p>
+      <w:r>
+        <w:rPr>
+          <w:color w:val="CCCCCC"/>
+        </w:rPr>
+        <w:t>____________________________________________________________</w:t>
+      </w:r>
+    </w:p>
+    <w:p>
+      <w:pPr>
+        <w:pStyle w:val="Heading1"/>
+        <w:jc w:val="center"/>
+      </w:pPr>
+      <w:r>
+        <w:t>PART 7 — CONNECTING THE WEIGHING SCALE</w:t>
+      </w:r>
+    </w:p>
+    <w:p>
+      <w:r>
+        <w:t xml:space="preserve">Your scale is an </w:t>
+      </w:r>
+      <w:r>
+        <w:rPr>
+          <w:b/>
+        </w:rPr>
+        <w:t>ES 510</w:t>
+      </w:r>
+      <w:r>
+        <w:t>. It sends the weight to the computer down a cable, so the billing screen can read it without anyone typing.</w:t>
+      </w:r>
+    </w:p>
+    <w:p>
+      <w:pPr>
+        <w:pStyle w:val="Heading2"/>
+      </w:pPr>
+      <w:r>
+        <w:t>The cable</w:t>
+      </w:r>
+    </w:p>
+    <w:p>
+      <w:r>
+        <w:t xml:space="preserve">The scale has a </w:t>
+      </w:r>
+      <w:r>
+        <w:rPr>
+          <w:b/>
+        </w:rPr>
+        <w:t>9-pin plug (DB9)</w:t>
+      </w:r>
+      <w:r>
+        <w:t xml:space="preserve"> on its cable. It goes into the matching </w:t>
+      </w:r>
+      <w:r>
+        <w:rPr>
+          <w:b/>
+        </w:rPr>
+        <w:t>9-pin socket on the back of the computer</w:t>
+      </w:r>
+      <w:r>
+        <w:t xml:space="preserve"> — the COM port, sometimes marked </w:t>
+      </w:r>
+      <w:r>
+        <w:rPr>
+          <w:rFonts w:ascii="Consolas" w:hAnsi="Consolas"/>
+          <w:sz w:val="20"/>
+        </w:rPr>
+        <w:t>|O|O|</w:t>
+      </w:r>
+      <w:r>
+        <w:t xml:space="preserve"> or </w:t>
+      </w:r>
+      <w:r>
+        <w:rPr>
+          <w:rFonts w:ascii="Consolas" w:hAnsi="Consolas"/>
+          <w:sz w:val="20"/>
+        </w:rPr>
+        <w:t>COM1</w:t>
+      </w:r>
+      <w:r>
+        <w:t>.</w:t>
+      </w:r>
+    </w:p>
+    <w:p>
+      <w:pPr>
+        <w:pStyle w:val="ListBullet"/>
+      </w:pPr>
+      <w:r>
+        <w:t xml:space="preserve">It is </w:t>
+      </w:r>
+      <w:r>
+        <w:rPr>
+          <w:b/>
+        </w:rPr>
+        <w:t>not</w:t>
+      </w:r>
+      <w:r>
+        <w:t xml:space="preserve"> a USB plug. Do not look for a USB socket.</w:t>
+      </w:r>
+    </w:p>
+    <w:p>
+      <w:pPr>
+        <w:pStyle w:val="ListBullet"/>
+      </w:pPr>
+      <w:r>
+        <w:t xml:space="preserve">Push it in and </w:t>
+      </w:r>
+      <w:r>
+        <w:rPr>
+          <w:b/>
+        </w:rPr>
+        <w:t>tighten the two small screws</w:t>
+      </w:r>
+      <w:r>
+        <w:t xml:space="preserve"> either side by hand. A loose</w:t>
+      </w:r>
+    </w:p>
+    <w:p>
+      <w:r>
+        <w:t>plug gives dropped readings that are very confusing to chase later.</w:t>
+      </w:r>
+    </w:p>
+    <w:p>
+      <w:pPr>
+        <w:pStyle w:val="ListBullet"/>
+      </w:pPr>
+      <w:r>
+        <w:t>Switch the scale on. It needs its own power — the cable does not power it.</w:t>
+      </w:r>
+    </w:p>
+    <w:p>
+      <w:pPr>
+        <w:pStyle w:val="Heading2"/>
+      </w:pPr>
+      <w:r>
+        <w:t>Setting it up in the software</w:t>
+      </w:r>
+    </w:p>
+    <w:p>
+      <w:r>
+        <w:t xml:space="preserve">Main menu → </w:t>
+      </w:r>
+      <w:r>
+        <w:rPr>
+          <w:b/>
+        </w:rPr>
+        <w:t>Scale and weight</w:t>
+      </w:r>
+      <w:r>
+        <w:t xml:space="preserve"> → </w:t>
+      </w:r>
+      <w:r>
+        <w:rPr>
+          <w:b/>
+        </w:rPr>
+        <w:t>Device</w:t>
+      </w:r>
+      <w:r>
+        <w:t xml:space="preserve"> tab.</w:t>
+      </w:r>
+    </w:p>
+    <w:p>
+      <w:r>
+        <w:t>Set these four boxes:</w:t>
+      </w:r>
+    </w:p>
+    <w:tbl>
+      <w:tblPr>
+        <w:tblStyle w:val="LightGrid-Accent1"/>
+        <w:tblW w:type="auto" w:w="0"/>
+        <w:tblLook w:firstColumn="1" w:firstRow="1" w:lastColumn="0" w:lastRow="0" w:noHBand="0" w:noVBand="1" w:val="04A0"/>
+      </w:tblPr>
+      <w:tblGrid>
+        <w:gridCol w:w="4320"/>
+        <w:gridCol w:w="4320"/>
+      </w:tblGrid>
+      <w:tr>
+        <w:tc>
+          <w:tcPr>
+            <w:tcW w:type="dxa" w:w="4320"/>
+          </w:tcPr>
+          <w:p>
+            <w:r>
+              <w:rPr>
+                <w:b/>
+              </w:rPr>
+            </w:r>
+            <w:r>
+              <w:rPr>
+                <w:b/>
+              </w:rPr>
+              <w:t>Box</w:t>
             </w:r>
           </w:p>
         </w:tc>
         <w:tc>
           <w:tcPr>
-            <w:tcW w:type="dxa" w:w="2880"/>
+            <w:tcW w:type="dxa" w:w="4320"/>
           </w:tcPr>
           <w:p>
-            <w:r/>
             <w:r>
-              <w:t>Before going to the wholesale market</w:t>
+              <w:rPr>
+                <w:b/>
+              </w:rPr>
+            </w:r>
+            <w:r>
+              <w:rPr>
+                <w:b/>
+              </w:rPr>
+              <w:t>Set to</w:t>
             </w:r>
           </w:p>
         </w:tc>
@@ -4846,34 +3652,30 @@
       <w:tr>
         <w:tc>
           <w:tcPr>
-            <w:tcW w:type="dxa" w:w="2880"/>
+            <w:tcW w:type="dxa" w:w="4320"/>
           </w:tcPr>
           <w:p>
             <w:r/>
             <w:r>
-              <w:t>6a. Purchase entry</w:t>
+              <w:rPr>
+                <w:b/>
+              </w:rPr>
+              <w:t>Mode</w:t>
             </w:r>
           </w:p>
         </w:tc>
         <w:tc>
           <w:tcPr>
-            <w:tcW w:type="dxa" w:w="2880"/>
+            <w:tcW w:type="dxa" w:w="4320"/>
           </w:tcPr>
           <w:p>
             <w:r/>
             <w:r>
-              <w:t>Owner</w:t>
-            </w:r>
-          </w:p>
-        </w:tc>
-        <w:tc>
-          <w:tcPr>
-            <w:tcW w:type="dxa" w:w="2880"/>
-          </w:tcPr>
-          <w:p>
-            <w:r/>
-            <w:r>
-              <w:t>Every time goods arrive</w:t>
+              <w:rPr>
+                <w:rFonts w:ascii="Consolas" w:hAnsi="Consolas"/>
+                <w:sz w:val="20"/>
+              </w:rPr>
+              <w:t>Serial</w:t>
             </w:r>
           </w:p>
         </w:tc>
@@ -4881,34 +3683,30 @@
       <w:tr>
         <w:tc>
           <w:tcPr>
-            <w:tcW w:type="dxa" w:w="2880"/>
+            <w:tcW w:type="dxa" w:w="4320"/>
           </w:tcPr>
           <w:p>
             <w:r/>
             <w:r>
-              <w:t>6b. Purchase return</w:t>
+              <w:rPr>
+                <w:b/>
+              </w:rPr>
+              <w:t>Port</w:t>
             </w:r>
           </w:p>
         </w:tc>
         <w:tc>
           <w:tcPr>
-            <w:tcW w:type="dxa" w:w="2880"/>
+            <w:tcW w:type="dxa" w:w="4320"/>
           </w:tcPr>
           <w:p>
             <w:r/>
             <w:r>
-              <w:t>Owner</w:t>
-            </w:r>
-          </w:p>
-        </w:tc>
-        <w:tc>
-          <w:tcPr>
-            <w:tcW w:type="dxa" w:w="2880"/>
-          </w:tcPr>
-          <w:p>
-            <w:r/>
-            <w:r>
-              <w:t>When returning bad goods</w:t>
+              <w:rPr>
+                <w:rFonts w:ascii="Consolas" w:hAnsi="Consolas"/>
+                <w:sz w:val="20"/>
+              </w:rPr>
+              <w:t>COM1</w:t>
             </w:r>
           </w:p>
         </w:tc>
@@ -4916,34 +3714,30 @@
       <w:tr>
         <w:tc>
           <w:tcPr>
-            <w:tcW w:type="dxa" w:w="2880"/>
+            <w:tcW w:type="dxa" w:w="4320"/>
           </w:tcPr>
           <w:p>
             <w:r/>
             <w:r>
-              <w:t>7a. Customer khata</w:t>
+              <w:rPr>
+                <w:b/>
+              </w:rPr>
+              <w:t>Baud</w:t>
             </w:r>
           </w:p>
         </w:tc>
         <w:tc>
           <w:tcPr>
-            <w:tcW w:type="dxa" w:w="2880"/>
+            <w:tcW w:type="dxa" w:w="4320"/>
           </w:tcPr>
           <w:p>
             <w:r/>
             <w:r>
-              <w:t>Owner/Cashier</w:t>
-            </w:r>
-          </w:p>
-        </w:tc>
-        <w:tc>
-          <w:tcPr>
-            <w:tcW w:type="dxa" w:w="2880"/>
-          </w:tcPr>
-          <w:p>
-            <w:r/>
-            <w:r>
-              <w:t>When customer wants credit or pays their khata</w:t>
+              <w:rPr>
+                <w:rFonts w:ascii="Consolas" w:hAnsi="Consolas"/>
+                <w:sz w:val="20"/>
+              </w:rPr>
+              <w:t>9600</w:t>
             </w:r>
           </w:p>
         </w:tc>
@@ -4951,34 +3745,480 @@
       <w:tr>
         <w:tc>
           <w:tcPr>
-            <w:tcW w:type="dxa" w:w="2880"/>
+            <w:tcW w:type="dxa" w:w="4320"/>
           </w:tcPr>
           <w:p>
             <w:r/>
             <w:r>
-              <w:t>7b. Opening balance import</w:t>
+              <w:rPr>
+                <w:b/>
+              </w:rPr>
+              <w:t>Poll cmd</w:t>
             </w:r>
           </w:p>
         </w:tc>
         <w:tc>
           <w:tcPr>
-            <w:tcW w:type="dxa" w:w="2880"/>
+            <w:tcW w:type="dxa" w:w="4320"/>
           </w:tcPr>
           <w:p>
             <w:r/>
             <w:r>
-              <w:t>Owner</w:t>
+              <w:t>leave empty</w:t>
+            </w:r>
+          </w:p>
+        </w:tc>
+      </w:tr>
+    </w:tbl>
+    <w:p/>
+    <w:p>
+      <w:r>
+        <w:t xml:space="preserve">Then click </w:t>
+      </w:r>
+      <w:r>
+        <w:rPr>
+          <w:b/>
+        </w:rPr>
+        <w:t>Save settings</w:t>
+      </w:r>
+      <w:r>
+        <w:t>.</w:t>
+      </w:r>
+    </w:p>
+    <w:p>
+      <w:pPr>
+        <w:pStyle w:val="Heading2"/>
+      </w:pPr>
+      <w:r>
+        <w:t>Checking it actually works</w:t>
+      </w:r>
+    </w:p>
+    <w:p>
+      <w:r>
+        <w:t xml:space="preserve">Click </w:t>
+      </w:r>
+      <w:r>
+        <w:rPr>
+          <w:b/>
+        </w:rPr>
+        <w:t>Start live dump</w:t>
+      </w:r>
+      <w:r>
+        <w:t>, then put something on the scale pan.</w:t>
+      </w:r>
+    </w:p>
+    <w:p>
+      <w:r>
+        <w:t xml:space="preserve">Numbers should start scrolling in the </w:t>
+      </w:r>
+      <w:r>
+        <w:rPr>
+          <w:b/>
+        </w:rPr>
+        <w:t>Raw dump</w:t>
+      </w:r>
+      <w:r>
+        <w:t xml:space="preserve"> box, like this:</w:t>
+      </w:r>
+    </w:p>
+    <w:p>
+      <w:r>
+        <w:rPr>
+          <w:rFonts w:ascii="Consolas" w:hAnsi="Consolas"/>
+          <w:sz w:val="18"/>
+        </w:rPr>
+        <w:t>30 30 30 2E 32 37 30  |  000.270</w:t>
+        <w:br/>
+        <w:t>30 30 30 2E 32 37 30  |  000.270</w:t>
+        <w:br/>
+        <w:t>30 30 30 2E 32 36 35  |  000.265</w:t>
+      </w:r>
+    </w:p>
+    <w:p>
+      <w:r>
+        <w:t xml:space="preserve">The right-hand column is the weight in kilograms. </w:t>
+      </w:r>
+      <w:r>
+        <w:rPr>
+          <w:rFonts w:ascii="Consolas" w:hAnsi="Consolas"/>
+          <w:sz w:val="20"/>
+        </w:rPr>
+        <w:t>000.270</w:t>
+      </w:r>
+      <w:r>
+        <w:t xml:space="preserve"> means 270 grams.</w:t>
+      </w:r>
+    </w:p>
+    <w:p>
+      <w:r>
+        <w:rPr>
+          <w:b/>
+        </w:rPr>
+        <w:t>If you see numbers scrolling and they change when you press on the pan, the scale is connected correctly.</w:t>
+      </w:r>
+      <w:r>
+        <w:t xml:space="preserve"> Click </w:t>
+      </w:r>
+      <w:r>
+        <w:rPr>
+          <w:b/>
+        </w:rPr>
+        <w:t>Stop</w:t>
+      </w:r>
+      <w:r>
+        <w:t xml:space="preserve">, then </w:t>
+      </w:r>
+      <w:r>
+        <w:rPr>
+          <w:b/>
+        </w:rPr>
+        <w:t>Save settings</w:t>
+      </w:r>
+      <w:r>
+        <w:t>, and you are finished.</w:t>
+      </w:r>
+    </w:p>
+    <w:p>
+      <w:pPr>
+        <w:pStyle w:val="Heading2"/>
+      </w:pPr>
+      <w:r>
+        <w:t>If the Raw dump box stays empty</w:t>
+      </w:r>
+    </w:p>
+    <w:p>
+      <w:r>
+        <w:t>Work through these in order. Stop as soon as numbers appear.</w:t>
+      </w:r>
+    </w:p>
+    <w:p>
+      <w:r>
+        <w:rPr>
+          <w:b/>
+        </w:rPr>
+        <w:t>1. Is the scale switched on?</w:t>
+      </w:r>
+      <w:r>
+        <w:t xml:space="preserve"> Its own display should be lit.</w:t>
+      </w:r>
+    </w:p>
+    <w:p>
+      <w:r>
+        <w:rPr>
+          <w:b/>
+        </w:rPr>
+        <w:t>2. Is the plug tight?</w:t>
+      </w:r>
+      <w:r>
+        <w:t xml:space="preserve"> Push it fully home and tighten both screws.</w:t>
+      </w:r>
+    </w:p>
+    <w:p>
+      <w:r>
+        <w:rPr>
+          <w:b/>
+        </w:rPr>
+        <w:t>3. Is it the right port?</w:t>
+      </w:r>
+      <w:r>
+        <w:t xml:space="preserve"> Try </w:t>
+      </w:r>
+      <w:r>
+        <w:rPr>
+          <w:rFonts w:ascii="Consolas" w:hAnsi="Consolas"/>
+          <w:sz w:val="20"/>
+        </w:rPr>
+        <w:t>COM2</w:t>
+      </w:r>
+      <w:r>
+        <w:t xml:space="preserve"> and </w:t>
+      </w:r>
+      <w:r>
+        <w:rPr>
+          <w:rFonts w:ascii="Consolas" w:hAnsi="Consolas"/>
+          <w:sz w:val="20"/>
+        </w:rPr>
+        <w:t>COM3</w:t>
+      </w:r>
+      <w:r>
+        <w:t xml:space="preserve"> in the Port box, clicking </w:t>
+      </w:r>
+      <w:r>
+        <w:rPr>
+          <w:b/>
+        </w:rPr>
+        <w:t>Start live dump</w:t>
+      </w:r>
+      <w:r>
+        <w:t xml:space="preserve"> after each.</w:t>
+      </w:r>
+    </w:p>
+    <w:p>
+      <w:r>
+        <w:rPr>
+          <w:b/>
+        </w:rPr>
+        <w:t>4. Try the Detect button.</w:t>
+      </w:r>
+      <w:r>
+        <w:t xml:space="preserve"> It tries the common speed settings one after another and tells you which one the scale answers on.</w:t>
+      </w:r>
+    </w:p>
+    <w:p>
+      <w:r>
+        <w:rPr>
+          <w:b/>
+        </w:rPr>
+        <w:t>5. Swap pins 2 and 3.</w:t>
+      </w:r>
+      <w:r>
+        <w:t xml:space="preserve"> This is the most common cause and it is not your fault. There are two ways to wire a 9-pin cable and they are not compatible. Any computer shop sells a </w:t>
+      </w:r>
+      <w:r>
+        <w:rPr>
+          <w:b/>
+        </w:rPr>
+        <w:t>null-modem adapter</w:t>
+      </w:r>
+      <w:r>
+        <w:t xml:space="preserve"> for very little — plug it in between the cable and the computer and try again.</w:t>
+      </w:r>
+    </w:p>
+    <w:p>
+      <w:r>
+        <w:rPr>
+          <w:b/>
+        </w:rPr>
+        <w:t>6. If the port is missing entirely from the Port list</w:t>
+      </w:r>
+      <w:r>
+        <w:t>, it is switched off in the computer's BIOS rather than broken. That needs a technician for two minutes.</w:t>
+      </w:r>
+    </w:p>
+    <w:p>
+      <w:pPr>
+        <w:pStyle w:val="Heading2"/>
+      </w:pPr>
+      <w:r>
+        <w:t>Meanwhile, you can still sell</w:t>
+      </w:r>
+    </w:p>
+    <w:p>
+      <w:r>
+        <w:t xml:space="preserve">If the scale is not working, billing carries on. The screen shows </w:t>
+      </w:r>
+      <w:r>
+        <w:rPr>
+          <w:b/>
+        </w:rPr>
+        <w:t>Scale: manual</w:t>
+      </w:r>
+      <w:r>
+        <w:t xml:space="preserve">, and pressing </w:t>
+      </w:r>
+      <w:r>
+        <w:rPr>
+          <w:b/>
+        </w:rPr>
+        <w:t>F4</w:t>
+      </w:r>
+      <w:r>
+        <w:t xml:space="preserve"> lets the cashier type the weight in. Those bills are marked as hand-typed so you can see them later.</w:t>
+      </w:r>
+    </w:p>
+    <w:p>
+      <w:pPr>
+        <w:pStyle w:val="Heading2"/>
+      </w:pPr>
+      <w:r>
+        <w:t>What the Regex box is</w:t>
+      </w:r>
+    </w:p>
+    <w:p>
+      <w:r>
+        <w:t>You will not normally touch it. It tells the software how to read the scale's message. It is already set correctly for your ES 510:</w:t>
+      </w:r>
+    </w:p>
+    <w:p>
+      <w:r>
+        <w:rPr>
+          <w:rFonts w:ascii="Consolas" w:hAnsi="Consolas"/>
+          <w:sz w:val="18"/>
+        </w:rPr>
+        <w:t>(?&lt;status&gt;ST|US)?[,\s]*(?:GS|NT)?[,\s]*(?&lt;sign&gt;[+-])?\s*(?&lt;value&gt;\d+(?:\.\d+)?)\s*(?&lt;unit&gt;kg|g)?</w:t>
+      </w:r>
+    </w:p>
+    <w:p>
+      <w:r>
+        <w:t>Leave it alone unless you replace the scale with a different make.</w:t>
+      </w:r>
+    </w:p>
+    <w:p>
+      <w:pPr>
+        <w:pStyle w:val="Heading2"/>
+      </w:pPr>
+      <w:r>
+        <w:t>Per-item weight settings</w:t>
+      </w:r>
+    </w:p>
+    <w:p>
+      <w:r>
+        <w:t xml:space="preserve">The second tab, </w:t>
+      </w:r>
+      <w:r>
+        <w:rPr>
+          <w:b/>
+        </w:rPr>
+        <w:t>Per-item weight</w:t>
+      </w:r>
+      <w:r>
+        <w:t>, sets for each loose item:</w:t>
+      </w:r>
+    </w:p>
+    <w:p>
+      <w:pPr>
+        <w:pStyle w:val="ListBullet"/>
+      </w:pPr>
+      <w:r>
+        <w:rPr>
+          <w:b/>
+        </w:rPr>
+        <w:t>Tare</w:t>
+      </w:r>
+      <w:r>
+        <w:t xml:space="preserve"> — the weight of the bag or tray, subtracted automatically</w:t>
+      </w:r>
+    </w:p>
+    <w:p>
+      <w:pPr>
+        <w:pStyle w:val="ListBullet"/>
+      </w:pPr>
+      <w:r>
+        <w:rPr>
+          <w:b/>
+        </w:rPr>
+        <w:t>Round to</w:t>
+      </w:r>
+      <w:r>
+        <w:t xml:space="preserve"> — normally 5 g</w:t>
+      </w:r>
+    </w:p>
+    <w:p>
+      <w:pPr>
+        <w:pStyle w:val="ListBullet"/>
+      </w:pPr>
+      <w:r>
+        <w:rPr>
+          <w:b/>
+        </w:rPr>
+        <w:t>Minimum sale</w:t>
+      </w:r>
+      <w:r>
+        <w:t xml:space="preserve"> — normally 100 g</w:t>
+      </w:r>
+    </w:p>
+    <w:p>
+      <w:r>
+        <w:t>The defaults are correct for most goods.</w:t>
+      </w:r>
+    </w:p>
+    <w:p>
+      <w:r>
+        <w:rPr>
+          <w:color w:val="CCCCCC"/>
+        </w:rPr>
+        <w:t>____________________________________________________________</w:t>
+      </w:r>
+    </w:p>
+    <w:p>
+      <w:pPr>
+        <w:pStyle w:val="Heading1"/>
+        <w:jc w:val="center"/>
+      </w:pPr>
+      <w:r>
+        <w:t>PART 8 — ADDING PRODUCTS</w:t>
+      </w:r>
+    </w:p>
+    <w:p>
+      <w:r>
+        <w:t xml:space="preserve">Main menu → </w:t>
+      </w:r>
+      <w:r>
+        <w:rPr>
+          <w:b/>
+        </w:rPr>
+        <w:t>Item master</w:t>
+      </w:r>
+      <w:r>
+        <w:t>.</w:t>
+      </w:r>
+    </w:p>
+    <w:p>
+      <w:pPr>
+        <w:pStyle w:val="Heading3"/>
+      </w:pPr>
+      <w:r>
+        <w:t>Adding one item</w:t>
+      </w:r>
+    </w:p>
+    <w:p>
+      <w:r>
+        <w:t xml:space="preserve">Click </w:t>
+      </w:r>
+      <w:r>
+        <w:rPr>
+          <w:b/>
+        </w:rPr>
+        <w:t>Add a new item</w:t>
+      </w:r>
+      <w:r>
+        <w:t xml:space="preserve"> and fill in:</w:t>
+      </w:r>
+    </w:p>
+    <w:tbl>
+      <w:tblPr>
+        <w:tblStyle w:val="LightGrid-Accent1"/>
+        <w:tblW w:type="auto" w:w="0"/>
+        <w:tblLook w:firstColumn="1" w:firstRow="1" w:lastColumn="0" w:lastRow="0" w:noHBand="0" w:noVBand="1" w:val="04A0"/>
+      </w:tblPr>
+      <w:tblGrid>
+        <w:gridCol w:w="4320"/>
+        <w:gridCol w:w="4320"/>
+      </w:tblGrid>
+      <w:tr>
+        <w:tc>
+          <w:tcPr>
+            <w:tcW w:type="dxa" w:w="4320"/>
+          </w:tcPr>
+          <w:p>
+            <w:r>
+              <w:rPr>
+                <w:b/>
+              </w:rPr>
+            </w:r>
+            <w:r>
+              <w:rPr>
+                <w:b/>
+              </w:rPr>
+              <w:t>Field</w:t>
             </w:r>
           </w:p>
         </w:tc>
         <w:tc>
           <w:tcPr>
-            <w:tcW w:type="dxa" w:w="2880"/>
+            <w:tcW w:type="dxa" w:w="4320"/>
           </w:tcPr>
           <w:p>
-            <w:r/>
             <w:r>
-              <w:t>Once at go-live only</w:t>
+              <w:rPr>
+                <w:b/>
+              </w:rPr>
+            </w:r>
+            <w:r>
+              <w:rPr>
+                <w:b/>
+              </w:rPr>
+              <w:t>Notes</w:t>
             </w:r>
           </w:p>
         </w:tc>
@@ -4986,34 +4226,26 @@
       <w:tr>
         <w:tc>
           <w:tcPr>
-            <w:tcW w:type="dxa" w:w="2880"/>
+            <w:tcW w:type="dxa" w:w="4320"/>
           </w:tcPr>
           <w:p>
             <w:r/>
             <w:r>
-              <w:t>7c. Ageing report</w:t>
+              <w:rPr>
+                <w:b/>
+              </w:rPr>
+              <w:t>Code (SKU)</w:t>
             </w:r>
           </w:p>
         </w:tc>
         <w:tc>
           <w:tcPr>
-            <w:tcW w:type="dxa" w:w="2880"/>
+            <w:tcW w:type="dxa" w:w="4320"/>
           </w:tcPr>
           <w:p>
             <w:r/>
             <w:r>
-              <w:t>Owner</w:t>
-            </w:r>
-          </w:p>
-        </w:tc>
-        <w:tc>
-          <w:tcPr>
-            <w:tcW w:type="dxa" w:w="2880"/>
-          </w:tcPr>
-          <w:p>
-            <w:r/>
-            <w:r>
-              <w:t>Weekly to chase old debts</w:t>
+              <w:t>Your own short code. How you find the item if a barcode will not scan</w:t>
             </w:r>
           </w:p>
         </w:tc>
@@ -5021,34 +4253,26 @@
       <w:tr>
         <w:tc>
           <w:tcPr>
-            <w:tcW w:type="dxa" w:w="2880"/>
+            <w:tcW w:type="dxa" w:w="4320"/>
           </w:tcPr>
           <w:p>
             <w:r/>
             <w:r>
-              <w:t>8. Shift / day close</w:t>
+              <w:rPr>
+                <w:b/>
+              </w:rPr>
+              <w:t>Name</w:t>
             </w:r>
           </w:p>
         </w:tc>
         <w:tc>
           <w:tcPr>
-            <w:tcW w:type="dxa" w:w="2880"/>
+            <w:tcW w:type="dxa" w:w="4320"/>
           </w:tcPr>
           <w:p>
             <w:r/>
             <w:r>
-              <w:t>Cashier + Owner</w:t>
-            </w:r>
-          </w:p>
-        </w:tc>
-        <w:tc>
-          <w:tcPr>
-            <w:tcW w:type="dxa" w:w="2880"/>
-          </w:tcPr>
-          <w:p>
-            <w:r/>
-            <w:r>
-              <w:t>Every morning (open) and every night (close)</w:t>
+              <w:t>The full name, for the screen</w:t>
             </w:r>
           </w:p>
         </w:tc>
@@ -5056,34 +4280,26 @@
       <w:tr>
         <w:tc>
           <w:tcPr>
-            <w:tcW w:type="dxa" w:w="2880"/>
+            <w:tcW w:type="dxa" w:w="4320"/>
           </w:tcPr>
           <w:p>
             <w:r/>
             <w:r>
-              <w:t>9. Reports GST</w:t>
+              <w:rPr>
+                <w:b/>
+              </w:rPr>
+              <w:t>Print name</w:t>
             </w:r>
           </w:p>
         </w:tc>
         <w:tc>
           <w:tcPr>
-            <w:tcW w:type="dxa" w:w="2880"/>
+            <w:tcW w:type="dxa" w:w="4320"/>
           </w:tcPr>
           <w:p>
             <w:r/>
             <w:r>
-              <w:t>Owner</w:t>
-            </w:r>
-          </w:p>
-        </w:tc>
-        <w:tc>
-          <w:tcPr>
-            <w:tcW w:type="dxa" w:w="2880"/>
-          </w:tcPr>
-          <w:p>
-            <w:r/>
-            <w:r>
-              <w:t>Weekly/monthly review</w:t>
+              <w:t>Shorter name for the bill — the paper is only 48 characters wide</w:t>
             </w:r>
           </w:p>
         </w:tc>
@@ -5091,34 +4307,43 @@
       <w:tr>
         <w:tc>
           <w:tcPr>
-            <w:tcW w:type="dxa" w:w="2880"/>
+            <w:tcW w:type="dxa" w:w="4320"/>
           </w:tcPr>
           <w:p>
             <w:r/>
             <w:r>
-              <w:t>Settings</w:t>
+              <w:rPr>
+                <w:b/>
+              </w:rPr>
+              <w:t>Sold by</w:t>
             </w:r>
           </w:p>
         </w:tc>
         <w:tc>
           <w:tcPr>
-            <w:tcW w:type="dxa" w:w="2880"/>
+            <w:tcW w:type="dxa" w:w="4320"/>
           </w:tcPr>
           <w:p>
             <w:r/>
             <w:r>
-              <w:t>Owner</w:t>
+              <w:rPr>
+                <w:rFonts w:ascii="Consolas" w:hAnsi="Consolas"/>
+                <w:sz w:val="20"/>
+              </w:rPr>
+              <w:t>Piece</w:t>
             </w:r>
-          </w:p>
-        </w:tc>
-        <w:tc>
-          <w:tcPr>
-            <w:tcW w:type="dxa" w:w="2880"/>
-          </w:tcPr>
-          <w:p>
-            <w:r/>
             <w:r>
-              <w:t>Rarely</w:t>
+              <w:t xml:space="preserve"> for packets, </w:t>
+            </w:r>
+            <w:r>
+              <w:rPr>
+                <w:rFonts w:ascii="Consolas" w:hAnsi="Consolas"/>
+                <w:sz w:val="20"/>
+              </w:rPr>
+              <w:t>Weight</w:t>
+            </w:r>
+            <w:r>
+              <w:t xml:space="preserve"> for loose goods</w:t>
             </w:r>
           </w:p>
         </w:tc>
@@ -5126,34 +4351,26 @@
       <w:tr>
         <w:tc>
           <w:tcPr>
-            <w:tcW w:type="dxa" w:w="2880"/>
+            <w:tcW w:type="dxa" w:w="4320"/>
           </w:tcPr>
           <w:p>
             <w:r/>
             <w:r>
-              <w:t>Users (staff logins)</w:t>
+              <w:rPr>
+                <w:b/>
+              </w:rPr>
+              <w:t>HSN</w:t>
             </w:r>
           </w:p>
         </w:tc>
         <w:tc>
           <w:tcPr>
-            <w:tcW w:type="dxa" w:w="2880"/>
+            <w:tcW w:type="dxa" w:w="4320"/>
           </w:tcPr>
           <w:p>
             <w:r/>
             <w:r>
-              <w:t>Owner</w:t>
-            </w:r>
-          </w:p>
-        </w:tc>
-        <w:tc>
-          <w:tcPr>
-            <w:tcW w:type="dxa" w:w="2880"/>
-          </w:tcPr>
-          <w:p>
-            <w:r/>
-            <w:r>
-              <w:t>When adding/removing staff</w:t>
+              <w:t>The GST code for this kind of goods</w:t>
             </w:r>
           </w:p>
         </w:tc>
@@ -5161,34 +4378,100 @@
       <w:tr>
         <w:tc>
           <w:tcPr>
-            <w:tcW w:type="dxa" w:w="2880"/>
+            <w:tcW w:type="dxa" w:w="4320"/>
           </w:tcPr>
           <w:p>
             <w:r/>
             <w:r>
-              <w:t>Sign out</w:t>
+              <w:rPr>
+                <w:b/>
+              </w:rPr>
+              <w:t>Tax rate</w:t>
             </w:r>
           </w:p>
         </w:tc>
         <w:tc>
           <w:tcPr>
-            <w:tcW w:type="dxa" w:w="2880"/>
+            <w:tcW w:type="dxa" w:w="4320"/>
           </w:tcPr>
           <w:p>
             <w:r/>
             <w:r>
-              <w:t>Everyone</w:t>
+              <w:t xml:space="preserve">In basis points — </w:t>
+            </w:r>
+            <w:r>
+              <w:rPr>
+                <w:rFonts w:ascii="Consolas" w:hAnsi="Consolas"/>
+                <w:sz w:val="20"/>
+              </w:rPr>
+              <w:t>500</w:t>
+            </w:r>
+            <w:r>
+              <w:t xml:space="preserve"> means 5%, </w:t>
+            </w:r>
+            <w:r>
+              <w:rPr>
+                <w:rFonts w:ascii="Consolas" w:hAnsi="Consolas"/>
+                <w:sz w:val="20"/>
+              </w:rPr>
+              <w:t>1200</w:t>
+            </w:r>
+            <w:r>
+              <w:t xml:space="preserve"> means 12%</w:t>
+            </w:r>
+          </w:p>
+        </w:tc>
+      </w:tr>
+      <w:tr>
+        <w:tc>
+          <w:tcPr>
+            <w:tcW w:type="dxa" w:w="4320"/>
+          </w:tcPr>
+          <w:p>
+            <w:r/>
+            <w:r>
+              <w:rPr>
+                <w:b/>
+              </w:rPr>
+              <w:t>Cost / Selling / MRP</w:t>
             </w:r>
           </w:p>
         </w:tc>
         <w:tc>
           <w:tcPr>
-            <w:tcW w:type="dxa" w:w="2880"/>
+            <w:tcW w:type="dxa" w:w="4320"/>
           </w:tcPr>
           <w:p>
             <w:r/>
             <w:r>
-              <w:t>End of shift</w:t>
+              <w:t>In rupees. The margin is shown as you type</w:t>
+            </w:r>
+          </w:p>
+        </w:tc>
+      </w:tr>
+      <w:tr>
+        <w:tc>
+          <w:tcPr>
+            <w:tcW w:type="dxa" w:w="4320"/>
+          </w:tcPr>
+          <w:p>
+            <w:r/>
+            <w:r>
+              <w:rPr>
+                <w:b/>
+              </w:rPr>
+              <w:t>Barcodes</w:t>
+            </w:r>
+          </w:p>
+        </w:tc>
+        <w:tc>
+          <w:tcPr>
+            <w:tcW w:type="dxa" w:w="4320"/>
+          </w:tcPr>
+          <w:p>
+            <w:r/>
+            <w:r>
+              <w:t>One per line. An item can have several</w:t>
             </w:r>
           </w:p>
         </w:tc>
@@ -5197,6 +4480,106 @@
     <w:p/>
     <w:p>
       <w:r>
+        <w:t xml:space="preserve">For loose goods also set </w:t>
+      </w:r>
+      <w:r>
+        <w:rPr>
+          <w:b/>
+        </w:rPr>
+        <w:t>Tare</w:t>
+      </w:r>
+      <w:r>
+        <w:t xml:space="preserve">, </w:t>
+      </w:r>
+      <w:r>
+        <w:rPr>
+          <w:b/>
+        </w:rPr>
+        <w:t>Round to grams</w:t>
+      </w:r>
+      <w:r>
+        <w:t xml:space="preserve"> and </w:t>
+      </w:r>
+      <w:r>
+        <w:rPr>
+          <w:b/>
+        </w:rPr>
+        <w:t>Minimum sale grams</w:t>
+      </w:r>
+      <w:r>
+        <w:t>.</w:t>
+      </w:r>
+    </w:p>
+    <w:p>
+      <w:pPr>
+        <w:pStyle w:val="Heading3"/>
+      </w:pPr>
+      <w:r>
+        <w:t>Two rules the software enforces</w:t>
+      </w:r>
+    </w:p>
+    <w:p>
+      <w:pPr>
+        <w:pStyle w:val="ListBullet"/>
+      </w:pPr>
+      <w:r>
+        <w:rPr>
+          <w:b/>
+        </w:rPr>
+        <w:t>Selling price can never be above MRP.</w:t>
+      </w:r>
+      <w:r>
+        <w:t xml:space="preserve"> Saving is blocked. This is the law,</w:t>
+      </w:r>
+    </w:p>
+    <w:p>
+      <w:r>
+        <w:t>not a preference.</w:t>
+      </w:r>
+    </w:p>
+    <w:p>
+      <w:pPr>
+        <w:pStyle w:val="ListBullet"/>
+      </w:pPr>
+      <w:r>
+        <w:rPr>
+          <w:b/>
+        </w:rPr>
+        <w:t>Selling below cost</w:t>
+      </w:r>
+      <w:r>
+        <w:t xml:space="preserve"> gives a warning and asks you to confirm. Sometimes you</w:t>
+      </w:r>
+    </w:p>
+    <w:p>
+      <w:r>
+        <w:t>mean it, but usually it is a typing mistake.</w:t>
+      </w:r>
+    </w:p>
+    <w:p>
+      <w:pPr>
+        <w:pStyle w:val="Heading3"/>
+      </w:pPr>
+      <w:r>
+        <w:t>Adding 1,500 items</w:t>
+      </w:r>
+    </w:p>
+    <w:p>
+      <w:r>
+        <w:t xml:space="preserve">Do not type them one by one. Click </w:t>
+      </w:r>
+      <w:r>
+        <w:rPr>
+          <w:b/>
+        </w:rPr>
+        <w:t>Import from CSV</w:t>
+      </w:r>
+      <w:r>
+        <w:t xml:space="preserve"> and load a spreadsheet. There is a preview before anything is saved, and a list of any rows that failed.</w:t>
+      </w:r>
+    </w:p>
+    <w:p>
+      <w:r>
         <w:rPr>
           <w:color w:val="CCCCCC"/>
         </w:rPr>
@@ -5204,24 +4587,1611 @@
       </w:r>
     </w:p>
     <w:p>
+      <w:pPr>
+        <w:pStyle w:val="Heading1"/>
+        <w:jc w:val="center"/>
+      </w:pPr>
+      <w:r>
+        <w:t>PART 9 — BUYING STOCK FROM SUPPLIERS</w:t>
+      </w:r>
+    </w:p>
+    <w:p>
+      <w:r>
+        <w:t xml:space="preserve">Main menu → </w:t>
+      </w:r>
       <w:r>
         <w:rPr>
           <w:b/>
         </w:rPr>
-        <w:t>When in doubt, ask.</w:t>
-      </w:r>
-      <w:r>
-        <w:t xml:space="preserve"> Sanjith: </w:t>
+        <w:t>Purchase entry</w:t>
+      </w:r>
+      <w:r>
+        <w:t>. This is how goods get into your stock.</w:t>
+      </w:r>
+    </w:p>
+    <w:p>
+      <w:r>
+        <w:rPr>
+          <w:b/>
+        </w:rPr>
+        <w:t>Nothing appears in your stock until you record the purchase.</w:t>
+      </w:r>
+      <w:r>
+        <w:t xml:space="preserve"> If Stock take is empty, this is why.</w:t>
+      </w:r>
+    </w:p>
+    <w:p>
+      <w:pPr>
+        <w:pStyle w:val="Heading3"/>
+      </w:pPr>
+      <w:r>
+        <w:t>Recording a delivery</w:t>
+      </w:r>
+    </w:p>
+    <w:p>
+      <w:pPr>
+        <w:pStyle w:val="ListNumber"/>
+      </w:pPr>
+      <w:r>
+        <w:rPr>
+          <w:b/>
+        </w:rPr>
+        <w:t>Supplier</w:t>
+      </w:r>
+      <w:r>
+        <w:t xml:space="preserve"> — pick from the list. First time, click </w:t>
+      </w:r>
+      <w:r>
+        <w:rPr>
+          <w:b/>
+        </w:rPr>
+        <w:t>+ New supplier</w:t>
+      </w:r>
+      <w:r>
+        <w:t>.</w:t>
+      </w:r>
+    </w:p>
+    <w:p>
+      <w:pPr>
+        <w:pStyle w:val="ListNumber"/>
+      </w:pPr>
+      <w:r>
+        <w:rPr>
+          <w:b/>
+        </w:rPr>
+        <w:t>Invoice number</w:t>
+      </w:r>
+      <w:r>
+        <w:t xml:space="preserve"> — copy it from the supplier's bill exactly. The software</w:t>
+      </w:r>
+    </w:p>
+    <w:p>
+      <w:r>
+        <w:t>refuses the same invoice twice, which is what stops goods being counted double.</w:t>
+      </w:r>
+    </w:p>
+    <w:p>
+      <w:pPr>
+        <w:pStyle w:val="ListNumber"/>
+      </w:pPr>
+      <w:r>
+        <w:rPr>
+          <w:b/>
+        </w:rPr>
+        <w:t>Invoice date</w:t>
+      </w:r>
+      <w:r>
+        <w:t xml:space="preserve">, </w:t>
+      </w:r>
+      <w:r>
+        <w:rPr>
+          <w:b/>
+        </w:rPr>
+        <w:t>Payment mode</w:t>
+      </w:r>
+      <w:r>
+        <w:t xml:space="preserve">, and a </w:t>
+      </w:r>
+      <w:r>
+        <w:rPr>
+          <w:b/>
+        </w:rPr>
+        <w:t>due date</w:t>
+      </w:r>
+      <w:r>
+        <w:t xml:space="preserve"> if it is on credit.</w:t>
+      </w:r>
+    </w:p>
+    <w:p>
+      <w:pPr>
+        <w:pStyle w:val="ListNumber"/>
+      </w:pPr>
+      <w:r>
+        <w:t xml:space="preserve">For each item on the delivery, click </w:t>
+      </w:r>
+      <w:r>
+        <w:rPr>
+          <w:b/>
+        </w:rPr>
+        <w:t>Add line</w:t>
+      </w:r>
+      <w:r>
+        <w:t xml:space="preserve"> (or press </w:t>
+      </w:r>
+      <w:r>
+        <w:rPr>
+          <w:b/>
+        </w:rPr>
+        <w:t>F2</w:t>
+      </w:r>
+      <w:r>
+        <w:t>) and fill in:</w:t>
+      </w:r>
+    </w:p>
+    <w:tbl>
+      <w:tblPr>
+        <w:tblStyle w:val="LightGrid-Accent1"/>
+        <w:tblW w:type="auto" w:w="0"/>
+        <w:tblLook w:firstColumn="1" w:firstRow="1" w:lastColumn="0" w:lastRow="0" w:noHBand="0" w:noVBand="1" w:val="04A0"/>
+      </w:tblPr>
+      <w:tblGrid>
+        <w:gridCol w:w="4320"/>
+        <w:gridCol w:w="4320"/>
+      </w:tblGrid>
+      <w:tr>
+        <w:tc>
+          <w:tcPr>
+            <w:tcW w:type="dxa" w:w="4320"/>
+          </w:tcPr>
+          <w:p>
+            <w:r>
+              <w:rPr>
+                <w:b/>
+              </w:rPr>
+            </w:r>
+            <w:r>
+              <w:rPr>
+                <w:b/>
+              </w:rPr>
+              <w:t>Column</w:t>
+            </w:r>
+          </w:p>
+        </w:tc>
+        <w:tc>
+          <w:tcPr>
+            <w:tcW w:type="dxa" w:w="4320"/>
+          </w:tcPr>
+          <w:p>
+            <w:r>
+              <w:rPr>
+                <w:b/>
+              </w:rPr>
+            </w:r>
+            <w:r>
+              <w:rPr>
+                <w:b/>
+              </w:rPr>
+              <w:t>What to put</w:t>
+            </w:r>
+          </w:p>
+        </w:tc>
+      </w:tr>
+      <w:tr>
+        <w:tc>
+          <w:tcPr>
+            <w:tcW w:type="dxa" w:w="4320"/>
+          </w:tcPr>
+          <w:p>
+            <w:r/>
+            <w:r>
+              <w:t>Item</w:t>
+            </w:r>
+          </w:p>
+        </w:tc>
+        <w:tc>
+          <w:tcPr>
+            <w:tcW w:type="dxa" w:w="4320"/>
+          </w:tcPr>
+          <w:p>
+            <w:r/>
+            <w:r>
+              <w:t>Pick from the drop-down</w:t>
+            </w:r>
+          </w:p>
+        </w:tc>
+      </w:tr>
+      <w:tr>
+        <w:tc>
+          <w:tcPr>
+            <w:tcW w:type="dxa" w:w="4320"/>
+          </w:tcPr>
+          <w:p>
+            <w:r/>
+            <w:r>
+              <w:t>Batch</w:t>
+            </w:r>
+          </w:p>
+        </w:tc>
+        <w:tc>
+          <w:tcPr>
+            <w:tcW w:type="dxa" w:w="4320"/>
+          </w:tcPr>
+          <w:p>
+            <w:r/>
+            <w:r>
+              <w:t>The supplier's batch code, if there is one</w:t>
+            </w:r>
+          </w:p>
+        </w:tc>
+      </w:tr>
+      <w:tr>
+        <w:tc>
+          <w:tcPr>
+            <w:tcW w:type="dxa" w:w="4320"/>
+          </w:tcPr>
+          <w:p>
+            <w:r/>
+            <w:r>
+              <w:t>Expiry</w:t>
+            </w:r>
+          </w:p>
+        </w:tc>
+        <w:tc>
+          <w:tcPr>
+            <w:tcW w:type="dxa" w:w="4320"/>
+          </w:tcPr>
+          <w:p>
+            <w:r/>
+            <w:r>
+              <w:t xml:space="preserve">As </w:t>
+            </w:r>
+            <w:r>
+              <w:rPr>
+                <w:rFonts w:ascii="Consolas" w:hAnsi="Consolas"/>
+                <w:sz w:val="20"/>
+              </w:rPr>
+              <w:t>2026-12-31</w:t>
+            </w:r>
+            <w:r>
+              <w:t>. Leave blank if it does not expire</w:t>
+            </w:r>
+          </w:p>
+        </w:tc>
+      </w:tr>
+      <w:tr>
+        <w:tc>
+          <w:tcPr>
+            <w:tcW w:type="dxa" w:w="4320"/>
+          </w:tcPr>
+          <w:p>
+            <w:r/>
+            <w:r>
+              <w:t>Pieces / Grams</w:t>
+            </w:r>
+          </w:p>
+        </w:tc>
+        <w:tc>
+          <w:tcPr>
+            <w:tcW w:type="dxa" w:w="4320"/>
+          </w:tcPr>
+          <w:p>
+            <w:r/>
+            <w:r>
+              <w:t>How much arrived. Pieces for packets, grams for loose</w:t>
+            </w:r>
+          </w:p>
+        </w:tc>
+      </w:tr>
+      <w:tr>
+        <w:tc>
+          <w:tcPr>
+            <w:tcW w:type="dxa" w:w="4320"/>
+          </w:tcPr>
+          <w:p>
+            <w:r/>
+            <w:r>
+              <w:t>Free pc / Free g</w:t>
+            </w:r>
+          </w:p>
+        </w:tc>
+        <w:tc>
+          <w:tcPr>
+            <w:tcW w:type="dxa" w:w="4320"/>
+          </w:tcPr>
+          <w:p>
+            <w:r/>
+            <w:r>
+              <w:t xml:space="preserve">Free goods. </w:t>
+            </w:r>
+            <w:r>
+              <w:rPr>
+                <w:b/>
+              </w:rPr>
+              <w:t>Adds to stock but costs nothing</w:t>
+            </w:r>
+          </w:p>
+        </w:tc>
+      </w:tr>
+      <w:tr>
+        <w:tc>
+          <w:tcPr>
+            <w:tcW w:type="dxa" w:w="4320"/>
+          </w:tcPr>
+          <w:p>
+            <w:r/>
+            <w:r>
+              <w:t>Cost</w:t>
+            </w:r>
+          </w:p>
+        </w:tc>
+        <w:tc>
+          <w:tcPr>
+            <w:tcW w:type="dxa" w:w="4320"/>
+          </w:tcPr>
+          <w:p>
+            <w:r/>
+            <w:r>
+              <w:t>What you paid per unit</w:t>
+            </w:r>
+          </w:p>
+        </w:tc>
+      </w:tr>
+      <w:tr>
+        <w:tc>
+          <w:tcPr>
+            <w:tcW w:type="dxa" w:w="4320"/>
+          </w:tcPr>
+          <w:p>
+            <w:r/>
+            <w:r>
+              <w:t>MRP</w:t>
+            </w:r>
+          </w:p>
+        </w:tc>
+        <w:tc>
+          <w:tcPr>
+            <w:tcW w:type="dxa" w:w="4320"/>
+          </w:tcPr>
+          <w:p>
+            <w:r/>
+            <w:r>
+              <w:t>The printed price</w:t>
+            </w:r>
+          </w:p>
+        </w:tc>
+      </w:tr>
+      <w:tr>
+        <w:tc>
+          <w:tcPr>
+            <w:tcW w:type="dxa" w:w="4320"/>
+          </w:tcPr>
+          <w:p>
+            <w:r/>
+            <w:r>
+              <w:t>Line value</w:t>
+            </w:r>
+          </w:p>
+        </w:tc>
+        <w:tc>
+          <w:tcPr>
+            <w:tcW w:type="dxa" w:w="4320"/>
+          </w:tcPr>
+          <w:p>
+            <w:r/>
+            <w:r>
+              <w:t>Worked out for you</w:t>
+            </w:r>
+          </w:p>
+        </w:tc>
+      </w:tr>
+    </w:tbl>
+    <w:p/>
+    <w:p>
+      <w:pPr>
+        <w:pStyle w:val="ListNumber"/>
+      </w:pPr>
+      <w:r>
+        <w:t xml:space="preserve">Add </w:t>
+      </w:r>
+      <w:r>
+        <w:rPr>
+          <w:b/>
+        </w:rPr>
+        <w:t>Freight</w:t>
+      </w:r>
+      <w:r>
+        <w:t xml:space="preserve"> and any </w:t>
+      </w:r>
+      <w:r>
+        <w:rPr>
+          <w:b/>
+        </w:rPr>
+        <w:t>Discount</w:t>
+      </w:r>
+      <w:r>
+        <w:t xml:space="preserve"> on the whole invoice.</w:t>
+      </w:r>
+    </w:p>
+    <w:p>
+      <w:pPr>
+        <w:pStyle w:val="ListNumber"/>
+      </w:pPr>
+      <w:r>
+        <w:t xml:space="preserve">Click </w:t>
+      </w:r>
+      <w:r>
+        <w:rPr>
+          <w:b/>
+        </w:rPr>
+        <w:t>Save purchase</w:t>
+      </w:r>
+      <w:r>
+        <w:t xml:space="preserve"> (or press </w:t>
+      </w:r>
+      <w:r>
+        <w:rPr>
+          <w:b/>
+        </w:rPr>
+        <w:t>F12</w:t>
+      </w:r>
+      <w:r>
+        <w:t>).</w:t>
+      </w:r>
+    </w:p>
+    <w:p>
+      <w:r>
+        <w:t>The goods are now in your stock and available to sell.</w:t>
+      </w:r>
+    </w:p>
+    <w:p>
+      <w:pPr>
+        <w:pStyle w:val="Heading3"/>
+      </w:pPr>
+      <w:r>
+        <w:t>Free goods matter</w:t>
+      </w:r>
+    </w:p>
+    <w:p>
+      <w:r>
+        <w:t>"Buy 10 get 1 free" — put 10 in Pieces and 1 in Free. All 11 go into stock, but only 10 are paid for. That is what makes your real margin come out right.</w:t>
+      </w:r>
+    </w:p>
+    <w:p>
+      <w:r>
+        <w:rPr>
+          <w:color w:val="CCCCCC"/>
+        </w:rPr>
+        <w:t>____________________________________________________________</w:t>
+      </w:r>
+    </w:p>
+    <w:p>
+      <w:pPr>
+        <w:pStyle w:val="Heading1"/>
+        <w:jc w:val="center"/>
+      </w:pPr>
+      <w:r>
+        <w:t>PART 10 — LOOKING AFTER STOCK</w:t>
+      </w:r>
+    </w:p>
+    <w:p>
+      <w:pPr>
+        <w:pStyle w:val="Heading3"/>
+      </w:pPr>
+      <w:r>
+        <w:t>Stock summary</w:t>
+      </w:r>
+    </w:p>
+    <w:p>
+      <w:r>
+        <w:t>What you have, batch by batch, with four figures across the top: total value, how many products, how many are below their reorder level, and how many batches expire within 30 days. Expiring items are coloured.</w:t>
+      </w:r>
+    </w:p>
+    <w:p>
+      <w:pPr>
+        <w:pStyle w:val="Heading3"/>
+      </w:pPr>
+      <w:r>
+        <w:t>Stock take — counting the shelves</w:t>
+      </w:r>
+    </w:p>
+    <w:p>
+      <w:r>
+        <w:t xml:space="preserve">Main menu → </w:t>
+      </w:r>
+      <w:r>
+        <w:rPr>
+          <w:b/>
+        </w:rPr>
+        <w:t>Stock take</w:t>
+      </w:r>
+      <w:r>
+        <w:t>.</w:t>
+      </w:r>
+    </w:p>
+    <w:p>
+      <w:pPr>
+        <w:pStyle w:val="ListNumber"/>
+      </w:pPr>
+      <w:r>
+        <w:t xml:space="preserve">Every batch you own is listed with what the software </w:t>
+      </w:r>
+      <w:r>
+        <w:rPr>
+          <w:b/>
+        </w:rPr>
+        <w:t>expects</w:t>
+      </w:r>
+      <w:r>
+        <w:t>.</w:t>
+      </w:r>
+    </w:p>
+    <w:p>
+      <w:pPr>
+        <w:pStyle w:val="ListNumber"/>
+      </w:pPr>
+      <w:r>
+        <w:t xml:space="preserve">Walk the shelves and type what you </w:t>
+      </w:r>
+      <w:r>
+        <w:rPr>
+          <w:b/>
+        </w:rPr>
+        <w:t>actually counted</w:t>
+      </w:r>
+      <w:r>
+        <w:t xml:space="preserve"> in the cream</w:t>
+      </w:r>
+    </w:p>
+    <w:p>
+      <w:r>
+        <w:t>coloured columns.</w:t>
+      </w:r>
+    </w:p>
+    <w:p>
+      <w:pPr>
+        <w:pStyle w:val="ListNumber"/>
+      </w:pPr>
+      <w:r>
+        <w:t xml:space="preserve">The </w:t>
+      </w:r>
+      <w:r>
+        <w:rPr>
+          <w:b/>
+        </w:rPr>
+        <w:t>Difference</w:t>
+      </w:r>
+      <w:r>
+        <w:t xml:space="preserve"> column shows in plain words — "2 pc short",</w:t>
+      </w:r>
+    </w:p>
+    <w:p>
+      <w:r>
+        <w:t>"0.150 kg extra". Short is red, extra is green.</w:t>
+      </w:r>
+    </w:p>
+    <w:p>
+      <w:pPr>
+        <w:pStyle w:val="ListNumber"/>
+      </w:pPr>
+      <w:r>
+        <w:t xml:space="preserve">Click </w:t>
+      </w:r>
+      <w:r>
+        <w:rPr>
+          <w:b/>
+        </w:rPr>
+        <w:t>Save the count</w:t>
+      </w:r>
+      <w:r>
+        <w:t>. You are shown a summary before anything changes.</w:t>
+      </w:r>
+    </w:p>
+    <w:p>
+      <w:r>
+        <w:rPr>
+          <w:b/>
+        </w:rPr>
+        <w:t>Only lines you change are touched.</w:t>
+      </w:r>
+      <w:r>
+        <w:t xml:space="preserve"> Anything you do not type stays as it is, so you can count one shelf at a time.</w:t>
+      </w:r>
+    </w:p>
+    <w:p>
+      <w:pPr>
+        <w:pStyle w:val="Heading3"/>
+      </w:pPr>
+      <w:r>
+        <w:t>Damage and wastage</w:t>
+      </w:r>
+    </w:p>
+    <w:p>
+      <w:r>
+        <w:t xml:space="preserve">For anything spoiled, broken or thrown away. Choose the batch, the amount, and </w:t>
+      </w:r>
+      <w:r>
+        <w:rPr>
+          <w:b/>
+        </w:rPr>
+        <w:t>give a reason</w:t>
+      </w:r>
+      <w:r>
+        <w:t xml:space="preserve"> — the reason is required, because in a month you will not remember.</w:t>
+      </w:r>
+    </w:p>
+    <w:p>
+      <w:r>
+        <w:t>Without this, your stock figures drift away from reality within weeks.</w:t>
+      </w:r>
+    </w:p>
+    <w:p>
+      <w:pPr>
+        <w:pStyle w:val="Heading3"/>
+      </w:pPr>
+      <w:r>
+        <w:t>Open a sack</w:t>
+      </w:r>
+    </w:p>
+    <w:p>
+      <w:r>
+        <w:t>A 50 kg rice bag arrives as one piece but is sold loose by the kilo.</w:t>
+      </w:r>
+    </w:p>
+    <w:p>
+      <w:r>
+        <w:t xml:space="preserve">Choose the sealed bag as </w:t>
+      </w:r>
+      <w:r>
+        <w:rPr>
+          <w:b/>
+        </w:rPr>
+        <w:t>Take from</w:t>
+      </w:r>
+      <w:r>
+        <w:t xml:space="preserve">, the loose batch as </w:t>
+      </w:r>
+      <w:r>
+        <w:rPr>
+          <w:b/>
+        </w:rPr>
+        <w:t>Add to</w:t>
+      </w:r>
+      <w:r>
+        <w:t xml:space="preserve">, then </w:t>
       </w:r>
       <w:r>
         <w:rPr>
           <w:rFonts w:ascii="Consolas" w:hAnsi="Consolas"/>
           <w:sz w:val="20"/>
         </w:rPr>
-        <w:t>9677131741</w:t>
-      </w:r>
-      <w:r>
-        <w:t xml:space="preserve"> (or whichever number). Better to ask than guess.</w:t>
+        <w:t>1</w:t>
+      </w:r>
+      <w:r>
+        <w:t xml:space="preserve"> bag out and </w:t>
+      </w:r>
+      <w:r>
+        <w:rPr>
+          <w:rFonts w:ascii="Consolas" w:hAnsi="Consolas"/>
+          <w:sz w:val="20"/>
+        </w:rPr>
+        <w:t>50000</w:t>
+      </w:r>
+      <w:r>
+        <w:t xml:space="preserve"> grams in. Both must be the same product.</w:t>
+      </w:r>
+    </w:p>
+    <w:p>
+      <w:pPr>
+        <w:pStyle w:val="Heading3"/>
+      </w:pPr>
+      <w:r>
+        <w:t>Expiring soon and Items to reorder</w:t>
+      </w:r>
+    </w:p>
+    <w:p>
+      <w:r>
+        <w:t>Two lists worth checking weekly. Expiring soon shows what to sell or send back. Items to reorder shows what has fallen below the level you set on the item.</w:t>
+      </w:r>
+    </w:p>
+    <w:p>
+      <w:r>
+        <w:rPr>
+          <w:color w:val="CCCCCC"/>
+        </w:rPr>
+        <w:t>____________________________________________________________</w:t>
+      </w:r>
+    </w:p>
+    <w:p>
+      <w:pPr>
+        <w:pStyle w:val="Heading1"/>
+        <w:jc w:val="center"/>
+      </w:pPr>
+      <w:r>
+        <w:t>PART 11 — CUSTOMER KHATA (CREDIT)</w:t>
+      </w:r>
+    </w:p>
+    <w:p>
+      <w:r>
+        <w:t>This replaces the paper khata notebook. It holds money owed to you by name, so every figure has to stand up when the customer disagrees at the counter.</w:t>
+      </w:r>
+    </w:p>
+    <w:p>
+      <w:pPr>
+        <w:pStyle w:val="Heading3"/>
+      </w:pPr>
+      <w:r>
+        <w:t>Adding a credit customer</w:t>
+      </w:r>
+    </w:p>
+    <w:p>
+      <w:r>
+        <w:t xml:space="preserve">Main menu → </w:t>
+      </w:r>
+      <w:r>
+        <w:rPr>
+          <w:b/>
+        </w:rPr>
+        <w:t>Customer khata</w:t>
+      </w:r>
+      <w:r>
+        <w:t xml:space="preserve"> → </w:t>
+      </w:r>
+      <w:r>
+        <w:rPr>
+          <w:b/>
+        </w:rPr>
+        <w:t>New customer</w:t>
+      </w:r>
+      <w:r>
+        <w:t>.</w:t>
+      </w:r>
+    </w:p>
+    <w:p>
+      <w:r>
+        <w:t xml:space="preserve">A phone number </w:t>
+      </w:r>
+      <w:r>
+        <w:rPr>
+          <w:b/>
+        </w:rPr>
+        <w:t>and</w:t>
+      </w:r>
+      <w:r>
+        <w:t xml:space="preserve"> a name are required for credit. Then set their </w:t>
+      </w:r>
+      <w:r>
+        <w:rPr>
+          <w:b/>
+        </w:rPr>
+        <w:t>credit limit</w:t>
+      </w:r>
+      <w:r>
+        <w:t xml:space="preserve"> and switch credit on. Credit is off by default for everyone.</w:t>
+      </w:r>
+    </w:p>
+    <w:p>
+      <w:pPr>
+        <w:pStyle w:val="Heading3"/>
+      </w:pPr>
+      <w:r>
+        <w:t>The ledger</w:t>
+      </w:r>
+    </w:p>
+    <w:p>
+      <w:r>
+        <w:t>Look a customer up by phone. You see their outstanding balance, credit limit, available credit and how old their oldest unpaid bill is.</w:t>
+      </w:r>
+    </w:p>
+    <w:p>
+      <w:r>
+        <w:t xml:space="preserve">Below that is every transaction, oldest at the top, with a running balance and </w:t>
+      </w:r>
+      <w:r>
+        <w:rPr>
+          <w:b/>
+        </w:rPr>
+        <w:t>who recorded it</w:t>
+      </w:r>
+      <w:r>
+        <w:t>. Double-click any bill reference to see exactly what was bought. A customer asking "what was that Rs. 2,770 for?" gets an answer in two clicks.</w:t>
+      </w:r>
+    </w:p>
+    <w:p>
+      <w:pPr>
+        <w:pStyle w:val="Heading3"/>
+      </w:pPr>
+      <w:r>
+        <w:t>Taking a payment</w:t>
+      </w:r>
+    </w:p>
+    <w:p>
+      <w:r>
+        <w:rPr>
+          <w:b/>
+        </w:rPr>
+        <w:t>Record payment</w:t>
+      </w:r>
+      <w:r>
+        <w:t xml:space="preserve"> — any amount, at any time. Choose cash, UPI or card, and record who took the money. It is matched against their oldest unpaid bills first. Print a receipt — it protects your staff as much as the customer.</w:t>
+      </w:r>
+    </w:p>
+    <w:p>
+      <w:pPr>
+        <w:pStyle w:val="Heading3"/>
+      </w:pPr>
+      <w:r>
+        <w:t>Nothing is ever edited or deleted</w:t>
+      </w:r>
+    </w:p>
+    <w:p>
+      <w:r>
+        <w:t>A mistake is fixed by adding a correcting entry, so the trail shows both the error and the correction. This is what makes the balance defensible.</w:t>
+      </w:r>
+    </w:p>
+    <w:p>
+      <w:pPr>
+        <w:pStyle w:val="Heading3"/>
+      </w:pPr>
+      <w:r>
+        <w:t>Statements</w:t>
+      </w:r>
+    </w:p>
+    <w:p>
+      <w:r>
+        <w:rPr>
+          <w:b/>
+        </w:rPr>
+        <w:t>Print statement</w:t>
+      </w:r>
+      <w:r>
+        <w:t xml:space="preserve"> gives the customer a printed record. Every statement printed is logged, which settles most arguments before they start.</w:t>
+      </w:r>
+    </w:p>
+    <w:p>
+      <w:pPr>
+        <w:pStyle w:val="Heading3"/>
+      </w:pPr>
+      <w:r>
+        <w:t>Money owed by age</w:t>
+      </w:r>
+    </w:p>
+    <w:p>
+      <w:r>
+        <w:t>The owner's collection screen. Everyone who owes you money, sorted by how long it has been owed: under 30 days, 31–60, 61–90, over 90. The over-90 rows are coloured — that is where losses actually live.</w:t>
+      </w:r>
+    </w:p>
+    <w:p>
+      <w:r>
+        <w:rPr>
+          <w:color w:val="CCCCCC"/>
+        </w:rPr>
+        <w:t>____________________________________________________________</w:t>
+      </w:r>
+    </w:p>
+    <w:p>
+      <w:pPr>
+        <w:pStyle w:val="Heading1"/>
+        <w:jc w:val="center"/>
+      </w:pPr>
+      <w:r>
+        <w:t>PART 12 — REPORTS AND GST</w:t>
+      </w:r>
+    </w:p>
+    <w:p>
+      <w:r>
+        <w:t xml:space="preserve">Main menu → </w:t>
+      </w:r>
+      <w:r>
+        <w:rPr>
+          <w:b/>
+        </w:rPr>
+        <w:t>Reports and GST</w:t>
+      </w:r>
+      <w:r>
+        <w:t>.</w:t>
+      </w:r>
+    </w:p>
+    <w:p>
+      <w:pPr>
+        <w:pStyle w:val="ListBullet"/>
+      </w:pPr>
+      <w:r>
+        <w:rPr>
+          <w:b/>
+        </w:rPr>
+        <w:t>Sales register</w:t>
+      </w:r>
+      <w:r>
+        <w:t xml:space="preserve"> — every bill for a period</w:t>
+      </w:r>
+    </w:p>
+    <w:p>
+      <w:pPr>
+        <w:pStyle w:val="ListBullet"/>
+      </w:pPr>
+      <w:r>
+        <w:rPr>
+          <w:b/>
+        </w:rPr>
+        <w:t>Item movement</w:t>
+      </w:r>
+      <w:r>
+        <w:t xml:space="preserve"> — what sold, what did not</w:t>
+      </w:r>
+    </w:p>
+    <w:p>
+      <w:pPr>
+        <w:pStyle w:val="ListBullet"/>
+      </w:pPr>
+      <w:r>
+        <w:rPr>
+          <w:b/>
+        </w:rPr>
+        <w:t>Margin and profit</w:t>
+      </w:r>
+      <w:r>
+        <w:t xml:space="preserve"> — what you actually made</w:t>
+      </w:r>
+    </w:p>
+    <w:p>
+      <w:pPr>
+        <w:pStyle w:val="ListBullet"/>
+      </w:pPr>
+      <w:r>
+        <w:rPr>
+          <w:b/>
+        </w:rPr>
+        <w:t>Stock valuation</w:t>
+      </w:r>
+      <w:r>
+        <w:t xml:space="preserve"> — what your stock is worth</w:t>
+      </w:r>
+    </w:p>
+    <w:p>
+      <w:pPr>
+        <w:pStyle w:val="ListBullet"/>
+      </w:pPr>
+      <w:r>
+        <w:rPr>
+          <w:b/>
+        </w:rPr>
+        <w:t>Dead stock</w:t>
+      </w:r>
+      <w:r>
+        <w:t xml:space="preserve"> — nothing sold in 90 days</w:t>
+      </w:r>
+    </w:p>
+    <w:p>
+      <w:pPr>
+        <w:pStyle w:val="ListBullet"/>
+      </w:pPr>
+      <w:r>
+        <w:rPr>
+          <w:b/>
+        </w:rPr>
+        <w:t>Tax summary by HSN</w:t>
+      </w:r>
+      <w:r>
+        <w:t xml:space="preserve"> — for your GST return</w:t>
+      </w:r>
+    </w:p>
+    <w:p>
+      <w:pPr>
+        <w:pStyle w:val="ListBullet"/>
+      </w:pPr>
+      <w:r>
+        <w:rPr>
+          <w:b/>
+        </w:rPr>
+        <w:t>GSTR-1 and GSTR-3B exports</w:t>
+      </w:r>
+      <w:r>
+        <w:t xml:space="preserve"> — hand these to your accountant</w:t>
+      </w:r>
+    </w:p>
+    <w:p>
+      <w:pPr>
+        <w:pStyle w:val="ListBullet"/>
+      </w:pPr>
+      <w:r>
+        <w:rPr>
+          <w:b/>
+        </w:rPr>
+        <w:t>Cashier performance</w:t>
+      </w:r>
+      <w:r>
+        <w:t xml:space="preserve"> — who billed what</w:t>
+      </w:r>
+    </w:p>
+    <w:p>
+      <w:r>
+        <w:t>Your accountant works in Tally. Export from here rather than retyping.</w:t>
+      </w:r>
+    </w:p>
+    <w:p>
+      <w:r>
+        <w:rPr>
+          <w:color w:val="CCCCCC"/>
+        </w:rPr>
+        <w:t>____________________________________________________________</w:t>
+      </w:r>
+    </w:p>
+    <w:p>
+      <w:pPr>
+        <w:pStyle w:val="Heading1"/>
+        <w:jc w:val="center"/>
+      </w:pPr>
+      <w:r>
+        <w:t>PART 13 — WHEN SOMETHING GOES WRONG</w:t>
+      </w:r>
+    </w:p>
+    <w:tbl>
+      <w:tblPr>
+        <w:tblStyle w:val="LightGrid-Accent1"/>
+        <w:tblW w:type="auto" w:w="0"/>
+        <w:tblLook w:firstColumn="1" w:firstRow="1" w:lastColumn="0" w:lastRow="0" w:noHBand="0" w:noVBand="1" w:val="04A0"/>
+      </w:tblPr>
+      <w:tblGrid>
+        <w:gridCol w:w="4320"/>
+        <w:gridCol w:w="4320"/>
+      </w:tblGrid>
+      <w:tr>
+        <w:tc>
+          <w:tcPr>
+            <w:tcW w:type="dxa" w:w="4320"/>
+          </w:tcPr>
+          <w:p>
+            <w:r>
+              <w:rPr>
+                <w:b/>
+              </w:rPr>
+            </w:r>
+            <w:r>
+              <w:rPr>
+                <w:b/>
+              </w:rPr>
+              <w:t>What you see</w:t>
+            </w:r>
+          </w:p>
+        </w:tc>
+        <w:tc>
+          <w:tcPr>
+            <w:tcW w:type="dxa" w:w="4320"/>
+          </w:tcPr>
+          <w:p>
+            <w:r>
+              <w:rPr>
+                <w:b/>
+              </w:rPr>
+            </w:r>
+            <w:r>
+              <w:rPr>
+                <w:b/>
+              </w:rPr>
+              <w:t>What to do</w:t>
+            </w:r>
+          </w:p>
+        </w:tc>
+      </w:tr>
+      <w:tr>
+        <w:tc>
+          <w:tcPr>
+            <w:tcW w:type="dxa" w:w="4320"/>
+          </w:tcPr>
+          <w:p>
+            <w:r/>
+            <w:r>
+              <w:t>Nothing prints</w:t>
+            </w:r>
+          </w:p>
+        </w:tc>
+        <w:tc>
+          <w:tcPr>
+            <w:tcW w:type="dxa" w:w="4320"/>
+          </w:tcPr>
+          <w:p>
+            <w:r/>
+            <w:r>
+              <w:t xml:space="preserve">Settings → check the printer is chosen → </w:t>
+            </w:r>
+            <w:r>
+              <w:rPr>
+                <w:b/>
+              </w:rPr>
+              <w:t>Print a test slip</w:t>
+            </w:r>
+          </w:p>
+        </w:tc>
+      </w:tr>
+      <w:tr>
+        <w:tc>
+          <w:tcPr>
+            <w:tcW w:type="dxa" w:w="4320"/>
+          </w:tcPr>
+          <w:p>
+            <w:r/>
+            <w:r>
+              <w:t>"Print failed (bill saved)"</w:t>
+            </w:r>
+          </w:p>
+        </w:tc>
+        <w:tc>
+          <w:tcPr>
+            <w:tcW w:type="dxa" w:w="4320"/>
+          </w:tcPr>
+          <w:p>
+            <w:r/>
+            <w:r>
+              <w:rPr>
+                <w:b/>
+              </w:rPr>
+              <w:t>The sale is safe.</w:t>
+            </w:r>
+            <w:r>
+              <w:t xml:space="preserve"> Fix the printer, then reprint</w:t>
+            </w:r>
+          </w:p>
+        </w:tc>
+      </w:tr>
+      <w:tr>
+        <w:tc>
+          <w:tcPr>
+            <w:tcW w:type="dxa" w:w="4320"/>
+          </w:tcPr>
+          <w:p>
+            <w:r/>
+            <w:r>
+              <w:t>Printing is garbled</w:t>
+            </w:r>
+          </w:p>
+        </w:tc>
+        <w:tc>
+          <w:tcPr>
+            <w:tcW w:type="dxa" w:w="4320"/>
+          </w:tcPr>
+          <w:p>
+            <w:r/>
+            <w:r>
+              <w:t>Wrong printer chosen. Pick the TVS RP 3230 in Settings</w:t>
+            </w:r>
+          </w:p>
+        </w:tc>
+      </w:tr>
+      <w:tr>
+        <w:tc>
+          <w:tcPr>
+            <w:tcW w:type="dxa" w:w="4320"/>
+          </w:tcPr>
+          <w:p>
+            <w:r/>
+            <w:r>
+              <w:t>Text runs onto two lines</w:t>
+            </w:r>
+          </w:p>
+        </w:tc>
+        <w:tc>
+          <w:tcPr>
+            <w:tcW w:type="dxa" w:w="4320"/>
+          </w:tcPr>
+          <w:p>
+            <w:r/>
+            <w:r>
+              <w:t>Print a test slip. The digits must fit one line exactly</w:t>
+            </w:r>
+          </w:p>
+        </w:tc>
+      </w:tr>
+      <w:tr>
+        <w:tc>
+          <w:tcPr>
+            <w:tcW w:type="dxa" w:w="4320"/>
+          </w:tcPr>
+          <w:p>
+            <w:r/>
+            <w:r>
+              <w:t>Screen says "Scale: manual"</w:t>
+            </w:r>
+          </w:p>
+        </w:tc>
+        <w:tc>
+          <w:tcPr>
+            <w:tcW w:type="dxa" w:w="4320"/>
+          </w:tcPr>
+          <w:p>
+            <w:r/>
+            <w:r>
+              <w:t>Scale not connected — see Part 7. Press F4 and type the weight</w:t>
+            </w:r>
+          </w:p>
+        </w:tc>
+      </w:tr>
+      <w:tr>
+        <w:tc>
+          <w:tcPr>
+            <w:tcW w:type="dxa" w:w="4320"/>
+          </w:tcPr>
+          <w:p>
+            <w:r/>
+            <w:r>
+              <w:t>Scale gives no reading</w:t>
+            </w:r>
+          </w:p>
+        </w:tc>
+        <w:tc>
+          <w:tcPr>
+            <w:tcW w:type="dxa" w:w="4320"/>
+          </w:tcPr>
+          <w:p>
+            <w:r/>
+            <w:r>
+              <w:t>Wait for it to settle. If nothing, see Part 7</w:t>
+            </w:r>
+          </w:p>
+        </w:tc>
+      </w:tr>
+      <w:tr>
+        <w:tc>
+          <w:tcPr>
+            <w:tcW w:type="dxa" w:w="4320"/>
+          </w:tcPr>
+          <w:p>
+            <w:r/>
+            <w:r>
+              <w:t>"Weight below minimum sale"</w:t>
+            </w:r>
+          </w:p>
+        </w:tc>
+        <w:tc>
+          <w:tcPr>
+            <w:tcW w:type="dxa" w:w="4320"/>
+          </w:tcPr>
+          <w:p>
+            <w:r/>
+            <w:r>
+              <w:t>Under 100 g. Sell it pre-packed instead</w:t>
+            </w:r>
+          </w:p>
+        </w:tc>
+      </w:tr>
+      <w:tr>
+        <w:tc>
+          <w:tcPr>
+            <w:tcW w:type="dxa" w:w="4320"/>
+          </w:tcPr>
+          <w:p>
+            <w:r/>
+            <w:r>
+              <w:t>Stock take is empty</w:t>
+            </w:r>
+          </w:p>
+        </w:tc>
+        <w:tc>
+          <w:tcPr>
+            <w:tcW w:type="dxa" w:w="4320"/>
+          </w:tcPr>
+          <w:p>
+            <w:r/>
+            <w:r>
+              <w:t>You have no stock recorded. Do Part 9 first</w:t>
+            </w:r>
+          </w:p>
+        </w:tc>
+      </w:tr>
+      <w:tr>
+        <w:tc>
+          <w:tcPr>
+            <w:tcW w:type="dxa" w:w="4320"/>
+          </w:tcPr>
+          <w:p>
+            <w:r/>
+            <w:r>
+              <w:t>Item not in the purchase drop-down</w:t>
+            </w:r>
+          </w:p>
+        </w:tc>
+        <w:tc>
+          <w:tcPr>
+            <w:tcW w:type="dxa" w:w="4320"/>
+          </w:tcPr>
+          <w:p>
+            <w:r/>
+            <w:r>
+              <w:t>Add it in Item master first</w:t>
+            </w:r>
+          </w:p>
+        </w:tc>
+      </w:tr>
+      <w:tr>
+        <w:tc>
+          <w:tcPr>
+            <w:tcW w:type="dxa" w:w="4320"/>
+          </w:tcPr>
+          <w:p>
+            <w:r/>
+            <w:r>
+              <w:t>"Duplicate supplier invoice"</w:t>
+            </w:r>
+          </w:p>
+        </w:tc>
+        <w:tc>
+          <w:tcPr>
+            <w:tcW w:type="dxa" w:w="4320"/>
+          </w:tcPr>
+          <w:p>
+            <w:r/>
+            <w:r>
+              <w:t>That bill is already entered. Check before entering again</w:t>
+            </w:r>
+          </w:p>
+        </w:tc>
+      </w:tr>
+      <w:tr>
+        <w:tc>
+          <w:tcPr>
+            <w:tcW w:type="dxa" w:w="4320"/>
+          </w:tcPr>
+          <w:p>
+            <w:r/>
+            <w:r>
+              <w:t>Cannot save a selling price</w:t>
+            </w:r>
+          </w:p>
+        </w:tc>
+        <w:tc>
+          <w:tcPr>
+            <w:tcW w:type="dxa" w:w="4320"/>
+          </w:tcPr>
+          <w:p>
+            <w:r/>
+            <w:r>
+              <w:t>It is above the MRP. That is not allowed</w:t>
+            </w:r>
+          </w:p>
+        </w:tc>
+      </w:tr>
+      <w:tr>
+        <w:tc>
+          <w:tcPr>
+            <w:tcW w:type="dxa" w:w="4320"/>
+          </w:tcPr>
+          <w:p>
+            <w:r/>
+            <w:r>
+              <w:t>Drawer will not open</w:t>
+            </w:r>
+          </w:p>
+        </w:tc>
+        <w:tc>
+          <w:tcPr>
+            <w:tcW w:type="dxa" w:w="4320"/>
+          </w:tcPr>
+          <w:p>
+            <w:r/>
+            <w:r>
+              <w:t>Settings → change Drawer pin from 2 to 5</w:t>
+            </w:r>
+          </w:p>
+        </w:tc>
+      </w:tr>
+      <w:tr>
+        <w:tc>
+          <w:tcPr>
+            <w:tcW w:type="dxa" w:w="4320"/>
+          </w:tcPr>
+          <w:p>
+            <w:r/>
+            <w:r>
+              <w:t>Cashier cannot cancel a bill</w:t>
+            </w:r>
+          </w:p>
+        </w:tc>
+        <w:tc>
+          <w:tcPr>
+            <w:tcW w:type="dxa" w:w="4320"/>
+          </w:tcPr>
+          <w:p>
+            <w:r/>
+            <w:r>
+              <w:t>Correct. A manager or owner PIN is needed</w:t>
+            </w:r>
+          </w:p>
+        </w:tc>
+      </w:tr>
+      <w:tr>
+        <w:tc>
+          <w:tcPr>
+            <w:tcW w:type="dxa" w:w="4320"/>
+          </w:tcPr>
+          <w:p>
+            <w:r/>
+            <w:r>
+              <w:t>Forgotten PIN</w:t>
+            </w:r>
+          </w:p>
+        </w:tc>
+        <w:tc>
+          <w:tcPr>
+            <w:tcW w:type="dxa" w:w="4320"/>
+          </w:tcPr>
+          <w:p>
+            <w:r/>
+            <w:r>
+              <w:t>The owner resets it in Staff accounts</w:t>
+            </w:r>
+          </w:p>
+        </w:tc>
+      </w:tr>
+      <w:tr>
+        <w:tc>
+          <w:tcPr>
+            <w:tcW w:type="dxa" w:w="4320"/>
+          </w:tcPr>
+          <w:p>
+            <w:r/>
+            <w:r>
+              <w:t>Software will not start</w:t>
+            </w:r>
+          </w:p>
+        </w:tc>
+        <w:tc>
+          <w:tcPr>
+            <w:tcW w:type="dxa" w:w="4320"/>
+          </w:tcPr>
+          <w:p>
+            <w:r/>
+            <w:r>
+              <w:t>Check Windows has .NET Framework 4.8 installed</w:t>
+            </w:r>
+          </w:p>
+        </w:tc>
+      </w:tr>
+    </w:tbl>
+    <w:p/>
+    <w:p>
+      <w:pPr>
+        <w:pStyle w:val="Heading3"/>
+      </w:pPr>
+      <w:r>
+        <w:t>Your data is safe</w:t>
+      </w:r>
+    </w:p>
+    <w:p>
+      <w:r>
+        <w:t xml:space="preserve">Everything is stored on this computer at: </w:t>
+      </w:r>
+      <w:r>
+        <w:rPr>
+          <w:rFonts w:ascii="Consolas" w:hAnsi="Consolas"/>
+          <w:sz w:val="20"/>
+        </w:rPr>
+        <w:t>C:\Users\&lt;your user&gt;\AppData\Local\GroceryPos\grocery.sqlite</w:t>
+      </w:r>
+    </w:p>
+    <w:p>
+      <w:pPr>
+        <w:pStyle w:val="ListBullet"/>
+      </w:pPr>
+      <w:r>
+        <w:t xml:space="preserve">The software </w:t>
+      </w:r>
+      <w:r>
+        <w:rPr>
+          <w:b/>
+        </w:rPr>
+        <w:t>never needs the internet</w:t>
+      </w:r>
+      <w:r>
+        <w:t>. It works with the line down.</w:t>
+      </w:r>
+    </w:p>
+    <w:p>
+      <w:pPr>
+        <w:pStyle w:val="ListBullet"/>
+      </w:pPr>
+      <w:r>
+        <w:t xml:space="preserve">Updating the program does </w:t>
+      </w:r>
+      <w:r>
+        <w:rPr>
+          <w:b/>
+        </w:rPr>
+        <w:t>not</w:t>
+      </w:r>
+      <w:r>
+        <w:t xml:space="preserve"> touch your data.</w:t>
+      </w:r>
+    </w:p>
+    <w:p>
+      <w:pPr>
+        <w:pStyle w:val="ListBullet"/>
+      </w:pPr>
+      <w:r>
+        <w:rPr>
+          <w:b/>
+        </w:rPr>
+        <w:t>Copy that file to a pen drive every week.</w:t>
+      </w:r>
+      <w:r>
+        <w:t xml:space="preserve"> It is your entire business —</w:t>
+      </w:r>
+    </w:p>
+    <w:p>
+      <w:r>
+        <w:t>every bill, every customer, every rupee owed to you. If the hard disk dies without a copy, it is all gone.</w:t>
+      </w:r>
+    </w:p>
+    <w:p>
+      <w:pPr>
+        <w:pStyle w:val="Heading3"/>
+      </w:pPr>
+      <w:r>
+        <w:t>Things the software will not let you do</w:t>
+      </w:r>
+    </w:p>
+    <w:p>
+      <w:r>
+        <w:t>These are not faults. They are there on purpose.</w:t>
+      </w:r>
+    </w:p>
+    <w:p>
+      <w:pPr>
+        <w:pStyle w:val="ListBullet"/>
+      </w:pPr>
+      <w:r>
+        <w:t>Delete a bill — cancel it instead, so the number series stays unbroken</w:t>
+      </w:r>
+    </w:p>
+    <w:p>
+      <w:pPr>
+        <w:pStyle w:val="ListBullet"/>
+      </w:pPr>
+      <w:r>
+        <w:t>Edit or delete a khata entry — add a correcting entry instead</w:t>
+      </w:r>
+    </w:p>
+    <w:p>
+      <w:pPr>
+        <w:pStyle w:val="ListBullet"/>
+      </w:pPr>
+      <w:r>
+        <w:t>Change stock without a reason being recorded</w:t>
+      </w:r>
+    </w:p>
+    <w:p>
+      <w:pPr>
+        <w:pStyle w:val="ListBullet"/>
+      </w:pPr>
+      <w:r>
+        <w:t>Sell above MRP</w:t>
+      </w:r>
+    </w:p>
+    <w:p>
+      <w:pPr>
+        <w:pStyle w:val="ListBullet"/>
+      </w:pPr>
+      <w:r>
+        <w:t>Change a shift after it is closed</w:t>
+      </w:r>
+    </w:p>
+    <w:p>
+      <w:pPr>
+        <w:pStyle w:val="ListBullet"/>
+      </w:pPr>
+      <w:r>
+        <w:t>Sell counter-weighed goods under 100 g</w:t>
+      </w:r>
+    </w:p>
+    <w:p>
+      <w:r>
+        <w:rPr>
+          <w:color w:val="CCCCCC"/>
+        </w:rPr>
+        <w:t>____________________________________________________________</w:t>
+      </w:r>
+    </w:p>
+    <w:p>
+      <w:r>
+        <w:t>*Guide written for AKIL STORE. Keep it by the counter.*</w:t>
       </w:r>
     </w:p>
     <w:sectPr>

--- a/USER_GUIDE.docx
+++ b/USER_GUIDE.docx
@@ -4479,35 +4479,668 @@
     </w:tbl>
     <w:p/>
     <w:p>
-      <w:r>
-        <w:t xml:space="preserve">For loose goods also set </w:t>
-      </w:r>
+      <w:pPr>
+        <w:pStyle w:val="Heading3"/>
+      </w:pPr>
+      <w:r>
+        <w:t>Pricing goods sold by weight</w:t>
+      </w:r>
+    </w:p>
+    <w:p>
+      <w:r>
+        <w:t>This is the part people get stuck on, so read it once carefully.</w:t>
+      </w:r>
+    </w:p>
+    <w:p>
       <w:r>
         <w:rPr>
           <w:b/>
         </w:rPr>
-        <w:t>Tare</w:t>
-      </w:r>
-      <w:r>
-        <w:t xml:space="preserve">, </w:t>
+        <w:t>You do not enter "this much weight costs this much".</w:t>
+      </w:r>
+      <w:r>
+        <w:t xml:space="preserve"> You enter </w:t>
       </w:r>
       <w:r>
         <w:rPr>
           <w:b/>
         </w:rPr>
-        <w:t>Round to grams</w:t>
-      </w:r>
-      <w:r>
-        <w:t xml:space="preserve"> and </w:t>
+        <w:t>one price per kilogram</w:t>
+      </w:r>
+      <w:r>
+        <w:t>, and the software works out every weight from it.</w:t>
+      </w:r>
+    </w:p>
+    <w:p>
+      <w:r>
+        <w:t xml:space="preserve">Set </w:t>
       </w:r>
       <w:r>
         <w:rPr>
           <w:b/>
         </w:rPr>
-        <w:t>Minimum sale grams</w:t>
-      </w:r>
-      <w:r>
-        <w:t>.</w:t>
+        <w:t>Sold by</w:t>
+      </w:r>
+      <w:r>
+        <w:t xml:space="preserve"> to </w:t>
+      </w:r>
+      <w:r>
+        <w:rPr>
+          <w:rFonts w:ascii="Consolas" w:hAnsi="Consolas"/>
+          <w:sz w:val="20"/>
+        </w:rPr>
+        <w:t>Weight</w:t>
+      </w:r>
+      <w:r>
+        <w:t xml:space="preserve">. The Unit changes to </w:t>
+      </w:r>
+      <w:r>
+        <w:rPr>
+          <w:rFonts w:ascii="Consolas" w:hAnsi="Consolas"/>
+          <w:sz w:val="20"/>
+        </w:rPr>
+        <w:t>kg</w:t>
+      </w:r>
+      <w:r>
+        <w:t xml:space="preserve"> and the price box relabels itself to </w:t>
+      </w:r>
+      <w:r>
+        <w:rPr>
+          <w:b/>
+        </w:rPr>
+        <w:t>Selling /kg</w:t>
+      </w:r>
+      <w:r>
+        <w:t>, so you can see what the number means.</w:t>
+      </w:r>
+    </w:p>
+    <w:p>
+      <w:r>
+        <w:t>Tomatoes at Rs. 40 a kilo:</w:t>
+      </w:r>
+    </w:p>
+    <w:tbl>
+      <w:tblPr>
+        <w:tblStyle w:val="LightGrid-Accent1"/>
+        <w:tblW w:type="auto" w:w="0"/>
+        <w:tblLook w:firstColumn="1" w:firstRow="1" w:lastColumn="0" w:lastRow="0" w:noHBand="0" w:noVBand="1" w:val="04A0"/>
+      </w:tblPr>
+      <w:tblGrid>
+        <w:gridCol w:w="4320"/>
+        <w:gridCol w:w="4320"/>
+      </w:tblGrid>
+      <w:tr>
+        <w:tc>
+          <w:tcPr>
+            <w:tcW w:type="dxa" w:w="4320"/>
+          </w:tcPr>
+          <w:p>
+            <w:r>
+              <w:rPr>
+                <w:b/>
+              </w:rPr>
+            </w:r>
+            <w:r>
+              <w:rPr>
+                <w:b/>
+              </w:rPr>
+              <w:t>Box</w:t>
+            </w:r>
+          </w:p>
+        </w:tc>
+        <w:tc>
+          <w:tcPr>
+            <w:tcW w:type="dxa" w:w="4320"/>
+          </w:tcPr>
+          <w:p>
+            <w:r>
+              <w:rPr>
+                <w:b/>
+              </w:rPr>
+            </w:r>
+            <w:r>
+              <w:rPr>
+                <w:b/>
+              </w:rPr>
+              <w:t>Put</w:t>
+            </w:r>
+          </w:p>
+        </w:tc>
+      </w:tr>
+      <w:tr>
+        <w:tc>
+          <w:tcPr>
+            <w:tcW w:type="dxa" w:w="4320"/>
+          </w:tcPr>
+          <w:p>
+            <w:r/>
+            <w:r>
+              <w:t>Sold by</w:t>
+            </w:r>
+          </w:p>
+        </w:tc>
+        <w:tc>
+          <w:tcPr>
+            <w:tcW w:type="dxa" w:w="4320"/>
+          </w:tcPr>
+          <w:p>
+            <w:r/>
+            <w:r>
+              <w:rPr>
+                <w:rFonts w:ascii="Consolas" w:hAnsi="Consolas"/>
+                <w:sz w:val="20"/>
+              </w:rPr>
+              <w:t>Weight</w:t>
+            </w:r>
+          </w:p>
+        </w:tc>
+      </w:tr>
+      <w:tr>
+        <w:tc>
+          <w:tcPr>
+            <w:tcW w:type="dxa" w:w="4320"/>
+          </w:tcPr>
+          <w:p>
+            <w:r/>
+            <w:r>
+              <w:t>Selling /kg</w:t>
+            </w:r>
+          </w:p>
+        </w:tc>
+        <w:tc>
+          <w:tcPr>
+            <w:tcW w:type="dxa" w:w="4320"/>
+          </w:tcPr>
+          <w:p>
+            <w:r/>
+            <w:r>
+              <w:rPr>
+                <w:rFonts w:ascii="Consolas" w:hAnsi="Consolas"/>
+                <w:sz w:val="20"/>
+              </w:rPr>
+              <w:t>40</w:t>
+            </w:r>
+          </w:p>
+        </w:tc>
+      </w:tr>
+      <w:tr>
+        <w:tc>
+          <w:tcPr>
+            <w:tcW w:type="dxa" w:w="4320"/>
+          </w:tcPr>
+          <w:p>
+            <w:r/>
+            <w:r>
+              <w:t>Cost</w:t>
+            </w:r>
+          </w:p>
+        </w:tc>
+        <w:tc>
+          <w:tcPr>
+            <w:tcW w:type="dxa" w:w="4320"/>
+          </w:tcPr>
+          <w:p>
+            <w:r/>
+            <w:r>
+              <w:t>what you paid per kilo</w:t>
+            </w:r>
+          </w:p>
+        </w:tc>
+      </w:tr>
+      <w:tr>
+        <w:tc>
+          <w:tcPr>
+            <w:tcW w:type="dxa" w:w="4320"/>
+          </w:tcPr>
+          <w:p>
+            <w:r/>
+            <w:r>
+              <w:t>MRP</w:t>
+            </w:r>
+          </w:p>
+        </w:tc>
+        <w:tc>
+          <w:tcPr>
+            <w:tcW w:type="dxa" w:w="4320"/>
+          </w:tcPr>
+          <w:p>
+            <w:r/>
+            <w:r>
+              <w:rPr>
+                <w:rFonts w:ascii="Consolas" w:hAnsi="Consolas"/>
+                <w:sz w:val="20"/>
+              </w:rPr>
+              <w:t>0</w:t>
+            </w:r>
+            <w:r>
+              <w:t xml:space="preserve"> — loose goods have no printed price</w:t>
+            </w:r>
+          </w:p>
+        </w:tc>
+      </w:tr>
+      <w:tr>
+        <w:tc>
+          <w:tcPr>
+            <w:tcW w:type="dxa" w:w="4320"/>
+          </w:tcPr>
+          <w:p>
+            <w:r/>
+            <w:r>
+              <w:t>Weigh at counter</w:t>
+            </w:r>
+          </w:p>
+        </w:tc>
+        <w:tc>
+          <w:tcPr>
+            <w:tcW w:type="dxa" w:w="4320"/>
+          </w:tcPr>
+          <w:p>
+            <w:r/>
+            <w:r>
+              <w:rPr>
+                <w:b/>
+              </w:rPr>
+              <w:t>ticked</w:t>
+            </w:r>
+          </w:p>
+        </w:tc>
+      </w:tr>
+    </w:tbl>
+    <w:p/>
+    <w:p>
+      <w:r>
+        <w:t>Now every weight prices itself:</w:t>
+      </w:r>
+    </w:p>
+    <w:tbl>
+      <w:tblPr>
+        <w:tblStyle w:val="LightGrid-Accent1"/>
+        <w:tblW w:type="auto" w:w="0"/>
+        <w:tblLook w:firstColumn="1" w:firstRow="1" w:lastColumn="0" w:lastRow="0" w:noHBand="0" w:noVBand="1" w:val="04A0"/>
+      </w:tblPr>
+      <w:tblGrid>
+        <w:gridCol w:w="4320"/>
+        <w:gridCol w:w="4320"/>
+      </w:tblGrid>
+      <w:tr>
+        <w:tc>
+          <w:tcPr>
+            <w:tcW w:type="dxa" w:w="4320"/>
+          </w:tcPr>
+          <w:p>
+            <w:r>
+              <w:rPr>
+                <w:b/>
+              </w:rPr>
+            </w:r>
+            <w:r>
+              <w:rPr>
+                <w:b/>
+              </w:rPr>
+              <w:t>Customer takes</w:t>
+            </w:r>
+          </w:p>
+        </w:tc>
+        <w:tc>
+          <w:tcPr>
+            <w:tcW w:type="dxa" w:w="4320"/>
+          </w:tcPr>
+          <w:p>
+            <w:r>
+              <w:rPr>
+                <w:b/>
+              </w:rPr>
+            </w:r>
+            <w:r>
+              <w:rPr>
+                <w:b/>
+              </w:rPr>
+              <w:t>Software charges</w:t>
+            </w:r>
+          </w:p>
+        </w:tc>
+      </w:tr>
+      <w:tr>
+        <w:tc>
+          <w:tcPr>
+            <w:tcW w:type="dxa" w:w="4320"/>
+          </w:tcPr>
+          <w:p>
+            <w:r/>
+            <w:r>
+              <w:t>500 g</w:t>
+            </w:r>
+          </w:p>
+        </w:tc>
+        <w:tc>
+          <w:tcPr>
+            <w:tcW w:type="dxa" w:w="4320"/>
+          </w:tcPr>
+          <w:p>
+            <w:r/>
+            <w:r>
+              <w:t>Rs. 20.00</w:t>
+            </w:r>
+          </w:p>
+        </w:tc>
+      </w:tr>
+      <w:tr>
+        <w:tc>
+          <w:tcPr>
+            <w:tcW w:type="dxa" w:w="4320"/>
+          </w:tcPr>
+          <w:p>
+            <w:r/>
+            <w:r>
+              <w:t>1.240 kg</w:t>
+            </w:r>
+          </w:p>
+        </w:tc>
+        <w:tc>
+          <w:tcPr>
+            <w:tcW w:type="dxa" w:w="4320"/>
+          </w:tcPr>
+          <w:p>
+            <w:r/>
+            <w:r>
+              <w:t>Rs. 49.60</w:t>
+            </w:r>
+          </w:p>
+        </w:tc>
+      </w:tr>
+      <w:tr>
+        <w:tc>
+          <w:tcPr>
+            <w:tcW w:type="dxa" w:w="4320"/>
+          </w:tcPr>
+          <w:p>
+            <w:r/>
+            <w:r>
+              <w:t>2 kg</w:t>
+            </w:r>
+          </w:p>
+        </w:tc>
+        <w:tc>
+          <w:tcPr>
+            <w:tcW w:type="dxa" w:w="4320"/>
+          </w:tcPr>
+          <w:p>
+            <w:r/>
+            <w:r>
+              <w:t>Rs. 80.00</w:t>
+            </w:r>
+          </w:p>
+        </w:tc>
+      </w:tr>
+    </w:tbl>
+    <w:p/>
+    <w:p>
+      <w:r>
+        <w:t>To change the price when the market moves, edit that one number. Every future sale follows it.</w:t>
+      </w:r>
+    </w:p>
+    <w:p>
+      <w:pPr>
+        <w:pStyle w:val="Heading3"/>
+      </w:pPr>
+      <w:r>
+        <w:t>The four weight boxes explained</w:t>
+      </w:r>
+    </w:p>
+    <w:tbl>
+      <w:tblPr>
+        <w:tblStyle w:val="LightGrid-Accent1"/>
+        <w:tblW w:type="auto" w:w="0"/>
+        <w:tblLook w:firstColumn="1" w:firstRow="1" w:lastColumn="0" w:lastRow="0" w:noHBand="0" w:noVBand="1" w:val="04A0"/>
+      </w:tblPr>
+      <w:tblGrid>
+        <w:gridCol w:w="2880"/>
+        <w:gridCol w:w="2880"/>
+        <w:gridCol w:w="2880"/>
+      </w:tblGrid>
+      <w:tr>
+        <w:tc>
+          <w:tcPr>
+            <w:tcW w:type="dxa" w:w="2880"/>
+          </w:tcPr>
+          <w:p>
+            <w:r>
+              <w:rPr>
+                <w:b/>
+              </w:rPr>
+            </w:r>
+            <w:r>
+              <w:rPr>
+                <w:b/>
+              </w:rPr>
+              <w:t>Box</w:t>
+            </w:r>
+          </w:p>
+        </w:tc>
+        <w:tc>
+          <w:tcPr>
+            <w:tcW w:type="dxa" w:w="2880"/>
+          </w:tcPr>
+          <w:p>
+            <w:r>
+              <w:rPr>
+                <w:b/>
+              </w:rPr>
+            </w:r>
+            <w:r>
+              <w:rPr>
+                <w:b/>
+              </w:rPr>
+              <w:t>What it does</w:t>
+            </w:r>
+          </w:p>
+        </w:tc>
+        <w:tc>
+          <w:tcPr>
+            <w:tcW w:type="dxa" w:w="2880"/>
+          </w:tcPr>
+          <w:p>
+            <w:r>
+              <w:rPr>
+                <w:b/>
+              </w:rPr>
+            </w:r>
+            <w:r>
+              <w:rPr>
+                <w:b/>
+              </w:rPr>
+              <w:t>Normal setting</w:t>
+            </w:r>
+          </w:p>
+        </w:tc>
+      </w:tr>
+      <w:tr>
+        <w:tc>
+          <w:tcPr>
+            <w:tcW w:type="dxa" w:w="2880"/>
+          </w:tcPr>
+          <w:p>
+            <w:r/>
+            <w:r>
+              <w:rPr>
+                <w:b/>
+              </w:rPr>
+              <w:t>Weigh at counter</w:t>
+            </w:r>
+          </w:p>
+        </w:tc>
+        <w:tc>
+          <w:tcPr>
+            <w:tcW w:type="dxa" w:w="2880"/>
+          </w:tcPr>
+          <w:p>
+            <w:r/>
+            <w:r>
+              <w:t xml:space="preserve">Lets this item take a reading from your scale with </w:t>
+            </w:r>
+            <w:r>
+              <w:rPr>
+                <w:b/>
+              </w:rPr>
+              <w:t>F4</w:t>
+            </w:r>
+            <w:r>
+              <w:t>. Without it, the scale is ignored for this item.</w:t>
+            </w:r>
+          </w:p>
+        </w:tc>
+        <w:tc>
+          <w:tcPr>
+            <w:tcW w:type="dxa" w:w="2880"/>
+          </w:tcPr>
+          <w:p>
+            <w:r/>
+            <w:r>
+              <w:rPr>
+                <w:b/>
+              </w:rPr>
+              <w:t>Tick it</w:t>
+            </w:r>
+            <w:r>
+              <w:t xml:space="preserve"> for anything you weigh</w:t>
+            </w:r>
+          </w:p>
+        </w:tc>
+      </w:tr>
+      <w:tr>
+        <w:tc>
+          <w:tcPr>
+            <w:tcW w:type="dxa" w:w="2880"/>
+          </w:tcPr>
+          <w:p>
+            <w:r/>
+            <w:r>
+              <w:rPr>
+                <w:b/>
+              </w:rPr>
+              <w:t>Tare grams</w:t>
+            </w:r>
+          </w:p>
+        </w:tc>
+        <w:tc>
+          <w:tcPr>
+            <w:tcW w:type="dxa" w:w="2880"/>
+          </w:tcPr>
+          <w:p>
+            <w:r/>
+            <w:r>
+              <w:t>Weight of the bag or tray, taken off automatically so the customer does not pay for packaging.</w:t>
+            </w:r>
+          </w:p>
+        </w:tc>
+        <w:tc>
+          <w:tcPr>
+            <w:tcW w:type="dxa" w:w="2880"/>
+          </w:tcPr>
+          <w:p>
+            <w:r/>
+            <w:r>
+              <w:rPr>
+                <w:rFonts w:ascii="Consolas" w:hAnsi="Consolas"/>
+                <w:sz w:val="20"/>
+              </w:rPr>
+              <w:t>0</w:t>
+            </w:r>
+            <w:r>
+              <w:t>, unless you weigh into a tray</w:t>
+            </w:r>
+          </w:p>
+        </w:tc>
+      </w:tr>
+      <w:tr>
+        <w:tc>
+          <w:tcPr>
+            <w:tcW w:type="dxa" w:w="2880"/>
+          </w:tcPr>
+          <w:p>
+            <w:r/>
+            <w:r>
+              <w:rPr>
+                <w:b/>
+              </w:rPr>
+              <w:t>Round to grams</w:t>
+            </w:r>
+          </w:p>
+        </w:tc>
+        <w:tc>
+          <w:tcPr>
+            <w:tcW w:type="dxa" w:w="2880"/>
+          </w:tcPr>
+          <w:p>
+            <w:r/>
+            <w:r>
+              <w:t>Your scale can only legally report in 5 g steps, so prices are never finer than that.</w:t>
+            </w:r>
+          </w:p>
+        </w:tc>
+        <w:tc>
+          <w:tcPr>
+            <w:tcW w:type="dxa" w:w="2880"/>
+          </w:tcPr>
+          <w:p>
+            <w:r/>
+            <w:r>
+              <w:rPr>
+                <w:rFonts w:ascii="Consolas" w:hAnsi="Consolas"/>
+                <w:sz w:val="20"/>
+              </w:rPr>
+              <w:t>5</w:t>
+            </w:r>
+          </w:p>
+        </w:tc>
+      </w:tr>
+      <w:tr>
+        <w:tc>
+          <w:tcPr>
+            <w:tcW w:type="dxa" w:w="2880"/>
+          </w:tcPr>
+          <w:p>
+            <w:r/>
+            <w:r>
+              <w:rPr>
+                <w:b/>
+              </w:rPr>
+              <w:t>Min sale grams</w:t>
+            </w:r>
+          </w:p>
+        </w:tc>
+        <w:tc>
+          <w:tcPr>
+            <w:tcW w:type="dxa" w:w="2880"/>
+          </w:tcPr>
+          <w:p>
+            <w:r/>
+            <w:r>
+              <w:t>Refuses anything lighter. The scale is not accurate below this and the law does not allow it.</w:t>
+            </w:r>
+          </w:p>
+        </w:tc>
+        <w:tc>
+          <w:tcPr>
+            <w:tcW w:type="dxa" w:w="2880"/>
+          </w:tcPr>
+          <w:p>
+            <w:r/>
+            <w:r>
+              <w:rPr>
+                <w:rFonts w:ascii="Consolas" w:hAnsi="Consolas"/>
+                <w:sz w:val="20"/>
+              </w:rPr>
+              <w:t>100</w:t>
+            </w:r>
+          </w:p>
+        </w:tc>
+      </w:tr>
+    </w:tbl>
+    <w:p/>
+    <w:p>
+      <w:r>
+        <w:t>These boxes are greyed out for items sold by the piece, because they mean nothing for a sealed packet.</w:t>
       </w:r>
     </w:p>
     <w:p>

--- a/USER_GUIDE.docx
+++ b/USER_GUIDE.docx
@@ -13,12 +13,12 @@
     </w:p>
     <w:p>
       <w:r>
-        <w:t>Read Part 1 and Part 2 once. That is enough to run the counter all day. The rest is for the owner, and you can look it up when you need it.</w:t>
+        <w:t>Read Part 1 and Part 2. That is enough to run the counter all day.</w:t>
       </w:r>
     </w:p>
     <w:p>
       <w:r>
-        <w:t>Keep this book near the billing machine.</w:t>
+        <w:t>The rest you can look up when you need it. Keep this book near the machine.</w:t>
       </w:r>
     </w:p>
     <w:p>
@@ -34,7 +34,7 @@
         <w:pStyle w:val="Heading2"/>
       </w:pPr>
       <w:r>
-        <w:t>CONTENTS</w:t>
+        <w:t>WHAT IS IN THIS BOOK</w:t>
       </w:r>
     </w:p>
     <w:tbl>
@@ -123,7 +123,7 @@
           <w:p>
             <w:r/>
             <w:r>
-              <w:t>Starting the software, signing in</w:t>
+              <w:t>Starting up and signing in</w:t>
             </w:r>
           </w:p>
         </w:tc>
@@ -158,7 +158,7 @@
           <w:p>
             <w:r/>
             <w:r>
-              <w:t>Making a bill — the main job</w:t>
+              <w:t>Making a bill</w:t>
             </w:r>
           </w:p>
         </w:tc>
@@ -169,7 +169,7 @@
           <w:p>
             <w:r/>
             <w:r>
-              <w:t>Cashier</w:t>
+              <w:t>Whoever is at the counter</w:t>
             </w:r>
           </w:p>
         </w:tc>
@@ -204,7 +204,7 @@
           <w:p>
             <w:r/>
             <w:r>
-              <w:t>Cashier</w:t>
+              <w:t>Whoever is at the counter</w:t>
             </w:r>
           </w:p>
         </w:tc>
@@ -228,7 +228,7 @@
           <w:p>
             <w:r/>
             <w:r>
-              <w:t>Taking payment, khata, holding bills</w:t>
+              <w:t>Taking money, khata, holding a bill</w:t>
             </w:r>
           </w:p>
         </w:tc>
@@ -239,7 +239,7 @@
           <w:p>
             <w:r/>
             <w:r>
-              <w:t>Cashier</w:t>
+              <w:t>Whoever is at the counter</w:t>
             </w:r>
           </w:p>
         </w:tc>
@@ -274,7 +274,7 @@
           <w:p>
             <w:r/>
             <w:r>
-              <w:t>Cashier or owner</w:t>
+              <w:t>Whoever closes up</w:t>
             </w:r>
           </w:p>
         </w:tc>
@@ -298,7 +298,7 @@
           <w:p>
             <w:r/>
             <w:r>
-              <w:t>First-time setup — do this once</w:t>
+              <w:t>Setting up — do this once</w:t>
             </w:r>
           </w:p>
         </w:tc>
@@ -368,7 +368,7 @@
           <w:p>
             <w:r/>
             <w:r>
-              <w:t>Adding products</w:t>
+              <w:t>Adding your products</w:t>
             </w:r>
           </w:p>
         </w:tc>
@@ -403,7 +403,7 @@
           <w:p>
             <w:r/>
             <w:r>
-              <w:t>Buying stock from suppliers</w:t>
+              <w:t>Entering goods you bought</w:t>
             </w:r>
           </w:p>
         </w:tc>
@@ -438,7 +438,7 @@
           <w:p>
             <w:r/>
             <w:r>
-              <w:t>Counting stock, wastage, sacks</w:t>
+              <w:t>Counting stock and losses</w:t>
             </w:r>
           </w:p>
         </w:tc>
@@ -473,7 +473,7 @@
           <w:p>
             <w:r/>
             <w:r>
-              <w:t>Customer khata (credit)</w:t>
+              <w:t>Khata — money customers owe you</w:t>
             </w:r>
           </w:p>
         </w:tc>
@@ -508,7 +508,7 @@
           <w:p>
             <w:r/>
             <w:r>
-              <w:t>Reports and GST</w:t>
+              <w:t>Reports for you and the accountant</w:t>
             </w:r>
           </w:p>
         </w:tc>
@@ -575,7 +575,7 @@
         <w:jc w:val="center"/>
       </w:pPr>
       <w:r>
-        <w:t>PART 1 — STARTING THE SOFTWARE</w:t>
+        <w:t>PART 1 — STARTING UP</w:t>
       </w:r>
     </w:p>
     <w:p>
@@ -597,42 +597,12 @@
         <w:t>Billing</w:t>
       </w:r>
       <w:r>
-        <w:t xml:space="preserve"> shortcut on the desktop.</w:t>
+        <w:t xml:space="preserve"> picture on the desktop.</w:t>
       </w:r>
     </w:p>
     <w:p>
       <w:r>
-        <w:t xml:space="preserve">If there is no shortcut, the program is at: </w:t>
-      </w:r>
-      <w:r>
-        <w:rPr>
-          <w:rFonts w:ascii="Consolas" w:hAnsi="Consolas"/>
-          <w:sz w:val="20"/>
-        </w:rPr>
-        <w:t>C:\dev\grocery-pos\publish\GroceryPos.App.exe</w:t>
-      </w:r>
-    </w:p>
-    <w:p>
-      <w:r>
-        <w:t xml:space="preserve">Right-click that file → </w:t>
-      </w:r>
-      <w:r>
-        <w:rPr>
-          <w:b/>
-        </w:rPr>
-        <w:t>Send to</w:t>
-      </w:r>
-      <w:r>
-        <w:t xml:space="preserve"> → </w:t>
-      </w:r>
-      <w:r>
-        <w:rPr>
-          <w:b/>
-        </w:rPr>
-        <w:t>Desktop (create shortcut)</w:t>
-      </w:r>
-      <w:r>
-        <w:t xml:space="preserve"> so you only have to do this once.</w:t>
+        <w:t>If it is not there, ask whoever set the machine up to put it there. You should never have to hunt for the program.</w:t>
       </w:r>
     </w:p>
     <w:p>
@@ -644,8 +614,17 @@
       </w:r>
     </w:p>
     <w:p>
-      <w:r>
-        <w:t>The sign-in window asks two things:</w:t>
+      <w:pPr>
+        <w:pStyle w:val="ListNumber"/>
+      </w:pPr>
+      <w:r>
+        <w:rPr>
+          <w:b/>
+        </w:rPr>
+        <w:t>Who is signing in</w:t>
+      </w:r>
+      <w:r>
+        <w:t xml:space="preserve"> — pick your name from the list.</w:t>
       </w:r>
     </w:p>
     <w:p>
@@ -656,24 +635,10 @@
         <w:rPr>
           <w:b/>
         </w:rPr>
-        <w:t>Who is signing in</w:t>
-      </w:r>
-      <w:r>
-        <w:t xml:space="preserve"> — pick your name from the drop-down list.</w:t>
-      </w:r>
-    </w:p>
-    <w:p>
-      <w:pPr>
-        <w:pStyle w:val="ListNumber"/>
-      </w:pPr>
-      <w:r>
-        <w:rPr>
-          <w:b/>
-        </w:rPr>
         <w:t>PIN</w:t>
       </w:r>
       <w:r>
-        <w:t xml:space="preserve"> — type your 4-digit number and press </w:t>
+        <w:t xml:space="preserve"> — type your 4-number code and press </w:t>
       </w:r>
       <w:r>
         <w:rPr>
@@ -687,7 +652,7 @@
     </w:p>
     <w:p>
       <w:r>
-        <w:t xml:space="preserve">The first time ever, the only user is </w:t>
+        <w:t xml:space="preserve">To begin with there is one user: </w:t>
       </w:r>
       <w:r>
         <w:rPr>
@@ -696,7 +661,7 @@
         <w:t>owner</w:t>
       </w:r>
       <w:r>
-        <w:t xml:space="preserve"> with PIN </w:t>
+        <w:t xml:space="preserve">, PIN </w:t>
       </w:r>
       <w:r>
         <w:rPr>
@@ -705,7 +670,7 @@
         <w:t>1234</w:t>
       </w:r>
       <w:r>
-        <w:t>. Change that PIN on day one. See Part 6.</w:t>
+        <w:t>. Change that on your first day. Part 6 shows how.</w:t>
       </w:r>
     </w:p>
     <w:p>
@@ -713,7 +678,12 @@
         <w:pStyle w:val="Heading3"/>
       </w:pPr>
       <w:r>
-        <w:t>Who can do what</w:t>
+        <w:t>Who is allowed to do what</w:t>
+      </w:r>
+    </w:p>
+    <w:p>
+      <w:r>
+        <w:t>Each person gets their own name and PIN. That way the software can show you later who sold what, who gave a discount, and who cancelled a bill.</w:t>
       </w:r>
     </w:p>
     <w:tbl>
@@ -791,7 +761,7 @@
               <w:rPr>
                 <w:b/>
               </w:rPr>
-              <w:t>Cashier</w:t>
+              <w:t>Staff</w:t>
             </w:r>
           </w:p>
         </w:tc>
@@ -804,7 +774,7 @@
           <w:p>
             <w:r/>
             <w:r>
-              <w:t>Make bills, take payment</w:t>
+              <w:t>Make bills, take money</w:t>
             </w:r>
           </w:p>
         </w:tc>
@@ -929,7 +899,7 @@
           <w:p>
             <w:r/>
             <w:r>
-              <w:t>Needs a manager PIN</w:t>
+              <w:t>Must ask a manager</w:t>
             </w:r>
           </w:p>
         </w:tc>
@@ -975,7 +945,7 @@
           <w:p>
             <w:r/>
             <w:r>
-              <w:t>Needs a manager PIN</w:t>
+              <w:t>Must ask a manager</w:t>
             </w:r>
           </w:p>
         </w:tc>
@@ -1034,7 +1004,7 @@
           <w:p>
             <w:r/>
             <w:r>
-              <w:t>Write off stock</w:t>
+              <w:t>Throw away damaged stock</w:t>
             </w:r>
           </w:p>
         </w:tc>
@@ -1080,7 +1050,7 @@
           <w:p>
             <w:r/>
             <w:r>
-              <w:t>Change credit limits, write off debt</w:t>
+              <w:t>Change how much credit a customer gets</w:t>
             </w:r>
           </w:p>
         </w:tc>
@@ -1171,12 +1141,12 @@
         <w:pStyle w:val="Heading3"/>
       </w:pPr>
       <w:r>
-        <w:t>The main menu</w:t>
+        <w:t>The main screen</w:t>
       </w:r>
     </w:p>
     <w:p>
       <w:r>
-        <w:t>After signing in you see coloured tiles grouped under six headings:</w:t>
+        <w:t>After signing in you see coloured boxes in six groups:</w:t>
       </w:r>
     </w:p>
     <w:p>
@@ -1190,7 +1160,7 @@
         <w:t>Billing</w:t>
       </w:r>
       <w:r>
-        <w:t xml:space="preserve"> — Billing counter, Shift and day close</w:t>
+        <w:t xml:space="preserve"> — making bills, closing the day</w:t>
       </w:r>
     </w:p>
     <w:p>
@@ -1204,12 +1174,7 @@
         <w:t>Stock</w:t>
       </w:r>
       <w:r>
-        <w:t xml:space="preserve"> — Stock summary, Stock take, Damage and wastage, Open a sack,</w:t>
-      </w:r>
-    </w:p>
-    <w:p>
-      <w:r>
-        <w:t>Expiring soon, Items to reorder</w:t>
+        <w:t xml:space="preserve"> — what you have, counting it, damage, sacks, expiry, reordering</w:t>
       </w:r>
     </w:p>
     <w:p>
@@ -1223,7 +1188,7 @@
         <w:t>Buying</w:t>
       </w:r>
       <w:r>
-        <w:t xml:space="preserve"> — Purchase entry, Return to supplier</w:t>
+        <w:t xml:space="preserve"> — entering supplier bills, sending goods back</w:t>
       </w:r>
     </w:p>
     <w:p>
@@ -1237,7 +1202,7 @@
         <w:t>Customers and credit</w:t>
       </w:r>
       <w:r>
-        <w:t xml:space="preserve"> — Customer khata, Money owed by age, Opening balances</w:t>
+        <w:t xml:space="preserve"> — khata, who owes you, old balances</w:t>
       </w:r>
     </w:p>
     <w:p>
@@ -1251,7 +1216,7 @@
         <w:t>Products and reports</w:t>
       </w:r>
       <w:r>
-        <w:t xml:space="preserve"> — Item master, Reports and GST</w:t>
+        <w:t xml:space="preserve"> — your product list, reports</w:t>
       </w:r>
     </w:p>
     <w:p>
@@ -1265,12 +1230,12 @@
         <w:t>Setup</w:t>
       </w:r>
       <w:r>
-        <w:t xml:space="preserve"> — Scale and weight, Settings, Staff accounts</w:t>
+        <w:t xml:space="preserve"> — the scale, shop details, staff</w:t>
       </w:r>
     </w:p>
     <w:p>
       <w:r>
-        <w:t>Click a tile to open that screen. Close the screen to come back to the menu.</w:t>
+        <w:t>Click a box to open it. Close it to come back here.</w:t>
       </w:r>
     </w:p>
     <w:p>
@@ -1278,7 +1243,7 @@
         <w:pStyle w:val="Heading3"/>
       </w:pPr>
       <w:r>
-        <w:t>The shape of a normal day</w:t>
+        <w:t>A normal day</w:t>
       </w:r>
     </w:p>
     <w:tbl>
@@ -1324,7 +1289,7 @@
               <w:rPr>
                 <w:b/>
               </w:rPr>
-              <w:t>What</w:t>
+              <w:t>What you do</w:t>
             </w:r>
           </w:p>
         </w:tc>
@@ -1348,7 +1313,7 @@
           <w:p>
             <w:r/>
             <w:r>
-              <w:t>Open a shift — tell the software how much cash is in the drawer</w:t>
+              <w:t>Tell the software how much cash you put in the drawer</w:t>
             </w:r>
           </w:p>
         </w:tc>
@@ -1372,7 +1337,7 @@
           <w:p>
             <w:r/>
             <w:r>
-              <w:t>Make bills at the Billing counter</w:t>
+              <w:t>Make bills</w:t>
             </w:r>
           </w:p>
         </w:tc>
@@ -1396,7 +1361,7 @@
           <w:p>
             <w:r/>
             <w:r>
-              <w:t>Close the shift — count the cash, print the day report</w:t>
+              <w:t>Count the drawer and close the day</w:t>
             </w:r>
           </w:p>
         </w:tc>
@@ -1405,7 +1370,7 @@
     <w:p/>
     <w:p>
       <w:r>
-        <w:t>Everything else is occasional.</w:t>
+        <w:t>Everything else you only do now and then.</w:t>
       </w:r>
     </w:p>
     <w:p>
@@ -1427,7 +1392,7 @@
     </w:p>
     <w:p>
       <w:r>
-        <w:t>This is the job you will do a hundred times a day. Learn this part properly.</w:t>
+        <w:t>This is the job you do a hundred times a day. Learn this part properly and you can ignore most of the rest.</w:t>
       </w:r>
     </w:p>
     <w:p>
@@ -1443,7 +1408,7 @@
         <w:pStyle w:val="ListNumber"/>
       </w:pPr>
       <w:r>
-        <w:t xml:space="preserve">From the main menu click </w:t>
+        <w:t xml:space="preserve">Click </w:t>
       </w:r>
       <w:r>
         <w:rPr>
@@ -1469,7 +1434,7 @@
         <w:t>"Open a shift?"</w:t>
       </w:r>
       <w:r>
-        <w:t xml:space="preserve"> → click </w:t>
+        <w:t xml:space="preserve"> — click </w:t>
       </w:r>
       <w:r>
         <w:rPr>
@@ -1478,12 +1443,12 @@
         <w:t>Yes</w:t>
       </w:r>
       <w:r>
-        <w:t xml:space="preserve"> →</w:t>
+        <w:t>, then</w:t>
       </w:r>
     </w:p>
     <w:p>
       <w:r>
-        <w:t xml:space="preserve">type how much cash is in the drawer to start with (for example </w:t>
+        <w:t xml:space="preserve">type how much cash you are starting with, like </w:t>
       </w:r>
       <w:r>
         <w:rPr>
@@ -1493,7 +1458,7 @@
         <w:t>500</w:t>
       </w:r>
       <w:r>
-        <w:t>) → OK.</w:t>
+        <w:t>.</w:t>
       </w:r>
     </w:p>
     <w:p>
@@ -1506,7 +1471,7 @@
     </w:p>
     <w:p>
       <w:r>
-        <w:t xml:space="preserve">The blinking cursor sits in the </w:t>
+        <w:t xml:space="preserve">The blinking line sits in the </w:t>
       </w:r>
       <w:r>
         <w:rPr>
@@ -1515,7 +1480,7 @@
         <w:t>Scan barcode or type an item name</w:t>
       </w:r>
       <w:r>
-        <w:t xml:space="preserve"> box at the top left. It should stay there all day. If you ever lose it, click that box once.</w:t>
+        <w:t xml:space="preserve"> box at the top. It should stay there all day. If you lose it, click that box once.</w:t>
       </w:r>
     </w:p>
     <w:p>
@@ -1523,7 +1488,12 @@
         <w:pStyle w:val="Heading3"/>
       </w:pPr>
       <w:r>
-        <w:t>Adding items — three ways</w:t>
+        <w:t>Putting items on the bill</w:t>
+      </w:r>
+    </w:p>
+    <w:p>
+      <w:r>
+        <w:t>Three ways. Use whichever is quickest:</w:t>
       </w:r>
     </w:p>
     <w:p>
@@ -1537,7 +1507,7 @@
         <w:t>Scan the barcode.</w:t>
       </w:r>
       <w:r>
-        <w:t xml:space="preserve"> The item appears on the bill straight away.</w:t>
+        <w:t xml:space="preserve"> The item appears straight away.</w:t>
       </w:r>
     </w:p>
     <w:p>
@@ -1548,7 +1518,7 @@
         <w:rPr>
           <w:b/>
         </w:rPr>
-        <w:t>Type the barcode digits</w:t>
+        <w:t>Type the barcode numbers</w:t>
       </w:r>
       <w:r>
         <w:t xml:space="preserve"> and press </w:t>
@@ -1574,7 +1544,7 @@
         <w:t>Type part of the name</w:t>
       </w:r>
       <w:r>
-        <w:t xml:space="preserve"> — for example </w:t>
+        <w:t xml:space="preserve"> — like </w:t>
       </w:r>
       <w:r>
         <w:rPr>
@@ -1593,17 +1563,17 @@
         <w:t>Enter</w:t>
       </w:r>
       <w:r>
-        <w:t>.</w:t>
+        <w:t>. A list pops</w:t>
       </w:r>
     </w:p>
     <w:p>
       <w:r>
-        <w:t>A list pops up; pick the right one.</w:t>
+        <w:t>up and you pick the right one.</w:t>
       </w:r>
     </w:p>
     <w:p>
       <w:r>
-        <w:t>Each item appears as a line in the table on the left. The totals on the right update as you go.</w:t>
+        <w:t>Each item becomes a line on the left. The total on the right goes up as you add.</w:t>
       </w:r>
     </w:p>
     <w:p>
@@ -1611,7 +1581,7 @@
         <w:pStyle w:val="Heading3"/>
       </w:pPr>
       <w:r>
-        <w:t>Fixing mistakes</w:t>
+        <w:t>Fixing a mistake</w:t>
       </w:r>
     </w:p>
     <w:tbl>
@@ -1670,7 +1640,7 @@
           <w:p>
             <w:r/>
             <w:r>
-              <w:t>Remove the line you clicked on</w:t>
+              <w:t>Take off the line you clicked on</w:t>
             </w:r>
           </w:p>
         </w:tc>
@@ -1697,7 +1667,7 @@
           <w:p>
             <w:r/>
             <w:r>
-              <w:t>Throw away the whole bill and start again</w:t>
+              <w:t>Throw the whole bill away and start again</w:t>
             </w:r>
           </w:p>
         </w:tc>
@@ -1723,12 +1693,12 @@
         <w:pStyle w:val="Heading3"/>
       </w:pPr>
       <w:r>
-        <w:t>The keys you actually need</w:t>
+        <w:t>The keys you need</w:t>
       </w:r>
     </w:p>
     <w:p>
       <w:r>
-        <w:t>These are printed along the bottom of the billing screen too, so you do not have to remember them.</w:t>
+        <w:t>These are printed along the bottom of the billing screen, so you do not have to remember them.</w:t>
       </w:r>
     </w:p>
     <w:tbl>
@@ -1801,7 +1771,7 @@
           <w:p>
             <w:r/>
             <w:r>
-              <w:t>Hold this bill and start a new one</w:t>
+              <w:t>Put this bill aside and start a new one</w:t>
             </w:r>
           </w:p>
         </w:tc>
@@ -1828,7 +1798,7 @@
           <w:p>
             <w:r/>
             <w:r>
-              <w:t>Bring a held bill back</w:t>
+              <w:t>Bring a bill back that you put aside</w:t>
             </w:r>
           </w:p>
         </w:tc>
@@ -1855,7 +1825,7 @@
           <w:p>
             <w:r/>
             <w:r>
-              <w:t>Weigh the selected line on the scale</w:t>
+              <w:t>Weigh the item you clicked on</w:t>
             </w:r>
           </w:p>
         </w:tc>
@@ -1882,7 +1852,7 @@
           <w:p>
             <w:r/>
             <w:r>
-              <w:t>Give a discount on the selected line</w:t>
+              <w:t>Give a discount on the item you clicked on</w:t>
             </w:r>
           </w:p>
         </w:tc>
@@ -1909,7 +1879,7 @@
           <w:p>
             <w:r/>
             <w:r>
-              <w:t>Take payment and finish the bill</w:t>
+              <w:t>Take the money and finish</w:t>
             </w:r>
           </w:p>
         </w:tc>
@@ -1936,7 +1906,7 @@
           <w:p>
             <w:r/>
             <w:r>
-              <w:t>Remove the selected line</w:t>
+              <w:t>Take off the item you clicked on</w:t>
             </w:r>
           </w:p>
         </w:tc>
@@ -1990,7 +1960,7 @@
           <w:p>
             <w:r/>
             <w:r>
-              <w:t>Look up a customer by phone number</w:t>
+              <w:t>Find a customer by phone number</w:t>
             </w:r>
           </w:p>
         </w:tc>
@@ -1999,7 +1969,7 @@
     <w:p/>
     <w:p>
       <w:r>
-        <w:t>A full bill can be done without touching the mouse.</w:t>
+        <w:t>A whole bill can be done without touching the mouse.</w:t>
       </w:r>
     </w:p>
     <w:p>
@@ -2007,7 +1977,7 @@
         <w:pStyle w:val="Heading3"/>
       </w:pPr>
       <w:r>
-        <w:t>Finishing the bill</w:t>
+        <w:t>Finishing</w:t>
       </w:r>
     </w:p>
     <w:p>
@@ -2021,7 +1991,7 @@
         <w:t>F9</w:t>
       </w:r>
       <w:r>
-        <w:t>. See Part 4 for what happens next.</w:t>
+        <w:t>. Part 4 tells you what happens next.</w:t>
       </w:r>
     </w:p>
     <w:p>
@@ -2043,7 +2013,7 @@
     </w:p>
     <w:p>
       <w:r>
-        <w:t>For anything sold by weight — tomato, sugar, dal, loose atta.</w:t>
+        <w:t>For anything you sell by weight — tomato, sugar, dal, loose atta.</w:t>
       </w:r>
     </w:p>
     <w:p>
@@ -2051,7 +2021,7 @@
         <w:pStyle w:val="Heading3"/>
       </w:pPr>
       <w:r>
-        <w:t>With the scale connected</w:t>
+        <w:t>The normal way</w:t>
       </w:r>
     </w:p>
     <w:p>
@@ -2059,7 +2029,7 @@
         <w:pStyle w:val="ListNumber"/>
       </w:pPr>
       <w:r>
-        <w:t>Put the goods on the scale pan.</w:t>
+        <w:t>Put the goods on the scale.</w:t>
       </w:r>
     </w:p>
     <w:p>
@@ -2070,15 +2040,15 @@
         <w:rPr>
           <w:b/>
         </w:rPr>
-        <w:t>Wait for the number on the scale to stop moving.</w:t>
-      </w:r>
-      <w:r>
-        <w:t xml:space="preserve"> This matters — the</w:t>
+        <w:t>Wait until the number on the scale stops moving.</w:t>
+      </w:r>
+      <w:r>
+        <w:t xml:space="preserve"> This matters. The</w:t>
       </w:r>
     </w:p>
     <w:p>
       <w:r>
-        <w:t>software will refuse a reading that is still wobbling.</w:t>
+        <w:t>software will not take a reading that is still jumping about.</w:t>
       </w:r>
     </w:p>
     <w:p>
@@ -2086,7 +2056,7 @@
         <w:pStyle w:val="ListNumber"/>
       </w:pPr>
       <w:r>
-        <w:t>In the billing screen, add the item by scanning or searching.</w:t>
+        <w:t>On the billing screen, add the item by scanning or typing its name.</w:t>
       </w:r>
     </w:p>
     <w:p>
@@ -2111,7 +2081,7 @@
         <w:pStyle w:val="ListNumber"/>
       </w:pPr>
       <w:r>
-        <w:t>The weight is filled in and the amount is worked out.</w:t>
+        <w:t>The weight fills in and the amount works itself out.</w:t>
       </w:r>
     </w:p>
     <w:p>
@@ -2133,21 +2103,21 @@
         <w:t>F4</w:t>
       </w:r>
       <w:r>
-        <w:t xml:space="preserve"> and type the weight in grams by hand.</w:t>
+        <w:t xml:space="preserve"> and type the weight in grams yourself.</w:t>
       </w:r>
     </w:p>
     <w:p>
       <w:r>
-        <w:t xml:space="preserve">A weight typed by hand is </w:t>
+        <w:t xml:space="preserve">Weights typed by hand are </w:t>
       </w:r>
       <w:r>
         <w:rPr>
           <w:b/>
         </w:rPr>
-        <w:t>marked in the bill and in the records</w:t>
-      </w:r>
-      <w:r>
-        <w:t>, so the owner can see later how often it happened. That is deliberate — hand-typed weights are how money goes missing.</w:t>
+        <w:t>marked in the records</w:t>
+      </w:r>
+      <w:r>
+        <w:t>, so the owner can see how often it happened. That is on purpose — it is how money quietly goes missing.</w:t>
       </w:r>
     </w:p>
     <w:p>
@@ -2155,7 +2125,7 @@
         <w:pStyle w:val="Heading3"/>
       </w:pPr>
       <w:r>
-        <w:t>Two rules the software enforces</w:t>
+        <w:t>Two things the software will not let you do</w:t>
       </w:r>
     </w:p>
     <w:p>
@@ -2166,15 +2136,15 @@
         <w:rPr>
           <w:b/>
         </w:rPr>
-        <w:t>Minimum 100 g.</w:t>
-      </w:r>
-      <w:r>
-        <w:t xml:space="preserve"> Anything lighter is refused. The scale itself is not</w:t>
+        <w:t>Nothing under 100 grams.</w:t>
+      </w:r>
+      <w:r>
+        <w:t xml:space="preserve"> Below that the scale is not accurate enough and</w:t>
       </w:r>
     </w:p>
     <w:p>
       <w:r>
-        <w:t>accurate below that, and the law does not allow it. Sell small quantities as pre-packed items with their own barcode.</w:t>
+        <w:t>the law does not allow it. Sell small amounts as ready-made packets with their own barcode.</w:t>
       </w:r>
     </w:p>
     <w:p>
@@ -2185,15 +2155,15 @@
         <w:rPr>
           <w:b/>
         </w:rPr>
-        <w:t>Rounded to 5 g.</w:t>
-      </w:r>
-      <w:r>
-        <w:t xml:space="preserve"> The scale can only legally report to the nearest 5 g,</w:t>
+        <w:t>Weights go in steps of 5 grams.</w:t>
+      </w:r>
+      <w:r>
+        <w:t xml:space="preserve"> The scale can only officially report in</w:t>
       </w:r>
     </w:p>
     <w:p>
       <w:r>
-        <w:t>so the software never charges for a finer amount than that.</w:t>
+        <w:t>those steps, so the software never charges for anything smaller.</w:t>
       </w:r>
     </w:p>
     <w:p>
@@ -2201,12 +2171,12 @@
         <w:pStyle w:val="Heading3"/>
       </w:pPr>
       <w:r>
-        <w:t>Weight is never adjusted</w:t>
+        <w:t>The weight is never changed</w:t>
       </w:r>
     </w:p>
     <w:p>
       <w:r>
-        <w:t>Whatever the scale reports is the legal figure. The software records the raw reading alongside the rounded one and never corrects it.</w:t>
+        <w:t>Whatever the scale says is what the customer is charged. The software writes down exactly what the scale reported and never adjusts it. If anyone ever questions a bill, the record will back you up.</w:t>
       </w:r>
     </w:p>
     <w:p>
@@ -2223,7 +2193,7 @@
         <w:jc w:val="center"/>
       </w:pPr>
       <w:r>
-        <w:t>PART 4 — PAYMENT, KHATA AND HELD BILLS</w:t>
+        <w:t>PART 4 — TAKING MONEY, KHATA AND HELD BILLS</w:t>
       </w:r>
     </w:p>
     <w:p>
@@ -2231,7 +2201,7 @@
         <w:pStyle w:val="Heading3"/>
       </w:pPr>
       <w:r>
-        <w:t>Taking payment</w:t>
+        <w:t>Taking the money</w:t>
       </w:r>
     </w:p>
     <w:p>
@@ -2245,7 +2215,7 @@
         <w:t>F9</w:t>
       </w:r>
       <w:r>
-        <w:t>. The payment window opens showing what is owed.</w:t>
+        <w:t>. A window opens showing what is owed.</w:t>
       </w:r>
     </w:p>
     <w:tbl>
@@ -2318,7 +2288,7 @@
           <w:p>
             <w:r/>
             <w:r>
-              <w:t>Type what the customer handed over. The change is worked out for you.</w:t>
+              <w:t>Type what they handed you. The change is worked out for you.</w:t>
             </w:r>
           </w:p>
         </w:tc>
@@ -2345,7 +2315,7 @@
           <w:p>
             <w:r/>
             <w:r>
-              <w:t>Enter the amount and the UPI reference number.</w:t>
+              <w:t>Type the amount and the UPI number.</w:t>
             </w:r>
           </w:p>
         </w:tc>
@@ -2372,7 +2342,7 @@
           <w:p>
             <w:r/>
             <w:r>
-              <w:t>Enter the amount and the reference.</w:t>
+              <w:t>Type the amount and the reference.</w:t>
             </w:r>
           </w:p>
         </w:tc>
@@ -2399,7 +2369,7 @@
           <w:p>
             <w:r/>
             <w:r>
-              <w:t>Puts the amount on the customer's account. See below.</w:t>
+              <w:t>Puts it on the customer's account. See below.</w:t>
             </w:r>
           </w:p>
         </w:tc>
@@ -2414,7 +2384,7 @@
         <w:t>Part cash, part khata</w:t>
       </w:r>
       <w:r>
-        <w:t xml:space="preserve"> is normal — a customer pays Rs. 500 now and puts Rs. 270 on the account. Enter both lines. Only the khata part goes on their account.</w:t>
+        <w:t xml:space="preserve"> is normal — they pay Rs. 500 now and put Rs. 270 on the account. Enter both. Only the khata part goes on their account.</w:t>
       </w:r>
     </w:p>
     <w:p>
@@ -2428,7 +2398,7 @@
         <w:t>Save</w:t>
       </w:r>
       <w:r>
-        <w:t>. The bill is saved first, then printed.</w:t>
+        <w:t>. The bill is saved, then printed.</w:t>
       </w:r>
     </w:p>
     <w:p>
@@ -2436,21 +2406,35 @@
         <w:pStyle w:val="Heading3"/>
       </w:pPr>
       <w:r>
-        <w:t>Important: the bill is saved before it prints</w:t>
+        <w:t>If the printer fails, you do not lose the sale</w:t>
       </w:r>
     </w:p>
     <w:p>
       <w:r>
-        <w:t xml:space="preserve">If the printer jams, runs out of paper or is switched off, </w:t>
+        <w:t xml:space="preserve">The bill is saved </w:t>
       </w:r>
       <w:r>
         <w:rPr>
           <w:b/>
         </w:rPr>
-        <w:t>the sale is still recorded</w:t>
-      </w:r>
-      <w:r>
-        <w:t>. You will see "Print failed (bill saved)". Fix the printer and reprint. You never lose a sale because of the printer.</w:t>
+        <w:t>before</w:t>
+      </w:r>
+      <w:r>
+        <w:t xml:space="preserve"> it is printed. If the paper runs out or the printer is off, you will see </w:t>
+      </w:r>
+      <w:r>
+        <w:rPr>
+          <w:b/>
+        </w:rPr>
+        <w:t>"Print failed (bill saved)"</w:t>
+      </w:r>
+      <w:r>
+        <w:t>.</w:t>
+      </w:r>
+    </w:p>
+    <w:p>
+      <w:r>
+        <w:t>The sale is safe. Sort the printer out and print it again.</w:t>
       </w:r>
     </w:p>
     <w:p>
@@ -2458,7 +2442,7 @@
         <w:pStyle w:val="Heading3"/>
       </w:pPr>
       <w:r>
-        <w:t>Selling on khata (credit)</w:t>
+        <w:t>Selling on khata</w:t>
       </w:r>
     </w:p>
     <w:p>
@@ -2475,7 +2459,7 @@
         <w:t>Ctrl + K</w:t>
       </w:r>
       <w:r>
-        <w:t xml:space="preserve"> and find the customer by phone number.</w:t>
+        <w:t xml:space="preserve"> and find the customer by phone.</w:t>
       </w:r>
     </w:p>
     <w:p>
@@ -2483,7 +2467,7 @@
         <w:pStyle w:val="ListNumber"/>
       </w:pPr>
       <w:r>
-        <w:t>Their name, balance and available credit appear at the top.</w:t>
+        <w:t>Their name, what they owe, and how much more they can take shows at the top.</w:t>
       </w:r>
     </w:p>
     <w:p>
@@ -2514,7 +2498,7 @@
     </w:p>
     <w:p>
       <w:r>
-        <w:t xml:space="preserve">If the sale would push them past their credit limit, the software </w:t>
+        <w:t xml:space="preserve">If it would take them over their limit, the software </w:t>
       </w:r>
       <w:r>
         <w:rPr>
@@ -2523,21 +2507,21 @@
         <w:t>stops</w:t>
       </w:r>
       <w:r>
-        <w:t xml:space="preserve"> and shows their balance, their limit and the shortfall. A manager or owner PIN is needed to go ahead. Every one of these — allowed or refused — is recorded.</w:t>
+        <w:t xml:space="preserve"> and shows you what they owe, their limit, and how much over they are. A manager or owner has to type their PIN to allow it. Every one of these is written down, whether you allowed it or refused.</w:t>
       </w:r>
     </w:p>
     <w:p>
       <w:r>
-        <w:t xml:space="preserve">Credit is </w:t>
+        <w:t xml:space="preserve">New customers start with </w:t>
       </w:r>
       <w:r>
         <w:rPr>
           <w:b/>
         </w:rPr>
-        <w:t>off</w:t>
-      </w:r>
-      <w:r>
-        <w:t xml:space="preserve"> for a new customer. The owner must switch it on.</w:t>
+        <w:t>no credit</w:t>
+      </w:r>
+      <w:r>
+        <w:t>. The owner has to switch it on.</w:t>
       </w:r>
     </w:p>
     <w:p>
@@ -2545,12 +2529,12 @@
         <w:pStyle w:val="Heading3"/>
       </w:pPr>
       <w:r>
-        <w:t>Holding a bill</w:t>
+        <w:t>Putting a bill aside</w:t>
       </w:r>
     </w:p>
     <w:p>
       <w:r>
-        <w:t>A customer goes back for something they forgot, and there is a queue behind them.</w:t>
+        <w:t>Someone goes back for something they forgot and there is a queue behind them.</w:t>
       </w:r>
     </w:p>
     <w:p>
@@ -2564,7 +2548,7 @@
         <w:t>F2</w:t>
       </w:r>
       <w:r>
-        <w:t xml:space="preserve"> — the bill is put aside and you get a fresh one.</w:t>
+        <w:t xml:space="preserve"> — the bill goes aside, you get a fresh one.</w:t>
       </w:r>
     </w:p>
     <w:p>
@@ -2583,7 +2567,7 @@
     </w:p>
     <w:p>
       <w:r>
-        <w:t>Held bills are listed along the bottom of the screen.</w:t>
+        <w:t>Bills you put aside are listed along the bottom of the screen.</w:t>
       </w:r>
     </w:p>
     <w:p>
@@ -2605,34 +2589,13 @@
         <w:t>Cancel a past bill</w:t>
       </w:r>
       <w:r>
-        <w:t xml:space="preserve"> on the right. A manager or owner PIN is required.</w:t>
+        <w:t>. A manager or owner PIN is needed.</w:t>
       </w:r>
     </w:p>
     <w:p>
       <w:r>
-        <w:t>Cancelling:</w:t>
-      </w:r>
-    </w:p>
-    <w:p>
-      <w:pPr>
-        <w:pStyle w:val="ListBullet"/>
-      </w:pPr>
-      <w:r>
-        <w:t>puts the stock back on the shelf</w:t>
-      </w:r>
-    </w:p>
-    <w:p>
-      <w:pPr>
-        <w:pStyle w:val="ListBullet"/>
-      </w:pPr>
-      <w:r>
-        <w:t>reverses any khata entry</w:t>
-      </w:r>
-    </w:p>
-    <w:p>
-      <w:pPr>
-        <w:pStyle w:val="ListBullet"/>
-      </w:pPr>
+        <w:t xml:space="preserve">Cancelling puts the stock back, undoes any khata entry, and </w:t>
+      </w:r>
       <w:r>
         <w:rPr>
           <w:b/>
@@ -2640,12 +2603,12 @@
         <w:t>keeps the bill number</w:t>
       </w:r>
       <w:r>
-        <w:t xml:space="preserve"> — it is marked cancelled, never deleted</w:t>
+        <w:t>, marked as cancelled.</w:t>
       </w:r>
     </w:p>
     <w:p>
       <w:r>
-        <w:t>The bill number series must stay unbroken for GST. Nothing is ever deleted.</w:t>
+        <w:t>Nothing is ever deleted. Bill numbers have to run without gaps for GST, so a cancelled bill keeps its number instead of disappearing.</w:t>
       </w:r>
     </w:p>
     <w:p>
@@ -2667,7 +2630,7 @@
     </w:p>
     <w:p>
       <w:r>
-        <w:t xml:space="preserve">From the main menu click </w:t>
+        <w:t xml:space="preserve">Click </w:t>
       </w:r>
       <w:r>
         <w:rPr>
@@ -2709,7 +2672,7 @@
         <w:pStyle w:val="ListNumber"/>
       </w:pPr>
       <w:r>
-        <w:t>As you type, the software shows:</w:t>
+        <w:t>As you type it shows you:</w:t>
       </w:r>
     </w:p>
     <w:p>
@@ -2717,13 +2680,16 @@
         <w:pStyle w:val="ListBullet2"/>
       </w:pPr>
       <w:r>
+        <w:t xml:space="preserve">what </w:t>
+      </w:r>
+      <w:r>
         <w:rPr>
           <w:b/>
         </w:rPr>
-        <w:t>Expected in the drawer</w:t>
-      </w:r>
-      <w:r>
-        <w:t xml:space="preserve"> — what it should be</w:t>
+        <w:t>should</w:t>
+      </w:r>
+      <w:r>
+        <w:t xml:space="preserve"> be in the drawer</w:t>
       </w:r>
     </w:p>
     <w:p>
@@ -2731,13 +2697,13 @@
         <w:pStyle w:val="ListBullet2"/>
       </w:pPr>
       <w:r>
+        <w:t xml:space="preserve">what you </w:t>
+      </w:r>
+      <w:r>
         <w:rPr>
           <w:b/>
         </w:rPr>
-        <w:t>You counted</w:t>
-      </w:r>
-      <w:r>
-        <w:t xml:space="preserve"> — what you actually have</w:t>
+        <w:t>actually counted</w:t>
       </w:r>
     </w:p>
     <w:p>
@@ -2751,7 +2717,7 @@
         <w:rPr>
           <w:b/>
         </w:rPr>
-        <w:t>SHORT</w:t>
+        <w:t>short</w:t>
       </w:r>
       <w:r>
         <w:t xml:space="preserve"> or </w:t>
@@ -2760,7 +2726,7 @@
         <w:rPr>
           <w:b/>
         </w:rPr>
-        <w:t>OVER</w:t>
+        <w:t>over</w:t>
       </w:r>
       <w:r>
         <w:t>, in red</w:t>
@@ -2771,12 +2737,12 @@
         <w:pStyle w:val="ListNumber"/>
       </w:pPr>
       <w:r>
-        <w:t>Also shown: UPI, card and khata totals, to check against your phone or</w:t>
+        <w:t>It also shows the UPI, card and khata totals so you can check them against</w:t>
       </w:r>
     </w:p>
     <w:p>
       <w:r>
-        <w:t>card machine.</w:t>
+        <w:t>your phone and card machine.</w:t>
       </w:r>
     </w:p>
     <w:p>
@@ -2790,7 +2756,7 @@
         <w:rPr>
           <w:b/>
         </w:rPr>
-        <w:t>Close the shift and print the Z report</w:t>
+        <w:t>Close the shift and print the day report</w:t>
       </w:r>
       <w:r>
         <w:t>.</w:t>
@@ -2801,7 +2767,7 @@
         <w:pStyle w:val="ListNumber"/>
       </w:pPr>
       <w:r>
-        <w:t>Confirm. The Z report prints.</w:t>
+        <w:t>Say yes. The report prints.</w:t>
       </w:r>
     </w:p>
     <w:p>
@@ -2809,10 +2775,10 @@
         <w:rPr>
           <w:b/>
         </w:rPr>
-        <w:t>Once closed, a shift cannot be changed.</w:t>
-      </w:r>
-      <w:r>
-        <w:t xml:space="preserve"> Count carefully before confirming.</w:t>
+        <w:t>Once you close the day you cannot change it.</w:t>
+      </w:r>
+      <w:r>
+        <w:t xml:space="preserve"> Count properly before you say yes.</w:t>
       </w:r>
     </w:p>
     <w:p>
@@ -2829,12 +2795,12 @@
         <w:jc w:val="center"/>
       </w:pPr>
       <w:r>
-        <w:t>PART 6 — FIRST-TIME SETUP (owner, do this once)</w:t>
+        <w:t>PART 6 — SETTING UP (owner, once)</w:t>
       </w:r>
     </w:p>
     <w:p>
       <w:r>
-        <w:t>Do these in order before the first real sale.</w:t>
+        <w:t>Do these in order before your first real sale.</w:t>
       </w:r>
     </w:p>
     <w:p>
@@ -2847,16 +2813,13 @@
     </w:p>
     <w:p>
       <w:r>
-        <w:t xml:space="preserve">Main menu → </w:t>
-      </w:r>
-      <w:r>
         <w:rPr>
           <w:b/>
         </w:rPr>
         <w:t>Staff accounts</w:t>
       </w:r>
       <w:r>
-        <w:t xml:space="preserve"> → select </w:t>
+        <w:t xml:space="preserve"> → click </w:t>
       </w:r>
       <w:r>
         <w:rPr>
@@ -2875,7 +2838,12 @@
         <w:t>Change PIN</w:t>
       </w:r>
       <w:r>
-        <w:t>. Do not leave it as 1234.</w:t>
+        <w:t>.</w:t>
+      </w:r>
+    </w:p>
+    <w:p>
+      <w:r>
+        <w:t>Do not leave it as 1234.</w:t>
       </w:r>
     </w:p>
     <w:p>
@@ -2897,12 +2865,12 @@
         <w:t>Add new user</w:t>
       </w:r>
       <w:r>
-        <w:t>. Give each person their own name and PIN. Choose the right role — a cashier cannot cancel bills or change prices.</w:t>
+        <w:t>. Give each person their own name and PIN, and pick what they are allowed to do.</w:t>
       </w:r>
     </w:p>
     <w:p>
       <w:r>
-        <w:t>Everyone must have their own login. Every bill, every discount and every cancellation is recorded against a person's name, which only works if they are not sharing one login.</w:t>
+        <w:t>Everyone needs their own login. Every bill, discount and cancellation is recorded against a name — which is worth nothing if three people share one login.</w:t>
       </w:r>
     </w:p>
     <w:p>
@@ -2915,7 +2883,7 @@
     </w:p>
     <w:p>
       <w:r>
-        <w:t xml:space="preserve">Main menu → </w:t>
+        <w:t xml:space="preserve">Click </w:t>
       </w:r>
       <w:r>
         <w:rPr>
@@ -2952,7 +2920,7 @@
               <w:rPr>
                 <w:b/>
               </w:rPr>
-              <w:t>Field</w:t>
+              <w:t>Box</w:t>
             </w:r>
           </w:p>
         </w:tc>
@@ -2970,7 +2938,7 @@
               <w:rPr>
                 <w:b/>
               </w:rPr>
-              <w:t>What it is</w:t>
+              <w:t>What goes in it</w:t>
             </w:r>
           </w:p>
         </w:tc>
@@ -3066,7 +3034,7 @@
           <w:p>
             <w:r/>
             <w:r>
-              <w:t>Leave blank if you are not GST registered</w:t>
+              <w:t>Your GST number. Leave empty if you are not registered</w:t>
             </w:r>
           </w:p>
         </w:tc>
@@ -3121,7 +3089,7 @@
           <w:p>
             <w:r/>
             <w:r>
-              <w:t>For example "Thank you, visit again"</w:t>
+              <w:t>Something like "Thank you, visit again"</w:t>
             </w:r>
           </w:p>
         </w:tc>
@@ -3130,7 +3098,7 @@
     <w:p/>
     <w:p>
       <w:r>
-        <w:t xml:space="preserve">The GSTIN box tells you as you type whether bills will be titled </w:t>
+        <w:t xml:space="preserve">As you type the GST number the screen tells you whether your bills will say </w:t>
       </w:r>
       <w:r>
         <w:rPr>
@@ -3187,7 +3155,7 @@
         <w:pStyle w:val="ListNumber"/>
       </w:pPr>
       <w:r>
-        <w:t>Open the drop-down. It lists the printers installed in Windows.</w:t>
+        <w:t>Open the list. It shows the printers this computer knows about.</w:t>
       </w:r>
     </w:p>
     <w:p>
@@ -3195,7 +3163,7 @@
         <w:pStyle w:val="ListNumber"/>
       </w:pPr>
       <w:r>
-        <w:t xml:space="preserve">Choose the </w:t>
+        <w:t xml:space="preserve">Pick your bill printer — the </w:t>
       </w:r>
       <w:r>
         <w:rPr>
@@ -3226,21 +3194,21 @@
     </w:p>
     <w:p>
       <w:r>
-        <w:t xml:space="preserve">The test slip prints a row of digits. </w:t>
+        <w:t xml:space="preserve">A slip prints with a row of numbers on it. </w:t>
       </w:r>
       <w:r>
         <w:rPr>
           <w:b/>
         </w:rPr>
-        <w:t>Check that the row fits the paper exactly and does not wrap onto a second line.</w:t>
-      </w:r>
-      <w:r>
-        <w:t xml:space="preserve"> If it fits, your printer is set up correctly.</w:t>
+        <w:t>Check that the row fits the paper in one line and does not spill onto a second.</w:t>
+      </w:r>
+      <w:r>
+        <w:t xml:space="preserve"> If it fits, your printer is set up right.</w:t>
       </w:r>
     </w:p>
     <w:p>
       <w:r>
-        <w:t>Leave the box blank to turn printing off.</w:t>
+        <w:t>Leave the box empty if you do not want to print at all.</w:t>
       </w:r>
     </w:p>
     <w:p>
@@ -3262,7 +3230,12 @@
         <w:t>A cash drawer is connected</w:t>
       </w:r>
       <w:r>
-        <w:t xml:space="preserve"> only if one is actually plugged into the printer. If you tick it and the drawer does not open, change </w:t>
+        <w:t xml:space="preserve"> only if one is actually plugged into the printer.</w:t>
+      </w:r>
+    </w:p>
+    <w:p>
+      <w:r>
+        <w:t xml:space="preserve">If you tick it and the drawer does not open, change </w:t>
       </w:r>
       <w:r>
         <w:rPr>
@@ -3271,12 +3244,12 @@
         <w:t>Drawer pin</w:t>
       </w:r>
       <w:r>
-        <w:t xml:space="preserve"> from 2 to 5 and try again — drawer makers wire this differently.</w:t>
+        <w:t xml:space="preserve"> from 2 to 5 and try again. Different drawer makes are wired differently — this is normal and it is not a fault.</w:t>
       </w:r>
     </w:p>
     <w:p>
       <w:r>
-        <w:t>The drawer opens by itself on a cash sale, on a cash khata payment, and at day close. It never opens on UPI or card.</w:t>
+        <w:t>The drawer opens by itself on a cash sale, on cash paid against khata, and at day close. It never opens for UPI or card.</w:t>
       </w:r>
     </w:p>
     <w:p>
@@ -3367,7 +3340,7 @@
           <w:p>
             <w:r/>
             <w:r>
-              <w:t>Discount without approval (%)</w:t>
+              <w:t>Discount without approval</w:t>
             </w:r>
           </w:p>
         </w:tc>
@@ -3378,7 +3351,7 @@
           <w:p>
             <w:r/>
             <w:r>
-              <w:t>Above this a cashier must get a manager PIN</w:t>
+              <w:t>How much a staff member can knock off before needing a manager</w:t>
             </w:r>
           </w:p>
         </w:tc>
@@ -3402,7 +3375,7 @@
           <w:p>
             <w:r/>
             <w:r>
-              <w:t>Set to 0 to turn loyalty off</w:t>
+              <w:t>Put 0 if you do not want points</w:t>
             </w:r>
           </w:p>
         </w:tc>
@@ -3428,12 +3401,12 @@
         <w:pStyle w:val="Heading3"/>
       </w:pPr>
       <w:r>
-        <w:t>7. Connect the scale</w:t>
+        <w:t>7. The scale</w:t>
       </w:r>
     </w:p>
     <w:p>
       <w:r>
-        <w:t>See Part 7 — it has its own section.</w:t>
+        <w:t>Part 7 covers it.</w:t>
       </w:r>
     </w:p>
     <w:p>
@@ -3455,16 +3428,7 @@
     </w:p>
     <w:p>
       <w:r>
-        <w:t xml:space="preserve">Your scale is an </w:t>
-      </w:r>
-      <w:r>
-        <w:rPr>
-          <w:b/>
-        </w:rPr>
-        <w:t>ES 510</w:t>
-      </w:r>
-      <w:r>
-        <w:t>. It sends the weight to the computer down a cable, so the billing screen can read it without anyone typing.</w:t>
+        <w:t>Your scale sends the weight down a cable to the computer, so nobody has to type it.</w:t>
       </w:r>
     </w:p>
     <w:p>
@@ -3472,47 +3436,27 @@
         <w:pStyle w:val="Heading2"/>
       </w:pPr>
       <w:r>
-        <w:t>The cable</w:t>
+        <w:t>Plugging it in</w:t>
       </w:r>
     </w:p>
     <w:p>
       <w:r>
-        <w:t xml:space="preserve">The scale has a </w:t>
+        <w:t xml:space="preserve">The scale's cable ends in a </w:t>
       </w:r>
       <w:r>
         <w:rPr>
           <w:b/>
         </w:rPr>
-        <w:t>9-pin plug (DB9)</w:t>
-      </w:r>
-      <w:r>
-        <w:t xml:space="preserve"> on its cable. It goes into the matching </w:t>
+        <w:t>plug with 9 pins</w:t>
+      </w:r>
+      <w:r>
+        <w:t xml:space="preserve">. It goes into the matching </w:t>
       </w:r>
       <w:r>
         <w:rPr>
           <w:b/>
         </w:rPr>
         <w:t>9-pin socket on the back of the computer</w:t>
-      </w:r>
-      <w:r>
-        <w:t xml:space="preserve"> — the COM port, sometimes marked </w:t>
-      </w:r>
-      <w:r>
-        <w:rPr>
-          <w:rFonts w:ascii="Consolas" w:hAnsi="Consolas"/>
-          <w:sz w:val="20"/>
-        </w:rPr>
-        <w:t>|O|O|</w:t>
-      </w:r>
-      <w:r>
-        <w:t xml:space="preserve"> or </w:t>
-      </w:r>
-      <w:r>
-        <w:rPr>
-          <w:rFonts w:ascii="Consolas" w:hAnsi="Consolas"/>
-          <w:sz w:val="20"/>
-        </w:rPr>
-        <w:t>COM1</w:t>
       </w:r>
       <w:r>
         <w:t>.</w:t>
@@ -3546,15 +3490,15 @@
         <w:rPr>
           <w:b/>
         </w:rPr>
-        <w:t>tighten the two small screws</w:t>
-      </w:r>
-      <w:r>
-        <w:t xml:space="preserve"> either side by hand. A loose</w:t>
+        <w:t>tighten the two little screws</w:t>
+      </w:r>
+      <w:r>
+        <w:t xml:space="preserve"> on the sides with your</w:t>
       </w:r>
     </w:p>
     <w:p>
       <w:r>
-        <w:t>plug gives dropped readings that are very confusing to chase later.</w:t>
+        <w:t>fingers. A loose plug gives readings that come and go, which is very hard to work out later.</w:t>
       </w:r>
     </w:p>
     <w:p>
@@ -3570,12 +3514,12 @@
         <w:pStyle w:val="Heading2"/>
       </w:pPr>
       <w:r>
-        <w:t>Setting it up in the software</w:t>
+        <w:t>Telling the software about it</w:t>
       </w:r>
     </w:p>
     <w:p>
       <w:r>
-        <w:t xml:space="preserve">Main menu → </w:t>
+        <w:t xml:space="preserve">Click </w:t>
       </w:r>
       <w:r>
         <w:rPr>
@@ -3584,7 +3528,7 @@
         <w:t>Scale and weight</w:t>
       </w:r>
       <w:r>
-        <w:t xml:space="preserve"> → </w:t>
+        <w:t xml:space="preserve">, then the </w:t>
       </w:r>
       <w:r>
         <w:rPr>
@@ -3644,7 +3588,7 @@
               <w:rPr>
                 <w:b/>
               </w:rPr>
-              <w:t>Set to</w:t>
+              <w:t>Put</w:t>
             </w:r>
           </w:p>
         </w:tc>
@@ -3773,7 +3717,7 @@
     <w:p/>
     <w:p>
       <w:r>
-        <w:t xml:space="preserve">Then click </w:t>
+        <w:t xml:space="preserve">Click </w:t>
       </w:r>
       <w:r>
         <w:rPr>
@@ -3790,7 +3734,7 @@
         <w:pStyle w:val="Heading2"/>
       </w:pPr>
       <w:r>
-        <w:t>Checking it actually works</w:t>
+        <w:t>Checking it works</w:t>
       </w:r>
     </w:p>
     <w:p>
@@ -3804,12 +3748,12 @@
         <w:t>Start live dump</w:t>
       </w:r>
       <w:r>
-        <w:t>, then put something on the scale pan.</w:t>
+        <w:t>, then press down on the scale pan.</w:t>
       </w:r>
     </w:p>
     <w:p>
       <w:r>
-        <w:t xml:space="preserve">Numbers should start scrolling in the </w:t>
+        <w:t xml:space="preserve">Numbers should start rolling down the </w:t>
       </w:r>
       <w:r>
         <w:rPr>
@@ -3818,7 +3762,7 @@
         <w:t>Raw dump</w:t>
       </w:r>
       <w:r>
-        <w:t xml:space="preserve"> box, like this:</w:t>
+        <w:t xml:space="preserve"> box:</w:t>
       </w:r>
     </w:p>
     <w:p>
@@ -3836,25 +3780,21 @@
     </w:p>
     <w:p>
       <w:r>
-        <w:t xml:space="preserve">The right-hand column is the weight in kilograms. </w:t>
-      </w:r>
-      <w:r>
-        <w:rPr>
-          <w:rFonts w:ascii="Consolas" w:hAnsi="Consolas"/>
-          <w:sz w:val="20"/>
-        </w:rPr>
-        <w:t>000.270</w:t>
-      </w:r>
-      <w:r>
-        <w:t xml:space="preserve"> means 270 grams.</w:t>
-      </w:r>
-    </w:p>
-    <w:p>
+        <w:t xml:space="preserve">Ignore the left half. The right half is the weight in kilos — </w:t>
+      </w:r>
       <w:r>
         <w:rPr>
           <w:b/>
         </w:rPr>
-        <w:t>If you see numbers scrolling and they change when you press on the pan, the scale is connected correctly.</w:t>
+        <w:t>`000.270` means 270 grams.</w:t>
+      </w:r>
+    </w:p>
+    <w:p>
+      <w:r>
+        <w:rPr>
+          <w:b/>
+        </w:rPr>
+        <w:t>If numbers are rolling and they change when you press the pan, the scale is connected properly.</w:t>
       </w:r>
       <w:r>
         <w:t xml:space="preserve"> Click </w:t>
@@ -3875,7 +3815,7 @@
         <w:t>Save settings</w:t>
       </w:r>
       <w:r>
-        <w:t>, and you are finished.</w:t>
+        <w:t>. You are done.</w:t>
       </w:r>
     </w:p>
     <w:p>
@@ -3883,12 +3823,12 @@
         <w:pStyle w:val="Heading2"/>
       </w:pPr>
       <w:r>
-        <w:t>If the Raw dump box stays empty</w:t>
+        <w:t>If nothing appears</w:t>
       </w:r>
     </w:p>
     <w:p>
       <w:r>
-        <w:t>Work through these in order. Stop as soon as numbers appear.</w:t>
+        <w:t>Work down this list. Stop as soon as numbers show up.</w:t>
       </w:r>
     </w:p>
     <w:p>
@@ -3907,10 +3847,10 @@
         <w:rPr>
           <w:b/>
         </w:rPr>
-        <w:t>2. Is the plug tight?</w:t>
-      </w:r>
-      <w:r>
-        <w:t xml:space="preserve"> Push it fully home and tighten both screws.</w:t>
+        <w:t>2. Is the plug pushed all the way in?</w:t>
+      </w:r>
+      <w:r>
+        <w:t xml:space="preserve"> Tighten both screws.</w:t>
       </w:r>
     </w:p>
     <w:p>
@@ -3918,10 +3858,19 @@
         <w:rPr>
           <w:b/>
         </w:rPr>
-        <w:t>3. Is it the right port?</w:t>
-      </w:r>
-      <w:r>
-        <w:t xml:space="preserve"> Try </w:t>
+        <w:t>3. Is it the right socket?</w:t>
+      </w:r>
+      <w:r>
+        <w:t xml:space="preserve"> In the </w:t>
+      </w:r>
+      <w:r>
+        <w:rPr>
+          <w:b/>
+        </w:rPr>
+        <w:t>Port</w:t>
+      </w:r>
+      <w:r>
+        <w:t xml:space="preserve"> box try </w:t>
       </w:r>
       <w:r>
         <w:rPr>
@@ -3931,7 +3880,7 @@
         <w:t>COM2</w:t>
       </w:r>
       <w:r>
-        <w:t xml:space="preserve"> and </w:t>
+        <w:t xml:space="preserve">, then </w:t>
       </w:r>
       <w:r>
         <w:rPr>
@@ -3941,7 +3890,7 @@
         <w:t>COM3</w:t>
       </w:r>
       <w:r>
-        <w:t xml:space="preserve"> in the Port box, clicking </w:t>
+        <w:t xml:space="preserve">, clicking </w:t>
       </w:r>
       <w:r>
         <w:rPr>
@@ -3961,7 +3910,7 @@
         <w:t>4. Try the Detect button.</w:t>
       </w:r>
       <w:r>
-        <w:t xml:space="preserve"> It tries the common speed settings one after another and tells you which one the scale answers on.</w:t>
+        <w:t xml:space="preserve"> It tries the usual settings one after another and tells you which one the scale answers on.</w:t>
       </w:r>
     </w:p>
     <w:p>
@@ -3969,10 +3918,10 @@
         <w:rPr>
           <w:b/>
         </w:rPr>
-        <w:t>5. Swap pins 2 and 3.</w:t>
-      </w:r>
-      <w:r>
-        <w:t xml:space="preserve"> This is the most common cause and it is not your fault. There are two ways to wire a 9-pin cable and they are not compatible. Any computer shop sells a </w:t>
+        <w:t>5. The wires may be the wrong way round.</w:t>
+      </w:r>
+      <w:r>
+        <w:t xml:space="preserve"> This is the most common reason and it is nobody's fault — there are two ways to make this cable and they do not work with each other. Any computer shop sells a small part called a </w:t>
       </w:r>
       <w:r>
         <w:rPr>
@@ -3981,7 +3930,7 @@
         <w:t>null-modem adapter</w:t>
       </w:r>
       <w:r>
-        <w:t xml:space="preserve"> for very little — plug it in between the cable and the computer and try again.</w:t>
+        <w:t xml:space="preserve"> for very little money. Plug it in between the cable and the computer and try again.</w:t>
       </w:r>
     </w:p>
     <w:p>
@@ -3989,10 +3938,10 @@
         <w:rPr>
           <w:b/>
         </w:rPr>
-        <w:t>6. If the port is missing entirely from the Port list</w:t>
-      </w:r>
-      <w:r>
-        <w:t>, it is switched off in the computer's BIOS rather than broken. That needs a technician for two minutes.</w:t>
+        <w:t>6. If the Port box has no options at all</w:t>
+      </w:r>
+      <w:r>
+        <w:t>, the socket is switched off inside the computer's settings, not broken. A computer technician turns it back on in two minutes.</w:t>
       </w:r>
     </w:p>
     <w:p>
@@ -4000,12 +3949,12 @@
         <w:pStyle w:val="Heading2"/>
       </w:pPr>
       <w:r>
-        <w:t>Meanwhile, you can still sell</w:t>
+        <w:t>You can still sell without it</w:t>
       </w:r>
     </w:p>
     <w:p>
       <w:r>
-        <w:t xml:space="preserve">If the scale is not working, billing carries on. The screen shows </w:t>
+        <w:t xml:space="preserve">If the scale is not working, billing carries on as normal. The screen shows </w:t>
       </w:r>
       <w:r>
         <w:rPr>
@@ -4014,7 +3963,7 @@
         <w:t>Scale: manual</w:t>
       </w:r>
       <w:r>
-        <w:t xml:space="preserve">, and pressing </w:t>
+        <w:t xml:space="preserve"> and pressing </w:t>
       </w:r>
       <w:r>
         <w:rPr>
@@ -4023,7 +3972,7 @@
         <w:t>F4</w:t>
       </w:r>
       <w:r>
-        <w:t xml:space="preserve"> lets the cashier type the weight in. Those bills are marked as hand-typed so you can see them later.</w:t>
+        <w:t xml:space="preserve"> lets you type the weight in. Those bills are marked so you can find them later.</w:t>
       </w:r>
     </w:p>
     <w:p>
@@ -4031,26 +3980,17 @@
         <w:pStyle w:val="Heading2"/>
       </w:pPr>
       <w:r>
-        <w:t>What the Regex box is</w:t>
+        <w:t>The Regex box — leave it alone</w:t>
       </w:r>
     </w:p>
     <w:p>
       <w:r>
-        <w:t>You will not normally touch it. It tells the software how to read the scale's message. It is already set correctly for your ES 510:</w:t>
+        <w:t>That long line of symbols tells the software how to read your scale's messages. It is already correct for your scale.</w:t>
       </w:r>
     </w:p>
     <w:p>
       <w:r>
-        <w:rPr>
-          <w:rFonts w:ascii="Consolas" w:hAnsi="Consolas"/>
-          <w:sz w:val="18"/>
-        </w:rPr>
-        <w:t>(?&lt;status&gt;ST|US)?[,\s]*(?:GS|NT)?[,\s]*(?&lt;sign&gt;[+-])?\s*(?&lt;value&gt;\d+(?:\.\d+)?)\s*(?&lt;unit&gt;kg|g)?</w:t>
-      </w:r>
-    </w:p>
-    <w:p>
-      <w:r>
-        <w:t>Leave it alone unless you replace the scale with a different make.</w:t>
+        <w:t>Only change it if you buy a different make of scale, and then get whoever sets it up to do it.</w:t>
       </w:r>
     </w:p>
     <w:p>
@@ -4058,13 +3998,10 @@
         <w:pStyle w:val="Heading2"/>
       </w:pPr>
       <w:r>
-        <w:t>Per-item weight settings</w:t>
+        <w:t>The second tab</w:t>
       </w:r>
     </w:p>
     <w:p>
-      <w:r>
-        <w:t xml:space="preserve">The second tab, </w:t>
-      </w:r>
       <w:r>
         <w:rPr>
           <w:b/>
@@ -4072,54 +4009,7 @@
         <w:t>Per-item weight</w:t>
       </w:r>
       <w:r>
-        <w:t>, sets for each loose item:</w:t>
-      </w:r>
-    </w:p>
-    <w:p>
-      <w:pPr>
-        <w:pStyle w:val="ListBullet"/>
-      </w:pPr>
-      <w:r>
-        <w:rPr>
-          <w:b/>
-        </w:rPr>
-        <w:t>Tare</w:t>
-      </w:r>
-      <w:r>
-        <w:t xml:space="preserve"> — the weight of the bag or tray, subtracted automatically</w:t>
-      </w:r>
-    </w:p>
-    <w:p>
-      <w:pPr>
-        <w:pStyle w:val="ListBullet"/>
-      </w:pPr>
-      <w:r>
-        <w:rPr>
-          <w:b/>
-        </w:rPr>
-        <w:t>Round to</w:t>
-      </w:r>
-      <w:r>
-        <w:t xml:space="preserve"> — normally 5 g</w:t>
-      </w:r>
-    </w:p>
-    <w:p>
-      <w:pPr>
-        <w:pStyle w:val="ListBullet"/>
-      </w:pPr>
-      <w:r>
-        <w:rPr>
-          <w:b/>
-        </w:rPr>
-        <w:t>Minimum sale</w:t>
-      </w:r>
-      <w:r>
-        <w:t xml:space="preserve"> — normally 100 g</w:t>
-      </w:r>
-    </w:p>
-    <w:p>
-      <w:r>
-        <w:t>The defaults are correct for most goods.</w:t>
+        <w:t xml:space="preserve"> sets, for each loose item, the weight of the bag, the step size, and the smallest amount you will sell. The standard settings suit almost everything. Part 8 explains them.</w:t>
       </w:r>
     </w:p>
     <w:p>
@@ -4136,12 +4026,12 @@
         <w:jc w:val="center"/>
       </w:pPr>
       <w:r>
-        <w:t>PART 8 — ADDING PRODUCTS</w:t>
+        <w:t>PART 8 — ADDING YOUR PRODUCTS</w:t>
       </w:r>
     </w:p>
     <w:p>
       <w:r>
-        <w:t xml:space="preserve">Main menu → </w:t>
+        <w:t xml:space="preserve">Click </w:t>
       </w:r>
       <w:r>
         <w:rPr>
@@ -4150,20 +4040,7 @@
         <w:t>Item master</w:t>
       </w:r>
       <w:r>
-        <w:t>.</w:t>
-      </w:r>
-    </w:p>
-    <w:p>
-      <w:pPr>
-        <w:pStyle w:val="Heading3"/>
-      </w:pPr>
-      <w:r>
-        <w:t>Adding one item</w:t>
-      </w:r>
-    </w:p>
-    <w:p>
-      <w:r>
-        <w:t xml:space="preserve">Click </w:t>
+        <w:t xml:space="preserve">, then </w:t>
       </w:r>
       <w:r>
         <w:rPr>
@@ -4172,7 +4049,7 @@
         <w:t>Add a new item</w:t>
       </w:r>
       <w:r>
-        <w:t xml:space="preserve"> and fill in:</w:t>
+        <w:t>.</w:t>
       </w:r>
     </w:p>
     <w:tbl>
@@ -4200,7 +4077,7 @@
               <w:rPr>
                 <w:b/>
               </w:rPr>
-              <w:t>Field</w:t>
+              <w:t>Box</w:t>
             </w:r>
           </w:p>
         </w:tc>
@@ -4218,7 +4095,7 @@
               <w:rPr>
                 <w:b/>
               </w:rPr>
-              <w:t>Notes</w:t>
+              <w:t>What goes in it</w:t>
             </w:r>
           </w:p>
         </w:tc>
@@ -4245,7 +4122,17 @@
           <w:p>
             <w:r/>
             <w:r>
-              <w:t>Your own short code. How you find the item if a barcode will not scan</w:t>
+              <w:t xml:space="preserve">Your own short code, like </w:t>
+            </w:r>
+            <w:r>
+              <w:rPr>
+                <w:rFonts w:ascii="Consolas" w:hAnsi="Consolas"/>
+                <w:sz w:val="20"/>
+              </w:rPr>
+              <w:t>ATTA5</w:t>
+            </w:r>
+            <w:r>
+              <w:t>. How you find the item when a barcode will not scan</w:t>
             </w:r>
           </w:p>
         </w:tc>
@@ -4299,7 +4186,7 @@
           <w:p>
             <w:r/>
             <w:r>
-              <w:t>Shorter name for the bill — the paper is only 48 characters wide</w:t>
+              <w:t>A shorter name for the bill. The paper is narrow, so long names get cut off</w:t>
             </w:r>
           </w:p>
         </w:tc>
@@ -4370,7 +4257,7 @@
           <w:p>
             <w:r/>
             <w:r>
-              <w:t>The GST code for this kind of goods</w:t>
+              <w:t>The government's code for this type of goods. Your accountant or the supplier's bill will have it</w:t>
             </w:r>
           </w:p>
         </w:tc>
@@ -4397,27 +4284,13 @@
           <w:p>
             <w:r/>
             <w:r>
-              <w:t xml:space="preserve">In basis points — </w:t>
+              <w:t xml:space="preserve">GST, but written without the % sign and with two extra zeros. </w:t>
             </w:r>
             <w:r>
               <w:rPr>
-                <w:rFonts w:ascii="Consolas" w:hAnsi="Consolas"/>
-                <w:sz w:val="20"/>
+                <w:b/>
               </w:rPr>
-              <w:t>500</w:t>
-            </w:r>
-            <w:r>
-              <w:t xml:space="preserve"> means 5%, </w:t>
-            </w:r>
-            <w:r>
-              <w:rPr>
-                <w:rFonts w:ascii="Consolas" w:hAnsi="Consolas"/>
-                <w:sz w:val="20"/>
-              </w:rPr>
-              <w:t>1200</w:t>
-            </w:r>
-            <w:r>
-              <w:t xml:space="preserve"> means 12%</w:t>
+              <w:t>5% is `500`. 12% is `1200`. 18% is `1800`.</w:t>
             </w:r>
           </w:p>
         </w:tc>
@@ -4444,7 +4317,7 @@
           <w:p>
             <w:r/>
             <w:r>
-              <w:t>In rupees. The margin is shown as you type</w:t>
+              <w:t>In rupees. Your profit shows as you type</w:t>
             </w:r>
           </w:p>
         </w:tc>
@@ -4471,7 +4344,7 @@
           <w:p>
             <w:r/>
             <w:r>
-              <w:t>One per line. An item can have several</w:t>
+              <w:t>One per line. An item can have more than one</w:t>
             </w:r>
           </w:p>
         </w:tc>
@@ -4483,12 +4356,12 @@
         <w:pStyle w:val="Heading3"/>
       </w:pPr>
       <w:r>
-        <w:t>Pricing goods sold by weight</w:t>
+        <w:t>Selling by weight — read this once</w:t>
       </w:r>
     </w:p>
     <w:p>
       <w:r>
-        <w:t>This is the part people get stuck on, so read it once carefully.</w:t>
+        <w:t>This is the part people get stuck on.</w:t>
       </w:r>
     </w:p>
     <w:p>
@@ -4496,7 +4369,7 @@
         <w:rPr>
           <w:b/>
         </w:rPr>
-        <w:t>You do not enter "this much weight costs this much".</w:t>
+        <w:t>You do not enter "half a kilo costs this much".</w:t>
       </w:r>
       <w:r>
         <w:t xml:space="preserve"> You enter </w:t>
@@ -4505,7 +4378,7 @@
         <w:rPr>
           <w:b/>
         </w:rPr>
-        <w:t>one price per kilogram</w:t>
+        <w:t>one price for one kilogram</w:t>
       </w:r>
       <w:r>
         <w:t>, and the software works out every weight from it.</w:t>
@@ -4532,7 +4405,7 @@
         <w:t>Weight</w:t>
       </w:r>
       <w:r>
-        <w:t xml:space="preserve">. The Unit changes to </w:t>
+        <w:t xml:space="preserve">. The unit changes to </w:t>
       </w:r>
       <w:r>
         <w:rPr>
@@ -4542,7 +4415,7 @@
         <w:t>kg</w:t>
       </w:r>
       <w:r>
-        <w:t xml:space="preserve"> and the price box relabels itself to </w:t>
+        <w:t xml:space="preserve"> by itself and the price box changes to say </w:t>
       </w:r>
       <w:r>
         <w:rPr>
@@ -4556,7 +4429,7 @@
     </w:p>
     <w:p>
       <w:r>
-        <w:t>Tomatoes at Rs. 40 a kilo:</w:t>
+        <w:t>For tomatoes at Rs. 40 a kilo:</w:t>
       </w:r>
     </w:p>
     <w:tbl>
@@ -4682,7 +4555,7 @@
           <w:p>
             <w:r/>
             <w:r>
-              <w:t>what you paid per kilo</w:t>
+              <w:t>what you paid for a kilo</w:t>
             </w:r>
           </w:p>
         </w:tc>
@@ -4740,7 +4613,7 @@
               <w:rPr>
                 <w:b/>
               </w:rPr>
-              <w:t>ticked</w:t>
+              <w:t>tick it</w:t>
             </w:r>
           </w:p>
         </w:tc>
@@ -4795,7 +4668,7 @@
               <w:rPr>
                 <w:b/>
               </w:rPr>
-              <w:t>Software charges</w:t>
+              <w:t>They pay</w:t>
             </w:r>
           </w:p>
         </w:tc>
@@ -4808,7 +4681,7 @@
           <w:p>
             <w:r/>
             <w:r>
-              <w:t>500 g</w:t>
+              <w:t>half a kilo</w:t>
             </w:r>
           </w:p>
         </w:tc>
@@ -4856,7 +4729,7 @@
           <w:p>
             <w:r/>
             <w:r>
-              <w:t>2 kg</w:t>
+              <w:t>2 kilos</w:t>
             </w:r>
           </w:p>
         </w:tc>
@@ -4876,7 +4749,7 @@
     <w:p/>
     <w:p>
       <w:r>
-        <w:t>To change the price when the market moves, edit that one number. Every future sale follows it.</w:t>
+        <w:t>When the market price changes, change that one number. Every sale after that follows it.</w:t>
       </w:r>
     </w:p>
     <w:p>
@@ -4884,7 +4757,7 @@
         <w:pStyle w:val="Heading3"/>
       </w:pPr>
       <w:r>
-        <w:t>The four weight boxes explained</w:t>
+        <w:t>The four weight boxes</w:t>
       </w:r>
     </w:p>
     <w:tbl>
@@ -4949,7 +4822,7 @@
               <w:rPr>
                 <w:b/>
               </w:rPr>
-              <w:t>Normal setting</w:t>
+              <w:t>Normally</w:t>
             </w:r>
           </w:p>
         </w:tc>
@@ -4976,7 +4849,7 @@
           <w:p>
             <w:r/>
             <w:r>
-              <w:t xml:space="preserve">Lets this item take a reading from your scale with </w:t>
+              <w:t xml:space="preserve">Lets this item read your scale when you press </w:t>
             </w:r>
             <w:r>
               <w:rPr>
@@ -4985,7 +4858,7 @@
               <w:t>F4</w:t>
             </w:r>
             <w:r>
-              <w:t>. Without it, the scale is ignored for this item.</w:t>
+              <w:t>. Without the tick, the scale is ignored for this item.</w:t>
             </w:r>
           </w:p>
         </w:tc>
@@ -5029,7 +4902,7 @@
           <w:p>
             <w:r/>
             <w:r>
-              <w:t>Weight of the bag or tray, taken off automatically so the customer does not pay for packaging.</w:t>
+              <w:t>The weight of the bag or tray, taken off by itself so the customer does not pay for the packing</w:t>
             </w:r>
           </w:p>
         </w:tc>
@@ -5074,7 +4947,7 @@
           <w:p>
             <w:r/>
             <w:r>
-              <w:t>Your scale can only legally report in 5 g steps, so prices are never finer than that.</w:t>
+              <w:t>Weights go in steps of this many grams</w:t>
             </w:r>
           </w:p>
         </w:tc>
@@ -5116,7 +4989,7 @@
           <w:p>
             <w:r/>
             <w:r>
-              <w:t>Refuses anything lighter. The scale is not accurate below this and the law does not allow it.</w:t>
+              <w:t>The software will not sell less than this</w:t>
             </w:r>
           </w:p>
         </w:tc>
@@ -5140,7 +5013,7 @@
     <w:p/>
     <w:p>
       <w:r>
-        <w:t>These boxes are greyed out for items sold by the piece, because they mean nothing for a sealed packet.</w:t>
+        <w:t>These four are greyed out for packets, because they mean nothing there.</w:t>
       </w:r>
     </w:p>
     <w:p>
@@ -5148,7 +5021,7 @@
         <w:pStyle w:val="Heading3"/>
       </w:pPr>
       <w:r>
-        <w:t>Two rules the software enforces</w:t>
+        <w:t>Two things the software will not let you do</w:t>
       </w:r>
     </w:p>
     <w:p>
@@ -5159,15 +5032,15 @@
         <w:rPr>
           <w:b/>
         </w:rPr>
-        <w:t>Selling price can never be above MRP.</w:t>
-      </w:r>
-      <w:r>
-        <w:t xml:space="preserve"> Saving is blocked. This is the law,</w:t>
+        <w:t>You cannot set a selling price above the MRP.</w:t>
+      </w:r>
+      <w:r>
+        <w:t xml:space="preserve"> It refuses to save. That is</w:t>
       </w:r>
     </w:p>
     <w:p>
       <w:r>
-        <w:t>not a preference.</w:t>
+        <w:t>the law, not a preference.</w:t>
       </w:r>
     </w:p>
     <w:p>
@@ -5178,15 +5051,15 @@
         <w:rPr>
           <w:b/>
         </w:rPr>
-        <w:t>Selling below cost</w:t>
-      </w:r>
-      <w:r>
-        <w:t xml:space="preserve"> gives a warning and asks you to confirm. Sometimes you</w:t>
+        <w:t>Selling below what you paid</w:t>
+      </w:r>
+      <w:r>
+        <w:t xml:space="preserve"> gives you a warning and asks if you are sure.</w:t>
       </w:r>
     </w:p>
     <w:p>
       <w:r>
-        <w:t>mean it, but usually it is a typing mistake.</w:t>
+        <w:t>Sometimes you mean it. Usually it is a typing mistake.</w:t>
       </w:r>
     </w:p>
     <w:p>
@@ -5194,21 +5067,21 @@
         <w:pStyle w:val="Heading3"/>
       </w:pPr>
       <w:r>
-        <w:t>Adding 1,500 items</w:t>
+        <w:t>If you have hundreds of products</w:t>
       </w:r>
     </w:p>
     <w:p>
       <w:r>
-        <w:t xml:space="preserve">Do not type them one by one. Click </w:t>
+        <w:t xml:space="preserve">Do not type them one at a time. Click </w:t>
       </w:r>
       <w:r>
         <w:rPr>
           <w:b/>
         </w:rPr>
-        <w:t>Import from CSV</w:t>
-      </w:r>
-      <w:r>
-        <w:t xml:space="preserve"> and load a spreadsheet. There is a preview before anything is saved, and a list of any rows that failed.</w:t>
+        <w:t>Import from a spreadsheet</w:t>
+      </w:r>
+      <w:r>
+        <w:t xml:space="preserve"> and load an Excel file. It shows you what it is about to do before saving anything, and lists any rows it could not read.</w:t>
       </w:r>
     </w:p>
     <w:p>
@@ -5225,12 +5098,12 @@
         <w:jc w:val="center"/>
       </w:pPr>
       <w:r>
-        <w:t>PART 9 — BUYING STOCK FROM SUPPLIERS</w:t>
+        <w:t>PART 9 — ENTERING GOODS YOU BOUGHT</w:t>
       </w:r>
     </w:p>
     <w:p>
       <w:r>
-        <w:t xml:space="preserve">Main menu → </w:t>
+        <w:t xml:space="preserve">Click </w:t>
       </w:r>
       <w:r>
         <w:rPr>
@@ -5247,10 +5120,10 @@
         <w:rPr>
           <w:b/>
         </w:rPr>
-        <w:t>Nothing appears in your stock until you record the purchase.</w:t>
-      </w:r>
-      <w:r>
-        <w:t xml:space="preserve"> If Stock take is empty, this is why.</w:t>
+        <w:t>Nothing is in your stock until you enter the supplier's bill.</w:t>
+      </w:r>
+      <w:r>
+        <w:t xml:space="preserve"> If the stock screens look empty, this is why.</w:t>
       </w:r>
     </w:p>
     <w:p>
@@ -5258,7 +5131,7 @@
         <w:pStyle w:val="Heading3"/>
       </w:pPr>
       <w:r>
-        <w:t>Recording a delivery</w:t>
+        <w:t>Entering a delivery</w:t>
       </w:r>
     </w:p>
     <w:p>
@@ -5272,7 +5145,7 @@
         <w:t>Supplier</w:t>
       </w:r>
       <w:r>
-        <w:t xml:space="preserve"> — pick from the list. First time, click </w:t>
+        <w:t xml:space="preserve"> — pick from the list. The first time, click </w:t>
       </w:r>
       <w:r>
         <w:rPr>
@@ -5295,12 +5168,12 @@
         <w:t>Invoice number</w:t>
       </w:r>
       <w:r>
-        <w:t xml:space="preserve"> — copy it from the supplier's bill exactly. The software</w:t>
+        <w:t xml:space="preserve"> — copy it off the supplier's bill exactly. The software</w:t>
       </w:r>
     </w:p>
     <w:p>
       <w:r>
-        <w:t>refuses the same invoice twice, which is what stops goods being counted double.</w:t>
+        <w:t>refuses the same bill twice, which stops goods being counted double.</w:t>
       </w:r>
     </w:p>
     <w:p>
@@ -5314,16 +5187,7 @@
         <w:t>Invoice date</w:t>
       </w:r>
       <w:r>
-        <w:t xml:space="preserve">, </w:t>
-      </w:r>
-      <w:r>
-        <w:rPr>
-          <w:b/>
-        </w:rPr>
-        <w:t>Payment mode</w:t>
-      </w:r>
-      <w:r>
-        <w:t xml:space="preserve">, and a </w:t>
+        <w:t xml:space="preserve">, how you are paying, and a </w:t>
       </w:r>
       <w:r>
         <w:rPr>
@@ -5340,7 +5204,7 @@
         <w:pStyle w:val="ListNumber"/>
       </w:pPr>
       <w:r>
-        <w:t xml:space="preserve">For each item on the delivery, click </w:t>
+        <w:t xml:space="preserve">For each thing they delivered, click </w:t>
       </w:r>
       <w:r>
         <w:rPr>
@@ -5349,16 +5213,7 @@
         <w:t>Add line</w:t>
       </w:r>
       <w:r>
-        <w:t xml:space="preserve"> (or press </w:t>
-      </w:r>
-      <w:r>
-        <w:rPr>
-          <w:b/>
-        </w:rPr>
-        <w:t>F2</w:t>
-      </w:r>
-      <w:r>
-        <w:t>) and fill in:</w:t>
+        <w:t xml:space="preserve"> and fill in:</w:t>
       </w:r>
     </w:p>
     <w:tbl>
@@ -5404,7 +5259,7 @@
               <w:rPr>
                 <w:b/>
               </w:rPr>
-              <w:t>What to put</w:t>
+              <w:t>What goes in it</w:t>
             </w:r>
           </w:p>
         </w:tc>
@@ -5428,7 +5283,7 @@
           <w:p>
             <w:r/>
             <w:r>
-              <w:t>Pick from the drop-down</w:t>
+              <w:t>Pick from the list</w:t>
             </w:r>
           </w:p>
         </w:tc>
@@ -5452,7 +5307,7 @@
           <w:p>
             <w:r/>
             <w:r>
-              <w:t>The supplier's batch code, if there is one</w:t>
+              <w:t>The supplier's batch code, if there is one on the packet</w:t>
             </w:r>
           </w:p>
         </w:tc>
@@ -5476,7 +5331,7 @@
           <w:p>
             <w:r/>
             <w:r>
-              <w:t xml:space="preserve">As </w:t>
+              <w:t xml:space="preserve">Written as </w:t>
             </w:r>
             <w:r>
               <w:rPr>
@@ -5486,7 +5341,7 @@
               <w:t>2026-12-31</w:t>
             </w:r>
             <w:r>
-              <w:t>. Leave blank if it does not expire</w:t>
+              <w:t>. Leave empty if it does not expire</w:t>
             </w:r>
           </w:p>
         </w:tc>
@@ -5540,7 +5395,7 @@
               <w:rPr>
                 <w:b/>
               </w:rPr>
-              <w:t>Adds to stock but costs nothing</w:t>
+              <w:t>They go into stock but cost you nothing</w:t>
             </w:r>
           </w:p>
         </w:tc>
@@ -5564,7 +5419,7 @@
           <w:p>
             <w:r/>
             <w:r>
-              <w:t>What you paid per unit</w:t>
+              <w:t>What you paid for one</w:t>
             </w:r>
           </w:p>
         </w:tc>
@@ -5588,7 +5443,7 @@
           <w:p>
             <w:r/>
             <w:r>
-              <w:t>The printed price</w:t>
+              <w:t>The price printed on the packet</w:t>
             </w:r>
           </w:p>
         </w:tc>
@@ -5624,7 +5479,7 @@
         <w:pStyle w:val="ListNumber"/>
       </w:pPr>
       <w:r>
-        <w:t xml:space="preserve">Add </w:t>
+        <w:t xml:space="preserve">Add any </w:t>
       </w:r>
       <w:r>
         <w:rPr>
@@ -5633,7 +5488,7 @@
         <w:t>Freight</w:t>
       </w:r>
       <w:r>
-        <w:t xml:space="preserve"> and any </w:t>
+        <w:t xml:space="preserve"> and </w:t>
       </w:r>
       <w:r>
         <w:rPr>
@@ -5642,7 +5497,7 @@
         <w:t>Discount</w:t>
       </w:r>
       <w:r>
-        <w:t xml:space="preserve"> on the whole invoice.</w:t>
+        <w:t xml:space="preserve"> on the whole bill.</w:t>
       </w:r>
     </w:p>
     <w:p>
@@ -5659,21 +5514,12 @@
         <w:t>Save purchase</w:t>
       </w:r>
       <w:r>
-        <w:t xml:space="preserve"> (or press </w:t>
-      </w:r>
-      <w:r>
-        <w:rPr>
-          <w:b/>
-        </w:rPr>
-        <w:t>F12</w:t>
-      </w:r>
-      <w:r>
-        <w:t>).</w:t>
+        <w:t>.</w:t>
       </w:r>
     </w:p>
     <w:p>
       <w:r>
-        <w:t>The goods are now in your stock and available to sell.</w:t>
+        <w:t>The goods are now in your stock and ready to sell.</w:t>
       </w:r>
     </w:p>
     <w:p>
@@ -5681,12 +5527,12 @@
         <w:pStyle w:val="Heading3"/>
       </w:pPr>
       <w:r>
-        <w:t>Free goods matter</w:t>
+        <w:t>Why free goods matter</w:t>
       </w:r>
     </w:p>
     <w:p>
       <w:r>
-        <w:t>"Buy 10 get 1 free" — put 10 in Pieces and 1 in Free. All 11 go into stock, but only 10 are paid for. That is what makes your real margin come out right.</w:t>
+        <w:t>"Buy 10 get 1 free" — put 10 in Pieces and 1 in Free. All 11 go into stock but only 10 cost you anything. That is what makes your real profit come out right.</w:t>
       </w:r>
     </w:p>
     <w:p>
@@ -5703,7 +5549,7 @@
         <w:jc w:val="center"/>
       </w:pPr>
       <w:r>
-        <w:t>PART 10 — LOOKING AFTER STOCK</w:t>
+        <w:t>PART 10 — LOOKING AFTER YOUR STOCK</w:t>
       </w:r>
     </w:p>
     <w:p>
@@ -5716,7 +5562,7 @@
     </w:p>
     <w:p>
       <w:r>
-        <w:t>What you have, batch by batch, with four figures across the top: total value, how many products, how many are below their reorder level, and how many batches expire within 30 days. Expiring items are coloured.</w:t>
+        <w:t>Shows what you have, with four numbers across the top: what your stock is worth, how many products you sell, how many are running low, and how many are close to their expiry date. Things near expiry are coloured so they stand out.</w:t>
       </w:r>
     </w:p>
     <w:p>
@@ -5724,12 +5570,12 @@
         <w:pStyle w:val="Heading3"/>
       </w:pPr>
       <w:r>
-        <w:t>Stock take — counting the shelves</w:t>
+        <w:t>Counting your shelves</w:t>
       </w:r>
     </w:p>
     <w:p>
       <w:r>
-        <w:t xml:space="preserve">Main menu → </w:t>
+        <w:t xml:space="preserve">Click </w:t>
       </w:r>
       <w:r>
         <w:rPr>
@@ -5746,16 +5592,16 @@
         <w:pStyle w:val="ListNumber"/>
       </w:pPr>
       <w:r>
-        <w:t xml:space="preserve">Every batch you own is listed with what the software </w:t>
+        <w:t xml:space="preserve">Everything you own is listed, with what the software </w:t>
       </w:r>
       <w:r>
         <w:rPr>
           <w:b/>
         </w:rPr>
-        <w:t>expects</w:t>
-      </w:r>
-      <w:r>
-        <w:t>.</w:t>
+        <w:t>thinks</w:t>
+      </w:r>
+      <w:r>
+        <w:t xml:space="preserve"> you have.</w:t>
       </w:r>
     </w:p>
     <w:p>
@@ -5794,7 +5640,7 @@
         <w:t>Difference</w:t>
       </w:r>
       <w:r>
-        <w:t xml:space="preserve"> column shows in plain words — "2 pc short",</w:t>
+        <w:t xml:space="preserve"> column tells you in plain words — "2 pc short",</w:t>
       </w:r>
     </w:p>
     <w:p>
@@ -5816,7 +5662,7 @@
         <w:t>Save the count</w:t>
       </w:r>
       <w:r>
-        <w:t>. You are shown a summary before anything changes.</w:t>
+        <w:t>. It shows you a summary before changing anything.</w:t>
       </w:r>
     </w:p>
     <w:p>
@@ -5824,10 +5670,10 @@
         <w:rPr>
           <w:b/>
         </w:rPr>
-        <w:t>Only lines you change are touched.</w:t>
-      </w:r>
-      <w:r>
-        <w:t xml:space="preserve"> Anything you do not type stays as it is, so you can count one shelf at a time.</w:t>
+        <w:t>Only lines you type in are changed.</w:t>
+      </w:r>
+      <w:r>
+        <w:t xml:space="preserve"> Anything you leave alone stays as it is, so you can do one shelf today and another tomorrow.</w:t>
       </w:r>
     </w:p>
     <w:p>
@@ -5840,7 +5686,7 @@
     </w:p>
     <w:p>
       <w:r>
-        <w:t xml:space="preserve">For anything spoiled, broken or thrown away. Choose the batch, the amount, and </w:t>
+        <w:t xml:space="preserve">For anything spoiled, broken or thrown out. Pick the item, say how much, and </w:t>
       </w:r>
       <w:r>
         <w:rPr>
@@ -5849,12 +5695,12 @@
         <w:t>give a reason</w:t>
       </w:r>
       <w:r>
-        <w:t xml:space="preserve"> — the reason is required, because in a month you will not remember.</w:t>
+        <w:t>. The reason is required, because in a month you will not remember.</w:t>
       </w:r>
     </w:p>
     <w:p>
       <w:r>
-        <w:t>Without this, your stock figures drift away from reality within weeks.</w:t>
+        <w:t>Skip this and your stock numbers drift away from reality within weeks.</w:t>
       </w:r>
     </w:p>
     <w:p>
@@ -5862,17 +5708,17 @@
         <w:pStyle w:val="Heading3"/>
       </w:pPr>
       <w:r>
-        <w:t>Open a sack</w:t>
+        <w:t>Opening a sack</w:t>
       </w:r>
     </w:p>
     <w:p>
       <w:r>
-        <w:t>A 50 kg rice bag arrives as one piece but is sold loose by the kilo.</w:t>
+        <w:t>A 50 kg rice bag comes in as one sack but sells loose by the kilo.</w:t>
       </w:r>
     </w:p>
     <w:p>
       <w:r>
-        <w:t xml:space="preserve">Choose the sealed bag as </w:t>
+        <w:t xml:space="preserve">Pick the sealed bag as </w:t>
       </w:r>
       <w:r>
         <w:rPr>
@@ -5881,7 +5727,7 @@
         <w:t>Take from</w:t>
       </w:r>
       <w:r>
-        <w:t xml:space="preserve">, the loose batch as </w:t>
+        <w:t xml:space="preserve">, the loose one as </w:t>
       </w:r>
       <w:r>
         <w:rPr>
@@ -5910,7 +5756,7 @@
         <w:t>50000</w:t>
       </w:r>
       <w:r>
-        <w:t xml:space="preserve"> grams in. Both must be the same product.</w:t>
+        <w:t xml:space="preserve"> grams in. Both have to be the same product.</w:t>
       </w:r>
     </w:p>
     <w:p>
@@ -5918,12 +5764,35 @@
         <w:pStyle w:val="Heading3"/>
       </w:pPr>
       <w:r>
-        <w:t>Expiring soon and Items to reorder</w:t>
+        <w:t>Two lists worth a weekly look</w:t>
       </w:r>
     </w:p>
     <w:p>
-      <w:r>
-        <w:t>Two lists worth checking weekly. Expiring soon shows what to sell or send back. Items to reorder shows what has fallen below the level you set on the item.</w:t>
+      <w:pPr>
+        <w:pStyle w:val="ListBullet"/>
+      </w:pPr>
+      <w:r>
+        <w:rPr>
+          <w:b/>
+        </w:rPr>
+        <w:t>Expiring soon</w:t>
+      </w:r>
+      <w:r>
+        <w:t xml:space="preserve"> — sell these first or send them back</w:t>
+      </w:r>
+    </w:p>
+    <w:p>
+      <w:pPr>
+        <w:pStyle w:val="ListBullet"/>
+      </w:pPr>
+      <w:r>
+        <w:rPr>
+          <w:b/>
+        </w:rPr>
+        <w:t>Items to reorder</w:t>
+      </w:r>
+      <w:r>
+        <w:t xml:space="preserve"> — what has run low</w:t>
       </w:r>
     </w:p>
     <w:p>
@@ -5940,12 +5809,12 @@
         <w:jc w:val="center"/>
       </w:pPr>
       <w:r>
-        <w:t>PART 11 — CUSTOMER KHATA (CREDIT)</w:t>
+        <w:t>PART 11 — KHATA</w:t>
       </w:r>
     </w:p>
     <w:p>
       <w:r>
-        <w:t>This replaces the paper khata notebook. It holds money owed to you by name, so every figure has to stand up when the customer disagrees at the counter.</w:t>
+        <w:t>This replaces the khata notebook. It holds money owed to you by name, so every figure has to stand up when a customer argues at the counter.</w:t>
       </w:r>
     </w:p>
     <w:p>
@@ -5953,13 +5822,10 @@
         <w:pStyle w:val="Heading3"/>
       </w:pPr>
       <w:r>
-        <w:t>Adding a credit customer</w:t>
+        <w:t>Adding a customer who buys on credit</w:t>
       </w:r>
     </w:p>
     <w:p>
-      <w:r>
-        <w:t xml:space="preserve">Main menu → </w:t>
-      </w:r>
       <w:r>
         <w:rPr>
           <w:b/>
@@ -5981,7 +5847,7 @@
     </w:p>
     <w:p>
       <w:r>
-        <w:t xml:space="preserve">A phone number </w:t>
+        <w:t xml:space="preserve">You need a phone number </w:t>
       </w:r>
       <w:r>
         <w:rPr>
@@ -5990,16 +5856,7 @@
         <w:t>and</w:t>
       </w:r>
       <w:r>
-        <w:t xml:space="preserve"> a name are required for credit. Then set their </w:t>
-      </w:r>
-      <w:r>
-        <w:rPr>
-          <w:b/>
-        </w:rPr>
-        <w:t>credit limit</w:t>
-      </w:r>
-      <w:r>
-        <w:t xml:space="preserve"> and switch credit on. Credit is off by default for everyone.</w:t>
+        <w:t xml:space="preserve"> a name. Then set how much credit they are allowed and switch credit on. Nobody gets credit until you say so.</w:t>
       </w:r>
     </w:p>
     <w:p>
@@ -6007,26 +5864,31 @@
         <w:pStyle w:val="Heading3"/>
       </w:pPr>
       <w:r>
-        <w:t>The ledger</w:t>
+        <w:t>Their page</w:t>
       </w:r>
     </w:p>
     <w:p>
       <w:r>
-        <w:t>Look a customer up by phone. You see their outstanding balance, credit limit, available credit and how old their oldest unpaid bill is.</w:t>
+        <w:t>Look them up by phone. At the top you see what they owe, their limit, how much more they can take, and how old their oldest unpaid bill is.</w:t>
       </w:r>
     </w:p>
     <w:p>
       <w:r>
-        <w:t xml:space="preserve">Below that is every transaction, oldest at the top, with a running balance and </w:t>
+        <w:t xml:space="preserve">Below that is every single transaction, oldest first, with a running total and </w:t>
       </w:r>
       <w:r>
         <w:rPr>
           <w:b/>
         </w:rPr>
-        <w:t>who recorded it</w:t>
-      </w:r>
-      <w:r>
-        <w:t>. Double-click any bill reference to see exactly what was bought. A customer asking "what was that Rs. 2,770 for?" gets an answer in two clicks.</w:t>
+        <w:t>who wrote it down</w:t>
+      </w:r>
+      <w:r>
+        <w:t>. Double-click any bill to see exactly what was bought.</w:t>
+      </w:r>
+    </w:p>
+    <w:p>
+      <w:r>
+        <w:t>A customer asking "what was that Rs. 2,770 for?" gets an answer in two clicks instead of an argument.</w:t>
       </w:r>
     </w:p>
     <w:p>
@@ -6045,7 +5907,12 @@
         <w:t>Record payment</w:t>
       </w:r>
       <w:r>
-        <w:t xml:space="preserve"> — any amount, at any time. Choose cash, UPI or card, and record who took the money. It is matched against their oldest unpaid bills first. Print a receipt — it protects your staff as much as the customer.</w:t>
+        <w:t xml:space="preserve"> — any amount, any time. Cash, UPI or card, and it records who took the money. It goes against their oldest unpaid bills first.</w:t>
+      </w:r>
+    </w:p>
+    <w:p>
+      <w:r>
+        <w:t>Print them a receipt. It protects your staff as much as the customer.</w:t>
       </w:r>
     </w:p>
     <w:p>
@@ -6053,12 +5920,12 @@
         <w:pStyle w:val="Heading3"/>
       </w:pPr>
       <w:r>
-        <w:t>Nothing is ever edited or deleted</w:t>
+        <w:t>Nothing is ever rubbed out</w:t>
       </w:r>
     </w:p>
     <w:p>
       <w:r>
-        <w:t>A mistake is fixed by adding a correcting entry, so the trail shows both the error and the correction. This is what makes the balance defensible.</w:t>
+        <w:t>A mistake is fixed by adding a correcting line, so you can see both the mistake and the correction. That is what makes the balance something you can defend.</w:t>
       </w:r>
     </w:p>
     <w:p>
@@ -6077,7 +5944,7 @@
         <w:t>Print statement</w:t>
       </w:r>
       <w:r>
-        <w:t xml:space="preserve"> gives the customer a printed record. Every statement printed is logged, which settles most arguments before they start.</w:t>
+        <w:t xml:space="preserve"> gives the customer a printed record of everything. Every statement you print is logged, which settles most arguments before they start.</w:t>
       </w:r>
     </w:p>
     <w:p>
@@ -6085,12 +5952,17 @@
         <w:pStyle w:val="Heading3"/>
       </w:pPr>
       <w:r>
-        <w:t>Money owed by age</w:t>
+        <w:t>Who owes you, by age</w:t>
       </w:r>
     </w:p>
     <w:p>
       <w:r>
-        <w:t>The owner's collection screen. Everyone who owes you money, sorted by how long it has been owed: under 30 days, 31–60, 61–90, over 90. The over-90 rows are coloured — that is where losses actually live.</w:t>
+        <w:t>Everyone who owes you money, sorted by how long it has been owed: under 30 days, 31 to 60, 61 to 90, and over 90. The over-90 rows are coloured.</w:t>
+      </w:r>
+    </w:p>
+    <w:p>
+      <w:r>
+        <w:t>That last group is where money is actually lost.</w:t>
       </w:r>
     </w:p>
     <w:p>
@@ -6107,12 +5979,12 @@
         <w:jc w:val="center"/>
       </w:pPr>
       <w:r>
-        <w:t>PART 12 — REPORTS AND GST</w:t>
+        <w:t>PART 12 — REPORTS</w:t>
       </w:r>
     </w:p>
     <w:p>
       <w:r>
-        <w:t xml:space="preserve">Main menu → </w:t>
+        <w:t xml:space="preserve">Click </w:t>
       </w:r>
       <w:r>
         <w:rPr>
@@ -6149,7 +6021,7 @@
         <w:t>Item movement</w:t>
       </w:r>
       <w:r>
-        <w:t xml:space="preserve"> — what sold, what did not</w:t>
+        <w:t xml:space="preserve"> — what sold and what did not</w:t>
       </w:r>
     </w:p>
     <w:p>
@@ -6177,7 +6049,7 @@
         <w:t>Stock valuation</w:t>
       </w:r>
       <w:r>
-        <w:t xml:space="preserve"> — what your stock is worth</w:t>
+        <w:t xml:space="preserve"> — what your stock is worth today</w:t>
       </w:r>
     </w:p>
     <w:p>
@@ -6202,7 +6074,7 @@
         <w:rPr>
           <w:b/>
         </w:rPr>
-        <w:t>Tax summary by HSN</w:t>
+        <w:t>Tax summary</w:t>
       </w:r>
       <w:r>
         <w:t xml:space="preserve"> — for your GST return</w:t>
@@ -6216,7 +6088,7 @@
         <w:rPr>
           <w:b/>
         </w:rPr>
-        <w:t>GSTR-1 and GSTR-3B exports</w:t>
+        <w:t>GST exports</w:t>
       </w:r>
       <w:r>
         <w:t xml:space="preserve"> — hand these to your accountant</w:t>
@@ -6238,7 +6110,7 @@
     </w:p>
     <w:p>
       <w:r>
-        <w:t>Your accountant works in Tally. Export from here rather than retyping.</w:t>
+        <w:t>Your accountant works in Tally. Send them these files instead of retyping everything by hand.</w:t>
       </w:r>
     </w:p>
     <w:p>
@@ -6325,7 +6197,7 @@
           <w:p>
             <w:r/>
             <w:r>
-              <w:t xml:space="preserve">Settings → check the printer is chosen → </w:t>
+              <w:t xml:space="preserve">Settings → check a printer is chosen → </w:t>
             </w:r>
             <w:r>
               <w:rPr>
@@ -6361,7 +6233,7 @@
               <w:t>The sale is safe.</w:t>
             </w:r>
             <w:r>
-              <w:t xml:space="preserve"> Fix the printer, then reprint</w:t>
+              <w:t xml:space="preserve"> Fix the printer and print it again</w:t>
             </w:r>
           </w:p>
         </w:tc>
@@ -6374,7 +6246,7 @@
           <w:p>
             <w:r/>
             <w:r>
-              <w:t>Printing is garbled</w:t>
+              <w:t>Printing comes out as nonsense</w:t>
             </w:r>
           </w:p>
         </w:tc>
@@ -6385,7 +6257,7 @@
           <w:p>
             <w:r/>
             <w:r>
-              <w:t>Wrong printer chosen. Pick the TVS RP 3230 in Settings</w:t>
+              <w:t>Wrong printer chosen. Pick the TVS one in Settings</w:t>
             </w:r>
           </w:p>
         </w:tc>
@@ -6398,7 +6270,7 @@
           <w:p>
             <w:r/>
             <w:r>
-              <w:t>Text runs onto two lines</w:t>
+              <w:t>Text spills onto two lines</w:t>
             </w:r>
           </w:p>
         </w:tc>
@@ -6409,7 +6281,7 @@
           <w:p>
             <w:r/>
             <w:r>
-              <w:t>Print a test slip. The digits must fit one line exactly</w:t>
+              <w:t>Print a test slip. The row of numbers must fit one line</w:t>
             </w:r>
           </w:p>
         </w:tc>
@@ -6433,7 +6305,7 @@
           <w:p>
             <w:r/>
             <w:r>
-              <w:t>Scale not connected — see Part 7. Press F4 and type the weight</w:t>
+              <w:t>Scale not connected — Part 7. Press F4 and type the weight</w:t>
             </w:r>
           </w:p>
         </w:tc>
@@ -6446,7 +6318,7 @@
           <w:p>
             <w:r/>
             <w:r>
-              <w:t>Scale gives no reading</w:t>
+              <w:t>Scale shows nothing</w:t>
             </w:r>
           </w:p>
         </w:tc>
@@ -6457,7 +6329,7 @@
           <w:p>
             <w:r/>
             <w:r>
-              <w:t>Wait for it to settle. If nothing, see Part 7</w:t>
+              <w:t>Wait for it to settle. If still nothing, Part 7</w:t>
             </w:r>
           </w:p>
         </w:tc>
@@ -6481,7 +6353,7 @@
           <w:p>
             <w:r/>
             <w:r>
-              <w:t>Under 100 g. Sell it pre-packed instead</w:t>
+              <w:t>Under 100 grams. Sell it as a ready-made packet</w:t>
             </w:r>
           </w:p>
         </w:tc>
@@ -6494,7 +6366,7 @@
           <w:p>
             <w:r/>
             <w:r>
-              <w:t>Stock take is empty</w:t>
+              <w:t>Stock take screen is empty</w:t>
             </w:r>
           </w:p>
         </w:tc>
@@ -6505,7 +6377,7 @@
           <w:p>
             <w:r/>
             <w:r>
-              <w:t>You have no stock recorded. Do Part 9 first</w:t>
+              <w:t>You have not entered any supplier bills yet — Part 9</w:t>
             </w:r>
           </w:p>
         </w:tc>
@@ -6518,7 +6390,7 @@
           <w:p>
             <w:r/>
             <w:r>
-              <w:t>Item not in the purchase drop-down</w:t>
+              <w:t>An item is missing from the purchase list</w:t>
             </w:r>
           </w:p>
         </w:tc>
@@ -6553,7 +6425,7 @@
           <w:p>
             <w:r/>
             <w:r>
-              <w:t>That bill is already entered. Check before entering again</w:t>
+              <w:t>That bill is already entered. Check before entering it again</w:t>
             </w:r>
           </w:p>
         </w:tc>
@@ -6566,7 +6438,7 @@
           <w:p>
             <w:r/>
             <w:r>
-              <w:t>Cannot save a selling price</w:t>
+              <w:t>It will not save a selling price</w:t>
             </w:r>
           </w:p>
         </w:tc>
@@ -6577,7 +6449,7 @@
           <w:p>
             <w:r/>
             <w:r>
-              <w:t>It is above the MRP. That is not allowed</w:t>
+              <w:t>It is higher than the MRP. That is not allowed</w:t>
             </w:r>
           </w:p>
         </w:tc>
@@ -6614,7 +6486,7 @@
           <w:p>
             <w:r/>
             <w:r>
-              <w:t>Cashier cannot cancel a bill</w:t>
+              <w:t>Staff cannot cancel a bill</w:t>
             </w:r>
           </w:p>
         </w:tc>
@@ -6625,7 +6497,7 @@
           <w:p>
             <w:r/>
             <w:r>
-              <w:t>Correct. A manager or owner PIN is needed</w:t>
+              <w:t>That is correct. A manager or owner has to type their PIN</w:t>
             </w:r>
           </w:p>
         </w:tc>
@@ -6638,7 +6510,7 @@
           <w:p>
             <w:r/>
             <w:r>
-              <w:t>Forgotten PIN</w:t>
+              <w:t>Someone forgot their PIN</w:t>
             </w:r>
           </w:p>
         </w:tc>
@@ -6654,30 +6526,6 @@
           </w:p>
         </w:tc>
       </w:tr>
-      <w:tr>
-        <w:tc>
-          <w:tcPr>
-            <w:tcW w:type="dxa" w:w="4320"/>
-          </w:tcPr>
-          <w:p>
-            <w:r/>
-            <w:r>
-              <w:t>Software will not start</w:t>
-            </w:r>
-          </w:p>
-        </w:tc>
-        <w:tc>
-          <w:tcPr>
-            <w:tcW w:type="dxa" w:w="4320"/>
-          </w:tcPr>
-          <w:p>
-            <w:r/>
-            <w:r>
-              <w:t>Check Windows has .NET Framework 4.8 installed</w:t>
-            </w:r>
-          </w:p>
-        </w:tc>
-      </w:tr>
     </w:tbl>
     <w:p/>
     <w:p>
@@ -6685,19 +6533,12 @@
         <w:pStyle w:val="Heading3"/>
       </w:pPr>
       <w:r>
-        <w:t>Your data is safe</w:t>
+        <w:t>Your information is safe</w:t>
       </w:r>
     </w:p>
     <w:p>
       <w:r>
-        <w:t xml:space="preserve">Everything is stored on this computer at: </w:t>
-      </w:r>
-      <w:r>
-        <w:rPr>
-          <w:rFonts w:ascii="Consolas" w:hAnsi="Consolas"/>
-          <w:sz w:val="20"/>
-        </w:rPr>
-        <w:t>C:\Users\&lt;your user&gt;\AppData\Local\GroceryPos\grocery.sqlite</w:t>
+        <w:t>Everything is kept on this computer, not on the internet.</w:t>
       </w:r>
     </w:p>
     <w:p>
@@ -6711,10 +6552,10 @@
         <w:rPr>
           <w:b/>
         </w:rPr>
-        <w:t>never needs the internet</w:t>
-      </w:r>
-      <w:r>
-        <w:t>. It works with the line down.</w:t>
+        <w:t>does not need the internet</w:t>
+      </w:r>
+      <w:r>
+        <w:t>. It works when the line is down.</w:t>
       </w:r>
     </w:p>
     <w:p>
@@ -6722,16 +6563,16 @@
         <w:pStyle w:val="ListBullet"/>
       </w:pPr>
       <w:r>
-        <w:t xml:space="preserve">Updating the program does </w:t>
+        <w:t xml:space="preserve">Updating the software </w:t>
       </w:r>
       <w:r>
         <w:rPr>
           <w:b/>
         </w:rPr>
-        <w:t>not</w:t>
-      </w:r>
-      <w:r>
-        <w:t xml:space="preserve"> touch your data.</w:t>
+        <w:t>does not touch your information</w:t>
+      </w:r>
+      <w:r>
+        <w:t>.</w:t>
       </w:r>
     </w:p>
     <w:p>
@@ -6742,15 +6583,17 @@
         <w:rPr>
           <w:b/>
         </w:rPr>
-        <w:t>Copy that file to a pen drive every week.</w:t>
-      </w:r>
-      <w:r>
-        <w:t xml:space="preserve"> It is your entire business —</w:t>
+        <w:t>Copy it to a pen drive every week.</w:t>
       </w:r>
     </w:p>
     <w:p>
       <w:r>
-        <w:t>every bill, every customer, every rupee owed to you. If the hard disk dies without a copy, it is all gone.</w:t>
+        <w:t>That last one matters more than anything else in this book. That file is your whole business — every bill, every customer, every rupee owed to you. If the computer's disk dies and you have no copy, it is all gone.</w:t>
+      </w:r>
+    </w:p>
+    <w:p>
+      <w:r>
+        <w:t>Ask whoever set the machine up to show you which file to copy, and to write it on the inside cover of this book.</w:t>
       </w:r>
     </w:p>
     <w:p>
@@ -6763,7 +6606,7 @@
     </w:p>
     <w:p>
       <w:r>
-        <w:t>These are not faults. They are there on purpose.</w:t>
+        <w:t>These are not faults. They are deliberate.</w:t>
       </w:r>
     </w:p>
     <w:p>
@@ -6771,7 +6614,7 @@
         <w:pStyle w:val="ListBullet"/>
       </w:pPr>
       <w:r>
-        <w:t>Delete a bill — cancel it instead, so the number series stays unbroken</w:t>
+        <w:t>Delete a bill — you cancel it instead, so the numbers stay unbroken</w:t>
       </w:r>
     </w:p>
     <w:p>
@@ -6779,7 +6622,7 @@
         <w:pStyle w:val="ListBullet"/>
       </w:pPr>
       <w:r>
-        <w:t>Edit or delete a khata entry — add a correcting entry instead</w:t>
+        <w:t>Rub out a khata entry — you add a correcting line instead</w:t>
       </w:r>
     </w:p>
     <w:p>
@@ -6787,7 +6630,7 @@
         <w:pStyle w:val="ListBullet"/>
       </w:pPr>
       <w:r>
-        <w:t>Change stock without a reason being recorded</w:t>
+        <w:t>Change stock without giving a reason</w:t>
       </w:r>
     </w:p>
     <w:p>
@@ -6795,7 +6638,7 @@
         <w:pStyle w:val="ListBullet"/>
       </w:pPr>
       <w:r>
-        <w:t>Sell above MRP</w:t>
+        <w:t>Sell above the MRP</w:t>
       </w:r>
     </w:p>
     <w:p>
@@ -6803,7 +6646,7 @@
         <w:pStyle w:val="ListBullet"/>
       </w:pPr>
       <w:r>
-        <w:t>Change a shift after it is closed</w:t>
+        <w:t>Change a day after you have closed it</w:t>
       </w:r>
     </w:p>
     <w:p>
@@ -6811,7 +6654,12 @@
         <w:pStyle w:val="ListBullet"/>
       </w:pPr>
       <w:r>
-        <w:t>Sell counter-weighed goods under 100 g</w:t>
+        <w:t>Weigh and sell less than 100 grams</w:t>
+      </w:r>
+    </w:p>
+    <w:p>
+      <w:r>
+        <w:t>Every one of these exists to protect you — either from an argument with a customer, or from a question from the GST office.</w:t>
       </w:r>
     </w:p>
     <w:p>
@@ -6824,7 +6672,7 @@
     </w:p>
     <w:p>
       <w:r>
-        <w:t>*Guide written for AKIL STORE. Keep it by the counter.*</w:t>
+        <w:t>*Written for AKIL STORE. Keep it by the counter.*</w:t>
       </w:r>
     </w:p>
     <w:sectPr>

--- a/USER_GUIDE.docx
+++ b/USER_GUIDE.docx
@@ -228,7 +228,7 @@
           <w:p>
             <w:r/>
             <w:r>
-              <w:t>Taking money, khata, holding a bill</w:t>
+              <w:t>Taking money, credit (kadan), holding a bill</w:t>
             </w:r>
           </w:p>
         </w:tc>
@@ -473,7 +473,7 @@
           <w:p>
             <w:r/>
             <w:r>
-              <w:t>Khata — money customers owe you</w:t>
+              <w:t>Credit (kadan) — money customers owe you</w:t>
             </w:r>
           </w:p>
         </w:tc>
@@ -1202,7 +1202,7 @@
         <w:t>Customers and credit</w:t>
       </w:r>
       <w:r>
-        <w:t xml:space="preserve"> — khata, who owes you, old balances</w:t>
+        <w:t xml:space="preserve"> — credit (kadan), who owes you, old balances</w:t>
       </w:r>
     </w:p>
     <w:p>
@@ -2193,7 +2193,7 @@
         <w:jc w:val="center"/>
       </w:pPr>
       <w:r>
-        <w:t>PART 4 — TAKING MONEY, KHATA AND HELD BILLS</w:t>
+        <w:t>PART 4 — TAKING MONEY, CREDIT (KADAN) AND HELD BILLS</w:t>
       </w:r>
     </w:p>
     <w:p>
@@ -2358,7 +2358,7 @@
               <w:rPr>
                 <w:b/>
               </w:rPr>
-              <w:t>Khata</w:t>
+              <w:t>Credit (kadan)</w:t>
             </w:r>
           </w:p>
         </w:tc>
@@ -2381,10 +2381,10 @@
         <w:rPr>
           <w:b/>
         </w:rPr>
-        <w:t>Part cash, part khata</w:t>
-      </w:r>
-      <w:r>
-        <w:t xml:space="preserve"> is normal — they pay Rs. 500 now and put Rs. 270 on the account. Enter both. Only the khata part goes on their account.</w:t>
+        <w:t>Part cash, part credit</w:t>
+      </w:r>
+      <w:r>
+        <w:t xml:space="preserve"> is normal — they pay Rs. 500 now and put Rs. 270 on the account. Enter both. Only the credit part goes on their account.</w:t>
       </w:r>
     </w:p>
     <w:p>
@@ -2442,7 +2442,7 @@
         <w:pStyle w:val="Heading3"/>
       </w:pPr>
       <w:r>
-        <w:t>Selling on khata</w:t>
+        <w:t>Selling on credit (kadan)</w:t>
       </w:r>
     </w:p>
     <w:p>
@@ -2490,7 +2490,7 @@
         <w:rPr>
           <w:b/>
         </w:rPr>
-        <w:t>Khata</w:t>
+        <w:t>Credit (kadan)</w:t>
       </w:r>
       <w:r>
         <w:t>, save.</w:t>
@@ -2594,7 +2594,7 @@
     </w:p>
     <w:p>
       <w:r>
-        <w:t xml:space="preserve">Cancelling puts the stock back, undoes any khata entry, and </w:t>
+        <w:t xml:space="preserve">Cancelling puts the stock back, undoes any credit entry, and </w:t>
       </w:r>
       <w:r>
         <w:rPr>
@@ -2737,7 +2737,7 @@
         <w:pStyle w:val="ListNumber"/>
       </w:pPr>
       <w:r>
-        <w:t>It also shows the UPI, card and khata totals so you can check them against</w:t>
+        <w:t>It also shows the UPI, card and credit totals so you can check them against</w:t>
       </w:r>
     </w:p>
     <w:p>
@@ -3249,7 +3249,7 @@
     </w:p>
     <w:p>
       <w:r>
-        <w:t>The drawer opens by itself on a cash sale, on cash paid against khata, and at day close. It never opens for UPI or card.</w:t>
+        <w:t>The drawer opens by itself on a cash sale, on cash paid against credit, and at day close. It never opens for UPI or card.</w:t>
       </w:r>
     </w:p>
     <w:p>
@@ -5809,12 +5809,12 @@
         <w:jc w:val="center"/>
       </w:pPr>
       <w:r>
-        <w:t>PART 11 — KHATA</w:t>
+        <w:t>PART 11 — CREDIT (KADAN)</w:t>
       </w:r>
     </w:p>
     <w:p>
       <w:r>
-        <w:t>This replaces the khata notebook. It holds money owed to you by name, so every figure has to stand up when a customer argues at the counter.</w:t>
+        <w:t>This replaces the kadan notebook. It holds money owed to you by name, so every figure has to stand up when a customer argues at the counter.</w:t>
       </w:r>
     </w:p>
     <w:p>
@@ -5830,7 +5830,7 @@
         <w:rPr>
           <w:b/>
         </w:rPr>
-        <w:t>Customer khata</w:t>
+        <w:t>Customer credit (kadan)</w:t>
       </w:r>
       <w:r>
         <w:t xml:space="preserve"> → </w:t>
@@ -6622,7 +6622,7 @@
         <w:pStyle w:val="ListBullet"/>
       </w:pPr>
       <w:r>
-        <w:t>Rub out a khata entry — you add a correcting line instead</w:t>
+        <w:t>Rub out a credit entry — you add a correcting line instead</w:t>
       </w:r>
     </w:p>
     <w:p>
